--- a/analysis/output/manuscript/Table3.docx
+++ b/analysis/output/manuscript/Table3.docx
@@ -17,9 +17,9 @@
         <w:tblLook w:firstRow="1" w:lastRow="0" w:firstColumn="0" w:lastColumn="0" w:noHBand="0" w:noVBand="1"/>
       </w:tblPr>
       <w:tblGrid>
-        <w:gridCol w:w="3288"/>
-        <w:gridCol w:w="3288"/>
-        <w:gridCol w:w="3288"/>
+        <w:gridCol w:w="3888"/>
+        <w:gridCol w:w="2988"/>
+        <w:gridCol w:w="2988"/>
       </w:tblGrid>
       <w:tr>
         <w:trPr>
@@ -1898,7 +1898,7 @@
                 <w:szCs w:val="18"/>
                 <w:color w:val="000000"/>
               </w:rPr>
-              <w:t xml:space="preserve">—</w:t>
+              <w:t xml:space="preserve">Not available</w:t>
             </w:r>
           </w:p>
         </w:tc>
@@ -2582,7 +2582,7 @@
                 <w:szCs w:val="18"/>
                 <w:color w:val="000000"/>
               </w:rPr>
-              <w:t xml:space="preserve">—</w:t>
+              <w:t xml:space="preserve">Not available</w:t>
             </w:r>
           </w:p>
         </w:tc>
@@ -3345,60 +3345,56 @@
     <w:name w:val="Normal"/>
     <w:qFormat/>
   </w:style>
-  <w:style w:type="paragraph" w:styleId="Titre1">
+  <w:style xmlns:w="http://schemas.openxmlformats.org/wordprocessingml/2006/main" w:type="paragraph" w:customStyle="1" w:styleId="Titre1">
     <w:name w:val="heading 1"/>
     <w:basedOn w:val="Normal"/>
-    <w:next w:val="Normal"/>
-    <w:link w:val="Titre1Car"/>
-    <w:uiPriority w:val="9"/>
-    <w:qFormat/>
-    <w:rsid w:val="00362E65"/>
     <w:pPr>
+      <w:jc w:val="left"/>
       <w:keepNext/>
-      <w:keepLines/>
-      <w:numPr>
-        <w:numId w:val="3"/>
-      </w:numPr>
       <w:pBdr>
-        <w:bottom w:val="single" w:sz="4" w:space="1" w:color="auto"/>
+        <w:bottom w:val="none" w:sz="0" w:space="0" w:color="000000"/>
+        <w:top w:val="none" w:sz="0" w:space="0" w:color="000000"/>
+        <w:left w:val="none" w:sz="0" w:space="0" w:color="000000"/>
+        <w:right w:val="none" w:sz="0" w:space="0" w:color="000000"/>
       </w:pBdr>
-      <w:spacing w:before="480"/>
-      <w:outlineLvl w:val="0"/>
+      <w:spacing w:after="120" w:before="160" w:line="240"/>
+      <w:ind w:left="0" w:right="0" w:firstLine="0" w:firstLineChars="0"/>
     </w:pPr>
     <w:rPr>
-      <w:rFonts w:asciiTheme="majorHAnsi" w:eastAsiaTheme="majorEastAsia" w:hAnsiTheme="majorHAnsi" w:cstheme="majorBidi"/>
-      <w:b/>
-      <w:bCs/>
-      <w:sz w:val="32"/>
-      <w:szCs w:val="32"/>
+      <w:rFonts w:ascii="Arial" w:hAnsi="Arial" w:eastAsia="Arial" w:cs="Arial"/>
+      <w:i w:val="false"/>
+      <w:b w:val="true"/>
+      <w:u w:val="none"/>
+      <w:strike w:val="false"/>
+      <w:sz w:val="24"/>
+      <w:szCs w:val="24"/>
+      <w:color w:val="000000"/>
     </w:rPr>
   </w:style>
-  <w:style w:type="paragraph" w:styleId="Titre2">
+  <w:style xmlns:w="http://schemas.openxmlformats.org/wordprocessingml/2006/main" w:type="paragraph" w:customStyle="1" w:styleId="Titre2">
     <w:name w:val="heading 2"/>
     <w:basedOn w:val="Normal"/>
-    <w:next w:val="Normal"/>
-    <w:link w:val="Titre2Car"/>
-    <w:uiPriority w:val="9"/>
-    <w:semiHidden/>
-    <w:unhideWhenUsed/>
-    <w:qFormat/>
-    <w:rsid w:val="00362E65"/>
     <w:pPr>
+      <w:jc w:val="left"/>
       <w:keepNext/>
-      <w:keepLines/>
-      <w:numPr>
-        <w:ilvl w:val="1"/>
-        <w:numId w:val="3"/>
-      </w:numPr>
-      <w:spacing w:before="200"/>
-      <w:outlineLvl w:val="1"/>
+      <w:pBdr>
+        <w:bottom w:val="none" w:sz="0" w:space="0" w:color="000000"/>
+        <w:top w:val="none" w:sz="0" w:space="0" w:color="000000"/>
+        <w:left w:val="none" w:sz="0" w:space="0" w:color="000000"/>
+        <w:right w:val="none" w:sz="0" w:space="0" w:color="000000"/>
+      </w:pBdr>
+      <w:spacing w:after="80" w:before="120" w:line="240"/>
+      <w:ind w:left="0" w:right="0" w:firstLine="0" w:firstLineChars="0"/>
     </w:pPr>
     <w:rPr>
-      <w:rFonts w:asciiTheme="majorHAnsi" w:eastAsiaTheme="majorEastAsia" w:hAnsiTheme="majorHAnsi" w:cstheme="majorBidi"/>
-      <w:b/>
-      <w:bCs/>
-      <w:sz w:val="26"/>
-      <w:szCs w:val="26"/>
+      <w:rFonts w:ascii="Arial" w:hAnsi="Arial" w:eastAsia="Arial" w:cs="Arial"/>
+      <w:i w:val="false"/>
+      <w:b w:val="true"/>
+      <w:u w:val="none"/>
+      <w:strike w:val="false"/>
+      <w:sz w:val="20"/>
+      <w:szCs w:val="20"/>
+      <w:color w:val="000000"/>
     </w:rPr>
   </w:style>
   <w:style w:type="paragraph" w:styleId="Titre3">
@@ -3759,6 +3755,31 @@
     <w:next w:val="Normal"/>
     <w:rsid w:val="00901463"/>
   </w:style>
+  <w:style xmlns:w="http://schemas.openxmlformats.org/wordprocessingml/2006/main" w:type="paragraph" w:customStyle="1" w:styleId="ManuscriptBody">
+    <w:name w:val="Manuscript body"/>
+    <w:basedOn w:val="Normal"/>
+    <w:pPr>
+      <w:jc w:val="left"/>
+      <w:pBdr>
+        <w:bottom w:val="none" w:sz="0" w:space="0" w:color="000000"/>
+        <w:top w:val="none" w:sz="0" w:space="0" w:color="000000"/>
+        <w:left w:val="none" w:sz="0" w:space="0" w:color="000000"/>
+        <w:right w:val="none" w:sz="0" w:space="0" w:color="000000"/>
+      </w:pBdr>
+      <w:spacing w:after="0" w:before="0" w:line="240"/>
+      <w:ind w:left="0" w:right="0" w:firstLine="0" w:firstLineChars="0"/>
+    </w:pPr>
+    <w:rPr>
+      <w:rFonts w:ascii="Arial" w:hAnsi="Arial" w:eastAsia="Arial" w:cs="Arial"/>
+      <w:i w:val="false"/>
+      <w:b w:val="false"/>
+      <w:u w:val="none"/>
+      <w:strike w:val="false"/>
+      <w:sz w:val="20"/>
+      <w:szCs w:val="20"/>
+      <w:color w:val="000000"/>
+    </w:rPr>
+  </w:style>
 </w:styles>
 </file>
 

--- a/analysis/output/manuscript/Table3.docx
+++ b/analysis/output/manuscript/Table3.docx
@@ -48,6 +48,7 @@
             <w:pPr>
               <w:pStyle w:val="Normal"/>
               <w:jc w:val="left"/>
+              <w:keepNext/>
               <w:pBdr>
                 <w:bottom w:val="none" w:sz="0" w:space="0" w:color="000000"/>
                 <w:top w:val="none" w:sz="0" w:space="0" w:color="000000"/>
@@ -103,6 +104,7 @@
             <w:pPr>
               <w:pStyle w:val="Normal"/>
               <w:jc w:val="left"/>
+              <w:keepNext/>
               <w:pBdr>
                 <w:bottom w:val="none" w:sz="0" w:space="0" w:color="000000"/>
                 <w:top w:val="none" w:sz="0" w:space="0" w:color="000000"/>
@@ -158,6 +160,7 @@
             <w:pPr>
               <w:pStyle w:val="Normal"/>
               <w:jc w:val="left"/>
+              <w:keepNext/>
               <w:pBdr>
                 <w:bottom w:val="none" w:sz="0" w:space="0" w:color="000000"/>
                 <w:top w:val="none" w:sz="0" w:space="0" w:color="000000"/>
@@ -2442,6 +2445,7 @@
             <w:pPr>
               <w:pStyle w:val="Normal"/>
               <w:jc w:val="left"/>
+              <w:keepNext/>
               <w:pBdr>
                 <w:bottom w:val="none" w:sz="0" w:space="0" w:color="000000"/>
                 <w:top w:val="none" w:sz="0" w:space="0" w:color="000000"/>
@@ -2497,6 +2501,7 @@
             <w:pPr>
               <w:pStyle w:val="Normal"/>
               <w:jc w:val="left"/>
+              <w:keepNext/>
               <w:pBdr>
                 <w:bottom w:val="none" w:sz="0" w:space="0" w:color="000000"/>
                 <w:top w:val="none" w:sz="0" w:space="0" w:color="000000"/>
@@ -2552,6 +2557,7 @@
             <w:pPr>
               <w:pStyle w:val="Normal"/>
               <w:jc w:val="left"/>
+              <w:keepNext/>
               <w:pBdr>
                 <w:bottom w:val="none" w:sz="0" w:space="0" w:color="000000"/>
                 <w:top w:val="none" w:sz="0" w:space="0" w:color="000000"/>

--- a/analysis/output/manuscript/Table3.docx
+++ b/analysis/output/manuscript/Table3.docx
@@ -7,7 +7,7 @@
         <w:pStyle w:val="Titre1"/>
       </w:pPr>
       <w:r>
-        <w:t xml:space="preserve">Table 3. RoB 2 rule consistency and audit (95% CI)</w:t>
+        <w:t xml:space="preserve">Table 3. RoB 2 rule consistency and audit</w:t>
       </w:r>
     </w:p>
     <w:tbl xmlns:a="http://schemas.openxmlformats.org/drawingml/2006/main" xmlns:pic="http://schemas.openxmlformats.org/drawingml/2006/picture">
@@ -17,9 +17,10 @@
         <w:tblLook w:firstRow="1" w:lastRow="0" w:firstColumn="0" w:lastColumn="0" w:noHBand="0" w:noVBand="1"/>
       </w:tblPr>
       <w:tblGrid>
-        <w:gridCol w:w="3888"/>
-        <w:gridCol w:w="2988"/>
-        <w:gridCol w:w="2988"/>
+        <w:gridCol w:w="4176"/>
+        <w:gridCol w:w="1944"/>
+        <w:gridCol w:w="1944"/>
+        <w:gridCol w:w="1800"/>
       </w:tblGrid>
       <w:tr>
         <w:trPr>
@@ -195,6 +196,62 @@
             </w:r>
           </w:p>
         </w:tc>
+        <w:tc>
+          <w:tcPr>
+            <w:tcBorders>
+              <w:bottom w:val="single" w:sz="5" w:space="0" w:color="000000"/>
+              <w:top w:val="single" w:sz="8" w:space="0" w:color="000000"/>
+              <w:left w:val="none" w:sz="0" w:space="0" w:color="000000"/>
+              <w:right w:val="none" w:sz="0" w:space="0" w:color="000000"/>
+            </w:tcBorders>
+            <w:shd w:val="clear" w:color="auto" w:fill="FFFFFF"/>
+            <w:tcMar>
+              <w:top w:w="0" w:type="dxa"/>
+              <w:bottom w:w="0" w:type="dxa"/>
+              <w:left w:w="0" w:type="dxa"/>
+              <w:right w:w="0" w:type="dxa"/>
+            </w:tcMar>
+            <w:vAlign w:val="top"/>
+          </w:tcPr>
+          <w:p>
+            <w:pPr>
+              <w:pStyle w:val="Normal"/>
+              <w:jc w:val="left"/>
+              <w:keepNext/>
+              <w:pBdr>
+                <w:bottom w:val="none" w:sz="0" w:space="0" w:color="000000"/>
+                <w:top w:val="none" w:sz="0" w:space="0" w:color="000000"/>
+                <w:left w:val="none" w:sz="0" w:space="0" w:color="000000"/>
+                <w:right w:val="none" w:sz="0" w:space="0" w:color="000000"/>
+              </w:pBdr>
+              <w:spacing w:after="60" w:before="60" w:line="240"/>
+              <w:ind w:left="60" w:right="60" w:firstLine="0" w:firstLineChars="0"/>
+              <w:rPr>
+                <w:rFonts w:ascii="Arial" w:hAnsi="Arial" w:eastAsia="Arial" w:cs="Arial"/>
+                <w:i w:val="false"/>
+                <w:b w:val="true"/>
+                <w:u w:val="none"/>
+                <w:strike w:val="false"/>
+                <w:sz w:val="18"/>
+                <w:szCs w:val="18"/>
+                <w:color w:val="000000"/>
+              </w:rPr>
+            </w:pPr>
+            <w:r>
+              <w:rPr>
+                <w:rFonts w:ascii="Arial" w:hAnsi="Arial" w:eastAsia="Arial" w:cs="Arial"/>
+                <w:i w:val="false"/>
+                <w:b w:val="true"/>
+                <w:u w:val="none"/>
+                <w:strike w:val="false"/>
+                <w:sz w:val="18"/>
+                <w:szCs w:val="18"/>
+                <w:color w:val="000000"/>
+              </w:rPr>
+              <w:t xml:space="preserve">Unassisted 95% CI (%)</w:t>
+            </w:r>
+          </w:p>
+        </w:tc>
       </w:tr>
       <w:tr>
         <w:trPr>
@@ -203,6 +260,7 @@
         </w:trPr>
         <w:tc>
           <w:tcPr>
+            <w:gridSpan w:val="4"/>
             <w:tcBorders>
               <w:bottom w:val="none" w:sz="0" w:space="0" w:color="000000"/>
               <w:top w:val="single" w:sz="5" w:space="0" w:color="000000"/>
@@ -233,136 +291,26 @@
               <w:rPr>
                 <w:rFonts w:ascii="Arial" w:hAnsi="Arial" w:eastAsia="Arial" w:cs="Arial"/>
                 <w:i w:val="false"/>
-                <w:b w:val="false"/>
-                <w:u w:val="none"/>
-                <w:strike w:val="false"/>
-                <w:sz w:val="18"/>
-                <w:szCs w:val="18"/>
-                <w:color w:val="000000"/>
-              </w:rPr>
-            </w:pPr>
-            <w:r>
-              <w:rPr>
-                <w:rFonts w:ascii="Arial" w:hAnsi="Arial" w:eastAsia="Arial" w:cs="Arial"/>
-                <w:i w:val="false"/>
-                <w:b w:val="false"/>
-                <w:u w:val="none"/>
-                <w:strike w:val="false"/>
-                <w:sz w:val="18"/>
-                <w:szCs w:val="18"/>
-                <w:color w:val="000000"/>
-              </w:rPr>
-              <w:t xml:space="preserve">D1-D5: Consistent</w:t>
-            </w:r>
-          </w:p>
-        </w:tc>
-        <w:tc>
-          <w:tcPr>
-            <w:tcBorders>
-              <w:bottom w:val="none" w:sz="0" w:space="0" w:color="000000"/>
-              <w:top w:val="single" w:sz="5" w:space="0" w:color="000000"/>
-              <w:left w:val="none" w:sz="0" w:space="0" w:color="000000"/>
-              <w:right w:val="none" w:sz="0" w:space="0" w:color="000000"/>
-            </w:tcBorders>
-            <w:shd w:val="clear" w:color="auto" w:fill="FFFFFF"/>
-            <w:tcMar>
-              <w:top w:w="0" w:type="dxa"/>
-              <w:bottom w:w="0" w:type="dxa"/>
-              <w:left w:w="0" w:type="dxa"/>
-              <w:right w:w="0" w:type="dxa"/>
-            </w:tcMar>
-            <w:vAlign w:val="top"/>
-          </w:tcPr>
-          <w:p>
-            <w:pPr>
-              <w:pStyle w:val="Normal"/>
-              <w:jc w:val="left"/>
-              <w:pBdr>
-                <w:bottom w:val="none" w:sz="0" w:space="0" w:color="000000"/>
-                <w:top w:val="none" w:sz="0" w:space="0" w:color="000000"/>
-                <w:left w:val="none" w:sz="0" w:space="0" w:color="000000"/>
-                <w:right w:val="none" w:sz="0" w:space="0" w:color="000000"/>
-              </w:pBdr>
-              <w:spacing w:after="60" w:before="60" w:line="240"/>
-              <w:ind w:left="60" w:right="60" w:firstLine="0" w:firstLineChars="0"/>
-              <w:rPr>
-                <w:rFonts w:ascii="Arial" w:hAnsi="Arial" w:eastAsia="Arial" w:cs="Arial"/>
-                <w:i w:val="false"/>
-                <w:b w:val="false"/>
-                <w:u w:val="none"/>
-                <w:strike w:val="false"/>
-                <w:sz w:val="18"/>
-                <w:szCs w:val="18"/>
-                <w:color w:val="000000"/>
-              </w:rPr>
-            </w:pPr>
-            <w:r>
-              <w:rPr>
-                <w:rFonts w:ascii="Arial" w:hAnsi="Arial" w:eastAsia="Arial" w:cs="Arial"/>
-                <w:i w:val="false"/>
-                <w:b w:val="false"/>
-                <w:u w:val="none"/>
-                <w:strike w:val="false"/>
-                <w:sz w:val="18"/>
-                <w:szCs w:val="18"/>
-                <w:color w:val="000000"/>
-              </w:rPr>
-              <w:t xml:space="preserve">510/510 (100.0%) (1.00–1.00)</w:t>
-            </w:r>
-          </w:p>
-        </w:tc>
-        <w:tc>
-          <w:tcPr>
-            <w:tcBorders>
-              <w:bottom w:val="none" w:sz="0" w:space="0" w:color="000000"/>
-              <w:top w:val="single" w:sz="5" w:space="0" w:color="000000"/>
-              <w:left w:val="none" w:sz="0" w:space="0" w:color="000000"/>
-              <w:right w:val="none" w:sz="0" w:space="0" w:color="000000"/>
-            </w:tcBorders>
-            <w:shd w:val="clear" w:color="auto" w:fill="FFFFFF"/>
-            <w:tcMar>
-              <w:top w:w="0" w:type="dxa"/>
-              <w:bottom w:w="0" w:type="dxa"/>
-              <w:left w:w="0" w:type="dxa"/>
-              <w:right w:w="0" w:type="dxa"/>
-            </w:tcMar>
-            <w:vAlign w:val="top"/>
-          </w:tcPr>
-          <w:p>
-            <w:pPr>
-              <w:pStyle w:val="Normal"/>
-              <w:jc w:val="left"/>
-              <w:pBdr>
-                <w:bottom w:val="none" w:sz="0" w:space="0" w:color="000000"/>
-                <w:top w:val="none" w:sz="0" w:space="0" w:color="000000"/>
-                <w:left w:val="none" w:sz="0" w:space="0" w:color="000000"/>
-                <w:right w:val="none" w:sz="0" w:space="0" w:color="000000"/>
-              </w:pBdr>
-              <w:spacing w:after="60" w:before="60" w:line="240"/>
-              <w:ind w:left="60" w:right="60" w:firstLine="0" w:firstLineChars="0"/>
-              <w:rPr>
-                <w:rFonts w:ascii="Arial" w:hAnsi="Arial" w:eastAsia="Arial" w:cs="Arial"/>
-                <w:i w:val="false"/>
-                <w:b w:val="false"/>
-                <w:u w:val="none"/>
-                <w:strike w:val="false"/>
-                <w:sz w:val="18"/>
-                <w:szCs w:val="18"/>
-                <w:color w:val="000000"/>
-              </w:rPr>
-            </w:pPr>
-            <w:r>
-              <w:rPr>
-                <w:rFonts w:ascii="Arial" w:hAnsi="Arial" w:eastAsia="Arial" w:cs="Arial"/>
-                <w:i w:val="false"/>
-                <w:b w:val="false"/>
-                <w:u w:val="none"/>
-                <w:strike w:val="false"/>
-                <w:sz w:val="18"/>
-                <w:szCs w:val="18"/>
-                <w:color w:val="000000"/>
-              </w:rPr>
-              <w:t xml:space="preserve">444/509 (87.2%) (0.84–0.90)</w:t>
+                <w:b w:val="true"/>
+                <w:u w:val="none"/>
+                <w:strike w:val="false"/>
+                <w:sz w:val="18"/>
+                <w:szCs w:val="18"/>
+                <w:color w:val="000000"/>
+              </w:rPr>
+            </w:pPr>
+            <w:r>
+              <w:rPr>
+                <w:rFonts w:ascii="Arial" w:hAnsi="Arial" w:eastAsia="Arial" w:cs="Arial"/>
+                <w:i w:val="false"/>
+                <w:b w:val="true"/>
+                <w:u w:val="none"/>
+                <w:strike w:val="false"/>
+                <w:sz w:val="18"/>
+                <w:szCs w:val="18"/>
+                <w:color w:val="000000"/>
+              </w:rPr>
+              <w:t xml:space="preserve">Domain judgements (D1–D5)</w:t>
             </w:r>
           </w:p>
         </w:tc>
@@ -423,117 +371,172 @@
                 <w:szCs w:val="18"/>
                 <w:color w:val="000000"/>
               </w:rPr>
-              <w:t xml:space="preserve">D1-D5: Violation</w:t>
-            </w:r>
-          </w:p>
-        </w:tc>
-        <w:tc>
-          <w:tcPr>
-            <w:tcBorders>
-              <w:bottom w:val="none" w:sz="0" w:space="0" w:color="000000"/>
-              <w:top w:val="none" w:sz="0" w:space="0" w:color="000000"/>
-              <w:left w:val="none" w:sz="0" w:space="0" w:color="000000"/>
-              <w:right w:val="none" w:sz="0" w:space="0" w:color="000000"/>
-            </w:tcBorders>
-            <w:shd w:val="clear" w:color="auto" w:fill="FFFFFF"/>
-            <w:tcMar>
-              <w:top w:w="0" w:type="dxa"/>
-              <w:bottom w:w="0" w:type="dxa"/>
-              <w:left w:w="0" w:type="dxa"/>
-              <w:right w:w="0" w:type="dxa"/>
-            </w:tcMar>
-            <w:vAlign w:val="top"/>
-          </w:tcPr>
-          <w:p>
-            <w:pPr>
-              <w:pStyle w:val="Normal"/>
-              <w:jc w:val="left"/>
-              <w:pBdr>
-                <w:bottom w:val="none" w:sz="0" w:space="0" w:color="000000"/>
-                <w:top w:val="none" w:sz="0" w:space="0" w:color="000000"/>
-                <w:left w:val="none" w:sz="0" w:space="0" w:color="000000"/>
-                <w:right w:val="none" w:sz="0" w:space="0" w:color="000000"/>
-              </w:pBdr>
-              <w:spacing w:after="60" w:before="60" w:line="240"/>
-              <w:ind w:left="60" w:right="60" w:firstLine="0" w:firstLineChars="0"/>
-              <w:rPr>
-                <w:rFonts w:ascii="Arial" w:hAnsi="Arial" w:eastAsia="Arial" w:cs="Arial"/>
-                <w:i w:val="false"/>
-                <w:b w:val="false"/>
-                <w:u w:val="none"/>
-                <w:strike w:val="false"/>
-                <w:sz w:val="18"/>
-                <w:szCs w:val="18"/>
-                <w:color w:val="000000"/>
-              </w:rPr>
-            </w:pPr>
-            <w:r>
-              <w:rPr>
-                <w:rFonts w:ascii="Arial" w:hAnsi="Arial" w:eastAsia="Arial" w:cs="Arial"/>
-                <w:i w:val="false"/>
-                <w:b w:val="false"/>
-                <w:u w:val="none"/>
-                <w:strike w:val="false"/>
-                <w:sz w:val="18"/>
-                <w:szCs w:val="18"/>
-                <w:color w:val="000000"/>
-              </w:rPr>
-              <w:t xml:space="preserve">0/510 (0.0%) (0.00–0.00)</w:t>
-            </w:r>
-          </w:p>
-        </w:tc>
-        <w:tc>
-          <w:tcPr>
-            <w:tcBorders>
-              <w:bottom w:val="none" w:sz="0" w:space="0" w:color="000000"/>
-              <w:top w:val="none" w:sz="0" w:space="0" w:color="000000"/>
-              <w:left w:val="none" w:sz="0" w:space="0" w:color="000000"/>
-              <w:right w:val="none" w:sz="0" w:space="0" w:color="000000"/>
-            </w:tcBorders>
-            <w:shd w:val="clear" w:color="auto" w:fill="FFFFFF"/>
-            <w:tcMar>
-              <w:top w:w="0" w:type="dxa"/>
-              <w:bottom w:w="0" w:type="dxa"/>
-              <w:left w:w="0" w:type="dxa"/>
-              <w:right w:w="0" w:type="dxa"/>
-            </w:tcMar>
-            <w:vAlign w:val="top"/>
-          </w:tcPr>
-          <w:p>
-            <w:pPr>
-              <w:pStyle w:val="Normal"/>
-              <w:jc w:val="left"/>
-              <w:pBdr>
-                <w:bottom w:val="none" w:sz="0" w:space="0" w:color="000000"/>
-                <w:top w:val="none" w:sz="0" w:space="0" w:color="000000"/>
-                <w:left w:val="none" w:sz="0" w:space="0" w:color="000000"/>
-                <w:right w:val="none" w:sz="0" w:space="0" w:color="000000"/>
-              </w:pBdr>
-              <w:spacing w:after="60" w:before="60" w:line="240"/>
-              <w:ind w:left="60" w:right="60" w:firstLine="0" w:firstLineChars="0"/>
-              <w:rPr>
-                <w:rFonts w:ascii="Arial" w:hAnsi="Arial" w:eastAsia="Arial" w:cs="Arial"/>
-                <w:i w:val="false"/>
-                <w:b w:val="false"/>
-                <w:u w:val="none"/>
-                <w:strike w:val="false"/>
-                <w:sz w:val="18"/>
-                <w:szCs w:val="18"/>
-                <w:color w:val="000000"/>
-              </w:rPr>
-            </w:pPr>
-            <w:r>
-              <w:rPr>
-                <w:rFonts w:ascii="Arial" w:hAnsi="Arial" w:eastAsia="Arial" w:cs="Arial"/>
-                <w:i w:val="false"/>
-                <w:b w:val="false"/>
-                <w:u w:val="none"/>
-                <w:strike w:val="false"/>
-                <w:sz w:val="18"/>
-                <w:szCs w:val="18"/>
-                <w:color w:val="000000"/>
-              </w:rPr>
-              <w:t xml:space="preserve">26/509 (5.1%) (0.03–0.07)</w:t>
+              <w:t xml:space="preserve">Consistent with RoB 2 algorithm</w:t>
+            </w:r>
+          </w:p>
+        </w:tc>
+        <w:tc>
+          <w:tcPr>
+            <w:tcBorders>
+              <w:bottom w:val="none" w:sz="0" w:space="0" w:color="000000"/>
+              <w:top w:val="none" w:sz="0" w:space="0" w:color="000000"/>
+              <w:left w:val="none" w:sz="0" w:space="0" w:color="000000"/>
+              <w:right w:val="none" w:sz="0" w:space="0" w:color="000000"/>
+            </w:tcBorders>
+            <w:shd w:val="clear" w:color="auto" w:fill="FFFFFF"/>
+            <w:tcMar>
+              <w:top w:w="0" w:type="dxa"/>
+              <w:bottom w:w="0" w:type="dxa"/>
+              <w:left w:w="0" w:type="dxa"/>
+              <w:right w:w="0" w:type="dxa"/>
+            </w:tcMar>
+            <w:vAlign w:val="top"/>
+          </w:tcPr>
+          <w:p>
+            <w:pPr>
+              <w:pStyle w:val="Normal"/>
+              <w:jc w:val="left"/>
+              <w:pBdr>
+                <w:bottom w:val="none" w:sz="0" w:space="0" w:color="000000"/>
+                <w:top w:val="none" w:sz="0" w:space="0" w:color="000000"/>
+                <w:left w:val="none" w:sz="0" w:space="0" w:color="000000"/>
+                <w:right w:val="none" w:sz="0" w:space="0" w:color="000000"/>
+              </w:pBdr>
+              <w:spacing w:after="60" w:before="60" w:line="240"/>
+              <w:ind w:left="60" w:right="60" w:firstLine="0" w:firstLineChars="0"/>
+              <w:rPr>
+                <w:rFonts w:ascii="Arial" w:hAnsi="Arial" w:eastAsia="Arial" w:cs="Arial"/>
+                <w:i w:val="false"/>
+                <w:b w:val="false"/>
+                <w:u w:val="none"/>
+                <w:strike w:val="false"/>
+                <w:sz w:val="18"/>
+                <w:szCs w:val="18"/>
+                <w:color w:val="000000"/>
+              </w:rPr>
+            </w:pPr>
+            <w:r>
+              <w:rPr>
+                <w:rFonts w:ascii="Arial" w:hAnsi="Arial" w:eastAsia="Arial" w:cs="Arial"/>
+                <w:i w:val="false"/>
+                <w:b w:val="false"/>
+                <w:u w:val="none"/>
+                <w:strike w:val="false"/>
+                <w:sz w:val="18"/>
+                <w:szCs w:val="18"/>
+                <w:color w:val="000000"/>
+              </w:rPr>
+              <w:t xml:space="preserve">510/510 (100.0%)</w:t>
+            </w:r>
+          </w:p>
+        </w:tc>
+        <w:tc>
+          <w:tcPr>
+            <w:tcBorders>
+              <w:bottom w:val="none" w:sz="0" w:space="0" w:color="000000"/>
+              <w:top w:val="none" w:sz="0" w:space="0" w:color="000000"/>
+              <w:left w:val="none" w:sz="0" w:space="0" w:color="000000"/>
+              <w:right w:val="none" w:sz="0" w:space="0" w:color="000000"/>
+            </w:tcBorders>
+            <w:shd w:val="clear" w:color="auto" w:fill="FFFFFF"/>
+            <w:tcMar>
+              <w:top w:w="0" w:type="dxa"/>
+              <w:bottom w:w="0" w:type="dxa"/>
+              <w:left w:w="0" w:type="dxa"/>
+              <w:right w:w="0" w:type="dxa"/>
+            </w:tcMar>
+            <w:vAlign w:val="top"/>
+          </w:tcPr>
+          <w:p>
+            <w:pPr>
+              <w:pStyle w:val="Normal"/>
+              <w:jc w:val="left"/>
+              <w:pBdr>
+                <w:bottom w:val="none" w:sz="0" w:space="0" w:color="000000"/>
+                <w:top w:val="none" w:sz="0" w:space="0" w:color="000000"/>
+                <w:left w:val="none" w:sz="0" w:space="0" w:color="000000"/>
+                <w:right w:val="none" w:sz="0" w:space="0" w:color="000000"/>
+              </w:pBdr>
+              <w:spacing w:after="60" w:before="60" w:line="240"/>
+              <w:ind w:left="60" w:right="60" w:firstLine="0" w:firstLineChars="0"/>
+              <w:rPr>
+                <w:rFonts w:ascii="Arial" w:hAnsi="Arial" w:eastAsia="Arial" w:cs="Arial"/>
+                <w:i w:val="false"/>
+                <w:b w:val="false"/>
+                <w:u w:val="none"/>
+                <w:strike w:val="false"/>
+                <w:sz w:val="18"/>
+                <w:szCs w:val="18"/>
+                <w:color w:val="000000"/>
+              </w:rPr>
+            </w:pPr>
+            <w:r>
+              <w:rPr>
+                <w:rFonts w:ascii="Arial" w:hAnsi="Arial" w:eastAsia="Arial" w:cs="Arial"/>
+                <w:i w:val="false"/>
+                <w:b w:val="false"/>
+                <w:u w:val="none"/>
+                <w:strike w:val="false"/>
+                <w:sz w:val="18"/>
+                <w:szCs w:val="18"/>
+                <w:color w:val="000000"/>
+              </w:rPr>
+              <w:t xml:space="preserve">444/509 (87.2%)</w:t>
+            </w:r>
+          </w:p>
+        </w:tc>
+        <w:tc>
+          <w:tcPr>
+            <w:tcBorders>
+              <w:bottom w:val="none" w:sz="0" w:space="0" w:color="000000"/>
+              <w:top w:val="none" w:sz="0" w:space="0" w:color="000000"/>
+              <w:left w:val="none" w:sz="0" w:space="0" w:color="000000"/>
+              <w:right w:val="none" w:sz="0" w:space="0" w:color="000000"/>
+            </w:tcBorders>
+            <w:shd w:val="clear" w:color="auto" w:fill="FFFFFF"/>
+            <w:tcMar>
+              <w:top w:w="0" w:type="dxa"/>
+              <w:bottom w:w="0" w:type="dxa"/>
+              <w:left w:w="0" w:type="dxa"/>
+              <w:right w:w="0" w:type="dxa"/>
+            </w:tcMar>
+            <w:vAlign w:val="top"/>
+          </w:tcPr>
+          <w:p>
+            <w:pPr>
+              <w:pStyle w:val="Normal"/>
+              <w:jc w:val="left"/>
+              <w:pBdr>
+                <w:bottom w:val="none" w:sz="0" w:space="0" w:color="000000"/>
+                <w:top w:val="none" w:sz="0" w:space="0" w:color="000000"/>
+                <w:left w:val="none" w:sz="0" w:space="0" w:color="000000"/>
+                <w:right w:val="none" w:sz="0" w:space="0" w:color="000000"/>
+              </w:pBdr>
+              <w:spacing w:after="60" w:before="60" w:line="240"/>
+              <w:ind w:left="60" w:right="60" w:firstLine="0" w:firstLineChars="0"/>
+              <w:rPr>
+                <w:rFonts w:ascii="Arial" w:hAnsi="Arial" w:eastAsia="Arial" w:cs="Arial"/>
+                <w:i w:val="false"/>
+                <w:b w:val="false"/>
+                <w:u w:val="none"/>
+                <w:strike w:val="false"/>
+                <w:sz w:val="18"/>
+                <w:szCs w:val="18"/>
+                <w:color w:val="000000"/>
+              </w:rPr>
+            </w:pPr>
+            <w:r>
+              <w:rPr>
+                <w:rFonts w:ascii="Arial" w:hAnsi="Arial" w:eastAsia="Arial" w:cs="Arial"/>
+                <w:i w:val="false"/>
+                <w:b w:val="false"/>
+                <w:u w:val="none"/>
+                <w:strike w:val="false"/>
+                <w:sz w:val="18"/>
+                <w:szCs w:val="18"/>
+                <w:color w:val="000000"/>
+              </w:rPr>
+              <w:t xml:space="preserve"/>
             </w:r>
           </w:p>
         </w:tc>
@@ -594,117 +597,172 @@
                 <w:szCs w:val="18"/>
                 <w:color w:val="000000"/>
               </w:rPr>
-              <w:t xml:space="preserve">D1-D5: Invalid answer path</w:t>
-            </w:r>
-          </w:p>
-        </w:tc>
-        <w:tc>
-          <w:tcPr>
-            <w:tcBorders>
-              <w:bottom w:val="none" w:sz="0" w:space="0" w:color="000000"/>
-              <w:top w:val="none" w:sz="0" w:space="0" w:color="000000"/>
-              <w:left w:val="none" w:sz="0" w:space="0" w:color="000000"/>
-              <w:right w:val="none" w:sz="0" w:space="0" w:color="000000"/>
-            </w:tcBorders>
-            <w:shd w:val="clear" w:color="auto" w:fill="FFFFFF"/>
-            <w:tcMar>
-              <w:top w:w="0" w:type="dxa"/>
-              <w:bottom w:w="0" w:type="dxa"/>
-              <w:left w:w="0" w:type="dxa"/>
-              <w:right w:w="0" w:type="dxa"/>
-            </w:tcMar>
-            <w:vAlign w:val="top"/>
-          </w:tcPr>
-          <w:p>
-            <w:pPr>
-              <w:pStyle w:val="Normal"/>
-              <w:jc w:val="left"/>
-              <w:pBdr>
-                <w:bottom w:val="none" w:sz="0" w:space="0" w:color="000000"/>
-                <w:top w:val="none" w:sz="0" w:space="0" w:color="000000"/>
-                <w:left w:val="none" w:sz="0" w:space="0" w:color="000000"/>
-                <w:right w:val="none" w:sz="0" w:space="0" w:color="000000"/>
-              </w:pBdr>
-              <w:spacing w:after="60" w:before="60" w:line="240"/>
-              <w:ind w:left="60" w:right="60" w:firstLine="0" w:firstLineChars="0"/>
-              <w:rPr>
-                <w:rFonts w:ascii="Arial" w:hAnsi="Arial" w:eastAsia="Arial" w:cs="Arial"/>
-                <w:i w:val="false"/>
-                <w:b w:val="false"/>
-                <w:u w:val="none"/>
-                <w:strike w:val="false"/>
-                <w:sz w:val="18"/>
-                <w:szCs w:val="18"/>
-                <w:color w:val="000000"/>
-              </w:rPr>
-            </w:pPr>
-            <w:r>
-              <w:rPr>
-                <w:rFonts w:ascii="Arial" w:hAnsi="Arial" w:eastAsia="Arial" w:cs="Arial"/>
-                <w:i w:val="false"/>
-                <w:b w:val="false"/>
-                <w:u w:val="none"/>
-                <w:strike w:val="false"/>
-                <w:sz w:val="18"/>
-                <w:szCs w:val="18"/>
-                <w:color w:val="000000"/>
-              </w:rPr>
-              <w:t xml:space="preserve">0/510 (0.0%) (0.00–0.00)</w:t>
-            </w:r>
-          </w:p>
-        </w:tc>
-        <w:tc>
-          <w:tcPr>
-            <w:tcBorders>
-              <w:bottom w:val="none" w:sz="0" w:space="0" w:color="000000"/>
-              <w:top w:val="none" w:sz="0" w:space="0" w:color="000000"/>
-              <w:left w:val="none" w:sz="0" w:space="0" w:color="000000"/>
-              <w:right w:val="none" w:sz="0" w:space="0" w:color="000000"/>
-            </w:tcBorders>
-            <w:shd w:val="clear" w:color="auto" w:fill="FFFFFF"/>
-            <w:tcMar>
-              <w:top w:w="0" w:type="dxa"/>
-              <w:bottom w:w="0" w:type="dxa"/>
-              <w:left w:w="0" w:type="dxa"/>
-              <w:right w:w="0" w:type="dxa"/>
-            </w:tcMar>
-            <w:vAlign w:val="top"/>
-          </w:tcPr>
-          <w:p>
-            <w:pPr>
-              <w:pStyle w:val="Normal"/>
-              <w:jc w:val="left"/>
-              <w:pBdr>
-                <w:bottom w:val="none" w:sz="0" w:space="0" w:color="000000"/>
-                <w:top w:val="none" w:sz="0" w:space="0" w:color="000000"/>
-                <w:left w:val="none" w:sz="0" w:space="0" w:color="000000"/>
-                <w:right w:val="none" w:sz="0" w:space="0" w:color="000000"/>
-              </w:pBdr>
-              <w:spacing w:after="60" w:before="60" w:line="240"/>
-              <w:ind w:left="60" w:right="60" w:firstLine="0" w:firstLineChars="0"/>
-              <w:rPr>
-                <w:rFonts w:ascii="Arial" w:hAnsi="Arial" w:eastAsia="Arial" w:cs="Arial"/>
-                <w:i w:val="false"/>
-                <w:b w:val="false"/>
-                <w:u w:val="none"/>
-                <w:strike w:val="false"/>
-                <w:sz w:val="18"/>
-                <w:szCs w:val="18"/>
-                <w:color w:val="000000"/>
-              </w:rPr>
-            </w:pPr>
-            <w:r>
-              <w:rPr>
-                <w:rFonts w:ascii="Arial" w:hAnsi="Arial" w:eastAsia="Arial" w:cs="Arial"/>
-                <w:i w:val="false"/>
-                <w:b w:val="false"/>
-                <w:u w:val="none"/>
-                <w:strike w:val="false"/>
-                <w:sz w:val="18"/>
-                <w:szCs w:val="18"/>
-                <w:color w:val="000000"/>
-              </w:rPr>
-              <w:t xml:space="preserve">39/509 (7.7%) (0.06–0.10)</w:t>
+              <w:t xml:space="preserve">Contradicts own answers (violation)</w:t>
+            </w:r>
+          </w:p>
+        </w:tc>
+        <w:tc>
+          <w:tcPr>
+            <w:tcBorders>
+              <w:bottom w:val="none" w:sz="0" w:space="0" w:color="000000"/>
+              <w:top w:val="none" w:sz="0" w:space="0" w:color="000000"/>
+              <w:left w:val="none" w:sz="0" w:space="0" w:color="000000"/>
+              <w:right w:val="none" w:sz="0" w:space="0" w:color="000000"/>
+            </w:tcBorders>
+            <w:shd w:val="clear" w:color="auto" w:fill="FFFFFF"/>
+            <w:tcMar>
+              <w:top w:w="0" w:type="dxa"/>
+              <w:bottom w:w="0" w:type="dxa"/>
+              <w:left w:w="0" w:type="dxa"/>
+              <w:right w:w="0" w:type="dxa"/>
+            </w:tcMar>
+            <w:vAlign w:val="top"/>
+          </w:tcPr>
+          <w:p>
+            <w:pPr>
+              <w:pStyle w:val="Normal"/>
+              <w:jc w:val="left"/>
+              <w:pBdr>
+                <w:bottom w:val="none" w:sz="0" w:space="0" w:color="000000"/>
+                <w:top w:val="none" w:sz="0" w:space="0" w:color="000000"/>
+                <w:left w:val="none" w:sz="0" w:space="0" w:color="000000"/>
+                <w:right w:val="none" w:sz="0" w:space="0" w:color="000000"/>
+              </w:pBdr>
+              <w:spacing w:after="60" w:before="60" w:line="240"/>
+              <w:ind w:left="60" w:right="60" w:firstLine="0" w:firstLineChars="0"/>
+              <w:rPr>
+                <w:rFonts w:ascii="Arial" w:hAnsi="Arial" w:eastAsia="Arial" w:cs="Arial"/>
+                <w:i w:val="false"/>
+                <w:b w:val="false"/>
+                <w:u w:val="none"/>
+                <w:strike w:val="false"/>
+                <w:sz w:val="18"/>
+                <w:szCs w:val="18"/>
+                <w:color w:val="000000"/>
+              </w:rPr>
+            </w:pPr>
+            <w:r>
+              <w:rPr>
+                <w:rFonts w:ascii="Arial" w:hAnsi="Arial" w:eastAsia="Arial" w:cs="Arial"/>
+                <w:i w:val="false"/>
+                <w:b w:val="false"/>
+                <w:u w:val="none"/>
+                <w:strike w:val="false"/>
+                <w:sz w:val="18"/>
+                <w:szCs w:val="18"/>
+                <w:color w:val="000000"/>
+              </w:rPr>
+              <w:t xml:space="preserve">0/510 (0.0%)</w:t>
+            </w:r>
+          </w:p>
+        </w:tc>
+        <w:tc>
+          <w:tcPr>
+            <w:tcBorders>
+              <w:bottom w:val="none" w:sz="0" w:space="0" w:color="000000"/>
+              <w:top w:val="none" w:sz="0" w:space="0" w:color="000000"/>
+              <w:left w:val="none" w:sz="0" w:space="0" w:color="000000"/>
+              <w:right w:val="none" w:sz="0" w:space="0" w:color="000000"/>
+            </w:tcBorders>
+            <w:shd w:val="clear" w:color="auto" w:fill="FFFFFF"/>
+            <w:tcMar>
+              <w:top w:w="0" w:type="dxa"/>
+              <w:bottom w:w="0" w:type="dxa"/>
+              <w:left w:w="0" w:type="dxa"/>
+              <w:right w:w="0" w:type="dxa"/>
+            </w:tcMar>
+            <w:vAlign w:val="top"/>
+          </w:tcPr>
+          <w:p>
+            <w:pPr>
+              <w:pStyle w:val="Normal"/>
+              <w:jc w:val="left"/>
+              <w:pBdr>
+                <w:bottom w:val="none" w:sz="0" w:space="0" w:color="000000"/>
+                <w:top w:val="none" w:sz="0" w:space="0" w:color="000000"/>
+                <w:left w:val="none" w:sz="0" w:space="0" w:color="000000"/>
+                <w:right w:val="none" w:sz="0" w:space="0" w:color="000000"/>
+              </w:pBdr>
+              <w:spacing w:after="60" w:before="60" w:line="240"/>
+              <w:ind w:left="60" w:right="60" w:firstLine="0" w:firstLineChars="0"/>
+              <w:rPr>
+                <w:rFonts w:ascii="Arial" w:hAnsi="Arial" w:eastAsia="Arial" w:cs="Arial"/>
+                <w:i w:val="false"/>
+                <w:b w:val="false"/>
+                <w:u w:val="none"/>
+                <w:strike w:val="false"/>
+                <w:sz w:val="18"/>
+                <w:szCs w:val="18"/>
+                <w:color w:val="000000"/>
+              </w:rPr>
+            </w:pPr>
+            <w:r>
+              <w:rPr>
+                <w:rFonts w:ascii="Arial" w:hAnsi="Arial" w:eastAsia="Arial" w:cs="Arial"/>
+                <w:i w:val="false"/>
+                <w:b w:val="false"/>
+                <w:u w:val="none"/>
+                <w:strike w:val="false"/>
+                <w:sz w:val="18"/>
+                <w:szCs w:val="18"/>
+                <w:color w:val="000000"/>
+              </w:rPr>
+              <w:t xml:space="preserve">26/509 (5.1%)</w:t>
+            </w:r>
+          </w:p>
+        </w:tc>
+        <w:tc>
+          <w:tcPr>
+            <w:tcBorders>
+              <w:bottom w:val="none" w:sz="0" w:space="0" w:color="000000"/>
+              <w:top w:val="none" w:sz="0" w:space="0" w:color="000000"/>
+              <w:left w:val="none" w:sz="0" w:space="0" w:color="000000"/>
+              <w:right w:val="none" w:sz="0" w:space="0" w:color="000000"/>
+            </w:tcBorders>
+            <w:shd w:val="clear" w:color="auto" w:fill="FFFFFF"/>
+            <w:tcMar>
+              <w:top w:w="0" w:type="dxa"/>
+              <w:bottom w:w="0" w:type="dxa"/>
+              <w:left w:w="0" w:type="dxa"/>
+              <w:right w:w="0" w:type="dxa"/>
+            </w:tcMar>
+            <w:vAlign w:val="top"/>
+          </w:tcPr>
+          <w:p>
+            <w:pPr>
+              <w:pStyle w:val="Normal"/>
+              <w:jc w:val="left"/>
+              <w:pBdr>
+                <w:bottom w:val="none" w:sz="0" w:space="0" w:color="000000"/>
+                <w:top w:val="none" w:sz="0" w:space="0" w:color="000000"/>
+                <w:left w:val="none" w:sz="0" w:space="0" w:color="000000"/>
+                <w:right w:val="none" w:sz="0" w:space="0" w:color="000000"/>
+              </w:pBdr>
+              <w:spacing w:after="60" w:before="60" w:line="240"/>
+              <w:ind w:left="60" w:right="60" w:firstLine="0" w:firstLineChars="0"/>
+              <w:rPr>
+                <w:rFonts w:ascii="Arial" w:hAnsi="Arial" w:eastAsia="Arial" w:cs="Arial"/>
+                <w:i w:val="false"/>
+                <w:b w:val="false"/>
+                <w:u w:val="none"/>
+                <w:strike w:val="false"/>
+                <w:sz w:val="18"/>
+                <w:szCs w:val="18"/>
+                <w:color w:val="000000"/>
+              </w:rPr>
+            </w:pPr>
+            <w:r>
+              <w:rPr>
+                <w:rFonts w:ascii="Arial" w:hAnsi="Arial" w:eastAsia="Arial" w:cs="Arial"/>
+                <w:i w:val="false"/>
+                <w:b w:val="false"/>
+                <w:u w:val="none"/>
+                <w:strike w:val="false"/>
+                <w:sz w:val="18"/>
+                <w:szCs w:val="18"/>
+                <w:color w:val="000000"/>
+              </w:rPr>
+              <w:t xml:space="preserve">(3.3–6.9)</w:t>
             </w:r>
           </w:p>
         </w:tc>
@@ -765,117 +823,172 @@
                 <w:szCs w:val="18"/>
                 <w:color w:val="000000"/>
               </w:rPr>
-              <w:t xml:space="preserve">D1-D5: Departure</w:t>
-            </w:r>
-          </w:p>
-        </w:tc>
-        <w:tc>
-          <w:tcPr>
-            <w:tcBorders>
-              <w:bottom w:val="none" w:sz="0" w:space="0" w:color="000000"/>
-              <w:top w:val="none" w:sz="0" w:space="0" w:color="000000"/>
-              <w:left w:val="none" w:sz="0" w:space="0" w:color="000000"/>
-              <w:right w:val="none" w:sz="0" w:space="0" w:color="000000"/>
-            </w:tcBorders>
-            <w:shd w:val="clear" w:color="auto" w:fill="FFFFFF"/>
-            <w:tcMar>
-              <w:top w:w="0" w:type="dxa"/>
-              <w:bottom w:w="0" w:type="dxa"/>
-              <w:left w:w="0" w:type="dxa"/>
-              <w:right w:w="0" w:type="dxa"/>
-            </w:tcMar>
-            <w:vAlign w:val="top"/>
-          </w:tcPr>
-          <w:p>
-            <w:pPr>
-              <w:pStyle w:val="Normal"/>
-              <w:jc w:val="left"/>
-              <w:pBdr>
-                <w:bottom w:val="none" w:sz="0" w:space="0" w:color="000000"/>
-                <w:top w:val="none" w:sz="0" w:space="0" w:color="000000"/>
-                <w:left w:val="none" w:sz="0" w:space="0" w:color="000000"/>
-                <w:right w:val="none" w:sz="0" w:space="0" w:color="000000"/>
-              </w:pBdr>
-              <w:spacing w:after="60" w:before="60" w:line="240"/>
-              <w:ind w:left="60" w:right="60" w:firstLine="0" w:firstLineChars="0"/>
-              <w:rPr>
-                <w:rFonts w:ascii="Arial" w:hAnsi="Arial" w:eastAsia="Arial" w:cs="Arial"/>
-                <w:i w:val="false"/>
-                <w:b w:val="false"/>
-                <w:u w:val="none"/>
-                <w:strike w:val="false"/>
-                <w:sz w:val="18"/>
-                <w:szCs w:val="18"/>
-                <w:color w:val="000000"/>
-              </w:rPr>
-            </w:pPr>
-            <w:r>
-              <w:rPr>
-                <w:rFonts w:ascii="Arial" w:hAnsi="Arial" w:eastAsia="Arial" w:cs="Arial"/>
-                <w:i w:val="false"/>
-                <w:b w:val="false"/>
-                <w:u w:val="none"/>
-                <w:strike w:val="false"/>
-                <w:sz w:val="18"/>
-                <w:szCs w:val="18"/>
-                <w:color w:val="000000"/>
-              </w:rPr>
-              <w:t xml:space="preserve">0/510 (0.0%) (0.00–0.00)</w:t>
-            </w:r>
-          </w:p>
-        </w:tc>
-        <w:tc>
-          <w:tcPr>
-            <w:tcBorders>
-              <w:bottom w:val="none" w:sz="0" w:space="0" w:color="000000"/>
-              <w:top w:val="none" w:sz="0" w:space="0" w:color="000000"/>
-              <w:left w:val="none" w:sz="0" w:space="0" w:color="000000"/>
-              <w:right w:val="none" w:sz="0" w:space="0" w:color="000000"/>
-            </w:tcBorders>
-            <w:shd w:val="clear" w:color="auto" w:fill="FFFFFF"/>
-            <w:tcMar>
-              <w:top w:w="0" w:type="dxa"/>
-              <w:bottom w:w="0" w:type="dxa"/>
-              <w:left w:w="0" w:type="dxa"/>
-              <w:right w:w="0" w:type="dxa"/>
-            </w:tcMar>
-            <w:vAlign w:val="top"/>
-          </w:tcPr>
-          <w:p>
-            <w:pPr>
-              <w:pStyle w:val="Normal"/>
-              <w:jc w:val="left"/>
-              <w:pBdr>
-                <w:bottom w:val="none" w:sz="0" w:space="0" w:color="000000"/>
-                <w:top w:val="none" w:sz="0" w:space="0" w:color="000000"/>
-                <w:left w:val="none" w:sz="0" w:space="0" w:color="000000"/>
-                <w:right w:val="none" w:sz="0" w:space="0" w:color="000000"/>
-              </w:pBdr>
-              <w:spacing w:after="60" w:before="60" w:line="240"/>
-              <w:ind w:left="60" w:right="60" w:firstLine="0" w:firstLineChars="0"/>
-              <w:rPr>
-                <w:rFonts w:ascii="Arial" w:hAnsi="Arial" w:eastAsia="Arial" w:cs="Arial"/>
-                <w:i w:val="false"/>
-                <w:b w:val="false"/>
-                <w:u w:val="none"/>
-                <w:strike w:val="false"/>
-                <w:sz w:val="18"/>
-                <w:szCs w:val="18"/>
-                <w:color w:val="000000"/>
-              </w:rPr>
-            </w:pPr>
-            <w:r>
-              <w:rPr>
-                <w:rFonts w:ascii="Arial" w:hAnsi="Arial" w:eastAsia="Arial" w:cs="Arial"/>
-                <w:i w:val="false"/>
-                <w:b w:val="false"/>
-                <w:u w:val="none"/>
-                <w:strike w:val="false"/>
-                <w:sz w:val="18"/>
-                <w:szCs w:val="18"/>
-                <w:color w:val="000000"/>
-              </w:rPr>
-              <w:t xml:space="preserve">65/509 (12.8%) (0.10–0.16)</w:t>
+              <w:t xml:space="preserve">Required question skipped (invalid path)</w:t>
+            </w:r>
+          </w:p>
+        </w:tc>
+        <w:tc>
+          <w:tcPr>
+            <w:tcBorders>
+              <w:bottom w:val="none" w:sz="0" w:space="0" w:color="000000"/>
+              <w:top w:val="none" w:sz="0" w:space="0" w:color="000000"/>
+              <w:left w:val="none" w:sz="0" w:space="0" w:color="000000"/>
+              <w:right w:val="none" w:sz="0" w:space="0" w:color="000000"/>
+            </w:tcBorders>
+            <w:shd w:val="clear" w:color="auto" w:fill="FFFFFF"/>
+            <w:tcMar>
+              <w:top w:w="0" w:type="dxa"/>
+              <w:bottom w:w="0" w:type="dxa"/>
+              <w:left w:w="0" w:type="dxa"/>
+              <w:right w:w="0" w:type="dxa"/>
+            </w:tcMar>
+            <w:vAlign w:val="top"/>
+          </w:tcPr>
+          <w:p>
+            <w:pPr>
+              <w:pStyle w:val="Normal"/>
+              <w:jc w:val="left"/>
+              <w:pBdr>
+                <w:bottom w:val="none" w:sz="0" w:space="0" w:color="000000"/>
+                <w:top w:val="none" w:sz="0" w:space="0" w:color="000000"/>
+                <w:left w:val="none" w:sz="0" w:space="0" w:color="000000"/>
+                <w:right w:val="none" w:sz="0" w:space="0" w:color="000000"/>
+              </w:pBdr>
+              <w:spacing w:after="60" w:before="60" w:line="240"/>
+              <w:ind w:left="60" w:right="60" w:firstLine="0" w:firstLineChars="0"/>
+              <w:rPr>
+                <w:rFonts w:ascii="Arial" w:hAnsi="Arial" w:eastAsia="Arial" w:cs="Arial"/>
+                <w:i w:val="false"/>
+                <w:b w:val="false"/>
+                <w:u w:val="none"/>
+                <w:strike w:val="false"/>
+                <w:sz w:val="18"/>
+                <w:szCs w:val="18"/>
+                <w:color w:val="000000"/>
+              </w:rPr>
+            </w:pPr>
+            <w:r>
+              <w:rPr>
+                <w:rFonts w:ascii="Arial" w:hAnsi="Arial" w:eastAsia="Arial" w:cs="Arial"/>
+                <w:i w:val="false"/>
+                <w:b w:val="false"/>
+                <w:u w:val="none"/>
+                <w:strike w:val="false"/>
+                <w:sz w:val="18"/>
+                <w:szCs w:val="18"/>
+                <w:color w:val="000000"/>
+              </w:rPr>
+              <w:t xml:space="preserve">0/510 (0.0%)</w:t>
+            </w:r>
+          </w:p>
+        </w:tc>
+        <w:tc>
+          <w:tcPr>
+            <w:tcBorders>
+              <w:bottom w:val="none" w:sz="0" w:space="0" w:color="000000"/>
+              <w:top w:val="none" w:sz="0" w:space="0" w:color="000000"/>
+              <w:left w:val="none" w:sz="0" w:space="0" w:color="000000"/>
+              <w:right w:val="none" w:sz="0" w:space="0" w:color="000000"/>
+            </w:tcBorders>
+            <w:shd w:val="clear" w:color="auto" w:fill="FFFFFF"/>
+            <w:tcMar>
+              <w:top w:w="0" w:type="dxa"/>
+              <w:bottom w:w="0" w:type="dxa"/>
+              <w:left w:w="0" w:type="dxa"/>
+              <w:right w:w="0" w:type="dxa"/>
+            </w:tcMar>
+            <w:vAlign w:val="top"/>
+          </w:tcPr>
+          <w:p>
+            <w:pPr>
+              <w:pStyle w:val="Normal"/>
+              <w:jc w:val="left"/>
+              <w:pBdr>
+                <w:bottom w:val="none" w:sz="0" w:space="0" w:color="000000"/>
+                <w:top w:val="none" w:sz="0" w:space="0" w:color="000000"/>
+                <w:left w:val="none" w:sz="0" w:space="0" w:color="000000"/>
+                <w:right w:val="none" w:sz="0" w:space="0" w:color="000000"/>
+              </w:pBdr>
+              <w:spacing w:after="60" w:before="60" w:line="240"/>
+              <w:ind w:left="60" w:right="60" w:firstLine="0" w:firstLineChars="0"/>
+              <w:rPr>
+                <w:rFonts w:ascii="Arial" w:hAnsi="Arial" w:eastAsia="Arial" w:cs="Arial"/>
+                <w:i w:val="false"/>
+                <w:b w:val="false"/>
+                <w:u w:val="none"/>
+                <w:strike w:val="false"/>
+                <w:sz w:val="18"/>
+                <w:szCs w:val="18"/>
+                <w:color w:val="000000"/>
+              </w:rPr>
+            </w:pPr>
+            <w:r>
+              <w:rPr>
+                <w:rFonts w:ascii="Arial" w:hAnsi="Arial" w:eastAsia="Arial" w:cs="Arial"/>
+                <w:i w:val="false"/>
+                <w:b w:val="false"/>
+                <w:u w:val="none"/>
+                <w:strike w:val="false"/>
+                <w:sz w:val="18"/>
+                <w:szCs w:val="18"/>
+                <w:color w:val="000000"/>
+              </w:rPr>
+              <w:t xml:space="preserve">39/509 (7.7%)</w:t>
+            </w:r>
+          </w:p>
+        </w:tc>
+        <w:tc>
+          <w:tcPr>
+            <w:tcBorders>
+              <w:bottom w:val="none" w:sz="0" w:space="0" w:color="000000"/>
+              <w:top w:val="none" w:sz="0" w:space="0" w:color="000000"/>
+              <w:left w:val="none" w:sz="0" w:space="0" w:color="000000"/>
+              <w:right w:val="none" w:sz="0" w:space="0" w:color="000000"/>
+            </w:tcBorders>
+            <w:shd w:val="clear" w:color="auto" w:fill="FFFFFF"/>
+            <w:tcMar>
+              <w:top w:w="0" w:type="dxa"/>
+              <w:bottom w:w="0" w:type="dxa"/>
+              <w:left w:w="0" w:type="dxa"/>
+              <w:right w:w="0" w:type="dxa"/>
+            </w:tcMar>
+            <w:vAlign w:val="top"/>
+          </w:tcPr>
+          <w:p>
+            <w:pPr>
+              <w:pStyle w:val="Normal"/>
+              <w:jc w:val="left"/>
+              <w:pBdr>
+                <w:bottom w:val="none" w:sz="0" w:space="0" w:color="000000"/>
+                <w:top w:val="none" w:sz="0" w:space="0" w:color="000000"/>
+                <w:left w:val="none" w:sz="0" w:space="0" w:color="000000"/>
+                <w:right w:val="none" w:sz="0" w:space="0" w:color="000000"/>
+              </w:pBdr>
+              <w:spacing w:after="60" w:before="60" w:line="240"/>
+              <w:ind w:left="60" w:right="60" w:firstLine="0" w:firstLineChars="0"/>
+              <w:rPr>
+                <w:rFonts w:ascii="Arial" w:hAnsi="Arial" w:eastAsia="Arial" w:cs="Arial"/>
+                <w:i w:val="false"/>
+                <w:b w:val="false"/>
+                <w:u w:val="none"/>
+                <w:strike w:val="false"/>
+                <w:sz w:val="18"/>
+                <w:szCs w:val="18"/>
+                <w:color w:val="000000"/>
+              </w:rPr>
+            </w:pPr>
+            <w:r>
+              <w:rPr>
+                <w:rFonts w:ascii="Arial" w:hAnsi="Arial" w:eastAsia="Arial" w:cs="Arial"/>
+                <w:i w:val="false"/>
+                <w:b w:val="false"/>
+                <w:u w:val="none"/>
+                <w:strike w:val="false"/>
+                <w:sz w:val="18"/>
+                <w:szCs w:val="18"/>
+                <w:color w:val="000000"/>
+              </w:rPr>
+              <w:t xml:space="preserve">(5.7–10.0)</w:t>
             </w:r>
           </w:p>
         </w:tc>
@@ -936,117 +1049,172 @@
                 <w:szCs w:val="18"/>
                 <w:color w:val="000000"/>
               </w:rPr>
-              <w:t xml:space="preserve">D1-D5: Proposed agreement</w:t>
-            </w:r>
-          </w:p>
-        </w:tc>
-        <w:tc>
-          <w:tcPr>
-            <w:tcBorders>
-              <w:bottom w:val="none" w:sz="0" w:space="0" w:color="000000"/>
-              <w:top w:val="none" w:sz="0" w:space="0" w:color="000000"/>
-              <w:left w:val="none" w:sz="0" w:space="0" w:color="000000"/>
-              <w:right w:val="none" w:sz="0" w:space="0" w:color="000000"/>
-            </w:tcBorders>
-            <w:shd w:val="clear" w:color="auto" w:fill="FFFFFF"/>
-            <w:tcMar>
-              <w:top w:w="0" w:type="dxa"/>
-              <w:bottom w:w="0" w:type="dxa"/>
-              <w:left w:w="0" w:type="dxa"/>
-              <w:right w:w="0" w:type="dxa"/>
-            </w:tcMar>
-            <w:vAlign w:val="top"/>
-          </w:tcPr>
-          <w:p>
-            <w:pPr>
-              <w:pStyle w:val="Normal"/>
-              <w:jc w:val="left"/>
-              <w:pBdr>
-                <w:bottom w:val="none" w:sz="0" w:space="0" w:color="000000"/>
-                <w:top w:val="none" w:sz="0" w:space="0" w:color="000000"/>
-                <w:left w:val="none" w:sz="0" w:space="0" w:color="000000"/>
-                <w:right w:val="none" w:sz="0" w:space="0" w:color="000000"/>
-              </w:pBdr>
-              <w:spacing w:after="60" w:before="60" w:line="240"/>
-              <w:ind w:left="60" w:right="60" w:firstLine="0" w:firstLineChars="0"/>
-              <w:rPr>
-                <w:rFonts w:ascii="Arial" w:hAnsi="Arial" w:eastAsia="Arial" w:cs="Arial"/>
-                <w:i w:val="false"/>
-                <w:b w:val="false"/>
-                <w:u w:val="none"/>
-                <w:strike w:val="false"/>
-                <w:sz w:val="18"/>
-                <w:szCs w:val="18"/>
-                <w:color w:val="000000"/>
-              </w:rPr>
-            </w:pPr>
-            <w:r>
-              <w:rPr>
-                <w:rFonts w:ascii="Arial" w:hAnsi="Arial" w:eastAsia="Arial" w:cs="Arial"/>
-                <w:i w:val="false"/>
-                <w:b w:val="false"/>
-                <w:u w:val="none"/>
-                <w:strike w:val="false"/>
-                <w:sz w:val="18"/>
-                <w:szCs w:val="18"/>
-                <w:color w:val="000000"/>
-              </w:rPr>
-              <w:t xml:space="preserve">510/510 (100.0%) (1.00–1.00)</w:t>
-            </w:r>
-          </w:p>
-        </w:tc>
-        <w:tc>
-          <w:tcPr>
-            <w:tcBorders>
-              <w:bottom w:val="none" w:sz="0" w:space="0" w:color="000000"/>
-              <w:top w:val="none" w:sz="0" w:space="0" w:color="000000"/>
-              <w:left w:val="none" w:sz="0" w:space="0" w:color="000000"/>
-              <w:right w:val="none" w:sz="0" w:space="0" w:color="000000"/>
-            </w:tcBorders>
-            <w:shd w:val="clear" w:color="auto" w:fill="FFFFFF"/>
-            <w:tcMar>
-              <w:top w:w="0" w:type="dxa"/>
-              <w:bottom w:w="0" w:type="dxa"/>
-              <w:left w:w="0" w:type="dxa"/>
-              <w:right w:w="0" w:type="dxa"/>
-            </w:tcMar>
-            <w:vAlign w:val="top"/>
-          </w:tcPr>
-          <w:p>
-            <w:pPr>
-              <w:pStyle w:val="Normal"/>
-              <w:jc w:val="left"/>
-              <w:pBdr>
-                <w:bottom w:val="none" w:sz="0" w:space="0" w:color="000000"/>
-                <w:top w:val="none" w:sz="0" w:space="0" w:color="000000"/>
-                <w:left w:val="none" w:sz="0" w:space="0" w:color="000000"/>
-                <w:right w:val="none" w:sz="0" w:space="0" w:color="000000"/>
-              </w:pBdr>
-              <w:spacing w:after="60" w:before="60" w:line="240"/>
-              <w:ind w:left="60" w:right="60" w:firstLine="0" w:firstLineChars="0"/>
-              <w:rPr>
-                <w:rFonts w:ascii="Arial" w:hAnsi="Arial" w:eastAsia="Arial" w:cs="Arial"/>
-                <w:i w:val="false"/>
-                <w:b w:val="false"/>
-                <w:u w:val="none"/>
-                <w:strike w:val="false"/>
-                <w:sz w:val="18"/>
-                <w:szCs w:val="18"/>
-                <w:color w:val="000000"/>
-              </w:rPr>
-            </w:pPr>
-            <w:r>
-              <w:rPr>
-                <w:rFonts w:ascii="Arial" w:hAnsi="Arial" w:eastAsia="Arial" w:cs="Arial"/>
-                <w:i w:val="false"/>
-                <w:b w:val="false"/>
-                <w:u w:val="none"/>
-                <w:strike w:val="false"/>
-                <w:sz w:val="18"/>
-                <w:szCs w:val="18"/>
-                <w:color w:val="000000"/>
-              </w:rPr>
-              <w:t xml:space="preserve">Not available</w:t>
+              <w:t xml:space="preserve">Any departure</w:t>
+            </w:r>
+          </w:p>
+        </w:tc>
+        <w:tc>
+          <w:tcPr>
+            <w:tcBorders>
+              <w:bottom w:val="none" w:sz="0" w:space="0" w:color="000000"/>
+              <w:top w:val="none" w:sz="0" w:space="0" w:color="000000"/>
+              <w:left w:val="none" w:sz="0" w:space="0" w:color="000000"/>
+              <w:right w:val="none" w:sz="0" w:space="0" w:color="000000"/>
+            </w:tcBorders>
+            <w:shd w:val="clear" w:color="auto" w:fill="FFFFFF"/>
+            <w:tcMar>
+              <w:top w:w="0" w:type="dxa"/>
+              <w:bottom w:w="0" w:type="dxa"/>
+              <w:left w:w="0" w:type="dxa"/>
+              <w:right w:w="0" w:type="dxa"/>
+            </w:tcMar>
+            <w:vAlign w:val="top"/>
+          </w:tcPr>
+          <w:p>
+            <w:pPr>
+              <w:pStyle w:val="Normal"/>
+              <w:jc w:val="left"/>
+              <w:pBdr>
+                <w:bottom w:val="none" w:sz="0" w:space="0" w:color="000000"/>
+                <w:top w:val="none" w:sz="0" w:space="0" w:color="000000"/>
+                <w:left w:val="none" w:sz="0" w:space="0" w:color="000000"/>
+                <w:right w:val="none" w:sz="0" w:space="0" w:color="000000"/>
+              </w:pBdr>
+              <w:spacing w:after="60" w:before="60" w:line="240"/>
+              <w:ind w:left="60" w:right="60" w:firstLine="0" w:firstLineChars="0"/>
+              <w:rPr>
+                <w:rFonts w:ascii="Arial" w:hAnsi="Arial" w:eastAsia="Arial" w:cs="Arial"/>
+                <w:i w:val="false"/>
+                <w:b w:val="false"/>
+                <w:u w:val="none"/>
+                <w:strike w:val="false"/>
+                <w:sz w:val="18"/>
+                <w:szCs w:val="18"/>
+                <w:color w:val="000000"/>
+              </w:rPr>
+            </w:pPr>
+            <w:r>
+              <w:rPr>
+                <w:rFonts w:ascii="Arial" w:hAnsi="Arial" w:eastAsia="Arial" w:cs="Arial"/>
+                <w:i w:val="false"/>
+                <w:b w:val="false"/>
+                <w:u w:val="none"/>
+                <w:strike w:val="false"/>
+                <w:sz w:val="18"/>
+                <w:szCs w:val="18"/>
+                <w:color w:val="000000"/>
+              </w:rPr>
+              <w:t xml:space="preserve">0/510 (0.0%)</w:t>
+            </w:r>
+          </w:p>
+        </w:tc>
+        <w:tc>
+          <w:tcPr>
+            <w:tcBorders>
+              <w:bottom w:val="none" w:sz="0" w:space="0" w:color="000000"/>
+              <w:top w:val="none" w:sz="0" w:space="0" w:color="000000"/>
+              <w:left w:val="none" w:sz="0" w:space="0" w:color="000000"/>
+              <w:right w:val="none" w:sz="0" w:space="0" w:color="000000"/>
+            </w:tcBorders>
+            <w:shd w:val="clear" w:color="auto" w:fill="FFFFFF"/>
+            <w:tcMar>
+              <w:top w:w="0" w:type="dxa"/>
+              <w:bottom w:w="0" w:type="dxa"/>
+              <w:left w:w="0" w:type="dxa"/>
+              <w:right w:w="0" w:type="dxa"/>
+            </w:tcMar>
+            <w:vAlign w:val="top"/>
+          </w:tcPr>
+          <w:p>
+            <w:pPr>
+              <w:pStyle w:val="Normal"/>
+              <w:jc w:val="left"/>
+              <w:pBdr>
+                <w:bottom w:val="none" w:sz="0" w:space="0" w:color="000000"/>
+                <w:top w:val="none" w:sz="0" w:space="0" w:color="000000"/>
+                <w:left w:val="none" w:sz="0" w:space="0" w:color="000000"/>
+                <w:right w:val="none" w:sz="0" w:space="0" w:color="000000"/>
+              </w:pBdr>
+              <w:spacing w:after="60" w:before="60" w:line="240"/>
+              <w:ind w:left="60" w:right="60" w:firstLine="0" w:firstLineChars="0"/>
+              <w:rPr>
+                <w:rFonts w:ascii="Arial" w:hAnsi="Arial" w:eastAsia="Arial" w:cs="Arial"/>
+                <w:i w:val="false"/>
+                <w:b w:val="false"/>
+                <w:u w:val="none"/>
+                <w:strike w:val="false"/>
+                <w:sz w:val="18"/>
+                <w:szCs w:val="18"/>
+                <w:color w:val="000000"/>
+              </w:rPr>
+            </w:pPr>
+            <w:r>
+              <w:rPr>
+                <w:rFonts w:ascii="Arial" w:hAnsi="Arial" w:eastAsia="Arial" w:cs="Arial"/>
+                <w:i w:val="false"/>
+                <w:b w:val="false"/>
+                <w:u w:val="none"/>
+                <w:strike w:val="false"/>
+                <w:sz w:val="18"/>
+                <w:szCs w:val="18"/>
+                <w:color w:val="000000"/>
+              </w:rPr>
+              <w:t xml:space="preserve">65/509 (12.8%)</w:t>
+            </w:r>
+          </w:p>
+        </w:tc>
+        <w:tc>
+          <w:tcPr>
+            <w:tcBorders>
+              <w:bottom w:val="none" w:sz="0" w:space="0" w:color="000000"/>
+              <w:top w:val="none" w:sz="0" w:space="0" w:color="000000"/>
+              <w:left w:val="none" w:sz="0" w:space="0" w:color="000000"/>
+              <w:right w:val="none" w:sz="0" w:space="0" w:color="000000"/>
+            </w:tcBorders>
+            <w:shd w:val="clear" w:color="auto" w:fill="FFFFFF"/>
+            <w:tcMar>
+              <w:top w:w="0" w:type="dxa"/>
+              <w:bottom w:w="0" w:type="dxa"/>
+              <w:left w:w="0" w:type="dxa"/>
+              <w:right w:w="0" w:type="dxa"/>
+            </w:tcMar>
+            <w:vAlign w:val="top"/>
+          </w:tcPr>
+          <w:p>
+            <w:pPr>
+              <w:pStyle w:val="Normal"/>
+              <w:jc w:val="left"/>
+              <w:pBdr>
+                <w:bottom w:val="none" w:sz="0" w:space="0" w:color="000000"/>
+                <w:top w:val="none" w:sz="0" w:space="0" w:color="000000"/>
+                <w:left w:val="none" w:sz="0" w:space="0" w:color="000000"/>
+                <w:right w:val="none" w:sz="0" w:space="0" w:color="000000"/>
+              </w:pBdr>
+              <w:spacing w:after="60" w:before="60" w:line="240"/>
+              <w:ind w:left="60" w:right="60" w:firstLine="0" w:firstLineChars="0"/>
+              <w:rPr>
+                <w:rFonts w:ascii="Arial" w:hAnsi="Arial" w:eastAsia="Arial" w:cs="Arial"/>
+                <w:i w:val="false"/>
+                <w:b w:val="false"/>
+                <w:u w:val="none"/>
+                <w:strike w:val="false"/>
+                <w:sz w:val="18"/>
+                <w:szCs w:val="18"/>
+                <w:color w:val="000000"/>
+              </w:rPr>
+            </w:pPr>
+            <w:r>
+              <w:rPr>
+                <w:rFonts w:ascii="Arial" w:hAnsi="Arial" w:eastAsia="Arial" w:cs="Arial"/>
+                <w:i w:val="false"/>
+                <w:b w:val="false"/>
+                <w:u w:val="none"/>
+                <w:strike w:val="false"/>
+                <w:sz w:val="18"/>
+                <w:szCs w:val="18"/>
+                <w:color w:val="000000"/>
+              </w:rPr>
+              <w:t xml:space="preserve">(10.0–15.6)</w:t>
             </w:r>
           </w:p>
         </w:tc>
@@ -1107,62 +1275,62 @@
                 <w:szCs w:val="18"/>
                 <w:color w:val="000000"/>
               </w:rPr>
-              <w:t xml:space="preserve">D1-D5: Recorded override</w:t>
-            </w:r>
-          </w:p>
-        </w:tc>
-        <w:tc>
-          <w:tcPr>
-            <w:tcBorders>
-              <w:bottom w:val="none" w:sz="0" w:space="0" w:color="000000"/>
-              <w:top w:val="none" w:sz="0" w:space="0" w:color="000000"/>
-              <w:left w:val="none" w:sz="0" w:space="0" w:color="000000"/>
-              <w:right w:val="none" w:sz="0" w:space="0" w:color="000000"/>
-            </w:tcBorders>
-            <w:shd w:val="clear" w:color="auto" w:fill="FFFFFF"/>
-            <w:tcMar>
-              <w:top w:w="0" w:type="dxa"/>
-              <w:bottom w:w="0" w:type="dxa"/>
-              <w:left w:w="0" w:type="dxa"/>
-              <w:right w:w="0" w:type="dxa"/>
-            </w:tcMar>
-            <w:vAlign w:val="top"/>
-          </w:tcPr>
-          <w:p>
-            <w:pPr>
-              <w:pStyle w:val="Normal"/>
-              <w:jc w:val="left"/>
-              <w:pBdr>
-                <w:bottom w:val="none" w:sz="0" w:space="0" w:color="000000"/>
-                <w:top w:val="none" w:sz="0" w:space="0" w:color="000000"/>
-                <w:left w:val="none" w:sz="0" w:space="0" w:color="000000"/>
-                <w:right w:val="none" w:sz="0" w:space="0" w:color="000000"/>
-              </w:pBdr>
-              <w:spacing w:after="60" w:before="60" w:line="240"/>
-              <w:ind w:left="60" w:right="60" w:firstLine="0" w:firstLineChars="0"/>
-              <w:rPr>
-                <w:rFonts w:ascii="Arial" w:hAnsi="Arial" w:eastAsia="Arial" w:cs="Arial"/>
-                <w:i w:val="false"/>
-                <w:b w:val="false"/>
-                <w:u w:val="none"/>
-                <w:strike w:val="false"/>
-                <w:sz w:val="18"/>
-                <w:szCs w:val="18"/>
-                <w:color w:val="000000"/>
-              </w:rPr>
-            </w:pPr>
-            <w:r>
-              <w:rPr>
-                <w:rFonts w:ascii="Arial" w:hAnsi="Arial" w:eastAsia="Arial" w:cs="Arial"/>
-                <w:i w:val="false"/>
-                <w:b w:val="false"/>
-                <w:u w:val="none"/>
-                <w:strike w:val="false"/>
-                <w:sz w:val="18"/>
-                <w:szCs w:val="18"/>
-                <w:color w:val="000000"/>
-              </w:rPr>
-              <w:t xml:space="preserve">0/510 (0.0%) (0.00–0.00)</w:t>
+              <w:t xml:space="preserve">Proposed judgement matches algorithm</w:t>
+            </w:r>
+          </w:p>
+        </w:tc>
+        <w:tc>
+          <w:tcPr>
+            <w:tcBorders>
+              <w:bottom w:val="none" w:sz="0" w:space="0" w:color="000000"/>
+              <w:top w:val="none" w:sz="0" w:space="0" w:color="000000"/>
+              <w:left w:val="none" w:sz="0" w:space="0" w:color="000000"/>
+              <w:right w:val="none" w:sz="0" w:space="0" w:color="000000"/>
+            </w:tcBorders>
+            <w:shd w:val="clear" w:color="auto" w:fill="FFFFFF"/>
+            <w:tcMar>
+              <w:top w:w="0" w:type="dxa"/>
+              <w:bottom w:w="0" w:type="dxa"/>
+              <w:left w:w="0" w:type="dxa"/>
+              <w:right w:w="0" w:type="dxa"/>
+            </w:tcMar>
+            <w:vAlign w:val="top"/>
+          </w:tcPr>
+          <w:p>
+            <w:pPr>
+              <w:pStyle w:val="Normal"/>
+              <w:jc w:val="left"/>
+              <w:pBdr>
+                <w:bottom w:val="none" w:sz="0" w:space="0" w:color="000000"/>
+                <w:top w:val="none" w:sz="0" w:space="0" w:color="000000"/>
+                <w:left w:val="none" w:sz="0" w:space="0" w:color="000000"/>
+                <w:right w:val="none" w:sz="0" w:space="0" w:color="000000"/>
+              </w:pBdr>
+              <w:spacing w:after="60" w:before="60" w:line="240"/>
+              <w:ind w:left="60" w:right="60" w:firstLine="0" w:firstLineChars="0"/>
+              <w:rPr>
+                <w:rFonts w:ascii="Arial" w:hAnsi="Arial" w:eastAsia="Arial" w:cs="Arial"/>
+                <w:i w:val="false"/>
+                <w:b w:val="false"/>
+                <w:u w:val="none"/>
+                <w:strike w:val="false"/>
+                <w:sz w:val="18"/>
+                <w:szCs w:val="18"/>
+                <w:color w:val="000000"/>
+              </w:rPr>
+            </w:pPr>
+            <w:r>
+              <w:rPr>
+                <w:rFonts w:ascii="Arial" w:hAnsi="Arial" w:eastAsia="Arial" w:cs="Arial"/>
+                <w:i w:val="false"/>
+                <w:b w:val="false"/>
+                <w:u w:val="none"/>
+                <w:strike w:val="false"/>
+                <w:sz w:val="18"/>
+                <w:szCs w:val="18"/>
+                <w:color w:val="000000"/>
+              </w:rPr>
+              <w:t xml:space="preserve">510/510 (100.0%)</w:t>
             </w:r>
           </w:p>
         </w:tc>
@@ -1218,6 +1386,61 @@
                 <w:color w:val="000000"/>
               </w:rPr>
               <w:t xml:space="preserve">Not available</w:t>
+            </w:r>
+          </w:p>
+        </w:tc>
+        <w:tc>
+          <w:tcPr>
+            <w:tcBorders>
+              <w:bottom w:val="none" w:sz="0" w:space="0" w:color="000000"/>
+              <w:top w:val="none" w:sz="0" w:space="0" w:color="000000"/>
+              <w:left w:val="none" w:sz="0" w:space="0" w:color="000000"/>
+              <w:right w:val="none" w:sz="0" w:space="0" w:color="000000"/>
+            </w:tcBorders>
+            <w:shd w:val="clear" w:color="auto" w:fill="FFFFFF"/>
+            <w:tcMar>
+              <w:top w:w="0" w:type="dxa"/>
+              <w:bottom w:w="0" w:type="dxa"/>
+              <w:left w:w="0" w:type="dxa"/>
+              <w:right w:w="0" w:type="dxa"/>
+            </w:tcMar>
+            <w:vAlign w:val="top"/>
+          </w:tcPr>
+          <w:p>
+            <w:pPr>
+              <w:pStyle w:val="Normal"/>
+              <w:jc w:val="left"/>
+              <w:pBdr>
+                <w:bottom w:val="none" w:sz="0" w:space="0" w:color="000000"/>
+                <w:top w:val="none" w:sz="0" w:space="0" w:color="000000"/>
+                <w:left w:val="none" w:sz="0" w:space="0" w:color="000000"/>
+                <w:right w:val="none" w:sz="0" w:space="0" w:color="000000"/>
+              </w:pBdr>
+              <w:spacing w:after="60" w:before="60" w:line="240"/>
+              <w:ind w:left="60" w:right="60" w:firstLine="0" w:firstLineChars="0"/>
+              <w:rPr>
+                <w:rFonts w:ascii="Arial" w:hAnsi="Arial" w:eastAsia="Arial" w:cs="Arial"/>
+                <w:i w:val="false"/>
+                <w:b w:val="false"/>
+                <w:u w:val="none"/>
+                <w:strike w:val="false"/>
+                <w:sz w:val="18"/>
+                <w:szCs w:val="18"/>
+                <w:color w:val="000000"/>
+              </w:rPr>
+            </w:pPr>
+            <w:r>
+              <w:rPr>
+                <w:rFonts w:ascii="Arial" w:hAnsi="Arial" w:eastAsia="Arial" w:cs="Arial"/>
+                <w:i w:val="false"/>
+                <w:b w:val="false"/>
+                <w:u w:val="none"/>
+                <w:strike w:val="false"/>
+                <w:sz w:val="18"/>
+                <w:szCs w:val="18"/>
+                <w:color w:val="000000"/>
+              </w:rPr>
+              <w:t xml:space="preserve"/>
             </w:r>
           </w:p>
         </w:tc>
@@ -1278,117 +1501,172 @@
                 <w:szCs w:val="18"/>
                 <w:color w:val="000000"/>
               </w:rPr>
-              <w:t xml:space="preserve">Overall: Consistent</w:t>
-            </w:r>
-          </w:p>
-        </w:tc>
-        <w:tc>
-          <w:tcPr>
-            <w:tcBorders>
-              <w:bottom w:val="none" w:sz="0" w:space="0" w:color="000000"/>
-              <w:top w:val="none" w:sz="0" w:space="0" w:color="000000"/>
-              <w:left w:val="none" w:sz="0" w:space="0" w:color="000000"/>
-              <w:right w:val="none" w:sz="0" w:space="0" w:color="000000"/>
-            </w:tcBorders>
-            <w:shd w:val="clear" w:color="auto" w:fill="FFFFFF"/>
-            <w:tcMar>
-              <w:top w:w="0" w:type="dxa"/>
-              <w:bottom w:w="0" w:type="dxa"/>
-              <w:left w:w="0" w:type="dxa"/>
-              <w:right w:w="0" w:type="dxa"/>
-            </w:tcMar>
-            <w:vAlign w:val="top"/>
-          </w:tcPr>
-          <w:p>
-            <w:pPr>
-              <w:pStyle w:val="Normal"/>
-              <w:jc w:val="left"/>
-              <w:pBdr>
-                <w:bottom w:val="none" w:sz="0" w:space="0" w:color="000000"/>
-                <w:top w:val="none" w:sz="0" w:space="0" w:color="000000"/>
-                <w:left w:val="none" w:sz="0" w:space="0" w:color="000000"/>
-                <w:right w:val="none" w:sz="0" w:space="0" w:color="000000"/>
-              </w:pBdr>
-              <w:spacing w:after="60" w:before="60" w:line="240"/>
-              <w:ind w:left="60" w:right="60" w:firstLine="0" w:firstLineChars="0"/>
-              <w:rPr>
-                <w:rFonts w:ascii="Arial" w:hAnsi="Arial" w:eastAsia="Arial" w:cs="Arial"/>
-                <w:i w:val="false"/>
-                <w:b w:val="false"/>
-                <w:u w:val="none"/>
-                <w:strike w:val="false"/>
-                <w:sz w:val="18"/>
-                <w:szCs w:val="18"/>
-                <w:color w:val="000000"/>
-              </w:rPr>
-            </w:pPr>
-            <w:r>
-              <w:rPr>
-                <w:rFonts w:ascii="Arial" w:hAnsi="Arial" w:eastAsia="Arial" w:cs="Arial"/>
-                <w:i w:val="false"/>
-                <w:b w:val="false"/>
-                <w:u w:val="none"/>
-                <w:strike w:val="false"/>
-                <w:sz w:val="18"/>
-                <w:szCs w:val="18"/>
-                <w:color w:val="000000"/>
-              </w:rPr>
-              <w:t xml:space="preserve">101/102 (99.0%) (0.97–1.00)</w:t>
-            </w:r>
-          </w:p>
-        </w:tc>
-        <w:tc>
-          <w:tcPr>
-            <w:tcBorders>
-              <w:bottom w:val="none" w:sz="0" w:space="0" w:color="000000"/>
-              <w:top w:val="none" w:sz="0" w:space="0" w:color="000000"/>
-              <w:left w:val="none" w:sz="0" w:space="0" w:color="000000"/>
-              <w:right w:val="none" w:sz="0" w:space="0" w:color="000000"/>
-            </w:tcBorders>
-            <w:shd w:val="clear" w:color="auto" w:fill="FFFFFF"/>
-            <w:tcMar>
-              <w:top w:w="0" w:type="dxa"/>
-              <w:bottom w:w="0" w:type="dxa"/>
-              <w:left w:w="0" w:type="dxa"/>
-              <w:right w:w="0" w:type="dxa"/>
-            </w:tcMar>
-            <w:vAlign w:val="top"/>
-          </w:tcPr>
-          <w:p>
-            <w:pPr>
-              <w:pStyle w:val="Normal"/>
-              <w:jc w:val="left"/>
-              <w:pBdr>
-                <w:bottom w:val="none" w:sz="0" w:space="0" w:color="000000"/>
-                <w:top w:val="none" w:sz="0" w:space="0" w:color="000000"/>
-                <w:left w:val="none" w:sz="0" w:space="0" w:color="000000"/>
-                <w:right w:val="none" w:sz="0" w:space="0" w:color="000000"/>
-              </w:pBdr>
-              <w:spacing w:after="60" w:before="60" w:line="240"/>
-              <w:ind w:left="60" w:right="60" w:firstLine="0" w:firstLineChars="0"/>
-              <w:rPr>
-                <w:rFonts w:ascii="Arial" w:hAnsi="Arial" w:eastAsia="Arial" w:cs="Arial"/>
-                <w:i w:val="false"/>
-                <w:b w:val="false"/>
-                <w:u w:val="none"/>
-                <w:strike w:val="false"/>
-                <w:sz w:val="18"/>
-                <w:szCs w:val="18"/>
-                <w:color w:val="000000"/>
-              </w:rPr>
-            </w:pPr>
-            <w:r>
-              <w:rPr>
-                <w:rFonts w:ascii="Arial" w:hAnsi="Arial" w:eastAsia="Arial" w:cs="Arial"/>
-                <w:i w:val="false"/>
-                <w:b w:val="false"/>
-                <w:u w:val="none"/>
-                <w:strike w:val="false"/>
-                <w:sz w:val="18"/>
-                <w:szCs w:val="18"/>
-                <w:color w:val="000000"/>
-              </w:rPr>
-              <w:t xml:space="preserve">102/102 (100.0%) (1.00–1.00)</w:t>
+              <w:t xml:space="preserve">Recorded override</w:t>
+            </w:r>
+          </w:p>
+        </w:tc>
+        <w:tc>
+          <w:tcPr>
+            <w:tcBorders>
+              <w:bottom w:val="none" w:sz="0" w:space="0" w:color="000000"/>
+              <w:top w:val="none" w:sz="0" w:space="0" w:color="000000"/>
+              <w:left w:val="none" w:sz="0" w:space="0" w:color="000000"/>
+              <w:right w:val="none" w:sz="0" w:space="0" w:color="000000"/>
+            </w:tcBorders>
+            <w:shd w:val="clear" w:color="auto" w:fill="FFFFFF"/>
+            <w:tcMar>
+              <w:top w:w="0" w:type="dxa"/>
+              <w:bottom w:w="0" w:type="dxa"/>
+              <w:left w:w="0" w:type="dxa"/>
+              <w:right w:w="0" w:type="dxa"/>
+            </w:tcMar>
+            <w:vAlign w:val="top"/>
+          </w:tcPr>
+          <w:p>
+            <w:pPr>
+              <w:pStyle w:val="Normal"/>
+              <w:jc w:val="left"/>
+              <w:pBdr>
+                <w:bottom w:val="none" w:sz="0" w:space="0" w:color="000000"/>
+                <w:top w:val="none" w:sz="0" w:space="0" w:color="000000"/>
+                <w:left w:val="none" w:sz="0" w:space="0" w:color="000000"/>
+                <w:right w:val="none" w:sz="0" w:space="0" w:color="000000"/>
+              </w:pBdr>
+              <w:spacing w:after="60" w:before="60" w:line="240"/>
+              <w:ind w:left="60" w:right="60" w:firstLine="0" w:firstLineChars="0"/>
+              <w:rPr>
+                <w:rFonts w:ascii="Arial" w:hAnsi="Arial" w:eastAsia="Arial" w:cs="Arial"/>
+                <w:i w:val="false"/>
+                <w:b w:val="false"/>
+                <w:u w:val="none"/>
+                <w:strike w:val="false"/>
+                <w:sz w:val="18"/>
+                <w:szCs w:val="18"/>
+                <w:color w:val="000000"/>
+              </w:rPr>
+            </w:pPr>
+            <w:r>
+              <w:rPr>
+                <w:rFonts w:ascii="Arial" w:hAnsi="Arial" w:eastAsia="Arial" w:cs="Arial"/>
+                <w:i w:val="false"/>
+                <w:b w:val="false"/>
+                <w:u w:val="none"/>
+                <w:strike w:val="false"/>
+                <w:sz w:val="18"/>
+                <w:szCs w:val="18"/>
+                <w:color w:val="000000"/>
+              </w:rPr>
+              <w:t xml:space="preserve">0/510 (0.0%)</w:t>
+            </w:r>
+          </w:p>
+        </w:tc>
+        <w:tc>
+          <w:tcPr>
+            <w:tcBorders>
+              <w:bottom w:val="none" w:sz="0" w:space="0" w:color="000000"/>
+              <w:top w:val="none" w:sz="0" w:space="0" w:color="000000"/>
+              <w:left w:val="none" w:sz="0" w:space="0" w:color="000000"/>
+              <w:right w:val="none" w:sz="0" w:space="0" w:color="000000"/>
+            </w:tcBorders>
+            <w:shd w:val="clear" w:color="auto" w:fill="FFFFFF"/>
+            <w:tcMar>
+              <w:top w:w="0" w:type="dxa"/>
+              <w:bottom w:w="0" w:type="dxa"/>
+              <w:left w:w="0" w:type="dxa"/>
+              <w:right w:w="0" w:type="dxa"/>
+            </w:tcMar>
+            <w:vAlign w:val="top"/>
+          </w:tcPr>
+          <w:p>
+            <w:pPr>
+              <w:pStyle w:val="Normal"/>
+              <w:jc w:val="left"/>
+              <w:pBdr>
+                <w:bottom w:val="none" w:sz="0" w:space="0" w:color="000000"/>
+                <w:top w:val="none" w:sz="0" w:space="0" w:color="000000"/>
+                <w:left w:val="none" w:sz="0" w:space="0" w:color="000000"/>
+                <w:right w:val="none" w:sz="0" w:space="0" w:color="000000"/>
+              </w:pBdr>
+              <w:spacing w:after="60" w:before="60" w:line="240"/>
+              <w:ind w:left="60" w:right="60" w:firstLine="0" w:firstLineChars="0"/>
+              <w:rPr>
+                <w:rFonts w:ascii="Arial" w:hAnsi="Arial" w:eastAsia="Arial" w:cs="Arial"/>
+                <w:i w:val="false"/>
+                <w:b w:val="false"/>
+                <w:u w:val="none"/>
+                <w:strike w:val="false"/>
+                <w:sz w:val="18"/>
+                <w:szCs w:val="18"/>
+                <w:color w:val="000000"/>
+              </w:rPr>
+            </w:pPr>
+            <w:r>
+              <w:rPr>
+                <w:rFonts w:ascii="Arial" w:hAnsi="Arial" w:eastAsia="Arial" w:cs="Arial"/>
+                <w:i w:val="false"/>
+                <w:b w:val="false"/>
+                <w:u w:val="none"/>
+                <w:strike w:val="false"/>
+                <w:sz w:val="18"/>
+                <w:szCs w:val="18"/>
+                <w:color w:val="000000"/>
+              </w:rPr>
+              <w:t xml:space="preserve">Not available</w:t>
+            </w:r>
+          </w:p>
+        </w:tc>
+        <w:tc>
+          <w:tcPr>
+            <w:tcBorders>
+              <w:bottom w:val="none" w:sz="0" w:space="0" w:color="000000"/>
+              <w:top w:val="none" w:sz="0" w:space="0" w:color="000000"/>
+              <w:left w:val="none" w:sz="0" w:space="0" w:color="000000"/>
+              <w:right w:val="none" w:sz="0" w:space="0" w:color="000000"/>
+            </w:tcBorders>
+            <w:shd w:val="clear" w:color="auto" w:fill="FFFFFF"/>
+            <w:tcMar>
+              <w:top w:w="0" w:type="dxa"/>
+              <w:bottom w:w="0" w:type="dxa"/>
+              <w:left w:w="0" w:type="dxa"/>
+              <w:right w:w="0" w:type="dxa"/>
+            </w:tcMar>
+            <w:vAlign w:val="top"/>
+          </w:tcPr>
+          <w:p>
+            <w:pPr>
+              <w:pStyle w:val="Normal"/>
+              <w:jc w:val="left"/>
+              <w:pBdr>
+                <w:bottom w:val="none" w:sz="0" w:space="0" w:color="000000"/>
+                <w:top w:val="none" w:sz="0" w:space="0" w:color="000000"/>
+                <w:left w:val="none" w:sz="0" w:space="0" w:color="000000"/>
+                <w:right w:val="none" w:sz="0" w:space="0" w:color="000000"/>
+              </w:pBdr>
+              <w:spacing w:after="60" w:before="60" w:line="240"/>
+              <w:ind w:left="60" w:right="60" w:firstLine="0" w:firstLineChars="0"/>
+              <w:rPr>
+                <w:rFonts w:ascii="Arial" w:hAnsi="Arial" w:eastAsia="Arial" w:cs="Arial"/>
+                <w:i w:val="false"/>
+                <w:b w:val="false"/>
+                <w:u w:val="none"/>
+                <w:strike w:val="false"/>
+                <w:sz w:val="18"/>
+                <w:szCs w:val="18"/>
+                <w:color w:val="000000"/>
+              </w:rPr>
+            </w:pPr>
+            <w:r>
+              <w:rPr>
+                <w:rFonts w:ascii="Arial" w:hAnsi="Arial" w:eastAsia="Arial" w:cs="Arial"/>
+                <w:i w:val="false"/>
+                <w:b w:val="false"/>
+                <w:u w:val="none"/>
+                <w:strike w:val="false"/>
+                <w:sz w:val="18"/>
+                <w:szCs w:val="18"/>
+                <w:color w:val="000000"/>
+              </w:rPr>
+              <w:t xml:space="preserve"/>
             </w:r>
           </w:p>
         </w:tc>
@@ -1400,166 +1678,57 @@
         </w:trPr>
         <w:tc>
           <w:tcPr>
-            <w:tcBorders>
-              <w:bottom w:val="none" w:sz="0" w:space="0" w:color="000000"/>
-              <w:top w:val="none" w:sz="0" w:space="0" w:color="000000"/>
-              <w:left w:val="none" w:sz="0" w:space="0" w:color="000000"/>
-              <w:right w:val="none" w:sz="0" w:space="0" w:color="000000"/>
-            </w:tcBorders>
-            <w:shd w:val="clear" w:color="auto" w:fill="FFFFFF"/>
-            <w:tcMar>
-              <w:top w:w="0" w:type="dxa"/>
-              <w:bottom w:w="0" w:type="dxa"/>
-              <w:left w:w="0" w:type="dxa"/>
-              <w:right w:w="0" w:type="dxa"/>
-            </w:tcMar>
-            <w:vAlign w:val="top"/>
-          </w:tcPr>
-          <w:p>
-            <w:pPr>
-              <w:pStyle w:val="Normal"/>
-              <w:jc w:val="left"/>
-              <w:pBdr>
-                <w:bottom w:val="none" w:sz="0" w:space="0" w:color="000000"/>
-                <w:top w:val="none" w:sz="0" w:space="0" w:color="000000"/>
-                <w:left w:val="none" w:sz="0" w:space="0" w:color="000000"/>
-                <w:right w:val="none" w:sz="0" w:space="0" w:color="000000"/>
-              </w:pBdr>
-              <w:spacing w:after="60" w:before="60" w:line="240"/>
-              <w:ind w:left="60" w:right="60" w:firstLine="0" w:firstLineChars="0"/>
-              <w:rPr>
-                <w:rFonts w:ascii="Arial" w:hAnsi="Arial" w:eastAsia="Arial" w:cs="Arial"/>
-                <w:i w:val="false"/>
-                <w:b w:val="false"/>
-                <w:u w:val="none"/>
-                <w:strike w:val="false"/>
-                <w:sz w:val="18"/>
-                <w:szCs w:val="18"/>
-                <w:color w:val="000000"/>
-              </w:rPr>
-            </w:pPr>
-            <w:r>
-              <w:rPr>
-                <w:rFonts w:ascii="Arial" w:hAnsi="Arial" w:eastAsia="Arial" w:cs="Arial"/>
-                <w:i w:val="false"/>
-                <w:b w:val="false"/>
-                <w:u w:val="none"/>
-                <w:strike w:val="false"/>
-                <w:sz w:val="18"/>
-                <w:szCs w:val="18"/>
-                <w:color w:val="000000"/>
-              </w:rPr>
-              <w:t xml:space="preserve">Overall: Permitted escalation</w:t>
-            </w:r>
-          </w:p>
-        </w:tc>
-        <w:tc>
-          <w:tcPr>
-            <w:tcBorders>
-              <w:bottom w:val="none" w:sz="0" w:space="0" w:color="000000"/>
-              <w:top w:val="none" w:sz="0" w:space="0" w:color="000000"/>
-              <w:left w:val="none" w:sz="0" w:space="0" w:color="000000"/>
-              <w:right w:val="none" w:sz="0" w:space="0" w:color="000000"/>
-            </w:tcBorders>
-            <w:shd w:val="clear" w:color="auto" w:fill="FFFFFF"/>
-            <w:tcMar>
-              <w:top w:w="0" w:type="dxa"/>
-              <w:bottom w:w="0" w:type="dxa"/>
-              <w:left w:w="0" w:type="dxa"/>
-              <w:right w:w="0" w:type="dxa"/>
-            </w:tcMar>
-            <w:vAlign w:val="top"/>
-          </w:tcPr>
-          <w:p>
-            <w:pPr>
-              <w:pStyle w:val="Normal"/>
-              <w:jc w:val="left"/>
-              <w:pBdr>
-                <w:bottom w:val="none" w:sz="0" w:space="0" w:color="000000"/>
-                <w:top w:val="none" w:sz="0" w:space="0" w:color="000000"/>
-                <w:left w:val="none" w:sz="0" w:space="0" w:color="000000"/>
-                <w:right w:val="none" w:sz="0" w:space="0" w:color="000000"/>
-              </w:pBdr>
-              <w:spacing w:after="60" w:before="60" w:line="240"/>
-              <w:ind w:left="60" w:right="60" w:firstLine="0" w:firstLineChars="0"/>
-              <w:rPr>
-                <w:rFonts w:ascii="Arial" w:hAnsi="Arial" w:eastAsia="Arial" w:cs="Arial"/>
-                <w:i w:val="false"/>
-                <w:b w:val="false"/>
-                <w:u w:val="none"/>
-                <w:strike w:val="false"/>
-                <w:sz w:val="18"/>
-                <w:szCs w:val="18"/>
-                <w:color w:val="000000"/>
-              </w:rPr>
-            </w:pPr>
-            <w:r>
-              <w:rPr>
-                <w:rFonts w:ascii="Arial" w:hAnsi="Arial" w:eastAsia="Arial" w:cs="Arial"/>
-                <w:i w:val="false"/>
-                <w:b w:val="false"/>
-                <w:u w:val="none"/>
-                <w:strike w:val="false"/>
-                <w:sz w:val="18"/>
-                <w:szCs w:val="18"/>
-                <w:color w:val="000000"/>
-              </w:rPr>
-              <w:t xml:space="preserve">1/102 (1.0%) (0.00–0.03)</w:t>
-            </w:r>
-          </w:p>
-        </w:tc>
-        <w:tc>
-          <w:tcPr>
-            <w:tcBorders>
-              <w:bottom w:val="none" w:sz="0" w:space="0" w:color="000000"/>
-              <w:top w:val="none" w:sz="0" w:space="0" w:color="000000"/>
-              <w:left w:val="none" w:sz="0" w:space="0" w:color="000000"/>
-              <w:right w:val="none" w:sz="0" w:space="0" w:color="000000"/>
-            </w:tcBorders>
-            <w:shd w:val="clear" w:color="auto" w:fill="FFFFFF"/>
-            <w:tcMar>
-              <w:top w:w="0" w:type="dxa"/>
-              <w:bottom w:w="0" w:type="dxa"/>
-              <w:left w:w="0" w:type="dxa"/>
-              <w:right w:w="0" w:type="dxa"/>
-            </w:tcMar>
-            <w:vAlign w:val="top"/>
-          </w:tcPr>
-          <w:p>
-            <w:pPr>
-              <w:pStyle w:val="Normal"/>
-              <w:jc w:val="left"/>
-              <w:pBdr>
-                <w:bottom w:val="none" w:sz="0" w:space="0" w:color="000000"/>
-                <w:top w:val="none" w:sz="0" w:space="0" w:color="000000"/>
-                <w:left w:val="none" w:sz="0" w:space="0" w:color="000000"/>
-                <w:right w:val="none" w:sz="0" w:space="0" w:color="000000"/>
-              </w:pBdr>
-              <w:spacing w:after="60" w:before="60" w:line="240"/>
-              <w:ind w:left="60" w:right="60" w:firstLine="0" w:firstLineChars="0"/>
-              <w:rPr>
-                <w:rFonts w:ascii="Arial" w:hAnsi="Arial" w:eastAsia="Arial" w:cs="Arial"/>
-                <w:i w:val="false"/>
-                <w:b w:val="false"/>
-                <w:u w:val="none"/>
-                <w:strike w:val="false"/>
-                <w:sz w:val="18"/>
-                <w:szCs w:val="18"/>
-                <w:color w:val="000000"/>
-              </w:rPr>
-            </w:pPr>
-            <w:r>
-              <w:rPr>
-                <w:rFonts w:ascii="Arial" w:hAnsi="Arial" w:eastAsia="Arial" w:cs="Arial"/>
-                <w:i w:val="false"/>
-                <w:b w:val="false"/>
-                <w:u w:val="none"/>
-                <w:strike w:val="false"/>
-                <w:sz w:val="18"/>
-                <w:szCs w:val="18"/>
-                <w:color w:val="000000"/>
-              </w:rPr>
-              <w:t xml:space="preserve">0/102 (0.0%) (0.00–0.00)</w:t>
+            <w:gridSpan w:val="4"/>
+            <w:tcBorders>
+              <w:bottom w:val="none" w:sz="0" w:space="0" w:color="000000"/>
+              <w:top w:val="none" w:sz="0" w:space="0" w:color="000000"/>
+              <w:left w:val="none" w:sz="0" w:space="0" w:color="000000"/>
+              <w:right w:val="none" w:sz="0" w:space="0" w:color="000000"/>
+            </w:tcBorders>
+            <w:shd w:val="clear" w:color="auto" w:fill="FFFFFF"/>
+            <w:tcMar>
+              <w:top w:w="0" w:type="dxa"/>
+              <w:bottom w:w="0" w:type="dxa"/>
+              <w:left w:w="0" w:type="dxa"/>
+              <w:right w:w="0" w:type="dxa"/>
+            </w:tcMar>
+            <w:vAlign w:val="top"/>
+          </w:tcPr>
+          <w:p>
+            <w:pPr>
+              <w:pStyle w:val="Normal"/>
+              <w:jc w:val="left"/>
+              <w:pBdr>
+                <w:bottom w:val="none" w:sz="0" w:space="0" w:color="000000"/>
+                <w:top w:val="none" w:sz="0" w:space="0" w:color="000000"/>
+                <w:left w:val="none" w:sz="0" w:space="0" w:color="000000"/>
+                <w:right w:val="none" w:sz="0" w:space="0" w:color="000000"/>
+              </w:pBdr>
+              <w:spacing w:after="60" w:before="60" w:line="240"/>
+              <w:ind w:left="60" w:right="60" w:firstLine="0" w:firstLineChars="0"/>
+              <w:rPr>
+                <w:rFonts w:ascii="Arial" w:hAnsi="Arial" w:eastAsia="Arial" w:cs="Arial"/>
+                <w:i w:val="false"/>
+                <w:b w:val="true"/>
+                <w:u w:val="none"/>
+                <w:strike w:val="false"/>
+                <w:sz w:val="18"/>
+                <w:szCs w:val="18"/>
+                <w:color w:val="000000"/>
+              </w:rPr>
+            </w:pPr>
+            <w:r>
+              <w:rPr>
+                <w:rFonts w:ascii="Arial" w:hAnsi="Arial" w:eastAsia="Arial" w:cs="Arial"/>
+                <w:i w:val="false"/>
+                <w:b w:val="true"/>
+                <w:u w:val="none"/>
+                <w:strike w:val="false"/>
+                <w:sz w:val="18"/>
+                <w:szCs w:val="18"/>
+                <w:color w:val="000000"/>
+              </w:rPr>
+              <w:t xml:space="preserve">Overall judgement</w:t>
             </w:r>
           </w:p>
         </w:tc>
@@ -1620,117 +1789,172 @@
                 <w:szCs w:val="18"/>
                 <w:color w:val="000000"/>
               </w:rPr>
-              <w:t xml:space="preserve">Overall: Violation</w:t>
-            </w:r>
-          </w:p>
-        </w:tc>
-        <w:tc>
-          <w:tcPr>
-            <w:tcBorders>
-              <w:bottom w:val="none" w:sz="0" w:space="0" w:color="000000"/>
-              <w:top w:val="none" w:sz="0" w:space="0" w:color="000000"/>
-              <w:left w:val="none" w:sz="0" w:space="0" w:color="000000"/>
-              <w:right w:val="none" w:sz="0" w:space="0" w:color="000000"/>
-            </w:tcBorders>
-            <w:shd w:val="clear" w:color="auto" w:fill="FFFFFF"/>
-            <w:tcMar>
-              <w:top w:w="0" w:type="dxa"/>
-              <w:bottom w:w="0" w:type="dxa"/>
-              <w:left w:w="0" w:type="dxa"/>
-              <w:right w:w="0" w:type="dxa"/>
-            </w:tcMar>
-            <w:vAlign w:val="top"/>
-          </w:tcPr>
-          <w:p>
-            <w:pPr>
-              <w:pStyle w:val="Normal"/>
-              <w:jc w:val="left"/>
-              <w:pBdr>
-                <w:bottom w:val="none" w:sz="0" w:space="0" w:color="000000"/>
-                <w:top w:val="none" w:sz="0" w:space="0" w:color="000000"/>
-                <w:left w:val="none" w:sz="0" w:space="0" w:color="000000"/>
-                <w:right w:val="none" w:sz="0" w:space="0" w:color="000000"/>
-              </w:pBdr>
-              <w:spacing w:after="60" w:before="60" w:line="240"/>
-              <w:ind w:left="60" w:right="60" w:firstLine="0" w:firstLineChars="0"/>
-              <w:rPr>
-                <w:rFonts w:ascii="Arial" w:hAnsi="Arial" w:eastAsia="Arial" w:cs="Arial"/>
-                <w:i w:val="false"/>
-                <w:b w:val="false"/>
-                <w:u w:val="none"/>
-                <w:strike w:val="false"/>
-                <w:sz w:val="18"/>
-                <w:szCs w:val="18"/>
-                <w:color w:val="000000"/>
-              </w:rPr>
-            </w:pPr>
-            <w:r>
-              <w:rPr>
-                <w:rFonts w:ascii="Arial" w:hAnsi="Arial" w:eastAsia="Arial" w:cs="Arial"/>
-                <w:i w:val="false"/>
-                <w:b w:val="false"/>
-                <w:u w:val="none"/>
-                <w:strike w:val="false"/>
-                <w:sz w:val="18"/>
-                <w:szCs w:val="18"/>
-                <w:color w:val="000000"/>
-              </w:rPr>
-              <w:t xml:space="preserve">0/102 (0.0%) (0.00–0.00)</w:t>
-            </w:r>
-          </w:p>
-        </w:tc>
-        <w:tc>
-          <w:tcPr>
-            <w:tcBorders>
-              <w:bottom w:val="none" w:sz="0" w:space="0" w:color="000000"/>
-              <w:top w:val="none" w:sz="0" w:space="0" w:color="000000"/>
-              <w:left w:val="none" w:sz="0" w:space="0" w:color="000000"/>
-              <w:right w:val="none" w:sz="0" w:space="0" w:color="000000"/>
-            </w:tcBorders>
-            <w:shd w:val="clear" w:color="auto" w:fill="FFFFFF"/>
-            <w:tcMar>
-              <w:top w:w="0" w:type="dxa"/>
-              <w:bottom w:w="0" w:type="dxa"/>
-              <w:left w:w="0" w:type="dxa"/>
-              <w:right w:w="0" w:type="dxa"/>
-            </w:tcMar>
-            <w:vAlign w:val="top"/>
-          </w:tcPr>
-          <w:p>
-            <w:pPr>
-              <w:pStyle w:val="Normal"/>
-              <w:jc w:val="left"/>
-              <w:pBdr>
-                <w:bottom w:val="none" w:sz="0" w:space="0" w:color="000000"/>
-                <w:top w:val="none" w:sz="0" w:space="0" w:color="000000"/>
-                <w:left w:val="none" w:sz="0" w:space="0" w:color="000000"/>
-                <w:right w:val="none" w:sz="0" w:space="0" w:color="000000"/>
-              </w:pBdr>
-              <w:spacing w:after="60" w:before="60" w:line="240"/>
-              <w:ind w:left="60" w:right="60" w:firstLine="0" w:firstLineChars="0"/>
-              <w:rPr>
-                <w:rFonts w:ascii="Arial" w:hAnsi="Arial" w:eastAsia="Arial" w:cs="Arial"/>
-                <w:i w:val="false"/>
-                <w:b w:val="false"/>
-                <w:u w:val="none"/>
-                <w:strike w:val="false"/>
-                <w:sz w:val="18"/>
-                <w:szCs w:val="18"/>
-                <w:color w:val="000000"/>
-              </w:rPr>
-            </w:pPr>
-            <w:r>
-              <w:rPr>
-                <w:rFonts w:ascii="Arial" w:hAnsi="Arial" w:eastAsia="Arial" w:cs="Arial"/>
-                <w:i w:val="false"/>
-                <w:b w:val="false"/>
-                <w:u w:val="none"/>
-                <w:strike w:val="false"/>
-                <w:sz w:val="18"/>
-                <w:szCs w:val="18"/>
-                <w:color w:val="000000"/>
-              </w:rPr>
-              <w:t xml:space="preserve">0/102 (0.0%) (0.00–0.00)</w:t>
+              <w:t xml:space="preserve">Consistent with RoB 2 algorithm</w:t>
+            </w:r>
+          </w:p>
+        </w:tc>
+        <w:tc>
+          <w:tcPr>
+            <w:tcBorders>
+              <w:bottom w:val="none" w:sz="0" w:space="0" w:color="000000"/>
+              <w:top w:val="none" w:sz="0" w:space="0" w:color="000000"/>
+              <w:left w:val="none" w:sz="0" w:space="0" w:color="000000"/>
+              <w:right w:val="none" w:sz="0" w:space="0" w:color="000000"/>
+            </w:tcBorders>
+            <w:shd w:val="clear" w:color="auto" w:fill="FFFFFF"/>
+            <w:tcMar>
+              <w:top w:w="0" w:type="dxa"/>
+              <w:bottom w:w="0" w:type="dxa"/>
+              <w:left w:w="0" w:type="dxa"/>
+              <w:right w:w="0" w:type="dxa"/>
+            </w:tcMar>
+            <w:vAlign w:val="top"/>
+          </w:tcPr>
+          <w:p>
+            <w:pPr>
+              <w:pStyle w:val="Normal"/>
+              <w:jc w:val="left"/>
+              <w:pBdr>
+                <w:bottom w:val="none" w:sz="0" w:space="0" w:color="000000"/>
+                <w:top w:val="none" w:sz="0" w:space="0" w:color="000000"/>
+                <w:left w:val="none" w:sz="0" w:space="0" w:color="000000"/>
+                <w:right w:val="none" w:sz="0" w:space="0" w:color="000000"/>
+              </w:pBdr>
+              <w:spacing w:after="60" w:before="60" w:line="240"/>
+              <w:ind w:left="60" w:right="60" w:firstLine="0" w:firstLineChars="0"/>
+              <w:rPr>
+                <w:rFonts w:ascii="Arial" w:hAnsi="Arial" w:eastAsia="Arial" w:cs="Arial"/>
+                <w:i w:val="false"/>
+                <w:b w:val="false"/>
+                <w:u w:val="none"/>
+                <w:strike w:val="false"/>
+                <w:sz w:val="18"/>
+                <w:szCs w:val="18"/>
+                <w:color w:val="000000"/>
+              </w:rPr>
+            </w:pPr>
+            <w:r>
+              <w:rPr>
+                <w:rFonts w:ascii="Arial" w:hAnsi="Arial" w:eastAsia="Arial" w:cs="Arial"/>
+                <w:i w:val="false"/>
+                <w:b w:val="false"/>
+                <w:u w:val="none"/>
+                <w:strike w:val="false"/>
+                <w:sz w:val="18"/>
+                <w:szCs w:val="18"/>
+                <w:color w:val="000000"/>
+              </w:rPr>
+              <w:t xml:space="preserve">101/102 (99.0%)</w:t>
+            </w:r>
+          </w:p>
+        </w:tc>
+        <w:tc>
+          <w:tcPr>
+            <w:tcBorders>
+              <w:bottom w:val="none" w:sz="0" w:space="0" w:color="000000"/>
+              <w:top w:val="none" w:sz="0" w:space="0" w:color="000000"/>
+              <w:left w:val="none" w:sz="0" w:space="0" w:color="000000"/>
+              <w:right w:val="none" w:sz="0" w:space="0" w:color="000000"/>
+            </w:tcBorders>
+            <w:shd w:val="clear" w:color="auto" w:fill="FFFFFF"/>
+            <w:tcMar>
+              <w:top w:w="0" w:type="dxa"/>
+              <w:bottom w:w="0" w:type="dxa"/>
+              <w:left w:w="0" w:type="dxa"/>
+              <w:right w:w="0" w:type="dxa"/>
+            </w:tcMar>
+            <w:vAlign w:val="top"/>
+          </w:tcPr>
+          <w:p>
+            <w:pPr>
+              <w:pStyle w:val="Normal"/>
+              <w:jc w:val="left"/>
+              <w:pBdr>
+                <w:bottom w:val="none" w:sz="0" w:space="0" w:color="000000"/>
+                <w:top w:val="none" w:sz="0" w:space="0" w:color="000000"/>
+                <w:left w:val="none" w:sz="0" w:space="0" w:color="000000"/>
+                <w:right w:val="none" w:sz="0" w:space="0" w:color="000000"/>
+              </w:pBdr>
+              <w:spacing w:after="60" w:before="60" w:line="240"/>
+              <w:ind w:left="60" w:right="60" w:firstLine="0" w:firstLineChars="0"/>
+              <w:rPr>
+                <w:rFonts w:ascii="Arial" w:hAnsi="Arial" w:eastAsia="Arial" w:cs="Arial"/>
+                <w:i w:val="false"/>
+                <w:b w:val="false"/>
+                <w:u w:val="none"/>
+                <w:strike w:val="false"/>
+                <w:sz w:val="18"/>
+                <w:szCs w:val="18"/>
+                <w:color w:val="000000"/>
+              </w:rPr>
+            </w:pPr>
+            <w:r>
+              <w:rPr>
+                <w:rFonts w:ascii="Arial" w:hAnsi="Arial" w:eastAsia="Arial" w:cs="Arial"/>
+                <w:i w:val="false"/>
+                <w:b w:val="false"/>
+                <w:u w:val="none"/>
+                <w:strike w:val="false"/>
+                <w:sz w:val="18"/>
+                <w:szCs w:val="18"/>
+                <w:color w:val="000000"/>
+              </w:rPr>
+              <w:t xml:space="preserve">102/102 (100.0%)</w:t>
+            </w:r>
+          </w:p>
+        </w:tc>
+        <w:tc>
+          <w:tcPr>
+            <w:tcBorders>
+              <w:bottom w:val="none" w:sz="0" w:space="0" w:color="000000"/>
+              <w:top w:val="none" w:sz="0" w:space="0" w:color="000000"/>
+              <w:left w:val="none" w:sz="0" w:space="0" w:color="000000"/>
+              <w:right w:val="none" w:sz="0" w:space="0" w:color="000000"/>
+            </w:tcBorders>
+            <w:shd w:val="clear" w:color="auto" w:fill="FFFFFF"/>
+            <w:tcMar>
+              <w:top w:w="0" w:type="dxa"/>
+              <w:bottom w:w="0" w:type="dxa"/>
+              <w:left w:w="0" w:type="dxa"/>
+              <w:right w:w="0" w:type="dxa"/>
+            </w:tcMar>
+            <w:vAlign w:val="top"/>
+          </w:tcPr>
+          <w:p>
+            <w:pPr>
+              <w:pStyle w:val="Normal"/>
+              <w:jc w:val="left"/>
+              <w:pBdr>
+                <w:bottom w:val="none" w:sz="0" w:space="0" w:color="000000"/>
+                <w:top w:val="none" w:sz="0" w:space="0" w:color="000000"/>
+                <w:left w:val="none" w:sz="0" w:space="0" w:color="000000"/>
+                <w:right w:val="none" w:sz="0" w:space="0" w:color="000000"/>
+              </w:pBdr>
+              <w:spacing w:after="60" w:before="60" w:line="240"/>
+              <w:ind w:left="60" w:right="60" w:firstLine="0" w:firstLineChars="0"/>
+              <w:rPr>
+                <w:rFonts w:ascii="Arial" w:hAnsi="Arial" w:eastAsia="Arial" w:cs="Arial"/>
+                <w:i w:val="false"/>
+                <w:b w:val="false"/>
+                <w:u w:val="none"/>
+                <w:strike w:val="false"/>
+                <w:sz w:val="18"/>
+                <w:szCs w:val="18"/>
+                <w:color w:val="000000"/>
+              </w:rPr>
+            </w:pPr>
+            <w:r>
+              <w:rPr>
+                <w:rFonts w:ascii="Arial" w:hAnsi="Arial" w:eastAsia="Arial" w:cs="Arial"/>
+                <w:i w:val="false"/>
+                <w:b w:val="false"/>
+                <w:u w:val="none"/>
+                <w:strike w:val="false"/>
+                <w:sz w:val="18"/>
+                <w:szCs w:val="18"/>
+                <w:color w:val="000000"/>
+              </w:rPr>
+              <w:t xml:space="preserve"/>
             </w:r>
           </w:p>
         </w:tc>
@@ -1791,117 +2015,172 @@
                 <w:szCs w:val="18"/>
                 <w:color w:val="000000"/>
               </w:rPr>
-              <w:t xml:space="preserve">Audit: Evidence coverage</w:t>
-            </w:r>
-          </w:p>
-        </w:tc>
-        <w:tc>
-          <w:tcPr>
-            <w:tcBorders>
-              <w:bottom w:val="none" w:sz="0" w:space="0" w:color="000000"/>
-              <w:top w:val="none" w:sz="0" w:space="0" w:color="000000"/>
-              <w:left w:val="none" w:sz="0" w:space="0" w:color="000000"/>
-              <w:right w:val="none" w:sz="0" w:space="0" w:color="000000"/>
-            </w:tcBorders>
-            <w:shd w:val="clear" w:color="auto" w:fill="FFFFFF"/>
-            <w:tcMar>
-              <w:top w:w="0" w:type="dxa"/>
-              <w:bottom w:w="0" w:type="dxa"/>
-              <w:left w:w="0" w:type="dxa"/>
-              <w:right w:w="0" w:type="dxa"/>
-            </w:tcMar>
-            <w:vAlign w:val="top"/>
-          </w:tcPr>
-          <w:p>
-            <w:pPr>
-              <w:pStyle w:val="Normal"/>
-              <w:jc w:val="left"/>
-              <w:pBdr>
-                <w:bottom w:val="none" w:sz="0" w:space="0" w:color="000000"/>
-                <w:top w:val="none" w:sz="0" w:space="0" w:color="000000"/>
-                <w:left w:val="none" w:sz="0" w:space="0" w:color="000000"/>
-                <w:right w:val="none" w:sz="0" w:space="0" w:color="000000"/>
-              </w:pBdr>
-              <w:spacing w:after="60" w:before="60" w:line="240"/>
-              <w:ind w:left="60" w:right="60" w:firstLine="0" w:firstLineChars="0"/>
-              <w:rPr>
-                <w:rFonts w:ascii="Arial" w:hAnsi="Arial" w:eastAsia="Arial" w:cs="Arial"/>
-                <w:i w:val="false"/>
-                <w:b w:val="false"/>
-                <w:u w:val="none"/>
-                <w:strike w:val="false"/>
-                <w:sz w:val="18"/>
-                <w:szCs w:val="18"/>
-                <w:color w:val="000000"/>
-              </w:rPr>
-            </w:pPr>
-            <w:r>
-              <w:rPr>
-                <w:rFonts w:ascii="Arial" w:hAnsi="Arial" w:eastAsia="Arial" w:cs="Arial"/>
-                <w:i w:val="false"/>
-                <w:b w:val="false"/>
-                <w:u w:val="none"/>
-                <w:strike w:val="false"/>
-                <w:sz w:val="18"/>
-                <w:szCs w:val="18"/>
-                <w:color w:val="000000"/>
-              </w:rPr>
-              <w:t xml:space="preserve">1538/1538 (100.0%) (1.00–1.00)</w:t>
-            </w:r>
-          </w:p>
-        </w:tc>
-        <w:tc>
-          <w:tcPr>
-            <w:tcBorders>
-              <w:bottom w:val="none" w:sz="0" w:space="0" w:color="000000"/>
-              <w:top w:val="none" w:sz="0" w:space="0" w:color="000000"/>
-              <w:left w:val="none" w:sz="0" w:space="0" w:color="000000"/>
-              <w:right w:val="none" w:sz="0" w:space="0" w:color="000000"/>
-            </w:tcBorders>
-            <w:shd w:val="clear" w:color="auto" w:fill="FFFFFF"/>
-            <w:tcMar>
-              <w:top w:w="0" w:type="dxa"/>
-              <w:bottom w:w="0" w:type="dxa"/>
-              <w:left w:w="0" w:type="dxa"/>
-              <w:right w:w="0" w:type="dxa"/>
-            </w:tcMar>
-            <w:vAlign w:val="top"/>
-          </w:tcPr>
-          <w:p>
-            <w:pPr>
-              <w:pStyle w:val="Normal"/>
-              <w:jc w:val="left"/>
-              <w:pBdr>
-                <w:bottom w:val="none" w:sz="0" w:space="0" w:color="000000"/>
-                <w:top w:val="none" w:sz="0" w:space="0" w:color="000000"/>
-                <w:left w:val="none" w:sz="0" w:space="0" w:color="000000"/>
-                <w:right w:val="none" w:sz="0" w:space="0" w:color="000000"/>
-              </w:pBdr>
-              <w:spacing w:after="60" w:before="60" w:line="240"/>
-              <w:ind w:left="60" w:right="60" w:firstLine="0" w:firstLineChars="0"/>
-              <w:rPr>
-                <w:rFonts w:ascii="Arial" w:hAnsi="Arial" w:eastAsia="Arial" w:cs="Arial"/>
-                <w:i w:val="false"/>
-                <w:b w:val="false"/>
-                <w:u w:val="none"/>
-                <w:strike w:val="false"/>
-                <w:sz w:val="18"/>
-                <w:szCs w:val="18"/>
-                <w:color w:val="000000"/>
-              </w:rPr>
-            </w:pPr>
-            <w:r>
-              <w:rPr>
-                <w:rFonts w:ascii="Arial" w:hAnsi="Arial" w:eastAsia="Arial" w:cs="Arial"/>
-                <w:i w:val="false"/>
-                <w:b w:val="false"/>
-                <w:u w:val="none"/>
-                <w:strike w:val="false"/>
-                <w:sz w:val="18"/>
-                <w:szCs w:val="18"/>
-                <w:color w:val="000000"/>
-              </w:rPr>
-              <w:t xml:space="preserve">Not available</w:t>
+              <w:t xml:space="preserve">Permitted escalation</w:t>
+            </w:r>
+          </w:p>
+        </w:tc>
+        <w:tc>
+          <w:tcPr>
+            <w:tcBorders>
+              <w:bottom w:val="none" w:sz="0" w:space="0" w:color="000000"/>
+              <w:top w:val="none" w:sz="0" w:space="0" w:color="000000"/>
+              <w:left w:val="none" w:sz="0" w:space="0" w:color="000000"/>
+              <w:right w:val="none" w:sz="0" w:space="0" w:color="000000"/>
+            </w:tcBorders>
+            <w:shd w:val="clear" w:color="auto" w:fill="FFFFFF"/>
+            <w:tcMar>
+              <w:top w:w="0" w:type="dxa"/>
+              <w:bottom w:w="0" w:type="dxa"/>
+              <w:left w:w="0" w:type="dxa"/>
+              <w:right w:w="0" w:type="dxa"/>
+            </w:tcMar>
+            <w:vAlign w:val="top"/>
+          </w:tcPr>
+          <w:p>
+            <w:pPr>
+              <w:pStyle w:val="Normal"/>
+              <w:jc w:val="left"/>
+              <w:pBdr>
+                <w:bottom w:val="none" w:sz="0" w:space="0" w:color="000000"/>
+                <w:top w:val="none" w:sz="0" w:space="0" w:color="000000"/>
+                <w:left w:val="none" w:sz="0" w:space="0" w:color="000000"/>
+                <w:right w:val="none" w:sz="0" w:space="0" w:color="000000"/>
+              </w:pBdr>
+              <w:spacing w:after="60" w:before="60" w:line="240"/>
+              <w:ind w:left="60" w:right="60" w:firstLine="0" w:firstLineChars="0"/>
+              <w:rPr>
+                <w:rFonts w:ascii="Arial" w:hAnsi="Arial" w:eastAsia="Arial" w:cs="Arial"/>
+                <w:i w:val="false"/>
+                <w:b w:val="false"/>
+                <w:u w:val="none"/>
+                <w:strike w:val="false"/>
+                <w:sz w:val="18"/>
+                <w:szCs w:val="18"/>
+                <w:color w:val="000000"/>
+              </w:rPr>
+            </w:pPr>
+            <w:r>
+              <w:rPr>
+                <w:rFonts w:ascii="Arial" w:hAnsi="Arial" w:eastAsia="Arial" w:cs="Arial"/>
+                <w:i w:val="false"/>
+                <w:b w:val="false"/>
+                <w:u w:val="none"/>
+                <w:strike w:val="false"/>
+                <w:sz w:val="18"/>
+                <w:szCs w:val="18"/>
+                <w:color w:val="000000"/>
+              </w:rPr>
+              <w:t xml:space="preserve">1/102 (1.0%)</w:t>
+            </w:r>
+          </w:p>
+        </w:tc>
+        <w:tc>
+          <w:tcPr>
+            <w:tcBorders>
+              <w:bottom w:val="none" w:sz="0" w:space="0" w:color="000000"/>
+              <w:top w:val="none" w:sz="0" w:space="0" w:color="000000"/>
+              <w:left w:val="none" w:sz="0" w:space="0" w:color="000000"/>
+              <w:right w:val="none" w:sz="0" w:space="0" w:color="000000"/>
+            </w:tcBorders>
+            <w:shd w:val="clear" w:color="auto" w:fill="FFFFFF"/>
+            <w:tcMar>
+              <w:top w:w="0" w:type="dxa"/>
+              <w:bottom w:w="0" w:type="dxa"/>
+              <w:left w:w="0" w:type="dxa"/>
+              <w:right w:w="0" w:type="dxa"/>
+            </w:tcMar>
+            <w:vAlign w:val="top"/>
+          </w:tcPr>
+          <w:p>
+            <w:pPr>
+              <w:pStyle w:val="Normal"/>
+              <w:jc w:val="left"/>
+              <w:pBdr>
+                <w:bottom w:val="none" w:sz="0" w:space="0" w:color="000000"/>
+                <w:top w:val="none" w:sz="0" w:space="0" w:color="000000"/>
+                <w:left w:val="none" w:sz="0" w:space="0" w:color="000000"/>
+                <w:right w:val="none" w:sz="0" w:space="0" w:color="000000"/>
+              </w:pBdr>
+              <w:spacing w:after="60" w:before="60" w:line="240"/>
+              <w:ind w:left="60" w:right="60" w:firstLine="0" w:firstLineChars="0"/>
+              <w:rPr>
+                <w:rFonts w:ascii="Arial" w:hAnsi="Arial" w:eastAsia="Arial" w:cs="Arial"/>
+                <w:i w:val="false"/>
+                <w:b w:val="false"/>
+                <w:u w:val="none"/>
+                <w:strike w:val="false"/>
+                <w:sz w:val="18"/>
+                <w:szCs w:val="18"/>
+                <w:color w:val="000000"/>
+              </w:rPr>
+            </w:pPr>
+            <w:r>
+              <w:rPr>
+                <w:rFonts w:ascii="Arial" w:hAnsi="Arial" w:eastAsia="Arial" w:cs="Arial"/>
+                <w:i w:val="false"/>
+                <w:b w:val="false"/>
+                <w:u w:val="none"/>
+                <w:strike w:val="false"/>
+                <w:sz w:val="18"/>
+                <w:szCs w:val="18"/>
+                <w:color w:val="000000"/>
+              </w:rPr>
+              <w:t xml:space="preserve">0/102 (0.0%)</w:t>
+            </w:r>
+          </w:p>
+        </w:tc>
+        <w:tc>
+          <w:tcPr>
+            <w:tcBorders>
+              <w:bottom w:val="none" w:sz="0" w:space="0" w:color="000000"/>
+              <w:top w:val="none" w:sz="0" w:space="0" w:color="000000"/>
+              <w:left w:val="none" w:sz="0" w:space="0" w:color="000000"/>
+              <w:right w:val="none" w:sz="0" w:space="0" w:color="000000"/>
+            </w:tcBorders>
+            <w:shd w:val="clear" w:color="auto" w:fill="FFFFFF"/>
+            <w:tcMar>
+              <w:top w:w="0" w:type="dxa"/>
+              <w:bottom w:w="0" w:type="dxa"/>
+              <w:left w:w="0" w:type="dxa"/>
+              <w:right w:w="0" w:type="dxa"/>
+            </w:tcMar>
+            <w:vAlign w:val="top"/>
+          </w:tcPr>
+          <w:p>
+            <w:pPr>
+              <w:pStyle w:val="Normal"/>
+              <w:jc w:val="left"/>
+              <w:pBdr>
+                <w:bottom w:val="none" w:sz="0" w:space="0" w:color="000000"/>
+                <w:top w:val="none" w:sz="0" w:space="0" w:color="000000"/>
+                <w:left w:val="none" w:sz="0" w:space="0" w:color="000000"/>
+                <w:right w:val="none" w:sz="0" w:space="0" w:color="000000"/>
+              </w:pBdr>
+              <w:spacing w:after="60" w:before="60" w:line="240"/>
+              <w:ind w:left="60" w:right="60" w:firstLine="0" w:firstLineChars="0"/>
+              <w:rPr>
+                <w:rFonts w:ascii="Arial" w:hAnsi="Arial" w:eastAsia="Arial" w:cs="Arial"/>
+                <w:i w:val="false"/>
+                <w:b w:val="false"/>
+                <w:u w:val="none"/>
+                <w:strike w:val="false"/>
+                <w:sz w:val="18"/>
+                <w:szCs w:val="18"/>
+                <w:color w:val="000000"/>
+              </w:rPr>
+            </w:pPr>
+            <w:r>
+              <w:rPr>
+                <w:rFonts w:ascii="Arial" w:hAnsi="Arial" w:eastAsia="Arial" w:cs="Arial"/>
+                <w:i w:val="false"/>
+                <w:b w:val="false"/>
+                <w:u w:val="none"/>
+                <w:strike w:val="false"/>
+                <w:sz w:val="18"/>
+                <w:szCs w:val="18"/>
+                <w:color w:val="000000"/>
+              </w:rPr>
+              <w:t xml:space="preserve"/>
             </w:r>
           </w:p>
         </w:tc>
@@ -1962,117 +2241,172 @@
                 <w:szCs w:val="18"/>
                 <w:color w:val="000000"/>
               </w:rPr>
-              <w:t xml:space="preserve">Audit: Text-span evidence binding</w:t>
-            </w:r>
-          </w:p>
-        </w:tc>
-        <w:tc>
-          <w:tcPr>
-            <w:tcBorders>
-              <w:bottom w:val="none" w:sz="0" w:space="0" w:color="000000"/>
-              <w:top w:val="none" w:sz="0" w:space="0" w:color="000000"/>
-              <w:left w:val="none" w:sz="0" w:space="0" w:color="000000"/>
-              <w:right w:val="none" w:sz="0" w:space="0" w:color="000000"/>
-            </w:tcBorders>
-            <w:shd w:val="clear" w:color="auto" w:fill="FFFFFF"/>
-            <w:tcMar>
-              <w:top w:w="0" w:type="dxa"/>
-              <w:bottom w:w="0" w:type="dxa"/>
-              <w:left w:w="0" w:type="dxa"/>
-              <w:right w:w="0" w:type="dxa"/>
-            </w:tcMar>
-            <w:vAlign w:val="top"/>
-          </w:tcPr>
-          <w:p>
-            <w:pPr>
-              <w:pStyle w:val="Normal"/>
-              <w:jc w:val="left"/>
-              <w:pBdr>
-                <w:bottom w:val="none" w:sz="0" w:space="0" w:color="000000"/>
-                <w:top w:val="none" w:sz="0" w:space="0" w:color="000000"/>
-                <w:left w:val="none" w:sz="0" w:space="0" w:color="000000"/>
-                <w:right w:val="none" w:sz="0" w:space="0" w:color="000000"/>
-              </w:pBdr>
-              <w:spacing w:after="60" w:before="60" w:line="240"/>
-              <w:ind w:left="60" w:right="60" w:firstLine="0" w:firstLineChars="0"/>
-              <w:rPr>
-                <w:rFonts w:ascii="Arial" w:hAnsi="Arial" w:eastAsia="Arial" w:cs="Arial"/>
-                <w:i w:val="false"/>
-                <w:b w:val="false"/>
-                <w:u w:val="none"/>
-                <w:strike w:val="false"/>
-                <w:sz w:val="18"/>
-                <w:szCs w:val="18"/>
-                <w:color w:val="000000"/>
-              </w:rPr>
-            </w:pPr>
-            <w:r>
-              <w:rPr>
-                <w:rFonts w:ascii="Arial" w:hAnsi="Arial" w:eastAsia="Arial" w:cs="Arial"/>
-                <w:i w:val="false"/>
-                <w:b w:val="false"/>
-                <w:u w:val="none"/>
-                <w:strike w:val="false"/>
-                <w:sz w:val="18"/>
-                <w:szCs w:val="18"/>
-                <w:color w:val="000000"/>
-              </w:rPr>
-              <w:t xml:space="preserve">1407/1407 (100.0%) (1.00–1.00)</w:t>
-            </w:r>
-          </w:p>
-        </w:tc>
-        <w:tc>
-          <w:tcPr>
-            <w:tcBorders>
-              <w:bottom w:val="none" w:sz="0" w:space="0" w:color="000000"/>
-              <w:top w:val="none" w:sz="0" w:space="0" w:color="000000"/>
-              <w:left w:val="none" w:sz="0" w:space="0" w:color="000000"/>
-              <w:right w:val="none" w:sz="0" w:space="0" w:color="000000"/>
-            </w:tcBorders>
-            <w:shd w:val="clear" w:color="auto" w:fill="FFFFFF"/>
-            <w:tcMar>
-              <w:top w:w="0" w:type="dxa"/>
-              <w:bottom w:w="0" w:type="dxa"/>
-              <w:left w:w="0" w:type="dxa"/>
-              <w:right w:w="0" w:type="dxa"/>
-            </w:tcMar>
-            <w:vAlign w:val="top"/>
-          </w:tcPr>
-          <w:p>
-            <w:pPr>
-              <w:pStyle w:val="Normal"/>
-              <w:jc w:val="left"/>
-              <w:pBdr>
-                <w:bottom w:val="none" w:sz="0" w:space="0" w:color="000000"/>
-                <w:top w:val="none" w:sz="0" w:space="0" w:color="000000"/>
-                <w:left w:val="none" w:sz="0" w:space="0" w:color="000000"/>
-                <w:right w:val="none" w:sz="0" w:space="0" w:color="000000"/>
-              </w:pBdr>
-              <w:spacing w:after="60" w:before="60" w:line="240"/>
-              <w:ind w:left="60" w:right="60" w:firstLine="0" w:firstLineChars="0"/>
-              <w:rPr>
-                <w:rFonts w:ascii="Arial" w:hAnsi="Arial" w:eastAsia="Arial" w:cs="Arial"/>
-                <w:i w:val="false"/>
-                <w:b w:val="false"/>
-                <w:u w:val="none"/>
-                <w:strike w:val="false"/>
-                <w:sz w:val="18"/>
-                <w:szCs w:val="18"/>
-                <w:color w:val="000000"/>
-              </w:rPr>
-            </w:pPr>
-            <w:r>
-              <w:rPr>
-                <w:rFonts w:ascii="Arial" w:hAnsi="Arial" w:eastAsia="Arial" w:cs="Arial"/>
-                <w:i w:val="false"/>
-                <w:b w:val="false"/>
-                <w:u w:val="none"/>
-                <w:strike w:val="false"/>
-                <w:sz w:val="18"/>
-                <w:szCs w:val="18"/>
-                <w:color w:val="000000"/>
-              </w:rPr>
-              <w:t xml:space="preserve">Not available</w:t>
+              <w:t xml:space="preserve">Contradicts own answers (violation)</w:t>
+            </w:r>
+          </w:p>
+        </w:tc>
+        <w:tc>
+          <w:tcPr>
+            <w:tcBorders>
+              <w:bottom w:val="none" w:sz="0" w:space="0" w:color="000000"/>
+              <w:top w:val="none" w:sz="0" w:space="0" w:color="000000"/>
+              <w:left w:val="none" w:sz="0" w:space="0" w:color="000000"/>
+              <w:right w:val="none" w:sz="0" w:space="0" w:color="000000"/>
+            </w:tcBorders>
+            <w:shd w:val="clear" w:color="auto" w:fill="FFFFFF"/>
+            <w:tcMar>
+              <w:top w:w="0" w:type="dxa"/>
+              <w:bottom w:w="0" w:type="dxa"/>
+              <w:left w:w="0" w:type="dxa"/>
+              <w:right w:w="0" w:type="dxa"/>
+            </w:tcMar>
+            <w:vAlign w:val="top"/>
+          </w:tcPr>
+          <w:p>
+            <w:pPr>
+              <w:pStyle w:val="Normal"/>
+              <w:jc w:val="left"/>
+              <w:pBdr>
+                <w:bottom w:val="none" w:sz="0" w:space="0" w:color="000000"/>
+                <w:top w:val="none" w:sz="0" w:space="0" w:color="000000"/>
+                <w:left w:val="none" w:sz="0" w:space="0" w:color="000000"/>
+                <w:right w:val="none" w:sz="0" w:space="0" w:color="000000"/>
+              </w:pBdr>
+              <w:spacing w:after="60" w:before="60" w:line="240"/>
+              <w:ind w:left="60" w:right="60" w:firstLine="0" w:firstLineChars="0"/>
+              <w:rPr>
+                <w:rFonts w:ascii="Arial" w:hAnsi="Arial" w:eastAsia="Arial" w:cs="Arial"/>
+                <w:i w:val="false"/>
+                <w:b w:val="false"/>
+                <w:u w:val="none"/>
+                <w:strike w:val="false"/>
+                <w:sz w:val="18"/>
+                <w:szCs w:val="18"/>
+                <w:color w:val="000000"/>
+              </w:rPr>
+            </w:pPr>
+            <w:r>
+              <w:rPr>
+                <w:rFonts w:ascii="Arial" w:hAnsi="Arial" w:eastAsia="Arial" w:cs="Arial"/>
+                <w:i w:val="false"/>
+                <w:b w:val="false"/>
+                <w:u w:val="none"/>
+                <w:strike w:val="false"/>
+                <w:sz w:val="18"/>
+                <w:szCs w:val="18"/>
+                <w:color w:val="000000"/>
+              </w:rPr>
+              <w:t xml:space="preserve">0/102 (0.0%)</w:t>
+            </w:r>
+          </w:p>
+        </w:tc>
+        <w:tc>
+          <w:tcPr>
+            <w:tcBorders>
+              <w:bottom w:val="none" w:sz="0" w:space="0" w:color="000000"/>
+              <w:top w:val="none" w:sz="0" w:space="0" w:color="000000"/>
+              <w:left w:val="none" w:sz="0" w:space="0" w:color="000000"/>
+              <w:right w:val="none" w:sz="0" w:space="0" w:color="000000"/>
+            </w:tcBorders>
+            <w:shd w:val="clear" w:color="auto" w:fill="FFFFFF"/>
+            <w:tcMar>
+              <w:top w:w="0" w:type="dxa"/>
+              <w:bottom w:w="0" w:type="dxa"/>
+              <w:left w:w="0" w:type="dxa"/>
+              <w:right w:w="0" w:type="dxa"/>
+            </w:tcMar>
+            <w:vAlign w:val="top"/>
+          </w:tcPr>
+          <w:p>
+            <w:pPr>
+              <w:pStyle w:val="Normal"/>
+              <w:jc w:val="left"/>
+              <w:pBdr>
+                <w:bottom w:val="none" w:sz="0" w:space="0" w:color="000000"/>
+                <w:top w:val="none" w:sz="0" w:space="0" w:color="000000"/>
+                <w:left w:val="none" w:sz="0" w:space="0" w:color="000000"/>
+                <w:right w:val="none" w:sz="0" w:space="0" w:color="000000"/>
+              </w:pBdr>
+              <w:spacing w:after="60" w:before="60" w:line="240"/>
+              <w:ind w:left="60" w:right="60" w:firstLine="0" w:firstLineChars="0"/>
+              <w:rPr>
+                <w:rFonts w:ascii="Arial" w:hAnsi="Arial" w:eastAsia="Arial" w:cs="Arial"/>
+                <w:i w:val="false"/>
+                <w:b w:val="false"/>
+                <w:u w:val="none"/>
+                <w:strike w:val="false"/>
+                <w:sz w:val="18"/>
+                <w:szCs w:val="18"/>
+                <w:color w:val="000000"/>
+              </w:rPr>
+            </w:pPr>
+            <w:r>
+              <w:rPr>
+                <w:rFonts w:ascii="Arial" w:hAnsi="Arial" w:eastAsia="Arial" w:cs="Arial"/>
+                <w:i w:val="false"/>
+                <w:b w:val="false"/>
+                <w:u w:val="none"/>
+                <w:strike w:val="false"/>
+                <w:sz w:val="18"/>
+                <w:szCs w:val="18"/>
+                <w:color w:val="000000"/>
+              </w:rPr>
+              <w:t xml:space="preserve">0/102 (0.0%)</w:t>
+            </w:r>
+          </w:p>
+        </w:tc>
+        <w:tc>
+          <w:tcPr>
+            <w:tcBorders>
+              <w:bottom w:val="none" w:sz="0" w:space="0" w:color="000000"/>
+              <w:top w:val="none" w:sz="0" w:space="0" w:color="000000"/>
+              <w:left w:val="none" w:sz="0" w:space="0" w:color="000000"/>
+              <w:right w:val="none" w:sz="0" w:space="0" w:color="000000"/>
+            </w:tcBorders>
+            <w:shd w:val="clear" w:color="auto" w:fill="FFFFFF"/>
+            <w:tcMar>
+              <w:top w:w="0" w:type="dxa"/>
+              <w:bottom w:w="0" w:type="dxa"/>
+              <w:left w:w="0" w:type="dxa"/>
+              <w:right w:w="0" w:type="dxa"/>
+            </w:tcMar>
+            <w:vAlign w:val="top"/>
+          </w:tcPr>
+          <w:p>
+            <w:pPr>
+              <w:pStyle w:val="Normal"/>
+              <w:jc w:val="left"/>
+              <w:pBdr>
+                <w:bottom w:val="none" w:sz="0" w:space="0" w:color="000000"/>
+                <w:top w:val="none" w:sz="0" w:space="0" w:color="000000"/>
+                <w:left w:val="none" w:sz="0" w:space="0" w:color="000000"/>
+                <w:right w:val="none" w:sz="0" w:space="0" w:color="000000"/>
+              </w:pBdr>
+              <w:spacing w:after="60" w:before="60" w:line="240"/>
+              <w:ind w:left="60" w:right="60" w:firstLine="0" w:firstLineChars="0"/>
+              <w:rPr>
+                <w:rFonts w:ascii="Arial" w:hAnsi="Arial" w:eastAsia="Arial" w:cs="Arial"/>
+                <w:i w:val="false"/>
+                <w:b w:val="false"/>
+                <w:u w:val="none"/>
+                <w:strike w:val="false"/>
+                <w:sz w:val="18"/>
+                <w:szCs w:val="18"/>
+                <w:color w:val="000000"/>
+              </w:rPr>
+            </w:pPr>
+            <w:r>
+              <w:rPr>
+                <w:rFonts w:ascii="Arial" w:hAnsi="Arial" w:eastAsia="Arial" w:cs="Arial"/>
+                <w:i w:val="false"/>
+                <w:b w:val="false"/>
+                <w:u w:val="none"/>
+                <w:strike w:val="false"/>
+                <w:sz w:val="18"/>
+                <w:szCs w:val="18"/>
+                <w:color w:val="000000"/>
+              </w:rPr>
+              <w:t xml:space="preserve"/>
             </w:r>
           </w:p>
         </w:tc>
@@ -2084,166 +2418,57 @@
         </w:trPr>
         <w:tc>
           <w:tcPr>
-            <w:tcBorders>
-              <w:bottom w:val="none" w:sz="0" w:space="0" w:color="000000"/>
-              <w:top w:val="none" w:sz="0" w:space="0" w:color="000000"/>
-              <w:left w:val="none" w:sz="0" w:space="0" w:color="000000"/>
-              <w:right w:val="none" w:sz="0" w:space="0" w:color="000000"/>
-            </w:tcBorders>
-            <w:shd w:val="clear" w:color="auto" w:fill="FFFFFF"/>
-            <w:tcMar>
-              <w:top w:w="0" w:type="dxa"/>
-              <w:bottom w:w="0" w:type="dxa"/>
-              <w:left w:w="0" w:type="dxa"/>
-              <w:right w:w="0" w:type="dxa"/>
-            </w:tcMar>
-            <w:vAlign w:val="top"/>
-          </w:tcPr>
-          <w:p>
-            <w:pPr>
-              <w:pStyle w:val="Normal"/>
-              <w:jc w:val="left"/>
-              <w:pBdr>
-                <w:bottom w:val="none" w:sz="0" w:space="0" w:color="000000"/>
-                <w:top w:val="none" w:sz="0" w:space="0" w:color="000000"/>
-                <w:left w:val="none" w:sz="0" w:space="0" w:color="000000"/>
-                <w:right w:val="none" w:sz="0" w:space="0" w:color="000000"/>
-              </w:pBdr>
-              <w:spacing w:after="60" w:before="60" w:line="240"/>
-              <w:ind w:left="60" w:right="60" w:firstLine="0" w:firstLineChars="0"/>
-              <w:rPr>
-                <w:rFonts w:ascii="Arial" w:hAnsi="Arial" w:eastAsia="Arial" w:cs="Arial"/>
-                <w:i w:val="false"/>
-                <w:b w:val="false"/>
-                <w:u w:val="none"/>
-                <w:strike w:val="false"/>
-                <w:sz w:val="18"/>
-                <w:szCs w:val="18"/>
-                <w:color w:val="000000"/>
-              </w:rPr>
-            </w:pPr>
-            <w:r>
-              <w:rPr>
-                <w:rFonts w:ascii="Arial" w:hAnsi="Arial" w:eastAsia="Arial" w:cs="Arial"/>
-                <w:i w:val="false"/>
-                <w:b w:val="false"/>
-                <w:u w:val="none"/>
-                <w:strike w:val="false"/>
-                <w:sz w:val="18"/>
-                <w:szCs w:val="18"/>
-                <w:color w:val="000000"/>
-              </w:rPr>
-              <w:t xml:space="preserve">Audit: Visual evidence binding</w:t>
-            </w:r>
-          </w:p>
-        </w:tc>
-        <w:tc>
-          <w:tcPr>
-            <w:tcBorders>
-              <w:bottom w:val="none" w:sz="0" w:space="0" w:color="000000"/>
-              <w:top w:val="none" w:sz="0" w:space="0" w:color="000000"/>
-              <w:left w:val="none" w:sz="0" w:space="0" w:color="000000"/>
-              <w:right w:val="none" w:sz="0" w:space="0" w:color="000000"/>
-            </w:tcBorders>
-            <w:shd w:val="clear" w:color="auto" w:fill="FFFFFF"/>
-            <w:tcMar>
-              <w:top w:w="0" w:type="dxa"/>
-              <w:bottom w:w="0" w:type="dxa"/>
-              <w:left w:w="0" w:type="dxa"/>
-              <w:right w:w="0" w:type="dxa"/>
-            </w:tcMar>
-            <w:vAlign w:val="top"/>
-          </w:tcPr>
-          <w:p>
-            <w:pPr>
-              <w:pStyle w:val="Normal"/>
-              <w:jc w:val="left"/>
-              <w:pBdr>
-                <w:bottom w:val="none" w:sz="0" w:space="0" w:color="000000"/>
-                <w:top w:val="none" w:sz="0" w:space="0" w:color="000000"/>
-                <w:left w:val="none" w:sz="0" w:space="0" w:color="000000"/>
-                <w:right w:val="none" w:sz="0" w:space="0" w:color="000000"/>
-              </w:pBdr>
-              <w:spacing w:after="60" w:before="60" w:line="240"/>
-              <w:ind w:left="60" w:right="60" w:firstLine="0" w:firstLineChars="0"/>
-              <w:rPr>
-                <w:rFonts w:ascii="Arial" w:hAnsi="Arial" w:eastAsia="Arial" w:cs="Arial"/>
-                <w:i w:val="false"/>
-                <w:b w:val="false"/>
-                <w:u w:val="none"/>
-                <w:strike w:val="false"/>
-                <w:sz w:val="18"/>
-                <w:szCs w:val="18"/>
-                <w:color w:val="000000"/>
-              </w:rPr>
-            </w:pPr>
-            <w:r>
-              <w:rPr>
-                <w:rFonts w:ascii="Arial" w:hAnsi="Arial" w:eastAsia="Arial" w:cs="Arial"/>
-                <w:i w:val="false"/>
-                <w:b w:val="false"/>
-                <w:u w:val="none"/>
-                <w:strike w:val="false"/>
-                <w:sz w:val="18"/>
-                <w:szCs w:val="18"/>
-                <w:color w:val="000000"/>
-              </w:rPr>
-              <w:t xml:space="preserve">14/14 (100.0%) (1.00–1.00)</w:t>
-            </w:r>
-          </w:p>
-        </w:tc>
-        <w:tc>
-          <w:tcPr>
-            <w:tcBorders>
-              <w:bottom w:val="none" w:sz="0" w:space="0" w:color="000000"/>
-              <w:top w:val="none" w:sz="0" w:space="0" w:color="000000"/>
-              <w:left w:val="none" w:sz="0" w:space="0" w:color="000000"/>
-              <w:right w:val="none" w:sz="0" w:space="0" w:color="000000"/>
-            </w:tcBorders>
-            <w:shd w:val="clear" w:color="auto" w:fill="FFFFFF"/>
-            <w:tcMar>
-              <w:top w:w="0" w:type="dxa"/>
-              <w:bottom w:w="0" w:type="dxa"/>
-              <w:left w:w="0" w:type="dxa"/>
-              <w:right w:w="0" w:type="dxa"/>
-            </w:tcMar>
-            <w:vAlign w:val="top"/>
-          </w:tcPr>
-          <w:p>
-            <w:pPr>
-              <w:pStyle w:val="Normal"/>
-              <w:jc w:val="left"/>
-              <w:pBdr>
-                <w:bottom w:val="none" w:sz="0" w:space="0" w:color="000000"/>
-                <w:top w:val="none" w:sz="0" w:space="0" w:color="000000"/>
-                <w:left w:val="none" w:sz="0" w:space="0" w:color="000000"/>
-                <w:right w:val="none" w:sz="0" w:space="0" w:color="000000"/>
-              </w:pBdr>
-              <w:spacing w:after="60" w:before="60" w:line="240"/>
-              <w:ind w:left="60" w:right="60" w:firstLine="0" w:firstLineChars="0"/>
-              <w:rPr>
-                <w:rFonts w:ascii="Arial" w:hAnsi="Arial" w:eastAsia="Arial" w:cs="Arial"/>
-                <w:i w:val="false"/>
-                <w:b w:val="false"/>
-                <w:u w:val="none"/>
-                <w:strike w:val="false"/>
-                <w:sz w:val="18"/>
-                <w:szCs w:val="18"/>
-                <w:color w:val="000000"/>
-              </w:rPr>
-            </w:pPr>
-            <w:r>
-              <w:rPr>
-                <w:rFonts w:ascii="Arial" w:hAnsi="Arial" w:eastAsia="Arial" w:cs="Arial"/>
-                <w:i w:val="false"/>
-                <w:b w:val="false"/>
-                <w:u w:val="none"/>
-                <w:strike w:val="false"/>
-                <w:sz w:val="18"/>
-                <w:szCs w:val="18"/>
-                <w:color w:val="000000"/>
-              </w:rPr>
-              <w:t xml:space="preserve">Not available</w:t>
+            <w:gridSpan w:val="4"/>
+            <w:tcBorders>
+              <w:bottom w:val="none" w:sz="0" w:space="0" w:color="000000"/>
+              <w:top w:val="none" w:sz="0" w:space="0" w:color="000000"/>
+              <w:left w:val="none" w:sz="0" w:space="0" w:color="000000"/>
+              <w:right w:val="none" w:sz="0" w:space="0" w:color="000000"/>
+            </w:tcBorders>
+            <w:shd w:val="clear" w:color="auto" w:fill="FFFFFF"/>
+            <w:tcMar>
+              <w:top w:w="0" w:type="dxa"/>
+              <w:bottom w:w="0" w:type="dxa"/>
+              <w:left w:w="0" w:type="dxa"/>
+              <w:right w:w="0" w:type="dxa"/>
+            </w:tcMar>
+            <w:vAlign w:val="top"/>
+          </w:tcPr>
+          <w:p>
+            <w:pPr>
+              <w:pStyle w:val="Normal"/>
+              <w:jc w:val="left"/>
+              <w:pBdr>
+                <w:bottom w:val="none" w:sz="0" w:space="0" w:color="000000"/>
+                <w:top w:val="none" w:sz="0" w:space="0" w:color="000000"/>
+                <w:left w:val="none" w:sz="0" w:space="0" w:color="000000"/>
+                <w:right w:val="none" w:sz="0" w:space="0" w:color="000000"/>
+              </w:pBdr>
+              <w:spacing w:after="60" w:before="60" w:line="240"/>
+              <w:ind w:left="60" w:right="60" w:firstLine="0" w:firstLineChars="0"/>
+              <w:rPr>
+                <w:rFonts w:ascii="Arial" w:hAnsi="Arial" w:eastAsia="Arial" w:cs="Arial"/>
+                <w:i w:val="false"/>
+                <w:b w:val="true"/>
+                <w:u w:val="none"/>
+                <w:strike w:val="false"/>
+                <w:sz w:val="18"/>
+                <w:szCs w:val="18"/>
+                <w:color w:val="000000"/>
+              </w:rPr>
+            </w:pPr>
+            <w:r>
+              <w:rPr>
+                <w:rFonts w:ascii="Arial" w:hAnsi="Arial" w:eastAsia="Arial" w:cs="Arial"/>
+                <w:i w:val="false"/>
+                <w:b w:val="true"/>
+                <w:u w:val="none"/>
+                <w:strike w:val="false"/>
+                <w:sz w:val="18"/>
+                <w:szCs w:val="18"/>
+                <w:color w:val="000000"/>
+              </w:rPr>
+              <w:t xml:space="preserve">Evidence and audit</w:t>
             </w:r>
           </w:p>
         </w:tc>
@@ -2304,62 +2529,62 @@
                 <w:szCs w:val="18"/>
                 <w:color w:val="000000"/>
               </w:rPr>
-              <w:t xml:space="preserve">Audit: Structural evidence binding (overall)</w:t>
-            </w:r>
-          </w:p>
-        </w:tc>
-        <w:tc>
-          <w:tcPr>
-            <w:tcBorders>
-              <w:bottom w:val="none" w:sz="0" w:space="0" w:color="000000"/>
-              <w:top w:val="none" w:sz="0" w:space="0" w:color="000000"/>
-              <w:left w:val="none" w:sz="0" w:space="0" w:color="000000"/>
-              <w:right w:val="none" w:sz="0" w:space="0" w:color="000000"/>
-            </w:tcBorders>
-            <w:shd w:val="clear" w:color="auto" w:fill="FFFFFF"/>
-            <w:tcMar>
-              <w:top w:w="0" w:type="dxa"/>
-              <w:bottom w:w="0" w:type="dxa"/>
-              <w:left w:w="0" w:type="dxa"/>
-              <w:right w:w="0" w:type="dxa"/>
-            </w:tcMar>
-            <w:vAlign w:val="top"/>
-          </w:tcPr>
-          <w:p>
-            <w:pPr>
-              <w:pStyle w:val="Normal"/>
-              <w:jc w:val="left"/>
-              <w:pBdr>
-                <w:bottom w:val="none" w:sz="0" w:space="0" w:color="000000"/>
-                <w:top w:val="none" w:sz="0" w:space="0" w:color="000000"/>
-                <w:left w:val="none" w:sz="0" w:space="0" w:color="000000"/>
-                <w:right w:val="none" w:sz="0" w:space="0" w:color="000000"/>
-              </w:pBdr>
-              <w:spacing w:after="60" w:before="60" w:line="240"/>
-              <w:ind w:left="60" w:right="60" w:firstLine="0" w:firstLineChars="0"/>
-              <w:rPr>
-                <w:rFonts w:ascii="Arial" w:hAnsi="Arial" w:eastAsia="Arial" w:cs="Arial"/>
-                <w:i w:val="false"/>
-                <w:b w:val="false"/>
-                <w:u w:val="none"/>
-                <w:strike w:val="false"/>
-                <w:sz w:val="18"/>
-                <w:szCs w:val="18"/>
-                <w:color w:val="000000"/>
-              </w:rPr>
-            </w:pPr>
-            <w:r>
-              <w:rPr>
-                <w:rFonts w:ascii="Arial" w:hAnsi="Arial" w:eastAsia="Arial" w:cs="Arial"/>
-                <w:i w:val="false"/>
-                <w:b w:val="false"/>
-                <w:u w:val="none"/>
-                <w:strike w:val="false"/>
-                <w:sz w:val="18"/>
-                <w:szCs w:val="18"/>
-                <w:color w:val="000000"/>
-              </w:rPr>
-              <w:t xml:space="preserve">1421/1421 (100.0%) (1.00–1.00)</w:t>
+              <w:t xml:space="preserve">Cited evidence records with ≥1 basis (coverage)</w:t>
+            </w:r>
+          </w:p>
+        </w:tc>
+        <w:tc>
+          <w:tcPr>
+            <w:tcBorders>
+              <w:bottom w:val="none" w:sz="0" w:space="0" w:color="000000"/>
+              <w:top w:val="none" w:sz="0" w:space="0" w:color="000000"/>
+              <w:left w:val="none" w:sz="0" w:space="0" w:color="000000"/>
+              <w:right w:val="none" w:sz="0" w:space="0" w:color="000000"/>
+            </w:tcBorders>
+            <w:shd w:val="clear" w:color="auto" w:fill="FFFFFF"/>
+            <w:tcMar>
+              <w:top w:w="0" w:type="dxa"/>
+              <w:bottom w:w="0" w:type="dxa"/>
+              <w:left w:w="0" w:type="dxa"/>
+              <w:right w:w="0" w:type="dxa"/>
+            </w:tcMar>
+            <w:vAlign w:val="top"/>
+          </w:tcPr>
+          <w:p>
+            <w:pPr>
+              <w:pStyle w:val="Normal"/>
+              <w:jc w:val="left"/>
+              <w:pBdr>
+                <w:bottom w:val="none" w:sz="0" w:space="0" w:color="000000"/>
+                <w:top w:val="none" w:sz="0" w:space="0" w:color="000000"/>
+                <w:left w:val="none" w:sz="0" w:space="0" w:color="000000"/>
+                <w:right w:val="none" w:sz="0" w:space="0" w:color="000000"/>
+              </w:pBdr>
+              <w:spacing w:after="60" w:before="60" w:line="240"/>
+              <w:ind w:left="60" w:right="60" w:firstLine="0" w:firstLineChars="0"/>
+              <w:rPr>
+                <w:rFonts w:ascii="Arial" w:hAnsi="Arial" w:eastAsia="Arial" w:cs="Arial"/>
+                <w:i w:val="false"/>
+                <w:b w:val="false"/>
+                <w:u w:val="none"/>
+                <w:strike w:val="false"/>
+                <w:sz w:val="18"/>
+                <w:szCs w:val="18"/>
+                <w:color w:val="000000"/>
+              </w:rPr>
+            </w:pPr>
+            <w:r>
+              <w:rPr>
+                <w:rFonts w:ascii="Arial" w:hAnsi="Arial" w:eastAsia="Arial" w:cs="Arial"/>
+                <w:i w:val="false"/>
+                <w:b w:val="false"/>
+                <w:u w:val="none"/>
+                <w:strike w:val="false"/>
+                <w:sz w:val="18"/>
+                <w:szCs w:val="18"/>
+                <w:color w:val="000000"/>
+              </w:rPr>
+              <w:t xml:space="preserve">1538/1538 (100.0%)</w:t>
             </w:r>
           </w:p>
         </w:tc>
@@ -2415,6 +2640,739 @@
                 <w:color w:val="000000"/>
               </w:rPr>
               <w:t xml:space="preserve">Not available</w:t>
+            </w:r>
+          </w:p>
+        </w:tc>
+        <w:tc>
+          <w:tcPr>
+            <w:tcBorders>
+              <w:bottom w:val="none" w:sz="0" w:space="0" w:color="000000"/>
+              <w:top w:val="none" w:sz="0" w:space="0" w:color="000000"/>
+              <w:left w:val="none" w:sz="0" w:space="0" w:color="000000"/>
+              <w:right w:val="none" w:sz="0" w:space="0" w:color="000000"/>
+            </w:tcBorders>
+            <w:shd w:val="clear" w:color="auto" w:fill="FFFFFF"/>
+            <w:tcMar>
+              <w:top w:w="0" w:type="dxa"/>
+              <w:bottom w:w="0" w:type="dxa"/>
+              <w:left w:w="0" w:type="dxa"/>
+              <w:right w:w="0" w:type="dxa"/>
+            </w:tcMar>
+            <w:vAlign w:val="top"/>
+          </w:tcPr>
+          <w:p>
+            <w:pPr>
+              <w:pStyle w:val="Normal"/>
+              <w:jc w:val="left"/>
+              <w:pBdr>
+                <w:bottom w:val="none" w:sz="0" w:space="0" w:color="000000"/>
+                <w:top w:val="none" w:sz="0" w:space="0" w:color="000000"/>
+                <w:left w:val="none" w:sz="0" w:space="0" w:color="000000"/>
+                <w:right w:val="none" w:sz="0" w:space="0" w:color="000000"/>
+              </w:pBdr>
+              <w:spacing w:after="60" w:before="60" w:line="240"/>
+              <w:ind w:left="60" w:right="60" w:firstLine="0" w:firstLineChars="0"/>
+              <w:rPr>
+                <w:rFonts w:ascii="Arial" w:hAnsi="Arial" w:eastAsia="Arial" w:cs="Arial"/>
+                <w:i w:val="false"/>
+                <w:b w:val="false"/>
+                <w:u w:val="none"/>
+                <w:strike w:val="false"/>
+                <w:sz w:val="18"/>
+                <w:szCs w:val="18"/>
+                <w:color w:val="000000"/>
+              </w:rPr>
+            </w:pPr>
+            <w:r>
+              <w:rPr>
+                <w:rFonts w:ascii="Arial" w:hAnsi="Arial" w:eastAsia="Arial" w:cs="Arial"/>
+                <w:i w:val="false"/>
+                <w:b w:val="false"/>
+                <w:u w:val="none"/>
+                <w:strike w:val="false"/>
+                <w:sz w:val="18"/>
+                <w:szCs w:val="18"/>
+                <w:color w:val="000000"/>
+              </w:rPr>
+              <w:t xml:space="preserve"/>
+            </w:r>
+          </w:p>
+        </w:tc>
+      </w:tr>
+      <w:tr>
+        <w:trPr>
+          <w:cantSplit/>
+          <w:trHeight w:val="480" w:hRule="auto"/>
+        </w:trPr>
+        <w:tc>
+          <w:tcPr>
+            <w:tcBorders>
+              <w:bottom w:val="none" w:sz="0" w:space="0" w:color="000000"/>
+              <w:top w:val="none" w:sz="0" w:space="0" w:color="000000"/>
+              <w:left w:val="none" w:sz="0" w:space="0" w:color="000000"/>
+              <w:right w:val="none" w:sz="0" w:space="0" w:color="000000"/>
+            </w:tcBorders>
+            <w:shd w:val="clear" w:color="auto" w:fill="FFFFFF"/>
+            <w:tcMar>
+              <w:top w:w="0" w:type="dxa"/>
+              <w:bottom w:w="0" w:type="dxa"/>
+              <w:left w:w="0" w:type="dxa"/>
+              <w:right w:w="0" w:type="dxa"/>
+            </w:tcMar>
+            <w:vAlign w:val="top"/>
+          </w:tcPr>
+          <w:p>
+            <w:pPr>
+              <w:pStyle w:val="Normal"/>
+              <w:jc w:val="left"/>
+              <w:pBdr>
+                <w:bottom w:val="none" w:sz="0" w:space="0" w:color="000000"/>
+                <w:top w:val="none" w:sz="0" w:space="0" w:color="000000"/>
+                <w:left w:val="none" w:sz="0" w:space="0" w:color="000000"/>
+                <w:right w:val="none" w:sz="0" w:space="0" w:color="000000"/>
+              </w:pBdr>
+              <w:spacing w:after="60" w:before="60" w:line="240"/>
+              <w:ind w:left="60" w:right="60" w:firstLine="0" w:firstLineChars="0"/>
+              <w:rPr>
+                <w:rFonts w:ascii="Arial" w:hAnsi="Arial" w:eastAsia="Arial" w:cs="Arial"/>
+                <w:i w:val="false"/>
+                <w:b w:val="false"/>
+                <w:u w:val="none"/>
+                <w:strike w:val="false"/>
+                <w:sz w:val="18"/>
+                <w:szCs w:val="18"/>
+                <w:color w:val="000000"/>
+              </w:rPr>
+            </w:pPr>
+            <w:r>
+              <w:rPr>
+                <w:rFonts w:ascii="Arial" w:hAnsi="Arial" w:eastAsia="Arial" w:cs="Arial"/>
+                <w:i w:val="false"/>
+                <w:b w:val="false"/>
+                <w:u w:val="none"/>
+                <w:strike w:val="false"/>
+                <w:sz w:val="18"/>
+                <w:szCs w:val="18"/>
+                <w:color w:val="000000"/>
+              </w:rPr>
+              <w:t xml:space="preserve">Text spans bound to captured source</w:t>
+            </w:r>
+          </w:p>
+        </w:tc>
+        <w:tc>
+          <w:tcPr>
+            <w:tcBorders>
+              <w:bottom w:val="none" w:sz="0" w:space="0" w:color="000000"/>
+              <w:top w:val="none" w:sz="0" w:space="0" w:color="000000"/>
+              <w:left w:val="none" w:sz="0" w:space="0" w:color="000000"/>
+              <w:right w:val="none" w:sz="0" w:space="0" w:color="000000"/>
+            </w:tcBorders>
+            <w:shd w:val="clear" w:color="auto" w:fill="FFFFFF"/>
+            <w:tcMar>
+              <w:top w:w="0" w:type="dxa"/>
+              <w:bottom w:w="0" w:type="dxa"/>
+              <w:left w:w="0" w:type="dxa"/>
+              <w:right w:w="0" w:type="dxa"/>
+            </w:tcMar>
+            <w:vAlign w:val="top"/>
+          </w:tcPr>
+          <w:p>
+            <w:pPr>
+              <w:pStyle w:val="Normal"/>
+              <w:jc w:val="left"/>
+              <w:pBdr>
+                <w:bottom w:val="none" w:sz="0" w:space="0" w:color="000000"/>
+                <w:top w:val="none" w:sz="0" w:space="0" w:color="000000"/>
+                <w:left w:val="none" w:sz="0" w:space="0" w:color="000000"/>
+                <w:right w:val="none" w:sz="0" w:space="0" w:color="000000"/>
+              </w:pBdr>
+              <w:spacing w:after="60" w:before="60" w:line="240"/>
+              <w:ind w:left="60" w:right="60" w:firstLine="0" w:firstLineChars="0"/>
+              <w:rPr>
+                <w:rFonts w:ascii="Arial" w:hAnsi="Arial" w:eastAsia="Arial" w:cs="Arial"/>
+                <w:i w:val="false"/>
+                <w:b w:val="false"/>
+                <w:u w:val="none"/>
+                <w:strike w:val="false"/>
+                <w:sz w:val="18"/>
+                <w:szCs w:val="18"/>
+                <w:color w:val="000000"/>
+              </w:rPr>
+            </w:pPr>
+            <w:r>
+              <w:rPr>
+                <w:rFonts w:ascii="Arial" w:hAnsi="Arial" w:eastAsia="Arial" w:cs="Arial"/>
+                <w:i w:val="false"/>
+                <w:b w:val="false"/>
+                <w:u w:val="none"/>
+                <w:strike w:val="false"/>
+                <w:sz w:val="18"/>
+                <w:szCs w:val="18"/>
+                <w:color w:val="000000"/>
+              </w:rPr>
+              <w:t xml:space="preserve">1407/1407 (100.0%)</w:t>
+            </w:r>
+          </w:p>
+        </w:tc>
+        <w:tc>
+          <w:tcPr>
+            <w:tcBorders>
+              <w:bottom w:val="none" w:sz="0" w:space="0" w:color="000000"/>
+              <w:top w:val="none" w:sz="0" w:space="0" w:color="000000"/>
+              <w:left w:val="none" w:sz="0" w:space="0" w:color="000000"/>
+              <w:right w:val="none" w:sz="0" w:space="0" w:color="000000"/>
+            </w:tcBorders>
+            <w:shd w:val="clear" w:color="auto" w:fill="FFFFFF"/>
+            <w:tcMar>
+              <w:top w:w="0" w:type="dxa"/>
+              <w:bottom w:w="0" w:type="dxa"/>
+              <w:left w:w="0" w:type="dxa"/>
+              <w:right w:w="0" w:type="dxa"/>
+            </w:tcMar>
+            <w:vAlign w:val="top"/>
+          </w:tcPr>
+          <w:p>
+            <w:pPr>
+              <w:pStyle w:val="Normal"/>
+              <w:jc w:val="left"/>
+              <w:pBdr>
+                <w:bottom w:val="none" w:sz="0" w:space="0" w:color="000000"/>
+                <w:top w:val="none" w:sz="0" w:space="0" w:color="000000"/>
+                <w:left w:val="none" w:sz="0" w:space="0" w:color="000000"/>
+                <w:right w:val="none" w:sz="0" w:space="0" w:color="000000"/>
+              </w:pBdr>
+              <w:spacing w:after="60" w:before="60" w:line="240"/>
+              <w:ind w:left="60" w:right="60" w:firstLine="0" w:firstLineChars="0"/>
+              <w:rPr>
+                <w:rFonts w:ascii="Arial" w:hAnsi="Arial" w:eastAsia="Arial" w:cs="Arial"/>
+                <w:i w:val="false"/>
+                <w:b w:val="false"/>
+                <w:u w:val="none"/>
+                <w:strike w:val="false"/>
+                <w:sz w:val="18"/>
+                <w:szCs w:val="18"/>
+                <w:color w:val="000000"/>
+              </w:rPr>
+            </w:pPr>
+            <w:r>
+              <w:rPr>
+                <w:rFonts w:ascii="Arial" w:hAnsi="Arial" w:eastAsia="Arial" w:cs="Arial"/>
+                <w:i w:val="false"/>
+                <w:b w:val="false"/>
+                <w:u w:val="none"/>
+                <w:strike w:val="false"/>
+                <w:sz w:val="18"/>
+                <w:szCs w:val="18"/>
+                <w:color w:val="000000"/>
+              </w:rPr>
+              <w:t xml:space="preserve">Not available</w:t>
+            </w:r>
+          </w:p>
+        </w:tc>
+        <w:tc>
+          <w:tcPr>
+            <w:tcBorders>
+              <w:bottom w:val="none" w:sz="0" w:space="0" w:color="000000"/>
+              <w:top w:val="none" w:sz="0" w:space="0" w:color="000000"/>
+              <w:left w:val="none" w:sz="0" w:space="0" w:color="000000"/>
+              <w:right w:val="none" w:sz="0" w:space="0" w:color="000000"/>
+            </w:tcBorders>
+            <w:shd w:val="clear" w:color="auto" w:fill="FFFFFF"/>
+            <w:tcMar>
+              <w:top w:w="0" w:type="dxa"/>
+              <w:bottom w:w="0" w:type="dxa"/>
+              <w:left w:w="0" w:type="dxa"/>
+              <w:right w:w="0" w:type="dxa"/>
+            </w:tcMar>
+            <w:vAlign w:val="top"/>
+          </w:tcPr>
+          <w:p>
+            <w:pPr>
+              <w:pStyle w:val="Normal"/>
+              <w:jc w:val="left"/>
+              <w:pBdr>
+                <w:bottom w:val="none" w:sz="0" w:space="0" w:color="000000"/>
+                <w:top w:val="none" w:sz="0" w:space="0" w:color="000000"/>
+                <w:left w:val="none" w:sz="0" w:space="0" w:color="000000"/>
+                <w:right w:val="none" w:sz="0" w:space="0" w:color="000000"/>
+              </w:pBdr>
+              <w:spacing w:after="60" w:before="60" w:line="240"/>
+              <w:ind w:left="60" w:right="60" w:firstLine="0" w:firstLineChars="0"/>
+              <w:rPr>
+                <w:rFonts w:ascii="Arial" w:hAnsi="Arial" w:eastAsia="Arial" w:cs="Arial"/>
+                <w:i w:val="false"/>
+                <w:b w:val="false"/>
+                <w:u w:val="none"/>
+                <w:strike w:val="false"/>
+                <w:sz w:val="18"/>
+                <w:szCs w:val="18"/>
+                <w:color w:val="000000"/>
+              </w:rPr>
+            </w:pPr>
+            <w:r>
+              <w:rPr>
+                <w:rFonts w:ascii="Arial" w:hAnsi="Arial" w:eastAsia="Arial" w:cs="Arial"/>
+                <w:i w:val="false"/>
+                <w:b w:val="false"/>
+                <w:u w:val="none"/>
+                <w:strike w:val="false"/>
+                <w:sz w:val="18"/>
+                <w:szCs w:val="18"/>
+                <w:color w:val="000000"/>
+              </w:rPr>
+              <w:t xml:space="preserve"/>
+            </w:r>
+          </w:p>
+        </w:tc>
+      </w:tr>
+      <w:tr>
+        <w:trPr>
+          <w:cantSplit/>
+          <w:trHeight w:val="480" w:hRule="auto"/>
+        </w:trPr>
+        <w:tc>
+          <w:tcPr>
+            <w:tcBorders>
+              <w:bottom w:val="none" w:sz="0" w:space="0" w:color="000000"/>
+              <w:top w:val="none" w:sz="0" w:space="0" w:color="000000"/>
+              <w:left w:val="none" w:sz="0" w:space="0" w:color="000000"/>
+              <w:right w:val="none" w:sz="0" w:space="0" w:color="000000"/>
+            </w:tcBorders>
+            <w:shd w:val="clear" w:color="auto" w:fill="FFFFFF"/>
+            <w:tcMar>
+              <w:top w:w="0" w:type="dxa"/>
+              <w:bottom w:w="0" w:type="dxa"/>
+              <w:left w:w="0" w:type="dxa"/>
+              <w:right w:w="0" w:type="dxa"/>
+            </w:tcMar>
+            <w:vAlign w:val="top"/>
+          </w:tcPr>
+          <w:p>
+            <w:pPr>
+              <w:pStyle w:val="Normal"/>
+              <w:jc w:val="left"/>
+              <w:pBdr>
+                <w:bottom w:val="none" w:sz="0" w:space="0" w:color="000000"/>
+                <w:top w:val="none" w:sz="0" w:space="0" w:color="000000"/>
+                <w:left w:val="none" w:sz="0" w:space="0" w:color="000000"/>
+                <w:right w:val="none" w:sz="0" w:space="0" w:color="000000"/>
+              </w:pBdr>
+              <w:spacing w:after="60" w:before="60" w:line="240"/>
+              <w:ind w:left="60" w:right="60" w:firstLine="0" w:firstLineChars="0"/>
+              <w:rPr>
+                <w:rFonts w:ascii="Arial" w:hAnsi="Arial" w:eastAsia="Arial" w:cs="Arial"/>
+                <w:i w:val="false"/>
+                <w:b w:val="false"/>
+                <w:u w:val="none"/>
+                <w:strike w:val="false"/>
+                <w:sz w:val="18"/>
+                <w:szCs w:val="18"/>
+                <w:color w:val="000000"/>
+              </w:rPr>
+            </w:pPr>
+            <w:r>
+              <w:rPr>
+                <w:rFonts w:ascii="Arial" w:hAnsi="Arial" w:eastAsia="Arial" w:cs="Arial"/>
+                <w:i w:val="false"/>
+                <w:b w:val="false"/>
+                <w:u w:val="none"/>
+                <w:strike w:val="false"/>
+                <w:sz w:val="18"/>
+                <w:szCs w:val="18"/>
+                <w:color w:val="000000"/>
+              </w:rPr>
+              <w:t xml:space="preserve">Visual regions bound to rendered page</w:t>
+            </w:r>
+          </w:p>
+        </w:tc>
+        <w:tc>
+          <w:tcPr>
+            <w:tcBorders>
+              <w:bottom w:val="none" w:sz="0" w:space="0" w:color="000000"/>
+              <w:top w:val="none" w:sz="0" w:space="0" w:color="000000"/>
+              <w:left w:val="none" w:sz="0" w:space="0" w:color="000000"/>
+              <w:right w:val="none" w:sz="0" w:space="0" w:color="000000"/>
+            </w:tcBorders>
+            <w:shd w:val="clear" w:color="auto" w:fill="FFFFFF"/>
+            <w:tcMar>
+              <w:top w:w="0" w:type="dxa"/>
+              <w:bottom w:w="0" w:type="dxa"/>
+              <w:left w:w="0" w:type="dxa"/>
+              <w:right w:w="0" w:type="dxa"/>
+            </w:tcMar>
+            <w:vAlign w:val="top"/>
+          </w:tcPr>
+          <w:p>
+            <w:pPr>
+              <w:pStyle w:val="Normal"/>
+              <w:jc w:val="left"/>
+              <w:pBdr>
+                <w:bottom w:val="none" w:sz="0" w:space="0" w:color="000000"/>
+                <w:top w:val="none" w:sz="0" w:space="0" w:color="000000"/>
+                <w:left w:val="none" w:sz="0" w:space="0" w:color="000000"/>
+                <w:right w:val="none" w:sz="0" w:space="0" w:color="000000"/>
+              </w:pBdr>
+              <w:spacing w:after="60" w:before="60" w:line="240"/>
+              <w:ind w:left="60" w:right="60" w:firstLine="0" w:firstLineChars="0"/>
+              <w:rPr>
+                <w:rFonts w:ascii="Arial" w:hAnsi="Arial" w:eastAsia="Arial" w:cs="Arial"/>
+                <w:i w:val="false"/>
+                <w:b w:val="false"/>
+                <w:u w:val="none"/>
+                <w:strike w:val="false"/>
+                <w:sz w:val="18"/>
+                <w:szCs w:val="18"/>
+                <w:color w:val="000000"/>
+              </w:rPr>
+            </w:pPr>
+            <w:r>
+              <w:rPr>
+                <w:rFonts w:ascii="Arial" w:hAnsi="Arial" w:eastAsia="Arial" w:cs="Arial"/>
+                <w:i w:val="false"/>
+                <w:b w:val="false"/>
+                <w:u w:val="none"/>
+                <w:strike w:val="false"/>
+                <w:sz w:val="18"/>
+                <w:szCs w:val="18"/>
+                <w:color w:val="000000"/>
+              </w:rPr>
+              <w:t xml:space="preserve">14/14 (100.0%)</w:t>
+            </w:r>
+          </w:p>
+        </w:tc>
+        <w:tc>
+          <w:tcPr>
+            <w:tcBorders>
+              <w:bottom w:val="none" w:sz="0" w:space="0" w:color="000000"/>
+              <w:top w:val="none" w:sz="0" w:space="0" w:color="000000"/>
+              <w:left w:val="none" w:sz="0" w:space="0" w:color="000000"/>
+              <w:right w:val="none" w:sz="0" w:space="0" w:color="000000"/>
+            </w:tcBorders>
+            <w:shd w:val="clear" w:color="auto" w:fill="FFFFFF"/>
+            <w:tcMar>
+              <w:top w:w="0" w:type="dxa"/>
+              <w:bottom w:w="0" w:type="dxa"/>
+              <w:left w:w="0" w:type="dxa"/>
+              <w:right w:w="0" w:type="dxa"/>
+            </w:tcMar>
+            <w:vAlign w:val="top"/>
+          </w:tcPr>
+          <w:p>
+            <w:pPr>
+              <w:pStyle w:val="Normal"/>
+              <w:jc w:val="left"/>
+              <w:pBdr>
+                <w:bottom w:val="none" w:sz="0" w:space="0" w:color="000000"/>
+                <w:top w:val="none" w:sz="0" w:space="0" w:color="000000"/>
+                <w:left w:val="none" w:sz="0" w:space="0" w:color="000000"/>
+                <w:right w:val="none" w:sz="0" w:space="0" w:color="000000"/>
+              </w:pBdr>
+              <w:spacing w:after="60" w:before="60" w:line="240"/>
+              <w:ind w:left="60" w:right="60" w:firstLine="0" w:firstLineChars="0"/>
+              <w:rPr>
+                <w:rFonts w:ascii="Arial" w:hAnsi="Arial" w:eastAsia="Arial" w:cs="Arial"/>
+                <w:i w:val="false"/>
+                <w:b w:val="false"/>
+                <w:u w:val="none"/>
+                <w:strike w:val="false"/>
+                <w:sz w:val="18"/>
+                <w:szCs w:val="18"/>
+                <w:color w:val="000000"/>
+              </w:rPr>
+            </w:pPr>
+            <w:r>
+              <w:rPr>
+                <w:rFonts w:ascii="Arial" w:hAnsi="Arial" w:eastAsia="Arial" w:cs="Arial"/>
+                <w:i w:val="false"/>
+                <w:b w:val="false"/>
+                <w:u w:val="none"/>
+                <w:strike w:val="false"/>
+                <w:sz w:val="18"/>
+                <w:szCs w:val="18"/>
+                <w:color w:val="000000"/>
+              </w:rPr>
+              <w:t xml:space="preserve">Not available</w:t>
+            </w:r>
+          </w:p>
+        </w:tc>
+        <w:tc>
+          <w:tcPr>
+            <w:tcBorders>
+              <w:bottom w:val="none" w:sz="0" w:space="0" w:color="000000"/>
+              <w:top w:val="none" w:sz="0" w:space="0" w:color="000000"/>
+              <w:left w:val="none" w:sz="0" w:space="0" w:color="000000"/>
+              <w:right w:val="none" w:sz="0" w:space="0" w:color="000000"/>
+            </w:tcBorders>
+            <w:shd w:val="clear" w:color="auto" w:fill="FFFFFF"/>
+            <w:tcMar>
+              <w:top w:w="0" w:type="dxa"/>
+              <w:bottom w:w="0" w:type="dxa"/>
+              <w:left w:w="0" w:type="dxa"/>
+              <w:right w:w="0" w:type="dxa"/>
+            </w:tcMar>
+            <w:vAlign w:val="top"/>
+          </w:tcPr>
+          <w:p>
+            <w:pPr>
+              <w:pStyle w:val="Normal"/>
+              <w:jc w:val="left"/>
+              <w:pBdr>
+                <w:bottom w:val="none" w:sz="0" w:space="0" w:color="000000"/>
+                <w:top w:val="none" w:sz="0" w:space="0" w:color="000000"/>
+                <w:left w:val="none" w:sz="0" w:space="0" w:color="000000"/>
+                <w:right w:val="none" w:sz="0" w:space="0" w:color="000000"/>
+              </w:pBdr>
+              <w:spacing w:after="60" w:before="60" w:line="240"/>
+              <w:ind w:left="60" w:right="60" w:firstLine="0" w:firstLineChars="0"/>
+              <w:rPr>
+                <w:rFonts w:ascii="Arial" w:hAnsi="Arial" w:eastAsia="Arial" w:cs="Arial"/>
+                <w:i w:val="false"/>
+                <w:b w:val="false"/>
+                <w:u w:val="none"/>
+                <w:strike w:val="false"/>
+                <w:sz w:val="18"/>
+                <w:szCs w:val="18"/>
+                <w:color w:val="000000"/>
+              </w:rPr>
+            </w:pPr>
+            <w:r>
+              <w:rPr>
+                <w:rFonts w:ascii="Arial" w:hAnsi="Arial" w:eastAsia="Arial" w:cs="Arial"/>
+                <w:i w:val="false"/>
+                <w:b w:val="false"/>
+                <w:u w:val="none"/>
+                <w:strike w:val="false"/>
+                <w:sz w:val="18"/>
+                <w:szCs w:val="18"/>
+                <w:color w:val="000000"/>
+              </w:rPr>
+              <w:t xml:space="preserve"/>
+            </w:r>
+          </w:p>
+        </w:tc>
+      </w:tr>
+      <w:tr>
+        <w:trPr>
+          <w:cantSplit/>
+          <w:trHeight w:val="480" w:hRule="auto"/>
+        </w:trPr>
+        <w:tc>
+          <w:tcPr>
+            <w:tcBorders>
+              <w:bottom w:val="none" w:sz="0" w:space="0" w:color="000000"/>
+              <w:top w:val="none" w:sz="0" w:space="0" w:color="000000"/>
+              <w:left w:val="none" w:sz="0" w:space="0" w:color="000000"/>
+              <w:right w:val="none" w:sz="0" w:space="0" w:color="000000"/>
+            </w:tcBorders>
+            <w:shd w:val="clear" w:color="auto" w:fill="FFFFFF"/>
+            <w:tcMar>
+              <w:top w:w="0" w:type="dxa"/>
+              <w:bottom w:w="0" w:type="dxa"/>
+              <w:left w:w="0" w:type="dxa"/>
+              <w:right w:w="0" w:type="dxa"/>
+            </w:tcMar>
+            <w:vAlign w:val="top"/>
+          </w:tcPr>
+          <w:p>
+            <w:pPr>
+              <w:pStyle w:val="Normal"/>
+              <w:jc w:val="left"/>
+              <w:pBdr>
+                <w:bottom w:val="none" w:sz="0" w:space="0" w:color="000000"/>
+                <w:top w:val="none" w:sz="0" w:space="0" w:color="000000"/>
+                <w:left w:val="none" w:sz="0" w:space="0" w:color="000000"/>
+                <w:right w:val="none" w:sz="0" w:space="0" w:color="000000"/>
+              </w:pBdr>
+              <w:spacing w:after="60" w:before="60" w:line="240"/>
+              <w:ind w:left="60" w:right="60" w:firstLine="0" w:firstLineChars="0"/>
+              <w:rPr>
+                <w:rFonts w:ascii="Arial" w:hAnsi="Arial" w:eastAsia="Arial" w:cs="Arial"/>
+                <w:i w:val="false"/>
+                <w:b w:val="false"/>
+                <w:u w:val="none"/>
+                <w:strike w:val="false"/>
+                <w:sz w:val="18"/>
+                <w:szCs w:val="18"/>
+                <w:color w:val="000000"/>
+              </w:rPr>
+            </w:pPr>
+            <w:r>
+              <w:rPr>
+                <w:rFonts w:ascii="Arial" w:hAnsi="Arial" w:eastAsia="Arial" w:cs="Arial"/>
+                <w:i w:val="false"/>
+                <w:b w:val="false"/>
+                <w:u w:val="none"/>
+                <w:strike w:val="false"/>
+                <w:sz w:val="18"/>
+                <w:szCs w:val="18"/>
+                <w:color w:val="000000"/>
+              </w:rPr>
+              <w:t xml:space="preserve">All evidence bound</w:t>
+            </w:r>
+          </w:p>
+        </w:tc>
+        <w:tc>
+          <w:tcPr>
+            <w:tcBorders>
+              <w:bottom w:val="none" w:sz="0" w:space="0" w:color="000000"/>
+              <w:top w:val="none" w:sz="0" w:space="0" w:color="000000"/>
+              <w:left w:val="none" w:sz="0" w:space="0" w:color="000000"/>
+              <w:right w:val="none" w:sz="0" w:space="0" w:color="000000"/>
+            </w:tcBorders>
+            <w:shd w:val="clear" w:color="auto" w:fill="FFFFFF"/>
+            <w:tcMar>
+              <w:top w:w="0" w:type="dxa"/>
+              <w:bottom w:w="0" w:type="dxa"/>
+              <w:left w:w="0" w:type="dxa"/>
+              <w:right w:w="0" w:type="dxa"/>
+            </w:tcMar>
+            <w:vAlign w:val="top"/>
+          </w:tcPr>
+          <w:p>
+            <w:pPr>
+              <w:pStyle w:val="Normal"/>
+              <w:jc w:val="left"/>
+              <w:pBdr>
+                <w:bottom w:val="none" w:sz="0" w:space="0" w:color="000000"/>
+                <w:top w:val="none" w:sz="0" w:space="0" w:color="000000"/>
+                <w:left w:val="none" w:sz="0" w:space="0" w:color="000000"/>
+                <w:right w:val="none" w:sz="0" w:space="0" w:color="000000"/>
+              </w:pBdr>
+              <w:spacing w:after="60" w:before="60" w:line="240"/>
+              <w:ind w:left="60" w:right="60" w:firstLine="0" w:firstLineChars="0"/>
+              <w:rPr>
+                <w:rFonts w:ascii="Arial" w:hAnsi="Arial" w:eastAsia="Arial" w:cs="Arial"/>
+                <w:i w:val="false"/>
+                <w:b w:val="false"/>
+                <w:u w:val="none"/>
+                <w:strike w:val="false"/>
+                <w:sz w:val="18"/>
+                <w:szCs w:val="18"/>
+                <w:color w:val="000000"/>
+              </w:rPr>
+            </w:pPr>
+            <w:r>
+              <w:rPr>
+                <w:rFonts w:ascii="Arial" w:hAnsi="Arial" w:eastAsia="Arial" w:cs="Arial"/>
+                <w:i w:val="false"/>
+                <w:b w:val="false"/>
+                <w:u w:val="none"/>
+                <w:strike w:val="false"/>
+                <w:sz w:val="18"/>
+                <w:szCs w:val="18"/>
+                <w:color w:val="000000"/>
+              </w:rPr>
+              <w:t xml:space="preserve">1421/1421 (100.0%)</w:t>
+            </w:r>
+          </w:p>
+        </w:tc>
+        <w:tc>
+          <w:tcPr>
+            <w:tcBorders>
+              <w:bottom w:val="none" w:sz="0" w:space="0" w:color="000000"/>
+              <w:top w:val="none" w:sz="0" w:space="0" w:color="000000"/>
+              <w:left w:val="none" w:sz="0" w:space="0" w:color="000000"/>
+              <w:right w:val="none" w:sz="0" w:space="0" w:color="000000"/>
+            </w:tcBorders>
+            <w:shd w:val="clear" w:color="auto" w:fill="FFFFFF"/>
+            <w:tcMar>
+              <w:top w:w="0" w:type="dxa"/>
+              <w:bottom w:w="0" w:type="dxa"/>
+              <w:left w:w="0" w:type="dxa"/>
+              <w:right w:w="0" w:type="dxa"/>
+            </w:tcMar>
+            <w:vAlign w:val="top"/>
+          </w:tcPr>
+          <w:p>
+            <w:pPr>
+              <w:pStyle w:val="Normal"/>
+              <w:jc w:val="left"/>
+              <w:pBdr>
+                <w:bottom w:val="none" w:sz="0" w:space="0" w:color="000000"/>
+                <w:top w:val="none" w:sz="0" w:space="0" w:color="000000"/>
+                <w:left w:val="none" w:sz="0" w:space="0" w:color="000000"/>
+                <w:right w:val="none" w:sz="0" w:space="0" w:color="000000"/>
+              </w:pBdr>
+              <w:spacing w:after="60" w:before="60" w:line="240"/>
+              <w:ind w:left="60" w:right="60" w:firstLine="0" w:firstLineChars="0"/>
+              <w:rPr>
+                <w:rFonts w:ascii="Arial" w:hAnsi="Arial" w:eastAsia="Arial" w:cs="Arial"/>
+                <w:i w:val="false"/>
+                <w:b w:val="false"/>
+                <w:u w:val="none"/>
+                <w:strike w:val="false"/>
+                <w:sz w:val="18"/>
+                <w:szCs w:val="18"/>
+                <w:color w:val="000000"/>
+              </w:rPr>
+            </w:pPr>
+            <w:r>
+              <w:rPr>
+                <w:rFonts w:ascii="Arial" w:hAnsi="Arial" w:eastAsia="Arial" w:cs="Arial"/>
+                <w:i w:val="false"/>
+                <w:b w:val="false"/>
+                <w:u w:val="none"/>
+                <w:strike w:val="false"/>
+                <w:sz w:val="18"/>
+                <w:szCs w:val="18"/>
+                <w:color w:val="000000"/>
+              </w:rPr>
+              <w:t xml:space="preserve">Not available</w:t>
+            </w:r>
+          </w:p>
+        </w:tc>
+        <w:tc>
+          <w:tcPr>
+            <w:tcBorders>
+              <w:bottom w:val="none" w:sz="0" w:space="0" w:color="000000"/>
+              <w:top w:val="none" w:sz="0" w:space="0" w:color="000000"/>
+              <w:left w:val="none" w:sz="0" w:space="0" w:color="000000"/>
+              <w:right w:val="none" w:sz="0" w:space="0" w:color="000000"/>
+            </w:tcBorders>
+            <w:shd w:val="clear" w:color="auto" w:fill="FFFFFF"/>
+            <w:tcMar>
+              <w:top w:w="0" w:type="dxa"/>
+              <w:bottom w:w="0" w:type="dxa"/>
+              <w:left w:w="0" w:type="dxa"/>
+              <w:right w:w="0" w:type="dxa"/>
+            </w:tcMar>
+            <w:vAlign w:val="top"/>
+          </w:tcPr>
+          <w:p>
+            <w:pPr>
+              <w:pStyle w:val="Normal"/>
+              <w:jc w:val="left"/>
+              <w:pBdr>
+                <w:bottom w:val="none" w:sz="0" w:space="0" w:color="000000"/>
+                <w:top w:val="none" w:sz="0" w:space="0" w:color="000000"/>
+                <w:left w:val="none" w:sz="0" w:space="0" w:color="000000"/>
+                <w:right w:val="none" w:sz="0" w:space="0" w:color="000000"/>
+              </w:pBdr>
+              <w:spacing w:after="60" w:before="60" w:line="240"/>
+              <w:ind w:left="60" w:right="60" w:firstLine="0" w:firstLineChars="0"/>
+              <w:rPr>
+                <w:rFonts w:ascii="Arial" w:hAnsi="Arial" w:eastAsia="Arial" w:cs="Arial"/>
+                <w:i w:val="false"/>
+                <w:b w:val="false"/>
+                <w:u w:val="none"/>
+                <w:strike w:val="false"/>
+                <w:sz w:val="18"/>
+                <w:szCs w:val="18"/>
+                <w:color w:val="000000"/>
+              </w:rPr>
+            </w:pPr>
+            <w:r>
+              <w:rPr>
+                <w:rFonts w:ascii="Arial" w:hAnsi="Arial" w:eastAsia="Arial" w:cs="Arial"/>
+                <w:i w:val="false"/>
+                <w:b w:val="false"/>
+                <w:u w:val="none"/>
+                <w:strike w:val="false"/>
+                <w:sz w:val="18"/>
+                <w:szCs w:val="18"/>
+                <w:color w:val="000000"/>
+              </w:rPr>
+              <w:t xml:space="preserve"/>
             </w:r>
           </w:p>
         </w:tc>
@@ -2476,7 +3434,7 @@
                 <w:szCs w:val="18"/>
                 <w:color w:val="000000"/>
               </w:rPr>
-              <w:t xml:space="preserve">Audit: Bundle verification</w:t>
+              <w:t xml:space="preserve">Bundle passes independent verification</w:t>
             </w:r>
           </w:p>
         </w:tc>
@@ -2532,7 +3490,7 @@
                 <w:szCs w:val="18"/>
                 <w:color w:val="000000"/>
               </w:rPr>
-              <w:t xml:space="preserve">102/102 (100.0%) (1.00–1.00)</w:t>
+              <w:t xml:space="preserve">102/102 (100.0%)</w:t>
             </w:r>
           </w:p>
         </w:tc>
@@ -2589,6 +3547,62 @@
                 <w:color w:val="000000"/>
               </w:rPr>
               <w:t xml:space="preserve">Not available</w:t>
+            </w:r>
+          </w:p>
+        </w:tc>
+        <w:tc>
+          <w:tcPr>
+            <w:tcBorders>
+              <w:bottom w:val="single" w:sz="8" w:space="0" w:color="000000"/>
+              <w:top w:val="none" w:sz="0" w:space="0" w:color="000000"/>
+              <w:left w:val="none" w:sz="0" w:space="0" w:color="000000"/>
+              <w:right w:val="none" w:sz="0" w:space="0" w:color="000000"/>
+            </w:tcBorders>
+            <w:shd w:val="clear" w:color="auto" w:fill="FFFFFF"/>
+            <w:tcMar>
+              <w:top w:w="0" w:type="dxa"/>
+              <w:bottom w:w="0" w:type="dxa"/>
+              <w:left w:w="0" w:type="dxa"/>
+              <w:right w:w="0" w:type="dxa"/>
+            </w:tcMar>
+            <w:vAlign w:val="top"/>
+          </w:tcPr>
+          <w:p>
+            <w:pPr>
+              <w:pStyle w:val="Normal"/>
+              <w:jc w:val="left"/>
+              <w:keepNext/>
+              <w:pBdr>
+                <w:bottom w:val="none" w:sz="0" w:space="0" w:color="000000"/>
+                <w:top w:val="none" w:sz="0" w:space="0" w:color="000000"/>
+                <w:left w:val="none" w:sz="0" w:space="0" w:color="000000"/>
+                <w:right w:val="none" w:sz="0" w:space="0" w:color="000000"/>
+              </w:pBdr>
+              <w:spacing w:after="60" w:before="60" w:line="240"/>
+              <w:ind w:left="60" w:right="60" w:firstLine="0" w:firstLineChars="0"/>
+              <w:rPr>
+                <w:rFonts w:ascii="Arial" w:hAnsi="Arial" w:eastAsia="Arial" w:cs="Arial"/>
+                <w:i w:val="false"/>
+                <w:b w:val="false"/>
+                <w:u w:val="none"/>
+                <w:strike w:val="false"/>
+                <w:sz w:val="18"/>
+                <w:szCs w:val="18"/>
+                <w:color w:val="000000"/>
+              </w:rPr>
+            </w:pPr>
+            <w:r>
+              <w:rPr>
+                <w:rFonts w:ascii="Arial" w:hAnsi="Arial" w:eastAsia="Arial" w:cs="Arial"/>
+                <w:i w:val="false"/>
+                <w:b w:val="false"/>
+                <w:u w:val="none"/>
+                <w:strike w:val="false"/>
+                <w:sz w:val="18"/>
+                <w:szCs w:val="18"/>
+                <w:color w:val="000000"/>
+              </w:rPr>
+              <w:t xml:space="preserve"/>
             </w:r>
           </w:p>
         </w:tc>
@@ -2600,7 +3614,7 @@
         </w:trPr>
         <w:tc>
           <w:tcPr>
-            <w:gridSpan w:val="3"/>
+            <w:gridSpan w:val="4"/>
             <w:tcBorders>
               <w:bottom w:val="none" w:sz="0" w:space="0" w:color="FFFFFF"/>
               <w:top w:val="single" w:sz="8" w:space="0" w:color="000000"/>
@@ -2650,7 +3664,7 @@
                 <w:szCs w:val="18"/>
                 <w:color w:val="000000"/>
               </w:rPr>
-              <w:t xml:space="preserve">Values are n/N (%) (95% CI, bounds as proportions). Domain consistency for ARBITER refers to proposals; recorded overrides are separate. Departure = violation + invalid path. One Unassisted domain has no evaluable label/answer set and is excluded (509 evaluable). Overall consistency is exact worst-domain agreement; permitted escalations are separate. Evidence binding counts distinct identities cited by current active answers. Text spans are server-extracted; visual regions are server-rendered and hash-bound, but transcriptions are model-written and not checked against images. Bundle verification is structural, not evidence of clinical correctness or completion. Unassisted evidence traces, proposed judgements and recorded overrides are not available. RoB 2, risk of bias tool for randomised trials. CI, confidence interval; 10,000 percentile bootstrap replicates, trials resampled within meta-analysis; seed 20261018.</w:t>
+              <w:t xml:space="preserve">Values are n/N (%). Separate 95% CI column gives Unassisted departure-type rates in %. Domain consistency for ARBITER refers to proposals; recorded overrides are separate. Departure = violation + invalid path. One Unassisted domain has no evaluable label/answer set and is excluded (509 evaluable). Overall consistency is exact worst-domain agreement; permitted escalations are separate. Evidence binding counts distinct identities cited by current active answers. Text spans are server-extracted; visual regions are server-rendered and hash-bound, but transcriptions are model-written and not checked against images. Bundle verification is structural, not evidence of clinical correctness or completion. Unassisted evidence traces, proposed judgements and recorded overrides are not available. RoB 2, risk of bias tool for randomised trials. CI, confidence interval; 10,000 percentile bootstrap replicates, trials resampled within meta-analysis; seed 20261018.</w:t>
             </w:r>
           </w:p>
         </w:tc>

--- a/analysis/output/manuscript/Table3.docx
+++ b/analysis/output/manuscript/Table3.docx
@@ -2529,7 +2529,7 @@
                 <w:szCs w:val="18"/>
                 <w:color w:val="000000"/>
               </w:rPr>
-              <w:t xml:space="preserve">Cited evidence records with ≥1 basis (coverage)</w:t>
+              <w:t xml:space="preserve">Signalling answers citing ≥1 evidence record</w:t>
             </w:r>
           </w:p>
         </w:tc>
@@ -3664,7 +3664,7 @@
                 <w:szCs w:val="18"/>
                 <w:color w:val="000000"/>
               </w:rPr>
-              <w:t xml:space="preserve">Values are n/N (%). Separate 95% CI column gives Unassisted departure-type rates in %. Domain consistency for ARBITER refers to proposals; recorded overrides are separate. Departure = violation + invalid path. One Unassisted domain has no evaluable label/answer set and is excluded (509 evaluable). Overall consistency is exact worst-domain agreement; permitted escalations are separate. Evidence binding counts distinct identities cited by current active answers. Text spans are server-extracted; visual regions are server-rendered and hash-bound, but transcriptions are model-written and not checked against images. Bundle verification is structural, not evidence of clinical correctness or completion. Unassisted evidence traces, proposed judgements and recorded overrides are not available. RoB 2, risk of bias tool for randomised trials. CI, confidence interval; 10,000 percentile bootstrap replicates, trials resampled within meta-analysis; seed 20261018.</w:t>
+              <w:t xml:space="preserve">Values are n/N (%). Separate 95% CI column gives Unassisted departure-type rates in %. Domain consistency for ARBITER refers to proposals; recorded overrides are separate. Departure = violation + invalid path. One Unassisted domain has no evaluable label/answer set and is excluded (509 evaluable). Overall consistency is exact worst-domain agreement; permitted escalations are separate. Evidence coverage uses active signalling answers as the denominator and answers citing at least one evidence record as the numerator. Evidence binding counts distinct identities cited by current active answers. Text spans are server-extracted; visual regions are server-rendered and hash-bound, but transcriptions are model-written and not checked against images. Bundle verification is structural, not evidence of clinical correctness or completion. Unassisted evidence traces, proposed judgements and recorded overrides are not available. RoB 2, risk of bias tool for randomised trials. CI, confidence interval; 10,000 percentile bootstrap replicates, trials resampled within meta-analysis; seed 20261018.</w:t>
             </w:r>
           </w:p>
         </w:tc>

--- a/analysis/output/manuscript/Table3.docx
+++ b/analysis/output/manuscript/Table3.docx
@@ -17,10 +17,9 @@
         <w:tblLook w:firstRow="1" w:lastRow="0" w:firstColumn="0" w:lastColumn="0" w:noHBand="0" w:noVBand="1"/>
       </w:tblPr>
       <w:tblGrid>
-        <w:gridCol w:w="4176"/>
-        <w:gridCol w:w="1944"/>
-        <w:gridCol w:w="1944"/>
-        <w:gridCol w:w="1800"/>
+        <w:gridCol w:w="4392"/>
+        <w:gridCol w:w="2304"/>
+        <w:gridCol w:w="3168"/>
       </w:tblGrid>
       <w:tr>
         <w:trPr>
@@ -196,62 +195,6 @@
             </w:r>
           </w:p>
         </w:tc>
-        <w:tc>
-          <w:tcPr>
-            <w:tcBorders>
-              <w:bottom w:val="single" w:sz="5" w:space="0" w:color="000000"/>
-              <w:top w:val="single" w:sz="8" w:space="0" w:color="000000"/>
-              <w:left w:val="none" w:sz="0" w:space="0" w:color="000000"/>
-              <w:right w:val="none" w:sz="0" w:space="0" w:color="000000"/>
-            </w:tcBorders>
-            <w:shd w:val="clear" w:color="auto" w:fill="FFFFFF"/>
-            <w:tcMar>
-              <w:top w:w="0" w:type="dxa"/>
-              <w:bottom w:w="0" w:type="dxa"/>
-              <w:left w:w="0" w:type="dxa"/>
-              <w:right w:w="0" w:type="dxa"/>
-            </w:tcMar>
-            <w:vAlign w:val="top"/>
-          </w:tcPr>
-          <w:p>
-            <w:pPr>
-              <w:pStyle w:val="Normal"/>
-              <w:jc w:val="left"/>
-              <w:keepNext/>
-              <w:pBdr>
-                <w:bottom w:val="none" w:sz="0" w:space="0" w:color="000000"/>
-                <w:top w:val="none" w:sz="0" w:space="0" w:color="000000"/>
-                <w:left w:val="none" w:sz="0" w:space="0" w:color="000000"/>
-                <w:right w:val="none" w:sz="0" w:space="0" w:color="000000"/>
-              </w:pBdr>
-              <w:spacing w:after="60" w:before="60" w:line="240"/>
-              <w:ind w:left="60" w:right="60" w:firstLine="0" w:firstLineChars="0"/>
-              <w:rPr>
-                <w:rFonts w:ascii="Arial" w:hAnsi="Arial" w:eastAsia="Arial" w:cs="Arial"/>
-                <w:i w:val="false"/>
-                <w:b w:val="true"/>
-                <w:u w:val="none"/>
-                <w:strike w:val="false"/>
-                <w:sz w:val="18"/>
-                <w:szCs w:val="18"/>
-                <w:color w:val="000000"/>
-              </w:rPr>
-            </w:pPr>
-            <w:r>
-              <w:rPr>
-                <w:rFonts w:ascii="Arial" w:hAnsi="Arial" w:eastAsia="Arial" w:cs="Arial"/>
-                <w:i w:val="false"/>
-                <w:b w:val="true"/>
-                <w:u w:val="none"/>
-                <w:strike w:val="false"/>
-                <w:sz w:val="18"/>
-                <w:szCs w:val="18"/>
-                <w:color w:val="000000"/>
-              </w:rPr>
-              <w:t xml:space="preserve">Unassisted 95% CI (%)</w:t>
-            </w:r>
-          </w:p>
-        </w:tc>
       </w:tr>
       <w:tr>
         <w:trPr>
@@ -260,7 +203,7 @@
         </w:trPr>
         <w:tc>
           <w:tcPr>
-            <w:gridSpan w:val="4"/>
+            <w:gridSpan w:val="3"/>
             <w:tcBorders>
               <w:bottom w:val="none" w:sz="0" w:space="0" w:color="000000"/>
               <w:top w:val="single" w:sz="5" w:space="0" w:color="000000"/>
@@ -426,7 +369,7 @@
                 <w:szCs w:val="18"/>
                 <w:color w:val="000000"/>
               </w:rPr>
-              <w:t xml:space="preserve">510/510 (100.0%)</w:t>
+              <w:t xml:space="preserve">510/510 (100.0%)*</w:t>
             </w:r>
           </w:p>
         </w:tc>
@@ -482,61 +425,6 @@
                 <w:color w:val="000000"/>
               </w:rPr>
               <w:t xml:space="preserve">444/509 (87.2%)</w:t>
-            </w:r>
-          </w:p>
-        </w:tc>
-        <w:tc>
-          <w:tcPr>
-            <w:tcBorders>
-              <w:bottom w:val="none" w:sz="0" w:space="0" w:color="000000"/>
-              <w:top w:val="none" w:sz="0" w:space="0" w:color="000000"/>
-              <w:left w:val="none" w:sz="0" w:space="0" w:color="000000"/>
-              <w:right w:val="none" w:sz="0" w:space="0" w:color="000000"/>
-            </w:tcBorders>
-            <w:shd w:val="clear" w:color="auto" w:fill="FFFFFF"/>
-            <w:tcMar>
-              <w:top w:w="0" w:type="dxa"/>
-              <w:bottom w:w="0" w:type="dxa"/>
-              <w:left w:w="0" w:type="dxa"/>
-              <w:right w:w="0" w:type="dxa"/>
-            </w:tcMar>
-            <w:vAlign w:val="top"/>
-          </w:tcPr>
-          <w:p>
-            <w:pPr>
-              <w:pStyle w:val="Normal"/>
-              <w:jc w:val="left"/>
-              <w:pBdr>
-                <w:bottom w:val="none" w:sz="0" w:space="0" w:color="000000"/>
-                <w:top w:val="none" w:sz="0" w:space="0" w:color="000000"/>
-                <w:left w:val="none" w:sz="0" w:space="0" w:color="000000"/>
-                <w:right w:val="none" w:sz="0" w:space="0" w:color="000000"/>
-              </w:pBdr>
-              <w:spacing w:after="60" w:before="60" w:line="240"/>
-              <w:ind w:left="60" w:right="60" w:firstLine="0" w:firstLineChars="0"/>
-              <w:rPr>
-                <w:rFonts w:ascii="Arial" w:hAnsi="Arial" w:eastAsia="Arial" w:cs="Arial"/>
-                <w:i w:val="false"/>
-                <w:b w:val="false"/>
-                <w:u w:val="none"/>
-                <w:strike w:val="false"/>
-                <w:sz w:val="18"/>
-                <w:szCs w:val="18"/>
-                <w:color w:val="000000"/>
-              </w:rPr>
-            </w:pPr>
-            <w:r>
-              <w:rPr>
-                <w:rFonts w:ascii="Arial" w:hAnsi="Arial" w:eastAsia="Arial" w:cs="Arial"/>
-                <w:i w:val="false"/>
-                <w:b w:val="false"/>
-                <w:u w:val="none"/>
-                <w:strike w:val="false"/>
-                <w:sz w:val="18"/>
-                <w:szCs w:val="18"/>
-                <w:color w:val="000000"/>
-              </w:rPr>
-              <w:t xml:space="preserve"/>
             </w:r>
           </w:p>
         </w:tc>
@@ -652,7 +540,7 @@
                 <w:szCs w:val="18"/>
                 <w:color w:val="000000"/>
               </w:rPr>
-              <w:t xml:space="preserve">0/510 (0.0%)</w:t>
+              <w:t xml:space="preserve">0/510 (0.0%)*</w:t>
             </w:r>
           </w:p>
         </w:tc>
@@ -707,62 +595,7 @@
                 <w:szCs w:val="18"/>
                 <w:color w:val="000000"/>
               </w:rPr>
-              <w:t xml:space="preserve">26/509 (5.1%)</w:t>
-            </w:r>
-          </w:p>
-        </w:tc>
-        <w:tc>
-          <w:tcPr>
-            <w:tcBorders>
-              <w:bottom w:val="none" w:sz="0" w:space="0" w:color="000000"/>
-              <w:top w:val="none" w:sz="0" w:space="0" w:color="000000"/>
-              <w:left w:val="none" w:sz="0" w:space="0" w:color="000000"/>
-              <w:right w:val="none" w:sz="0" w:space="0" w:color="000000"/>
-            </w:tcBorders>
-            <w:shd w:val="clear" w:color="auto" w:fill="FFFFFF"/>
-            <w:tcMar>
-              <w:top w:w="0" w:type="dxa"/>
-              <w:bottom w:w="0" w:type="dxa"/>
-              <w:left w:w="0" w:type="dxa"/>
-              <w:right w:w="0" w:type="dxa"/>
-            </w:tcMar>
-            <w:vAlign w:val="top"/>
-          </w:tcPr>
-          <w:p>
-            <w:pPr>
-              <w:pStyle w:val="Normal"/>
-              <w:jc w:val="left"/>
-              <w:pBdr>
-                <w:bottom w:val="none" w:sz="0" w:space="0" w:color="000000"/>
-                <w:top w:val="none" w:sz="0" w:space="0" w:color="000000"/>
-                <w:left w:val="none" w:sz="0" w:space="0" w:color="000000"/>
-                <w:right w:val="none" w:sz="0" w:space="0" w:color="000000"/>
-              </w:pBdr>
-              <w:spacing w:after="60" w:before="60" w:line="240"/>
-              <w:ind w:left="60" w:right="60" w:firstLine="0" w:firstLineChars="0"/>
-              <w:rPr>
-                <w:rFonts w:ascii="Arial" w:hAnsi="Arial" w:eastAsia="Arial" w:cs="Arial"/>
-                <w:i w:val="false"/>
-                <w:b w:val="false"/>
-                <w:u w:val="none"/>
-                <w:strike w:val="false"/>
-                <w:sz w:val="18"/>
-                <w:szCs w:val="18"/>
-                <w:color w:val="000000"/>
-              </w:rPr>
-            </w:pPr>
-            <w:r>
-              <w:rPr>
-                <w:rFonts w:ascii="Arial" w:hAnsi="Arial" w:eastAsia="Arial" w:cs="Arial"/>
-                <w:i w:val="false"/>
-                <w:b w:val="false"/>
-                <w:u w:val="none"/>
-                <w:strike w:val="false"/>
-                <w:sz w:val="18"/>
-                <w:szCs w:val="18"/>
-                <w:color w:val="000000"/>
-              </w:rPr>
-              <w:t xml:space="preserve">(3.3–6.9)</w:t>
+              <w:t xml:space="preserve">26/509 (5.1%) (3.3–6.9)</w:t>
             </w:r>
           </w:p>
         </w:tc>
@@ -878,7 +711,7 @@
                 <w:szCs w:val="18"/>
                 <w:color w:val="000000"/>
               </w:rPr>
-              <w:t xml:space="preserve">0/510 (0.0%)</w:t>
+              <w:t xml:space="preserve">0/510 (0.0%)*</w:t>
             </w:r>
           </w:p>
         </w:tc>
@@ -933,62 +766,7 @@
                 <w:szCs w:val="18"/>
                 <w:color w:val="000000"/>
               </w:rPr>
-              <w:t xml:space="preserve">39/509 (7.7%)</w:t>
-            </w:r>
-          </w:p>
-        </w:tc>
-        <w:tc>
-          <w:tcPr>
-            <w:tcBorders>
-              <w:bottom w:val="none" w:sz="0" w:space="0" w:color="000000"/>
-              <w:top w:val="none" w:sz="0" w:space="0" w:color="000000"/>
-              <w:left w:val="none" w:sz="0" w:space="0" w:color="000000"/>
-              <w:right w:val="none" w:sz="0" w:space="0" w:color="000000"/>
-            </w:tcBorders>
-            <w:shd w:val="clear" w:color="auto" w:fill="FFFFFF"/>
-            <w:tcMar>
-              <w:top w:w="0" w:type="dxa"/>
-              <w:bottom w:w="0" w:type="dxa"/>
-              <w:left w:w="0" w:type="dxa"/>
-              <w:right w:w="0" w:type="dxa"/>
-            </w:tcMar>
-            <w:vAlign w:val="top"/>
-          </w:tcPr>
-          <w:p>
-            <w:pPr>
-              <w:pStyle w:val="Normal"/>
-              <w:jc w:val="left"/>
-              <w:pBdr>
-                <w:bottom w:val="none" w:sz="0" w:space="0" w:color="000000"/>
-                <w:top w:val="none" w:sz="0" w:space="0" w:color="000000"/>
-                <w:left w:val="none" w:sz="0" w:space="0" w:color="000000"/>
-                <w:right w:val="none" w:sz="0" w:space="0" w:color="000000"/>
-              </w:pBdr>
-              <w:spacing w:after="60" w:before="60" w:line="240"/>
-              <w:ind w:left="60" w:right="60" w:firstLine="0" w:firstLineChars="0"/>
-              <w:rPr>
-                <w:rFonts w:ascii="Arial" w:hAnsi="Arial" w:eastAsia="Arial" w:cs="Arial"/>
-                <w:i w:val="false"/>
-                <w:b w:val="false"/>
-                <w:u w:val="none"/>
-                <w:strike w:val="false"/>
-                <w:sz w:val="18"/>
-                <w:szCs w:val="18"/>
-                <w:color w:val="000000"/>
-              </w:rPr>
-            </w:pPr>
-            <w:r>
-              <w:rPr>
-                <w:rFonts w:ascii="Arial" w:hAnsi="Arial" w:eastAsia="Arial" w:cs="Arial"/>
-                <w:i w:val="false"/>
-                <w:b w:val="false"/>
-                <w:u w:val="none"/>
-                <w:strike w:val="false"/>
-                <w:sz w:val="18"/>
-                <w:szCs w:val="18"/>
-                <w:color w:val="000000"/>
-              </w:rPr>
-              <w:t xml:space="preserve">(5.7–10.0)</w:t>
+              <w:t xml:space="preserve">39/509 (7.7%) (5.7–10.0)</w:t>
             </w:r>
           </w:p>
         </w:tc>
@@ -1104,7 +882,7 @@
                 <w:szCs w:val="18"/>
                 <w:color w:val="000000"/>
               </w:rPr>
-              <w:t xml:space="preserve">0/510 (0.0%)</w:t>
+              <w:t xml:space="preserve">0/510 (0.0%)*</w:t>
             </w:r>
           </w:p>
         </w:tc>
@@ -1159,62 +937,7 @@
                 <w:szCs w:val="18"/>
                 <w:color w:val="000000"/>
               </w:rPr>
-              <w:t xml:space="preserve">65/509 (12.8%)</w:t>
-            </w:r>
-          </w:p>
-        </w:tc>
-        <w:tc>
-          <w:tcPr>
-            <w:tcBorders>
-              <w:bottom w:val="none" w:sz="0" w:space="0" w:color="000000"/>
-              <w:top w:val="none" w:sz="0" w:space="0" w:color="000000"/>
-              <w:left w:val="none" w:sz="0" w:space="0" w:color="000000"/>
-              <w:right w:val="none" w:sz="0" w:space="0" w:color="000000"/>
-            </w:tcBorders>
-            <w:shd w:val="clear" w:color="auto" w:fill="FFFFFF"/>
-            <w:tcMar>
-              <w:top w:w="0" w:type="dxa"/>
-              <w:bottom w:w="0" w:type="dxa"/>
-              <w:left w:w="0" w:type="dxa"/>
-              <w:right w:w="0" w:type="dxa"/>
-            </w:tcMar>
-            <w:vAlign w:val="top"/>
-          </w:tcPr>
-          <w:p>
-            <w:pPr>
-              <w:pStyle w:val="Normal"/>
-              <w:jc w:val="left"/>
-              <w:pBdr>
-                <w:bottom w:val="none" w:sz="0" w:space="0" w:color="000000"/>
-                <w:top w:val="none" w:sz="0" w:space="0" w:color="000000"/>
-                <w:left w:val="none" w:sz="0" w:space="0" w:color="000000"/>
-                <w:right w:val="none" w:sz="0" w:space="0" w:color="000000"/>
-              </w:pBdr>
-              <w:spacing w:after="60" w:before="60" w:line="240"/>
-              <w:ind w:left="60" w:right="60" w:firstLine="0" w:firstLineChars="0"/>
-              <w:rPr>
-                <w:rFonts w:ascii="Arial" w:hAnsi="Arial" w:eastAsia="Arial" w:cs="Arial"/>
-                <w:i w:val="false"/>
-                <w:b w:val="false"/>
-                <w:u w:val="none"/>
-                <w:strike w:val="false"/>
-                <w:sz w:val="18"/>
-                <w:szCs w:val="18"/>
-                <w:color w:val="000000"/>
-              </w:rPr>
-            </w:pPr>
-            <w:r>
-              <w:rPr>
-                <w:rFonts w:ascii="Arial" w:hAnsi="Arial" w:eastAsia="Arial" w:cs="Arial"/>
-                <w:i w:val="false"/>
-                <w:b w:val="false"/>
-                <w:u w:val="none"/>
-                <w:strike w:val="false"/>
-                <w:sz w:val="18"/>
-                <w:szCs w:val="18"/>
-                <w:color w:val="000000"/>
-              </w:rPr>
-              <w:t xml:space="preserve">(10.0–15.6)</w:t>
+              <w:t xml:space="preserve">65/509 (12.8%) (10.0–15.6)</w:t>
             </w:r>
           </w:p>
         </w:tc>
@@ -1275,7 +998,7 @@
                 <w:szCs w:val="18"/>
                 <w:color w:val="000000"/>
               </w:rPr>
-              <w:t xml:space="preserve">Proposed judgement matches algorithm</w:t>
+              <w:t xml:space="preserve">Recorded override</w:t>
             </w:r>
           </w:p>
         </w:tc>
@@ -1330,7 +1053,7 @@
                 <w:szCs w:val="18"/>
                 <w:color w:val="000000"/>
               </w:rPr>
-              <w:t xml:space="preserve">510/510 (100.0%)</w:t>
+              <w:t xml:space="preserve">0/510 (0.0%)</w:t>
             </w:r>
           </w:p>
         </w:tc>
@@ -1386,61 +1109,6 @@
                 <w:color w:val="000000"/>
               </w:rPr>
               <w:t xml:space="preserve">Not available</w:t>
-            </w:r>
-          </w:p>
-        </w:tc>
-        <w:tc>
-          <w:tcPr>
-            <w:tcBorders>
-              <w:bottom w:val="none" w:sz="0" w:space="0" w:color="000000"/>
-              <w:top w:val="none" w:sz="0" w:space="0" w:color="000000"/>
-              <w:left w:val="none" w:sz="0" w:space="0" w:color="000000"/>
-              <w:right w:val="none" w:sz="0" w:space="0" w:color="000000"/>
-            </w:tcBorders>
-            <w:shd w:val="clear" w:color="auto" w:fill="FFFFFF"/>
-            <w:tcMar>
-              <w:top w:w="0" w:type="dxa"/>
-              <w:bottom w:w="0" w:type="dxa"/>
-              <w:left w:w="0" w:type="dxa"/>
-              <w:right w:w="0" w:type="dxa"/>
-            </w:tcMar>
-            <w:vAlign w:val="top"/>
-          </w:tcPr>
-          <w:p>
-            <w:pPr>
-              <w:pStyle w:val="Normal"/>
-              <w:jc w:val="left"/>
-              <w:pBdr>
-                <w:bottom w:val="none" w:sz="0" w:space="0" w:color="000000"/>
-                <w:top w:val="none" w:sz="0" w:space="0" w:color="000000"/>
-                <w:left w:val="none" w:sz="0" w:space="0" w:color="000000"/>
-                <w:right w:val="none" w:sz="0" w:space="0" w:color="000000"/>
-              </w:pBdr>
-              <w:spacing w:after="60" w:before="60" w:line="240"/>
-              <w:ind w:left="60" w:right="60" w:firstLine="0" w:firstLineChars="0"/>
-              <w:rPr>
-                <w:rFonts w:ascii="Arial" w:hAnsi="Arial" w:eastAsia="Arial" w:cs="Arial"/>
-                <w:i w:val="false"/>
-                <w:b w:val="false"/>
-                <w:u w:val="none"/>
-                <w:strike w:val="false"/>
-                <w:sz w:val="18"/>
-                <w:szCs w:val="18"/>
-                <w:color w:val="000000"/>
-              </w:rPr>
-            </w:pPr>
-            <w:r>
-              <w:rPr>
-                <w:rFonts w:ascii="Arial" w:hAnsi="Arial" w:eastAsia="Arial" w:cs="Arial"/>
-                <w:i w:val="false"/>
-                <w:b w:val="false"/>
-                <w:u w:val="none"/>
-                <w:strike w:val="false"/>
-                <w:sz w:val="18"/>
-                <w:szCs w:val="18"/>
-                <w:color w:val="000000"/>
-              </w:rPr>
-              <w:t xml:space="preserve"/>
             </w:r>
           </w:p>
         </w:tc>
@@ -1452,6 +1120,7 @@
         </w:trPr>
         <w:tc>
           <w:tcPr>
+            <w:gridSpan w:val="3"/>
             <w:tcBorders>
               <w:bottom w:val="none" w:sz="0" w:space="0" w:color="000000"/>
               <w:top w:val="none" w:sz="0" w:space="0" w:color="000000"/>
@@ -1482,191 +1151,26 @@
               <w:rPr>
                 <w:rFonts w:ascii="Arial" w:hAnsi="Arial" w:eastAsia="Arial" w:cs="Arial"/>
                 <w:i w:val="false"/>
-                <w:b w:val="false"/>
-                <w:u w:val="none"/>
-                <w:strike w:val="false"/>
-                <w:sz w:val="18"/>
-                <w:szCs w:val="18"/>
-                <w:color w:val="000000"/>
-              </w:rPr>
-            </w:pPr>
-            <w:r>
-              <w:rPr>
-                <w:rFonts w:ascii="Arial" w:hAnsi="Arial" w:eastAsia="Arial" w:cs="Arial"/>
-                <w:i w:val="false"/>
-                <w:b w:val="false"/>
-                <w:u w:val="none"/>
-                <w:strike w:val="false"/>
-                <w:sz w:val="18"/>
-                <w:szCs w:val="18"/>
-                <w:color w:val="000000"/>
-              </w:rPr>
-              <w:t xml:space="preserve">Recorded override</w:t>
-            </w:r>
-          </w:p>
-        </w:tc>
-        <w:tc>
-          <w:tcPr>
-            <w:tcBorders>
-              <w:bottom w:val="none" w:sz="0" w:space="0" w:color="000000"/>
-              <w:top w:val="none" w:sz="0" w:space="0" w:color="000000"/>
-              <w:left w:val="none" w:sz="0" w:space="0" w:color="000000"/>
-              <w:right w:val="none" w:sz="0" w:space="0" w:color="000000"/>
-            </w:tcBorders>
-            <w:shd w:val="clear" w:color="auto" w:fill="FFFFFF"/>
-            <w:tcMar>
-              <w:top w:w="0" w:type="dxa"/>
-              <w:bottom w:w="0" w:type="dxa"/>
-              <w:left w:w="0" w:type="dxa"/>
-              <w:right w:w="0" w:type="dxa"/>
-            </w:tcMar>
-            <w:vAlign w:val="top"/>
-          </w:tcPr>
-          <w:p>
-            <w:pPr>
-              <w:pStyle w:val="Normal"/>
-              <w:jc w:val="left"/>
-              <w:pBdr>
-                <w:bottom w:val="none" w:sz="0" w:space="0" w:color="000000"/>
-                <w:top w:val="none" w:sz="0" w:space="0" w:color="000000"/>
-                <w:left w:val="none" w:sz="0" w:space="0" w:color="000000"/>
-                <w:right w:val="none" w:sz="0" w:space="0" w:color="000000"/>
-              </w:pBdr>
-              <w:spacing w:after="60" w:before="60" w:line="240"/>
-              <w:ind w:left="60" w:right="60" w:firstLine="0" w:firstLineChars="0"/>
-              <w:rPr>
-                <w:rFonts w:ascii="Arial" w:hAnsi="Arial" w:eastAsia="Arial" w:cs="Arial"/>
-                <w:i w:val="false"/>
-                <w:b w:val="false"/>
-                <w:u w:val="none"/>
-                <w:strike w:val="false"/>
-                <w:sz w:val="18"/>
-                <w:szCs w:val="18"/>
-                <w:color w:val="000000"/>
-              </w:rPr>
-            </w:pPr>
-            <w:r>
-              <w:rPr>
-                <w:rFonts w:ascii="Arial" w:hAnsi="Arial" w:eastAsia="Arial" w:cs="Arial"/>
-                <w:i w:val="false"/>
-                <w:b w:val="false"/>
-                <w:u w:val="none"/>
-                <w:strike w:val="false"/>
-                <w:sz w:val="18"/>
-                <w:szCs w:val="18"/>
-                <w:color w:val="000000"/>
-              </w:rPr>
-              <w:t xml:space="preserve">0/510 (0.0%)</w:t>
-            </w:r>
-          </w:p>
-        </w:tc>
-        <w:tc>
-          <w:tcPr>
-            <w:tcBorders>
-              <w:bottom w:val="none" w:sz="0" w:space="0" w:color="000000"/>
-              <w:top w:val="none" w:sz="0" w:space="0" w:color="000000"/>
-              <w:left w:val="none" w:sz="0" w:space="0" w:color="000000"/>
-              <w:right w:val="none" w:sz="0" w:space="0" w:color="000000"/>
-            </w:tcBorders>
-            <w:shd w:val="clear" w:color="auto" w:fill="FFFFFF"/>
-            <w:tcMar>
-              <w:top w:w="0" w:type="dxa"/>
-              <w:bottom w:w="0" w:type="dxa"/>
-              <w:left w:w="0" w:type="dxa"/>
-              <w:right w:w="0" w:type="dxa"/>
-            </w:tcMar>
-            <w:vAlign w:val="top"/>
-          </w:tcPr>
-          <w:p>
-            <w:pPr>
-              <w:pStyle w:val="Normal"/>
-              <w:jc w:val="left"/>
-              <w:pBdr>
-                <w:bottom w:val="none" w:sz="0" w:space="0" w:color="000000"/>
-                <w:top w:val="none" w:sz="0" w:space="0" w:color="000000"/>
-                <w:left w:val="none" w:sz="0" w:space="0" w:color="000000"/>
-                <w:right w:val="none" w:sz="0" w:space="0" w:color="000000"/>
-              </w:pBdr>
-              <w:spacing w:after="60" w:before="60" w:line="240"/>
-              <w:ind w:left="60" w:right="60" w:firstLine="0" w:firstLineChars="0"/>
-              <w:rPr>
-                <w:rFonts w:ascii="Arial" w:hAnsi="Arial" w:eastAsia="Arial" w:cs="Arial"/>
-                <w:i w:val="false"/>
-                <w:b w:val="false"/>
-                <w:u w:val="none"/>
-                <w:strike w:val="false"/>
-                <w:sz w:val="18"/>
-                <w:szCs w:val="18"/>
-                <w:color w:val="000000"/>
-              </w:rPr>
-            </w:pPr>
-            <w:r>
-              <w:rPr>
-                <w:rFonts w:ascii="Arial" w:hAnsi="Arial" w:eastAsia="Arial" w:cs="Arial"/>
-                <w:i w:val="false"/>
-                <w:b w:val="false"/>
-                <w:u w:val="none"/>
-                <w:strike w:val="false"/>
-                <w:sz w:val="18"/>
-                <w:szCs w:val="18"/>
-                <w:color w:val="000000"/>
-              </w:rPr>
-              <w:t xml:space="preserve">Not available</w:t>
-            </w:r>
-          </w:p>
-        </w:tc>
-        <w:tc>
-          <w:tcPr>
-            <w:tcBorders>
-              <w:bottom w:val="none" w:sz="0" w:space="0" w:color="000000"/>
-              <w:top w:val="none" w:sz="0" w:space="0" w:color="000000"/>
-              <w:left w:val="none" w:sz="0" w:space="0" w:color="000000"/>
-              <w:right w:val="none" w:sz="0" w:space="0" w:color="000000"/>
-            </w:tcBorders>
-            <w:shd w:val="clear" w:color="auto" w:fill="FFFFFF"/>
-            <w:tcMar>
-              <w:top w:w="0" w:type="dxa"/>
-              <w:bottom w:w="0" w:type="dxa"/>
-              <w:left w:w="0" w:type="dxa"/>
-              <w:right w:w="0" w:type="dxa"/>
-            </w:tcMar>
-            <w:vAlign w:val="top"/>
-          </w:tcPr>
-          <w:p>
-            <w:pPr>
-              <w:pStyle w:val="Normal"/>
-              <w:jc w:val="left"/>
-              <w:pBdr>
-                <w:bottom w:val="none" w:sz="0" w:space="0" w:color="000000"/>
-                <w:top w:val="none" w:sz="0" w:space="0" w:color="000000"/>
-                <w:left w:val="none" w:sz="0" w:space="0" w:color="000000"/>
-                <w:right w:val="none" w:sz="0" w:space="0" w:color="000000"/>
-              </w:pBdr>
-              <w:spacing w:after="60" w:before="60" w:line="240"/>
-              <w:ind w:left="60" w:right="60" w:firstLine="0" w:firstLineChars="0"/>
-              <w:rPr>
-                <w:rFonts w:ascii="Arial" w:hAnsi="Arial" w:eastAsia="Arial" w:cs="Arial"/>
-                <w:i w:val="false"/>
-                <w:b w:val="false"/>
-                <w:u w:val="none"/>
-                <w:strike w:val="false"/>
-                <w:sz w:val="18"/>
-                <w:szCs w:val="18"/>
-                <w:color w:val="000000"/>
-              </w:rPr>
-            </w:pPr>
-            <w:r>
-              <w:rPr>
-                <w:rFonts w:ascii="Arial" w:hAnsi="Arial" w:eastAsia="Arial" w:cs="Arial"/>
-                <w:i w:val="false"/>
-                <w:b w:val="false"/>
-                <w:u w:val="none"/>
-                <w:strike w:val="false"/>
-                <w:sz w:val="18"/>
-                <w:szCs w:val="18"/>
-                <w:color w:val="000000"/>
-              </w:rPr>
-              <w:t xml:space="preserve"/>
+                <w:b w:val="true"/>
+                <w:u w:val="none"/>
+                <w:strike w:val="false"/>
+                <w:sz w:val="18"/>
+                <w:szCs w:val="18"/>
+                <w:color w:val="000000"/>
+              </w:rPr>
+            </w:pPr>
+            <w:r>
+              <w:rPr>
+                <w:rFonts w:ascii="Arial" w:hAnsi="Arial" w:eastAsia="Arial" w:cs="Arial"/>
+                <w:i w:val="false"/>
+                <w:b w:val="true"/>
+                <w:u w:val="none"/>
+                <w:strike w:val="false"/>
+                <w:sz w:val="18"/>
+                <w:szCs w:val="18"/>
+                <w:color w:val="000000"/>
+              </w:rPr>
+              <w:t xml:space="preserve">Overall judgement</w:t>
             </w:r>
           </w:p>
         </w:tc>
@@ -1678,7 +1182,6 @@
         </w:trPr>
         <w:tc>
           <w:tcPr>
-            <w:gridSpan w:val="4"/>
             <w:tcBorders>
               <w:bottom w:val="none" w:sz="0" w:space="0" w:color="000000"/>
               <w:top w:val="none" w:sz="0" w:space="0" w:color="000000"/>
@@ -1709,26 +1212,136 @@
               <w:rPr>
                 <w:rFonts w:ascii="Arial" w:hAnsi="Arial" w:eastAsia="Arial" w:cs="Arial"/>
                 <w:i w:val="false"/>
-                <w:b w:val="true"/>
-                <w:u w:val="none"/>
-                <w:strike w:val="false"/>
-                <w:sz w:val="18"/>
-                <w:szCs w:val="18"/>
-                <w:color w:val="000000"/>
-              </w:rPr>
-            </w:pPr>
-            <w:r>
-              <w:rPr>
-                <w:rFonts w:ascii="Arial" w:hAnsi="Arial" w:eastAsia="Arial" w:cs="Arial"/>
-                <w:i w:val="false"/>
-                <w:b w:val="true"/>
-                <w:u w:val="none"/>
-                <w:strike w:val="false"/>
-                <w:sz w:val="18"/>
-                <w:szCs w:val="18"/>
-                <w:color w:val="000000"/>
-              </w:rPr>
-              <w:t xml:space="preserve">Overall judgement</w:t>
+                <w:b w:val="false"/>
+                <w:u w:val="none"/>
+                <w:strike w:val="false"/>
+                <w:sz w:val="18"/>
+                <w:szCs w:val="18"/>
+                <w:color w:val="000000"/>
+              </w:rPr>
+            </w:pPr>
+            <w:r>
+              <w:rPr>
+                <w:rFonts w:ascii="Arial" w:hAnsi="Arial" w:eastAsia="Arial" w:cs="Arial"/>
+                <w:i w:val="false"/>
+                <w:b w:val="false"/>
+                <w:u w:val="none"/>
+                <w:strike w:val="false"/>
+                <w:sz w:val="18"/>
+                <w:szCs w:val="18"/>
+                <w:color w:val="000000"/>
+              </w:rPr>
+              <w:t xml:space="preserve">Consistent with RoB 2 algorithm</w:t>
+            </w:r>
+          </w:p>
+        </w:tc>
+        <w:tc>
+          <w:tcPr>
+            <w:tcBorders>
+              <w:bottom w:val="none" w:sz="0" w:space="0" w:color="000000"/>
+              <w:top w:val="none" w:sz="0" w:space="0" w:color="000000"/>
+              <w:left w:val="none" w:sz="0" w:space="0" w:color="000000"/>
+              <w:right w:val="none" w:sz="0" w:space="0" w:color="000000"/>
+            </w:tcBorders>
+            <w:shd w:val="clear" w:color="auto" w:fill="FFFFFF"/>
+            <w:tcMar>
+              <w:top w:w="0" w:type="dxa"/>
+              <w:bottom w:w="0" w:type="dxa"/>
+              <w:left w:w="0" w:type="dxa"/>
+              <w:right w:w="0" w:type="dxa"/>
+            </w:tcMar>
+            <w:vAlign w:val="top"/>
+          </w:tcPr>
+          <w:p>
+            <w:pPr>
+              <w:pStyle w:val="Normal"/>
+              <w:jc w:val="left"/>
+              <w:pBdr>
+                <w:bottom w:val="none" w:sz="0" w:space="0" w:color="000000"/>
+                <w:top w:val="none" w:sz="0" w:space="0" w:color="000000"/>
+                <w:left w:val="none" w:sz="0" w:space="0" w:color="000000"/>
+                <w:right w:val="none" w:sz="0" w:space="0" w:color="000000"/>
+              </w:pBdr>
+              <w:spacing w:after="60" w:before="60" w:line="240"/>
+              <w:ind w:left="60" w:right="60" w:firstLine="0" w:firstLineChars="0"/>
+              <w:rPr>
+                <w:rFonts w:ascii="Arial" w:hAnsi="Arial" w:eastAsia="Arial" w:cs="Arial"/>
+                <w:i w:val="false"/>
+                <w:b w:val="false"/>
+                <w:u w:val="none"/>
+                <w:strike w:val="false"/>
+                <w:sz w:val="18"/>
+                <w:szCs w:val="18"/>
+                <w:color w:val="000000"/>
+              </w:rPr>
+            </w:pPr>
+            <w:r>
+              <w:rPr>
+                <w:rFonts w:ascii="Arial" w:hAnsi="Arial" w:eastAsia="Arial" w:cs="Arial"/>
+                <w:i w:val="false"/>
+                <w:b w:val="false"/>
+                <w:u w:val="none"/>
+                <w:strike w:val="false"/>
+                <w:sz w:val="18"/>
+                <w:szCs w:val="18"/>
+                <w:color w:val="000000"/>
+              </w:rPr>
+              <w:t xml:space="preserve">101/102 (99.0%)</w:t>
+            </w:r>
+          </w:p>
+        </w:tc>
+        <w:tc>
+          <w:tcPr>
+            <w:tcBorders>
+              <w:bottom w:val="none" w:sz="0" w:space="0" w:color="000000"/>
+              <w:top w:val="none" w:sz="0" w:space="0" w:color="000000"/>
+              <w:left w:val="none" w:sz="0" w:space="0" w:color="000000"/>
+              <w:right w:val="none" w:sz="0" w:space="0" w:color="000000"/>
+            </w:tcBorders>
+            <w:shd w:val="clear" w:color="auto" w:fill="FFFFFF"/>
+            <w:tcMar>
+              <w:top w:w="0" w:type="dxa"/>
+              <w:bottom w:w="0" w:type="dxa"/>
+              <w:left w:w="0" w:type="dxa"/>
+              <w:right w:w="0" w:type="dxa"/>
+            </w:tcMar>
+            <w:vAlign w:val="top"/>
+          </w:tcPr>
+          <w:p>
+            <w:pPr>
+              <w:pStyle w:val="Normal"/>
+              <w:jc w:val="left"/>
+              <w:pBdr>
+                <w:bottom w:val="none" w:sz="0" w:space="0" w:color="000000"/>
+                <w:top w:val="none" w:sz="0" w:space="0" w:color="000000"/>
+                <w:left w:val="none" w:sz="0" w:space="0" w:color="000000"/>
+                <w:right w:val="none" w:sz="0" w:space="0" w:color="000000"/>
+              </w:pBdr>
+              <w:spacing w:after="60" w:before="60" w:line="240"/>
+              <w:ind w:left="60" w:right="60" w:firstLine="0" w:firstLineChars="0"/>
+              <w:rPr>
+                <w:rFonts w:ascii="Arial" w:hAnsi="Arial" w:eastAsia="Arial" w:cs="Arial"/>
+                <w:i w:val="false"/>
+                <w:b w:val="false"/>
+                <w:u w:val="none"/>
+                <w:strike w:val="false"/>
+                <w:sz w:val="18"/>
+                <w:szCs w:val="18"/>
+                <w:color w:val="000000"/>
+              </w:rPr>
+            </w:pPr>
+            <w:r>
+              <w:rPr>
+                <w:rFonts w:ascii="Arial" w:hAnsi="Arial" w:eastAsia="Arial" w:cs="Arial"/>
+                <w:i w:val="false"/>
+                <w:b w:val="false"/>
+                <w:u w:val="none"/>
+                <w:strike w:val="false"/>
+                <w:sz w:val="18"/>
+                <w:szCs w:val="18"/>
+                <w:color w:val="000000"/>
+              </w:rPr>
+              <w:t xml:space="preserve">102/102 (100.0%)</w:t>
             </w:r>
           </w:p>
         </w:tc>
@@ -1789,7 +1402,7 @@
                 <w:szCs w:val="18"/>
                 <w:color w:val="000000"/>
               </w:rPr>
-              <w:t xml:space="preserve">Consistent with RoB 2 algorithm</w:t>
+              <w:t xml:space="preserve">Permitted escalation</w:t>
             </w:r>
           </w:p>
         </w:tc>
@@ -1844,7 +1457,7 @@
                 <w:szCs w:val="18"/>
                 <w:color w:val="000000"/>
               </w:rPr>
-              <w:t xml:space="preserve">101/102 (99.0%)</w:t>
+              <w:t xml:space="preserve">1/102 (1.0%)</w:t>
             </w:r>
           </w:p>
         </w:tc>
@@ -1899,62 +1512,7 @@
                 <w:szCs w:val="18"/>
                 <w:color w:val="000000"/>
               </w:rPr>
-              <w:t xml:space="preserve">102/102 (100.0%)</w:t>
-            </w:r>
-          </w:p>
-        </w:tc>
-        <w:tc>
-          <w:tcPr>
-            <w:tcBorders>
-              <w:bottom w:val="none" w:sz="0" w:space="0" w:color="000000"/>
-              <w:top w:val="none" w:sz="0" w:space="0" w:color="000000"/>
-              <w:left w:val="none" w:sz="0" w:space="0" w:color="000000"/>
-              <w:right w:val="none" w:sz="0" w:space="0" w:color="000000"/>
-            </w:tcBorders>
-            <w:shd w:val="clear" w:color="auto" w:fill="FFFFFF"/>
-            <w:tcMar>
-              <w:top w:w="0" w:type="dxa"/>
-              <w:bottom w:w="0" w:type="dxa"/>
-              <w:left w:w="0" w:type="dxa"/>
-              <w:right w:w="0" w:type="dxa"/>
-            </w:tcMar>
-            <w:vAlign w:val="top"/>
-          </w:tcPr>
-          <w:p>
-            <w:pPr>
-              <w:pStyle w:val="Normal"/>
-              <w:jc w:val="left"/>
-              <w:pBdr>
-                <w:bottom w:val="none" w:sz="0" w:space="0" w:color="000000"/>
-                <w:top w:val="none" w:sz="0" w:space="0" w:color="000000"/>
-                <w:left w:val="none" w:sz="0" w:space="0" w:color="000000"/>
-                <w:right w:val="none" w:sz="0" w:space="0" w:color="000000"/>
-              </w:pBdr>
-              <w:spacing w:after="60" w:before="60" w:line="240"/>
-              <w:ind w:left="60" w:right="60" w:firstLine="0" w:firstLineChars="0"/>
-              <w:rPr>
-                <w:rFonts w:ascii="Arial" w:hAnsi="Arial" w:eastAsia="Arial" w:cs="Arial"/>
-                <w:i w:val="false"/>
-                <w:b w:val="false"/>
-                <w:u w:val="none"/>
-                <w:strike w:val="false"/>
-                <w:sz w:val="18"/>
-                <w:szCs w:val="18"/>
-                <w:color w:val="000000"/>
-              </w:rPr>
-            </w:pPr>
-            <w:r>
-              <w:rPr>
-                <w:rFonts w:ascii="Arial" w:hAnsi="Arial" w:eastAsia="Arial" w:cs="Arial"/>
-                <w:i w:val="false"/>
-                <w:b w:val="false"/>
-                <w:u w:val="none"/>
-                <w:strike w:val="false"/>
-                <w:sz w:val="18"/>
-                <w:szCs w:val="18"/>
-                <w:color w:val="000000"/>
-              </w:rPr>
-              <w:t xml:space="preserve"/>
+              <w:t xml:space="preserve">0/102 (0.0%)</w:t>
             </w:r>
           </w:p>
         </w:tc>
@@ -1966,6 +1524,7 @@
         </w:trPr>
         <w:tc>
           <w:tcPr>
+            <w:gridSpan w:val="3"/>
             <w:tcBorders>
               <w:bottom w:val="none" w:sz="0" w:space="0" w:color="000000"/>
               <w:top w:val="none" w:sz="0" w:space="0" w:color="000000"/>
@@ -1996,191 +1555,26 @@
               <w:rPr>
                 <w:rFonts w:ascii="Arial" w:hAnsi="Arial" w:eastAsia="Arial" w:cs="Arial"/>
                 <w:i w:val="false"/>
-                <w:b w:val="false"/>
-                <w:u w:val="none"/>
-                <w:strike w:val="false"/>
-                <w:sz w:val="18"/>
-                <w:szCs w:val="18"/>
-                <w:color w:val="000000"/>
-              </w:rPr>
-            </w:pPr>
-            <w:r>
-              <w:rPr>
-                <w:rFonts w:ascii="Arial" w:hAnsi="Arial" w:eastAsia="Arial" w:cs="Arial"/>
-                <w:i w:val="false"/>
-                <w:b w:val="false"/>
-                <w:u w:val="none"/>
-                <w:strike w:val="false"/>
-                <w:sz w:val="18"/>
-                <w:szCs w:val="18"/>
-                <w:color w:val="000000"/>
-              </w:rPr>
-              <w:t xml:space="preserve">Permitted escalation</w:t>
-            </w:r>
-          </w:p>
-        </w:tc>
-        <w:tc>
-          <w:tcPr>
-            <w:tcBorders>
-              <w:bottom w:val="none" w:sz="0" w:space="0" w:color="000000"/>
-              <w:top w:val="none" w:sz="0" w:space="0" w:color="000000"/>
-              <w:left w:val="none" w:sz="0" w:space="0" w:color="000000"/>
-              <w:right w:val="none" w:sz="0" w:space="0" w:color="000000"/>
-            </w:tcBorders>
-            <w:shd w:val="clear" w:color="auto" w:fill="FFFFFF"/>
-            <w:tcMar>
-              <w:top w:w="0" w:type="dxa"/>
-              <w:bottom w:w="0" w:type="dxa"/>
-              <w:left w:w="0" w:type="dxa"/>
-              <w:right w:w="0" w:type="dxa"/>
-            </w:tcMar>
-            <w:vAlign w:val="top"/>
-          </w:tcPr>
-          <w:p>
-            <w:pPr>
-              <w:pStyle w:val="Normal"/>
-              <w:jc w:val="left"/>
-              <w:pBdr>
-                <w:bottom w:val="none" w:sz="0" w:space="0" w:color="000000"/>
-                <w:top w:val="none" w:sz="0" w:space="0" w:color="000000"/>
-                <w:left w:val="none" w:sz="0" w:space="0" w:color="000000"/>
-                <w:right w:val="none" w:sz="0" w:space="0" w:color="000000"/>
-              </w:pBdr>
-              <w:spacing w:after="60" w:before="60" w:line="240"/>
-              <w:ind w:left="60" w:right="60" w:firstLine="0" w:firstLineChars="0"/>
-              <w:rPr>
-                <w:rFonts w:ascii="Arial" w:hAnsi="Arial" w:eastAsia="Arial" w:cs="Arial"/>
-                <w:i w:val="false"/>
-                <w:b w:val="false"/>
-                <w:u w:val="none"/>
-                <w:strike w:val="false"/>
-                <w:sz w:val="18"/>
-                <w:szCs w:val="18"/>
-                <w:color w:val="000000"/>
-              </w:rPr>
-            </w:pPr>
-            <w:r>
-              <w:rPr>
-                <w:rFonts w:ascii="Arial" w:hAnsi="Arial" w:eastAsia="Arial" w:cs="Arial"/>
-                <w:i w:val="false"/>
-                <w:b w:val="false"/>
-                <w:u w:val="none"/>
-                <w:strike w:val="false"/>
-                <w:sz w:val="18"/>
-                <w:szCs w:val="18"/>
-                <w:color w:val="000000"/>
-              </w:rPr>
-              <w:t xml:space="preserve">1/102 (1.0%)</w:t>
-            </w:r>
-          </w:p>
-        </w:tc>
-        <w:tc>
-          <w:tcPr>
-            <w:tcBorders>
-              <w:bottom w:val="none" w:sz="0" w:space="0" w:color="000000"/>
-              <w:top w:val="none" w:sz="0" w:space="0" w:color="000000"/>
-              <w:left w:val="none" w:sz="0" w:space="0" w:color="000000"/>
-              <w:right w:val="none" w:sz="0" w:space="0" w:color="000000"/>
-            </w:tcBorders>
-            <w:shd w:val="clear" w:color="auto" w:fill="FFFFFF"/>
-            <w:tcMar>
-              <w:top w:w="0" w:type="dxa"/>
-              <w:bottom w:w="0" w:type="dxa"/>
-              <w:left w:w="0" w:type="dxa"/>
-              <w:right w:w="0" w:type="dxa"/>
-            </w:tcMar>
-            <w:vAlign w:val="top"/>
-          </w:tcPr>
-          <w:p>
-            <w:pPr>
-              <w:pStyle w:val="Normal"/>
-              <w:jc w:val="left"/>
-              <w:pBdr>
-                <w:bottom w:val="none" w:sz="0" w:space="0" w:color="000000"/>
-                <w:top w:val="none" w:sz="0" w:space="0" w:color="000000"/>
-                <w:left w:val="none" w:sz="0" w:space="0" w:color="000000"/>
-                <w:right w:val="none" w:sz="0" w:space="0" w:color="000000"/>
-              </w:pBdr>
-              <w:spacing w:after="60" w:before="60" w:line="240"/>
-              <w:ind w:left="60" w:right="60" w:firstLine="0" w:firstLineChars="0"/>
-              <w:rPr>
-                <w:rFonts w:ascii="Arial" w:hAnsi="Arial" w:eastAsia="Arial" w:cs="Arial"/>
-                <w:i w:val="false"/>
-                <w:b w:val="false"/>
-                <w:u w:val="none"/>
-                <w:strike w:val="false"/>
-                <w:sz w:val="18"/>
-                <w:szCs w:val="18"/>
-                <w:color w:val="000000"/>
-              </w:rPr>
-            </w:pPr>
-            <w:r>
-              <w:rPr>
-                <w:rFonts w:ascii="Arial" w:hAnsi="Arial" w:eastAsia="Arial" w:cs="Arial"/>
-                <w:i w:val="false"/>
-                <w:b w:val="false"/>
-                <w:u w:val="none"/>
-                <w:strike w:val="false"/>
-                <w:sz w:val="18"/>
-                <w:szCs w:val="18"/>
-                <w:color w:val="000000"/>
-              </w:rPr>
-              <w:t xml:space="preserve">0/102 (0.0%)</w:t>
-            </w:r>
-          </w:p>
-        </w:tc>
-        <w:tc>
-          <w:tcPr>
-            <w:tcBorders>
-              <w:bottom w:val="none" w:sz="0" w:space="0" w:color="000000"/>
-              <w:top w:val="none" w:sz="0" w:space="0" w:color="000000"/>
-              <w:left w:val="none" w:sz="0" w:space="0" w:color="000000"/>
-              <w:right w:val="none" w:sz="0" w:space="0" w:color="000000"/>
-            </w:tcBorders>
-            <w:shd w:val="clear" w:color="auto" w:fill="FFFFFF"/>
-            <w:tcMar>
-              <w:top w:w="0" w:type="dxa"/>
-              <w:bottom w:w="0" w:type="dxa"/>
-              <w:left w:w="0" w:type="dxa"/>
-              <w:right w:w="0" w:type="dxa"/>
-            </w:tcMar>
-            <w:vAlign w:val="top"/>
-          </w:tcPr>
-          <w:p>
-            <w:pPr>
-              <w:pStyle w:val="Normal"/>
-              <w:jc w:val="left"/>
-              <w:pBdr>
-                <w:bottom w:val="none" w:sz="0" w:space="0" w:color="000000"/>
-                <w:top w:val="none" w:sz="0" w:space="0" w:color="000000"/>
-                <w:left w:val="none" w:sz="0" w:space="0" w:color="000000"/>
-                <w:right w:val="none" w:sz="0" w:space="0" w:color="000000"/>
-              </w:pBdr>
-              <w:spacing w:after="60" w:before="60" w:line="240"/>
-              <w:ind w:left="60" w:right="60" w:firstLine="0" w:firstLineChars="0"/>
-              <w:rPr>
-                <w:rFonts w:ascii="Arial" w:hAnsi="Arial" w:eastAsia="Arial" w:cs="Arial"/>
-                <w:i w:val="false"/>
-                <w:b w:val="false"/>
-                <w:u w:val="none"/>
-                <w:strike w:val="false"/>
-                <w:sz w:val="18"/>
-                <w:szCs w:val="18"/>
-                <w:color w:val="000000"/>
-              </w:rPr>
-            </w:pPr>
-            <w:r>
-              <w:rPr>
-                <w:rFonts w:ascii="Arial" w:hAnsi="Arial" w:eastAsia="Arial" w:cs="Arial"/>
-                <w:i w:val="false"/>
-                <w:b w:val="false"/>
-                <w:u w:val="none"/>
-                <w:strike w:val="false"/>
-                <w:sz w:val="18"/>
-                <w:szCs w:val="18"/>
-                <w:color w:val="000000"/>
-              </w:rPr>
-              <w:t xml:space="preserve"/>
+                <w:b w:val="true"/>
+                <w:u w:val="none"/>
+                <w:strike w:val="false"/>
+                <w:sz w:val="18"/>
+                <w:szCs w:val="18"/>
+                <w:color w:val="000000"/>
+              </w:rPr>
+            </w:pPr>
+            <w:r>
+              <w:rPr>
+                <w:rFonts w:ascii="Arial" w:hAnsi="Arial" w:eastAsia="Arial" w:cs="Arial"/>
+                <w:i w:val="false"/>
+                <w:b w:val="true"/>
+                <w:u w:val="none"/>
+                <w:strike w:val="false"/>
+                <w:sz w:val="18"/>
+                <w:szCs w:val="18"/>
+                <w:color w:val="000000"/>
+              </w:rPr>
+              <w:t xml:space="preserve">Evidence and audit</w:t>
             </w:r>
           </w:p>
         </w:tc>
@@ -2241,7 +1635,7 @@
                 <w:szCs w:val="18"/>
                 <w:color w:val="000000"/>
               </w:rPr>
-              <w:t xml:space="preserve">Contradicts own answers (violation)</w:t>
+              <w:t xml:space="preserve">Signalling answers citing ≥1 evidence record</w:t>
             </w:r>
           </w:p>
         </w:tc>
@@ -2296,7 +1690,7 @@
                 <w:szCs w:val="18"/>
                 <w:color w:val="000000"/>
               </w:rPr>
-              <w:t xml:space="preserve">0/102 (0.0%)</w:t>
+              <w:t xml:space="preserve">1538/1538 (100.0%)</w:t>
             </w:r>
           </w:p>
         </w:tc>
@@ -2351,62 +1745,7 @@
                 <w:szCs w:val="18"/>
                 <w:color w:val="000000"/>
               </w:rPr>
-              <w:t xml:space="preserve">0/102 (0.0%)</w:t>
-            </w:r>
-          </w:p>
-        </w:tc>
-        <w:tc>
-          <w:tcPr>
-            <w:tcBorders>
-              <w:bottom w:val="none" w:sz="0" w:space="0" w:color="000000"/>
-              <w:top w:val="none" w:sz="0" w:space="0" w:color="000000"/>
-              <w:left w:val="none" w:sz="0" w:space="0" w:color="000000"/>
-              <w:right w:val="none" w:sz="0" w:space="0" w:color="000000"/>
-            </w:tcBorders>
-            <w:shd w:val="clear" w:color="auto" w:fill="FFFFFF"/>
-            <w:tcMar>
-              <w:top w:w="0" w:type="dxa"/>
-              <w:bottom w:w="0" w:type="dxa"/>
-              <w:left w:w="0" w:type="dxa"/>
-              <w:right w:w="0" w:type="dxa"/>
-            </w:tcMar>
-            <w:vAlign w:val="top"/>
-          </w:tcPr>
-          <w:p>
-            <w:pPr>
-              <w:pStyle w:val="Normal"/>
-              <w:jc w:val="left"/>
-              <w:pBdr>
-                <w:bottom w:val="none" w:sz="0" w:space="0" w:color="000000"/>
-                <w:top w:val="none" w:sz="0" w:space="0" w:color="000000"/>
-                <w:left w:val="none" w:sz="0" w:space="0" w:color="000000"/>
-                <w:right w:val="none" w:sz="0" w:space="0" w:color="000000"/>
-              </w:pBdr>
-              <w:spacing w:after="60" w:before="60" w:line="240"/>
-              <w:ind w:left="60" w:right="60" w:firstLine="0" w:firstLineChars="0"/>
-              <w:rPr>
-                <w:rFonts w:ascii="Arial" w:hAnsi="Arial" w:eastAsia="Arial" w:cs="Arial"/>
-                <w:i w:val="false"/>
-                <w:b w:val="false"/>
-                <w:u w:val="none"/>
-                <w:strike w:val="false"/>
-                <w:sz w:val="18"/>
-                <w:szCs w:val="18"/>
-                <w:color w:val="000000"/>
-              </w:rPr>
-            </w:pPr>
-            <w:r>
-              <w:rPr>
-                <w:rFonts w:ascii="Arial" w:hAnsi="Arial" w:eastAsia="Arial" w:cs="Arial"/>
-                <w:i w:val="false"/>
-                <w:b w:val="false"/>
-                <w:u w:val="none"/>
-                <w:strike w:val="false"/>
-                <w:sz w:val="18"/>
-                <w:szCs w:val="18"/>
-                <w:color w:val="000000"/>
-              </w:rPr>
-              <w:t xml:space="preserve"/>
+              <w:t xml:space="preserve">Not available</w:t>
             </w:r>
           </w:p>
         </w:tc>
@@ -2418,7 +1757,6 @@
         </w:trPr>
         <w:tc>
           <w:tcPr>
-            <w:gridSpan w:val="4"/>
             <w:tcBorders>
               <w:bottom w:val="none" w:sz="0" w:space="0" w:color="000000"/>
               <w:top w:val="none" w:sz="0" w:space="0" w:color="000000"/>
@@ -2449,26 +1787,136 @@
               <w:rPr>
                 <w:rFonts w:ascii="Arial" w:hAnsi="Arial" w:eastAsia="Arial" w:cs="Arial"/>
                 <w:i w:val="false"/>
-                <w:b w:val="true"/>
-                <w:u w:val="none"/>
-                <w:strike w:val="false"/>
-                <w:sz w:val="18"/>
-                <w:szCs w:val="18"/>
-                <w:color w:val="000000"/>
-              </w:rPr>
-            </w:pPr>
-            <w:r>
-              <w:rPr>
-                <w:rFonts w:ascii="Arial" w:hAnsi="Arial" w:eastAsia="Arial" w:cs="Arial"/>
-                <w:i w:val="false"/>
-                <w:b w:val="true"/>
-                <w:u w:val="none"/>
-                <w:strike w:val="false"/>
-                <w:sz w:val="18"/>
-                <w:szCs w:val="18"/>
-                <w:color w:val="000000"/>
-              </w:rPr>
-              <w:t xml:space="preserve">Evidence and audit</w:t>
+                <w:b w:val="false"/>
+                <w:u w:val="none"/>
+                <w:strike w:val="false"/>
+                <w:sz w:val="18"/>
+                <w:szCs w:val="18"/>
+                <w:color w:val="000000"/>
+              </w:rPr>
+            </w:pPr>
+            <w:r>
+              <w:rPr>
+                <w:rFonts w:ascii="Arial" w:hAnsi="Arial" w:eastAsia="Arial" w:cs="Arial"/>
+                <w:i w:val="false"/>
+                <w:b w:val="false"/>
+                <w:u w:val="none"/>
+                <w:strike w:val="false"/>
+                <w:sz w:val="18"/>
+                <w:szCs w:val="18"/>
+                <w:color w:val="000000"/>
+              </w:rPr>
+              <w:t xml:space="preserve">Text spans bound to captured source</w:t>
+            </w:r>
+          </w:p>
+        </w:tc>
+        <w:tc>
+          <w:tcPr>
+            <w:tcBorders>
+              <w:bottom w:val="none" w:sz="0" w:space="0" w:color="000000"/>
+              <w:top w:val="none" w:sz="0" w:space="0" w:color="000000"/>
+              <w:left w:val="none" w:sz="0" w:space="0" w:color="000000"/>
+              <w:right w:val="none" w:sz="0" w:space="0" w:color="000000"/>
+            </w:tcBorders>
+            <w:shd w:val="clear" w:color="auto" w:fill="FFFFFF"/>
+            <w:tcMar>
+              <w:top w:w="0" w:type="dxa"/>
+              <w:bottom w:w="0" w:type="dxa"/>
+              <w:left w:w="0" w:type="dxa"/>
+              <w:right w:w="0" w:type="dxa"/>
+            </w:tcMar>
+            <w:vAlign w:val="top"/>
+          </w:tcPr>
+          <w:p>
+            <w:pPr>
+              <w:pStyle w:val="Normal"/>
+              <w:jc w:val="left"/>
+              <w:pBdr>
+                <w:bottom w:val="none" w:sz="0" w:space="0" w:color="000000"/>
+                <w:top w:val="none" w:sz="0" w:space="0" w:color="000000"/>
+                <w:left w:val="none" w:sz="0" w:space="0" w:color="000000"/>
+                <w:right w:val="none" w:sz="0" w:space="0" w:color="000000"/>
+              </w:pBdr>
+              <w:spacing w:after="60" w:before="60" w:line="240"/>
+              <w:ind w:left="60" w:right="60" w:firstLine="0" w:firstLineChars="0"/>
+              <w:rPr>
+                <w:rFonts w:ascii="Arial" w:hAnsi="Arial" w:eastAsia="Arial" w:cs="Arial"/>
+                <w:i w:val="false"/>
+                <w:b w:val="false"/>
+                <w:u w:val="none"/>
+                <w:strike w:val="false"/>
+                <w:sz w:val="18"/>
+                <w:szCs w:val="18"/>
+                <w:color w:val="000000"/>
+              </w:rPr>
+            </w:pPr>
+            <w:r>
+              <w:rPr>
+                <w:rFonts w:ascii="Arial" w:hAnsi="Arial" w:eastAsia="Arial" w:cs="Arial"/>
+                <w:i w:val="false"/>
+                <w:b w:val="false"/>
+                <w:u w:val="none"/>
+                <w:strike w:val="false"/>
+                <w:sz w:val="18"/>
+                <w:szCs w:val="18"/>
+                <w:color w:val="000000"/>
+              </w:rPr>
+              <w:t xml:space="preserve">1407/1407 (100.0%)</w:t>
+            </w:r>
+          </w:p>
+        </w:tc>
+        <w:tc>
+          <w:tcPr>
+            <w:tcBorders>
+              <w:bottom w:val="none" w:sz="0" w:space="0" w:color="000000"/>
+              <w:top w:val="none" w:sz="0" w:space="0" w:color="000000"/>
+              <w:left w:val="none" w:sz="0" w:space="0" w:color="000000"/>
+              <w:right w:val="none" w:sz="0" w:space="0" w:color="000000"/>
+            </w:tcBorders>
+            <w:shd w:val="clear" w:color="auto" w:fill="FFFFFF"/>
+            <w:tcMar>
+              <w:top w:w="0" w:type="dxa"/>
+              <w:bottom w:w="0" w:type="dxa"/>
+              <w:left w:w="0" w:type="dxa"/>
+              <w:right w:w="0" w:type="dxa"/>
+            </w:tcMar>
+            <w:vAlign w:val="top"/>
+          </w:tcPr>
+          <w:p>
+            <w:pPr>
+              <w:pStyle w:val="Normal"/>
+              <w:jc w:val="left"/>
+              <w:pBdr>
+                <w:bottom w:val="none" w:sz="0" w:space="0" w:color="000000"/>
+                <w:top w:val="none" w:sz="0" w:space="0" w:color="000000"/>
+                <w:left w:val="none" w:sz="0" w:space="0" w:color="000000"/>
+                <w:right w:val="none" w:sz="0" w:space="0" w:color="000000"/>
+              </w:pBdr>
+              <w:spacing w:after="60" w:before="60" w:line="240"/>
+              <w:ind w:left="60" w:right="60" w:firstLine="0" w:firstLineChars="0"/>
+              <w:rPr>
+                <w:rFonts w:ascii="Arial" w:hAnsi="Arial" w:eastAsia="Arial" w:cs="Arial"/>
+                <w:i w:val="false"/>
+                <w:b w:val="false"/>
+                <w:u w:val="none"/>
+                <w:strike w:val="false"/>
+                <w:sz w:val="18"/>
+                <w:szCs w:val="18"/>
+                <w:color w:val="000000"/>
+              </w:rPr>
+            </w:pPr>
+            <w:r>
+              <w:rPr>
+                <w:rFonts w:ascii="Arial" w:hAnsi="Arial" w:eastAsia="Arial" w:cs="Arial"/>
+                <w:i w:val="false"/>
+                <w:b w:val="false"/>
+                <w:u w:val="none"/>
+                <w:strike w:val="false"/>
+                <w:sz w:val="18"/>
+                <w:szCs w:val="18"/>
+                <w:color w:val="000000"/>
+              </w:rPr>
+              <w:t xml:space="preserve">Not available</w:t>
             </w:r>
           </w:p>
         </w:tc>
@@ -2529,7 +1977,7 @@
                 <w:szCs w:val="18"/>
                 <w:color w:val="000000"/>
               </w:rPr>
-              <w:t xml:space="preserve">Signalling answers citing ≥1 evidence record</w:t>
+              <w:t xml:space="preserve">Visual regions bound to rendered page</w:t>
             </w:r>
           </w:p>
         </w:tc>
@@ -2584,7 +2032,7 @@
                 <w:szCs w:val="18"/>
                 <w:color w:val="000000"/>
               </w:rPr>
-              <w:t xml:space="preserve">1538/1538 (100.0%)</w:t>
+              <w:t xml:space="preserve">14/14 (100.0%)</w:t>
             </w:r>
           </w:p>
         </w:tc>
@@ -2640,739 +2088,6 @@
                 <w:color w:val="000000"/>
               </w:rPr>
               <w:t xml:space="preserve">Not available</w:t>
-            </w:r>
-          </w:p>
-        </w:tc>
-        <w:tc>
-          <w:tcPr>
-            <w:tcBorders>
-              <w:bottom w:val="none" w:sz="0" w:space="0" w:color="000000"/>
-              <w:top w:val="none" w:sz="0" w:space="0" w:color="000000"/>
-              <w:left w:val="none" w:sz="0" w:space="0" w:color="000000"/>
-              <w:right w:val="none" w:sz="0" w:space="0" w:color="000000"/>
-            </w:tcBorders>
-            <w:shd w:val="clear" w:color="auto" w:fill="FFFFFF"/>
-            <w:tcMar>
-              <w:top w:w="0" w:type="dxa"/>
-              <w:bottom w:w="0" w:type="dxa"/>
-              <w:left w:w="0" w:type="dxa"/>
-              <w:right w:w="0" w:type="dxa"/>
-            </w:tcMar>
-            <w:vAlign w:val="top"/>
-          </w:tcPr>
-          <w:p>
-            <w:pPr>
-              <w:pStyle w:val="Normal"/>
-              <w:jc w:val="left"/>
-              <w:pBdr>
-                <w:bottom w:val="none" w:sz="0" w:space="0" w:color="000000"/>
-                <w:top w:val="none" w:sz="0" w:space="0" w:color="000000"/>
-                <w:left w:val="none" w:sz="0" w:space="0" w:color="000000"/>
-                <w:right w:val="none" w:sz="0" w:space="0" w:color="000000"/>
-              </w:pBdr>
-              <w:spacing w:after="60" w:before="60" w:line="240"/>
-              <w:ind w:left="60" w:right="60" w:firstLine="0" w:firstLineChars="0"/>
-              <w:rPr>
-                <w:rFonts w:ascii="Arial" w:hAnsi="Arial" w:eastAsia="Arial" w:cs="Arial"/>
-                <w:i w:val="false"/>
-                <w:b w:val="false"/>
-                <w:u w:val="none"/>
-                <w:strike w:val="false"/>
-                <w:sz w:val="18"/>
-                <w:szCs w:val="18"/>
-                <w:color w:val="000000"/>
-              </w:rPr>
-            </w:pPr>
-            <w:r>
-              <w:rPr>
-                <w:rFonts w:ascii="Arial" w:hAnsi="Arial" w:eastAsia="Arial" w:cs="Arial"/>
-                <w:i w:val="false"/>
-                <w:b w:val="false"/>
-                <w:u w:val="none"/>
-                <w:strike w:val="false"/>
-                <w:sz w:val="18"/>
-                <w:szCs w:val="18"/>
-                <w:color w:val="000000"/>
-              </w:rPr>
-              <w:t xml:space="preserve"/>
-            </w:r>
-          </w:p>
-        </w:tc>
-      </w:tr>
-      <w:tr>
-        <w:trPr>
-          <w:cantSplit/>
-          <w:trHeight w:val="480" w:hRule="auto"/>
-        </w:trPr>
-        <w:tc>
-          <w:tcPr>
-            <w:tcBorders>
-              <w:bottom w:val="none" w:sz="0" w:space="0" w:color="000000"/>
-              <w:top w:val="none" w:sz="0" w:space="0" w:color="000000"/>
-              <w:left w:val="none" w:sz="0" w:space="0" w:color="000000"/>
-              <w:right w:val="none" w:sz="0" w:space="0" w:color="000000"/>
-            </w:tcBorders>
-            <w:shd w:val="clear" w:color="auto" w:fill="FFFFFF"/>
-            <w:tcMar>
-              <w:top w:w="0" w:type="dxa"/>
-              <w:bottom w:w="0" w:type="dxa"/>
-              <w:left w:w="0" w:type="dxa"/>
-              <w:right w:w="0" w:type="dxa"/>
-            </w:tcMar>
-            <w:vAlign w:val="top"/>
-          </w:tcPr>
-          <w:p>
-            <w:pPr>
-              <w:pStyle w:val="Normal"/>
-              <w:jc w:val="left"/>
-              <w:pBdr>
-                <w:bottom w:val="none" w:sz="0" w:space="0" w:color="000000"/>
-                <w:top w:val="none" w:sz="0" w:space="0" w:color="000000"/>
-                <w:left w:val="none" w:sz="0" w:space="0" w:color="000000"/>
-                <w:right w:val="none" w:sz="0" w:space="0" w:color="000000"/>
-              </w:pBdr>
-              <w:spacing w:after="60" w:before="60" w:line="240"/>
-              <w:ind w:left="60" w:right="60" w:firstLine="0" w:firstLineChars="0"/>
-              <w:rPr>
-                <w:rFonts w:ascii="Arial" w:hAnsi="Arial" w:eastAsia="Arial" w:cs="Arial"/>
-                <w:i w:val="false"/>
-                <w:b w:val="false"/>
-                <w:u w:val="none"/>
-                <w:strike w:val="false"/>
-                <w:sz w:val="18"/>
-                <w:szCs w:val="18"/>
-                <w:color w:val="000000"/>
-              </w:rPr>
-            </w:pPr>
-            <w:r>
-              <w:rPr>
-                <w:rFonts w:ascii="Arial" w:hAnsi="Arial" w:eastAsia="Arial" w:cs="Arial"/>
-                <w:i w:val="false"/>
-                <w:b w:val="false"/>
-                <w:u w:val="none"/>
-                <w:strike w:val="false"/>
-                <w:sz w:val="18"/>
-                <w:szCs w:val="18"/>
-                <w:color w:val="000000"/>
-              </w:rPr>
-              <w:t xml:space="preserve">Text spans bound to captured source</w:t>
-            </w:r>
-          </w:p>
-        </w:tc>
-        <w:tc>
-          <w:tcPr>
-            <w:tcBorders>
-              <w:bottom w:val="none" w:sz="0" w:space="0" w:color="000000"/>
-              <w:top w:val="none" w:sz="0" w:space="0" w:color="000000"/>
-              <w:left w:val="none" w:sz="0" w:space="0" w:color="000000"/>
-              <w:right w:val="none" w:sz="0" w:space="0" w:color="000000"/>
-            </w:tcBorders>
-            <w:shd w:val="clear" w:color="auto" w:fill="FFFFFF"/>
-            <w:tcMar>
-              <w:top w:w="0" w:type="dxa"/>
-              <w:bottom w:w="0" w:type="dxa"/>
-              <w:left w:w="0" w:type="dxa"/>
-              <w:right w:w="0" w:type="dxa"/>
-            </w:tcMar>
-            <w:vAlign w:val="top"/>
-          </w:tcPr>
-          <w:p>
-            <w:pPr>
-              <w:pStyle w:val="Normal"/>
-              <w:jc w:val="left"/>
-              <w:pBdr>
-                <w:bottom w:val="none" w:sz="0" w:space="0" w:color="000000"/>
-                <w:top w:val="none" w:sz="0" w:space="0" w:color="000000"/>
-                <w:left w:val="none" w:sz="0" w:space="0" w:color="000000"/>
-                <w:right w:val="none" w:sz="0" w:space="0" w:color="000000"/>
-              </w:pBdr>
-              <w:spacing w:after="60" w:before="60" w:line="240"/>
-              <w:ind w:left="60" w:right="60" w:firstLine="0" w:firstLineChars="0"/>
-              <w:rPr>
-                <w:rFonts w:ascii="Arial" w:hAnsi="Arial" w:eastAsia="Arial" w:cs="Arial"/>
-                <w:i w:val="false"/>
-                <w:b w:val="false"/>
-                <w:u w:val="none"/>
-                <w:strike w:val="false"/>
-                <w:sz w:val="18"/>
-                <w:szCs w:val="18"/>
-                <w:color w:val="000000"/>
-              </w:rPr>
-            </w:pPr>
-            <w:r>
-              <w:rPr>
-                <w:rFonts w:ascii="Arial" w:hAnsi="Arial" w:eastAsia="Arial" w:cs="Arial"/>
-                <w:i w:val="false"/>
-                <w:b w:val="false"/>
-                <w:u w:val="none"/>
-                <w:strike w:val="false"/>
-                <w:sz w:val="18"/>
-                <w:szCs w:val="18"/>
-                <w:color w:val="000000"/>
-              </w:rPr>
-              <w:t xml:space="preserve">1407/1407 (100.0%)</w:t>
-            </w:r>
-          </w:p>
-        </w:tc>
-        <w:tc>
-          <w:tcPr>
-            <w:tcBorders>
-              <w:bottom w:val="none" w:sz="0" w:space="0" w:color="000000"/>
-              <w:top w:val="none" w:sz="0" w:space="0" w:color="000000"/>
-              <w:left w:val="none" w:sz="0" w:space="0" w:color="000000"/>
-              <w:right w:val="none" w:sz="0" w:space="0" w:color="000000"/>
-            </w:tcBorders>
-            <w:shd w:val="clear" w:color="auto" w:fill="FFFFFF"/>
-            <w:tcMar>
-              <w:top w:w="0" w:type="dxa"/>
-              <w:bottom w:w="0" w:type="dxa"/>
-              <w:left w:w="0" w:type="dxa"/>
-              <w:right w:w="0" w:type="dxa"/>
-            </w:tcMar>
-            <w:vAlign w:val="top"/>
-          </w:tcPr>
-          <w:p>
-            <w:pPr>
-              <w:pStyle w:val="Normal"/>
-              <w:jc w:val="left"/>
-              <w:pBdr>
-                <w:bottom w:val="none" w:sz="0" w:space="0" w:color="000000"/>
-                <w:top w:val="none" w:sz="0" w:space="0" w:color="000000"/>
-                <w:left w:val="none" w:sz="0" w:space="0" w:color="000000"/>
-                <w:right w:val="none" w:sz="0" w:space="0" w:color="000000"/>
-              </w:pBdr>
-              <w:spacing w:after="60" w:before="60" w:line="240"/>
-              <w:ind w:left="60" w:right="60" w:firstLine="0" w:firstLineChars="0"/>
-              <w:rPr>
-                <w:rFonts w:ascii="Arial" w:hAnsi="Arial" w:eastAsia="Arial" w:cs="Arial"/>
-                <w:i w:val="false"/>
-                <w:b w:val="false"/>
-                <w:u w:val="none"/>
-                <w:strike w:val="false"/>
-                <w:sz w:val="18"/>
-                <w:szCs w:val="18"/>
-                <w:color w:val="000000"/>
-              </w:rPr>
-            </w:pPr>
-            <w:r>
-              <w:rPr>
-                <w:rFonts w:ascii="Arial" w:hAnsi="Arial" w:eastAsia="Arial" w:cs="Arial"/>
-                <w:i w:val="false"/>
-                <w:b w:val="false"/>
-                <w:u w:val="none"/>
-                <w:strike w:val="false"/>
-                <w:sz w:val="18"/>
-                <w:szCs w:val="18"/>
-                <w:color w:val="000000"/>
-              </w:rPr>
-              <w:t xml:space="preserve">Not available</w:t>
-            </w:r>
-          </w:p>
-        </w:tc>
-        <w:tc>
-          <w:tcPr>
-            <w:tcBorders>
-              <w:bottom w:val="none" w:sz="0" w:space="0" w:color="000000"/>
-              <w:top w:val="none" w:sz="0" w:space="0" w:color="000000"/>
-              <w:left w:val="none" w:sz="0" w:space="0" w:color="000000"/>
-              <w:right w:val="none" w:sz="0" w:space="0" w:color="000000"/>
-            </w:tcBorders>
-            <w:shd w:val="clear" w:color="auto" w:fill="FFFFFF"/>
-            <w:tcMar>
-              <w:top w:w="0" w:type="dxa"/>
-              <w:bottom w:w="0" w:type="dxa"/>
-              <w:left w:w="0" w:type="dxa"/>
-              <w:right w:w="0" w:type="dxa"/>
-            </w:tcMar>
-            <w:vAlign w:val="top"/>
-          </w:tcPr>
-          <w:p>
-            <w:pPr>
-              <w:pStyle w:val="Normal"/>
-              <w:jc w:val="left"/>
-              <w:pBdr>
-                <w:bottom w:val="none" w:sz="0" w:space="0" w:color="000000"/>
-                <w:top w:val="none" w:sz="0" w:space="0" w:color="000000"/>
-                <w:left w:val="none" w:sz="0" w:space="0" w:color="000000"/>
-                <w:right w:val="none" w:sz="0" w:space="0" w:color="000000"/>
-              </w:pBdr>
-              <w:spacing w:after="60" w:before="60" w:line="240"/>
-              <w:ind w:left="60" w:right="60" w:firstLine="0" w:firstLineChars="0"/>
-              <w:rPr>
-                <w:rFonts w:ascii="Arial" w:hAnsi="Arial" w:eastAsia="Arial" w:cs="Arial"/>
-                <w:i w:val="false"/>
-                <w:b w:val="false"/>
-                <w:u w:val="none"/>
-                <w:strike w:val="false"/>
-                <w:sz w:val="18"/>
-                <w:szCs w:val="18"/>
-                <w:color w:val="000000"/>
-              </w:rPr>
-            </w:pPr>
-            <w:r>
-              <w:rPr>
-                <w:rFonts w:ascii="Arial" w:hAnsi="Arial" w:eastAsia="Arial" w:cs="Arial"/>
-                <w:i w:val="false"/>
-                <w:b w:val="false"/>
-                <w:u w:val="none"/>
-                <w:strike w:val="false"/>
-                <w:sz w:val="18"/>
-                <w:szCs w:val="18"/>
-                <w:color w:val="000000"/>
-              </w:rPr>
-              <w:t xml:space="preserve"/>
-            </w:r>
-          </w:p>
-        </w:tc>
-      </w:tr>
-      <w:tr>
-        <w:trPr>
-          <w:cantSplit/>
-          <w:trHeight w:val="480" w:hRule="auto"/>
-        </w:trPr>
-        <w:tc>
-          <w:tcPr>
-            <w:tcBorders>
-              <w:bottom w:val="none" w:sz="0" w:space="0" w:color="000000"/>
-              <w:top w:val="none" w:sz="0" w:space="0" w:color="000000"/>
-              <w:left w:val="none" w:sz="0" w:space="0" w:color="000000"/>
-              <w:right w:val="none" w:sz="0" w:space="0" w:color="000000"/>
-            </w:tcBorders>
-            <w:shd w:val="clear" w:color="auto" w:fill="FFFFFF"/>
-            <w:tcMar>
-              <w:top w:w="0" w:type="dxa"/>
-              <w:bottom w:w="0" w:type="dxa"/>
-              <w:left w:w="0" w:type="dxa"/>
-              <w:right w:w="0" w:type="dxa"/>
-            </w:tcMar>
-            <w:vAlign w:val="top"/>
-          </w:tcPr>
-          <w:p>
-            <w:pPr>
-              <w:pStyle w:val="Normal"/>
-              <w:jc w:val="left"/>
-              <w:pBdr>
-                <w:bottom w:val="none" w:sz="0" w:space="0" w:color="000000"/>
-                <w:top w:val="none" w:sz="0" w:space="0" w:color="000000"/>
-                <w:left w:val="none" w:sz="0" w:space="0" w:color="000000"/>
-                <w:right w:val="none" w:sz="0" w:space="0" w:color="000000"/>
-              </w:pBdr>
-              <w:spacing w:after="60" w:before="60" w:line="240"/>
-              <w:ind w:left="60" w:right="60" w:firstLine="0" w:firstLineChars="0"/>
-              <w:rPr>
-                <w:rFonts w:ascii="Arial" w:hAnsi="Arial" w:eastAsia="Arial" w:cs="Arial"/>
-                <w:i w:val="false"/>
-                <w:b w:val="false"/>
-                <w:u w:val="none"/>
-                <w:strike w:val="false"/>
-                <w:sz w:val="18"/>
-                <w:szCs w:val="18"/>
-                <w:color w:val="000000"/>
-              </w:rPr>
-            </w:pPr>
-            <w:r>
-              <w:rPr>
-                <w:rFonts w:ascii="Arial" w:hAnsi="Arial" w:eastAsia="Arial" w:cs="Arial"/>
-                <w:i w:val="false"/>
-                <w:b w:val="false"/>
-                <w:u w:val="none"/>
-                <w:strike w:val="false"/>
-                <w:sz w:val="18"/>
-                <w:szCs w:val="18"/>
-                <w:color w:val="000000"/>
-              </w:rPr>
-              <w:t xml:space="preserve">Visual regions bound to rendered page</w:t>
-            </w:r>
-          </w:p>
-        </w:tc>
-        <w:tc>
-          <w:tcPr>
-            <w:tcBorders>
-              <w:bottom w:val="none" w:sz="0" w:space="0" w:color="000000"/>
-              <w:top w:val="none" w:sz="0" w:space="0" w:color="000000"/>
-              <w:left w:val="none" w:sz="0" w:space="0" w:color="000000"/>
-              <w:right w:val="none" w:sz="0" w:space="0" w:color="000000"/>
-            </w:tcBorders>
-            <w:shd w:val="clear" w:color="auto" w:fill="FFFFFF"/>
-            <w:tcMar>
-              <w:top w:w="0" w:type="dxa"/>
-              <w:bottom w:w="0" w:type="dxa"/>
-              <w:left w:w="0" w:type="dxa"/>
-              <w:right w:w="0" w:type="dxa"/>
-            </w:tcMar>
-            <w:vAlign w:val="top"/>
-          </w:tcPr>
-          <w:p>
-            <w:pPr>
-              <w:pStyle w:val="Normal"/>
-              <w:jc w:val="left"/>
-              <w:pBdr>
-                <w:bottom w:val="none" w:sz="0" w:space="0" w:color="000000"/>
-                <w:top w:val="none" w:sz="0" w:space="0" w:color="000000"/>
-                <w:left w:val="none" w:sz="0" w:space="0" w:color="000000"/>
-                <w:right w:val="none" w:sz="0" w:space="0" w:color="000000"/>
-              </w:pBdr>
-              <w:spacing w:after="60" w:before="60" w:line="240"/>
-              <w:ind w:left="60" w:right="60" w:firstLine="0" w:firstLineChars="0"/>
-              <w:rPr>
-                <w:rFonts w:ascii="Arial" w:hAnsi="Arial" w:eastAsia="Arial" w:cs="Arial"/>
-                <w:i w:val="false"/>
-                <w:b w:val="false"/>
-                <w:u w:val="none"/>
-                <w:strike w:val="false"/>
-                <w:sz w:val="18"/>
-                <w:szCs w:val="18"/>
-                <w:color w:val="000000"/>
-              </w:rPr>
-            </w:pPr>
-            <w:r>
-              <w:rPr>
-                <w:rFonts w:ascii="Arial" w:hAnsi="Arial" w:eastAsia="Arial" w:cs="Arial"/>
-                <w:i w:val="false"/>
-                <w:b w:val="false"/>
-                <w:u w:val="none"/>
-                <w:strike w:val="false"/>
-                <w:sz w:val="18"/>
-                <w:szCs w:val="18"/>
-                <w:color w:val="000000"/>
-              </w:rPr>
-              <w:t xml:space="preserve">14/14 (100.0%)</w:t>
-            </w:r>
-          </w:p>
-        </w:tc>
-        <w:tc>
-          <w:tcPr>
-            <w:tcBorders>
-              <w:bottom w:val="none" w:sz="0" w:space="0" w:color="000000"/>
-              <w:top w:val="none" w:sz="0" w:space="0" w:color="000000"/>
-              <w:left w:val="none" w:sz="0" w:space="0" w:color="000000"/>
-              <w:right w:val="none" w:sz="0" w:space="0" w:color="000000"/>
-            </w:tcBorders>
-            <w:shd w:val="clear" w:color="auto" w:fill="FFFFFF"/>
-            <w:tcMar>
-              <w:top w:w="0" w:type="dxa"/>
-              <w:bottom w:w="0" w:type="dxa"/>
-              <w:left w:w="0" w:type="dxa"/>
-              <w:right w:w="0" w:type="dxa"/>
-            </w:tcMar>
-            <w:vAlign w:val="top"/>
-          </w:tcPr>
-          <w:p>
-            <w:pPr>
-              <w:pStyle w:val="Normal"/>
-              <w:jc w:val="left"/>
-              <w:pBdr>
-                <w:bottom w:val="none" w:sz="0" w:space="0" w:color="000000"/>
-                <w:top w:val="none" w:sz="0" w:space="0" w:color="000000"/>
-                <w:left w:val="none" w:sz="0" w:space="0" w:color="000000"/>
-                <w:right w:val="none" w:sz="0" w:space="0" w:color="000000"/>
-              </w:pBdr>
-              <w:spacing w:after="60" w:before="60" w:line="240"/>
-              <w:ind w:left="60" w:right="60" w:firstLine="0" w:firstLineChars="0"/>
-              <w:rPr>
-                <w:rFonts w:ascii="Arial" w:hAnsi="Arial" w:eastAsia="Arial" w:cs="Arial"/>
-                <w:i w:val="false"/>
-                <w:b w:val="false"/>
-                <w:u w:val="none"/>
-                <w:strike w:val="false"/>
-                <w:sz w:val="18"/>
-                <w:szCs w:val="18"/>
-                <w:color w:val="000000"/>
-              </w:rPr>
-            </w:pPr>
-            <w:r>
-              <w:rPr>
-                <w:rFonts w:ascii="Arial" w:hAnsi="Arial" w:eastAsia="Arial" w:cs="Arial"/>
-                <w:i w:val="false"/>
-                <w:b w:val="false"/>
-                <w:u w:val="none"/>
-                <w:strike w:val="false"/>
-                <w:sz w:val="18"/>
-                <w:szCs w:val="18"/>
-                <w:color w:val="000000"/>
-              </w:rPr>
-              <w:t xml:space="preserve">Not available</w:t>
-            </w:r>
-          </w:p>
-        </w:tc>
-        <w:tc>
-          <w:tcPr>
-            <w:tcBorders>
-              <w:bottom w:val="none" w:sz="0" w:space="0" w:color="000000"/>
-              <w:top w:val="none" w:sz="0" w:space="0" w:color="000000"/>
-              <w:left w:val="none" w:sz="0" w:space="0" w:color="000000"/>
-              <w:right w:val="none" w:sz="0" w:space="0" w:color="000000"/>
-            </w:tcBorders>
-            <w:shd w:val="clear" w:color="auto" w:fill="FFFFFF"/>
-            <w:tcMar>
-              <w:top w:w="0" w:type="dxa"/>
-              <w:bottom w:w="0" w:type="dxa"/>
-              <w:left w:w="0" w:type="dxa"/>
-              <w:right w:w="0" w:type="dxa"/>
-            </w:tcMar>
-            <w:vAlign w:val="top"/>
-          </w:tcPr>
-          <w:p>
-            <w:pPr>
-              <w:pStyle w:val="Normal"/>
-              <w:jc w:val="left"/>
-              <w:pBdr>
-                <w:bottom w:val="none" w:sz="0" w:space="0" w:color="000000"/>
-                <w:top w:val="none" w:sz="0" w:space="0" w:color="000000"/>
-                <w:left w:val="none" w:sz="0" w:space="0" w:color="000000"/>
-                <w:right w:val="none" w:sz="0" w:space="0" w:color="000000"/>
-              </w:pBdr>
-              <w:spacing w:after="60" w:before="60" w:line="240"/>
-              <w:ind w:left="60" w:right="60" w:firstLine="0" w:firstLineChars="0"/>
-              <w:rPr>
-                <w:rFonts w:ascii="Arial" w:hAnsi="Arial" w:eastAsia="Arial" w:cs="Arial"/>
-                <w:i w:val="false"/>
-                <w:b w:val="false"/>
-                <w:u w:val="none"/>
-                <w:strike w:val="false"/>
-                <w:sz w:val="18"/>
-                <w:szCs w:val="18"/>
-                <w:color w:val="000000"/>
-              </w:rPr>
-            </w:pPr>
-            <w:r>
-              <w:rPr>
-                <w:rFonts w:ascii="Arial" w:hAnsi="Arial" w:eastAsia="Arial" w:cs="Arial"/>
-                <w:i w:val="false"/>
-                <w:b w:val="false"/>
-                <w:u w:val="none"/>
-                <w:strike w:val="false"/>
-                <w:sz w:val="18"/>
-                <w:szCs w:val="18"/>
-                <w:color w:val="000000"/>
-              </w:rPr>
-              <w:t xml:space="preserve"/>
-            </w:r>
-          </w:p>
-        </w:tc>
-      </w:tr>
-      <w:tr>
-        <w:trPr>
-          <w:cantSplit/>
-          <w:trHeight w:val="480" w:hRule="auto"/>
-        </w:trPr>
-        <w:tc>
-          <w:tcPr>
-            <w:tcBorders>
-              <w:bottom w:val="none" w:sz="0" w:space="0" w:color="000000"/>
-              <w:top w:val="none" w:sz="0" w:space="0" w:color="000000"/>
-              <w:left w:val="none" w:sz="0" w:space="0" w:color="000000"/>
-              <w:right w:val="none" w:sz="0" w:space="0" w:color="000000"/>
-            </w:tcBorders>
-            <w:shd w:val="clear" w:color="auto" w:fill="FFFFFF"/>
-            <w:tcMar>
-              <w:top w:w="0" w:type="dxa"/>
-              <w:bottom w:w="0" w:type="dxa"/>
-              <w:left w:w="0" w:type="dxa"/>
-              <w:right w:w="0" w:type="dxa"/>
-            </w:tcMar>
-            <w:vAlign w:val="top"/>
-          </w:tcPr>
-          <w:p>
-            <w:pPr>
-              <w:pStyle w:val="Normal"/>
-              <w:jc w:val="left"/>
-              <w:pBdr>
-                <w:bottom w:val="none" w:sz="0" w:space="0" w:color="000000"/>
-                <w:top w:val="none" w:sz="0" w:space="0" w:color="000000"/>
-                <w:left w:val="none" w:sz="0" w:space="0" w:color="000000"/>
-                <w:right w:val="none" w:sz="0" w:space="0" w:color="000000"/>
-              </w:pBdr>
-              <w:spacing w:after="60" w:before="60" w:line="240"/>
-              <w:ind w:left="60" w:right="60" w:firstLine="0" w:firstLineChars="0"/>
-              <w:rPr>
-                <w:rFonts w:ascii="Arial" w:hAnsi="Arial" w:eastAsia="Arial" w:cs="Arial"/>
-                <w:i w:val="false"/>
-                <w:b w:val="false"/>
-                <w:u w:val="none"/>
-                <w:strike w:val="false"/>
-                <w:sz w:val="18"/>
-                <w:szCs w:val="18"/>
-                <w:color w:val="000000"/>
-              </w:rPr>
-            </w:pPr>
-            <w:r>
-              <w:rPr>
-                <w:rFonts w:ascii="Arial" w:hAnsi="Arial" w:eastAsia="Arial" w:cs="Arial"/>
-                <w:i w:val="false"/>
-                <w:b w:val="false"/>
-                <w:u w:val="none"/>
-                <w:strike w:val="false"/>
-                <w:sz w:val="18"/>
-                <w:szCs w:val="18"/>
-                <w:color w:val="000000"/>
-              </w:rPr>
-              <w:t xml:space="preserve">All evidence bound</w:t>
-            </w:r>
-          </w:p>
-        </w:tc>
-        <w:tc>
-          <w:tcPr>
-            <w:tcBorders>
-              <w:bottom w:val="none" w:sz="0" w:space="0" w:color="000000"/>
-              <w:top w:val="none" w:sz="0" w:space="0" w:color="000000"/>
-              <w:left w:val="none" w:sz="0" w:space="0" w:color="000000"/>
-              <w:right w:val="none" w:sz="0" w:space="0" w:color="000000"/>
-            </w:tcBorders>
-            <w:shd w:val="clear" w:color="auto" w:fill="FFFFFF"/>
-            <w:tcMar>
-              <w:top w:w="0" w:type="dxa"/>
-              <w:bottom w:w="0" w:type="dxa"/>
-              <w:left w:w="0" w:type="dxa"/>
-              <w:right w:w="0" w:type="dxa"/>
-            </w:tcMar>
-            <w:vAlign w:val="top"/>
-          </w:tcPr>
-          <w:p>
-            <w:pPr>
-              <w:pStyle w:val="Normal"/>
-              <w:jc w:val="left"/>
-              <w:pBdr>
-                <w:bottom w:val="none" w:sz="0" w:space="0" w:color="000000"/>
-                <w:top w:val="none" w:sz="0" w:space="0" w:color="000000"/>
-                <w:left w:val="none" w:sz="0" w:space="0" w:color="000000"/>
-                <w:right w:val="none" w:sz="0" w:space="0" w:color="000000"/>
-              </w:pBdr>
-              <w:spacing w:after="60" w:before="60" w:line="240"/>
-              <w:ind w:left="60" w:right="60" w:firstLine="0" w:firstLineChars="0"/>
-              <w:rPr>
-                <w:rFonts w:ascii="Arial" w:hAnsi="Arial" w:eastAsia="Arial" w:cs="Arial"/>
-                <w:i w:val="false"/>
-                <w:b w:val="false"/>
-                <w:u w:val="none"/>
-                <w:strike w:val="false"/>
-                <w:sz w:val="18"/>
-                <w:szCs w:val="18"/>
-                <w:color w:val="000000"/>
-              </w:rPr>
-            </w:pPr>
-            <w:r>
-              <w:rPr>
-                <w:rFonts w:ascii="Arial" w:hAnsi="Arial" w:eastAsia="Arial" w:cs="Arial"/>
-                <w:i w:val="false"/>
-                <w:b w:val="false"/>
-                <w:u w:val="none"/>
-                <w:strike w:val="false"/>
-                <w:sz w:val="18"/>
-                <w:szCs w:val="18"/>
-                <w:color w:val="000000"/>
-              </w:rPr>
-              <w:t xml:space="preserve">1421/1421 (100.0%)</w:t>
-            </w:r>
-          </w:p>
-        </w:tc>
-        <w:tc>
-          <w:tcPr>
-            <w:tcBorders>
-              <w:bottom w:val="none" w:sz="0" w:space="0" w:color="000000"/>
-              <w:top w:val="none" w:sz="0" w:space="0" w:color="000000"/>
-              <w:left w:val="none" w:sz="0" w:space="0" w:color="000000"/>
-              <w:right w:val="none" w:sz="0" w:space="0" w:color="000000"/>
-            </w:tcBorders>
-            <w:shd w:val="clear" w:color="auto" w:fill="FFFFFF"/>
-            <w:tcMar>
-              <w:top w:w="0" w:type="dxa"/>
-              <w:bottom w:w="0" w:type="dxa"/>
-              <w:left w:w="0" w:type="dxa"/>
-              <w:right w:w="0" w:type="dxa"/>
-            </w:tcMar>
-            <w:vAlign w:val="top"/>
-          </w:tcPr>
-          <w:p>
-            <w:pPr>
-              <w:pStyle w:val="Normal"/>
-              <w:jc w:val="left"/>
-              <w:pBdr>
-                <w:bottom w:val="none" w:sz="0" w:space="0" w:color="000000"/>
-                <w:top w:val="none" w:sz="0" w:space="0" w:color="000000"/>
-                <w:left w:val="none" w:sz="0" w:space="0" w:color="000000"/>
-                <w:right w:val="none" w:sz="0" w:space="0" w:color="000000"/>
-              </w:pBdr>
-              <w:spacing w:after="60" w:before="60" w:line="240"/>
-              <w:ind w:left="60" w:right="60" w:firstLine="0" w:firstLineChars="0"/>
-              <w:rPr>
-                <w:rFonts w:ascii="Arial" w:hAnsi="Arial" w:eastAsia="Arial" w:cs="Arial"/>
-                <w:i w:val="false"/>
-                <w:b w:val="false"/>
-                <w:u w:val="none"/>
-                <w:strike w:val="false"/>
-                <w:sz w:val="18"/>
-                <w:szCs w:val="18"/>
-                <w:color w:val="000000"/>
-              </w:rPr>
-            </w:pPr>
-            <w:r>
-              <w:rPr>
-                <w:rFonts w:ascii="Arial" w:hAnsi="Arial" w:eastAsia="Arial" w:cs="Arial"/>
-                <w:i w:val="false"/>
-                <w:b w:val="false"/>
-                <w:u w:val="none"/>
-                <w:strike w:val="false"/>
-                <w:sz w:val="18"/>
-                <w:szCs w:val="18"/>
-                <w:color w:val="000000"/>
-              </w:rPr>
-              <w:t xml:space="preserve">Not available</w:t>
-            </w:r>
-          </w:p>
-        </w:tc>
-        <w:tc>
-          <w:tcPr>
-            <w:tcBorders>
-              <w:bottom w:val="none" w:sz="0" w:space="0" w:color="000000"/>
-              <w:top w:val="none" w:sz="0" w:space="0" w:color="000000"/>
-              <w:left w:val="none" w:sz="0" w:space="0" w:color="000000"/>
-              <w:right w:val="none" w:sz="0" w:space="0" w:color="000000"/>
-            </w:tcBorders>
-            <w:shd w:val="clear" w:color="auto" w:fill="FFFFFF"/>
-            <w:tcMar>
-              <w:top w:w="0" w:type="dxa"/>
-              <w:bottom w:w="0" w:type="dxa"/>
-              <w:left w:w="0" w:type="dxa"/>
-              <w:right w:w="0" w:type="dxa"/>
-            </w:tcMar>
-            <w:vAlign w:val="top"/>
-          </w:tcPr>
-          <w:p>
-            <w:pPr>
-              <w:pStyle w:val="Normal"/>
-              <w:jc w:val="left"/>
-              <w:pBdr>
-                <w:bottom w:val="none" w:sz="0" w:space="0" w:color="000000"/>
-                <w:top w:val="none" w:sz="0" w:space="0" w:color="000000"/>
-                <w:left w:val="none" w:sz="0" w:space="0" w:color="000000"/>
-                <w:right w:val="none" w:sz="0" w:space="0" w:color="000000"/>
-              </w:pBdr>
-              <w:spacing w:after="60" w:before="60" w:line="240"/>
-              <w:ind w:left="60" w:right="60" w:firstLine="0" w:firstLineChars="0"/>
-              <w:rPr>
-                <w:rFonts w:ascii="Arial" w:hAnsi="Arial" w:eastAsia="Arial" w:cs="Arial"/>
-                <w:i w:val="false"/>
-                <w:b w:val="false"/>
-                <w:u w:val="none"/>
-                <w:strike w:val="false"/>
-                <w:sz w:val="18"/>
-                <w:szCs w:val="18"/>
-                <w:color w:val="000000"/>
-              </w:rPr>
-            </w:pPr>
-            <w:r>
-              <w:rPr>
-                <w:rFonts w:ascii="Arial" w:hAnsi="Arial" w:eastAsia="Arial" w:cs="Arial"/>
-                <w:i w:val="false"/>
-                <w:b w:val="false"/>
-                <w:u w:val="none"/>
-                <w:strike w:val="false"/>
-                <w:sz w:val="18"/>
-                <w:szCs w:val="18"/>
-                <w:color w:val="000000"/>
-              </w:rPr>
-              <w:t xml:space="preserve"/>
             </w:r>
           </w:p>
         </w:tc>
@@ -3550,62 +2265,6 @@
             </w:r>
           </w:p>
         </w:tc>
-        <w:tc>
-          <w:tcPr>
-            <w:tcBorders>
-              <w:bottom w:val="single" w:sz="8" w:space="0" w:color="000000"/>
-              <w:top w:val="none" w:sz="0" w:space="0" w:color="000000"/>
-              <w:left w:val="none" w:sz="0" w:space="0" w:color="000000"/>
-              <w:right w:val="none" w:sz="0" w:space="0" w:color="000000"/>
-            </w:tcBorders>
-            <w:shd w:val="clear" w:color="auto" w:fill="FFFFFF"/>
-            <w:tcMar>
-              <w:top w:w="0" w:type="dxa"/>
-              <w:bottom w:w="0" w:type="dxa"/>
-              <w:left w:w="0" w:type="dxa"/>
-              <w:right w:w="0" w:type="dxa"/>
-            </w:tcMar>
-            <w:vAlign w:val="top"/>
-          </w:tcPr>
-          <w:p>
-            <w:pPr>
-              <w:pStyle w:val="Normal"/>
-              <w:jc w:val="left"/>
-              <w:keepNext/>
-              <w:pBdr>
-                <w:bottom w:val="none" w:sz="0" w:space="0" w:color="000000"/>
-                <w:top w:val="none" w:sz="0" w:space="0" w:color="000000"/>
-                <w:left w:val="none" w:sz="0" w:space="0" w:color="000000"/>
-                <w:right w:val="none" w:sz="0" w:space="0" w:color="000000"/>
-              </w:pBdr>
-              <w:spacing w:after="60" w:before="60" w:line="240"/>
-              <w:ind w:left="60" w:right="60" w:firstLine="0" w:firstLineChars="0"/>
-              <w:rPr>
-                <w:rFonts w:ascii="Arial" w:hAnsi="Arial" w:eastAsia="Arial" w:cs="Arial"/>
-                <w:i w:val="false"/>
-                <w:b w:val="false"/>
-                <w:u w:val="none"/>
-                <w:strike w:val="false"/>
-                <w:sz w:val="18"/>
-                <w:szCs w:val="18"/>
-                <w:color w:val="000000"/>
-              </w:rPr>
-            </w:pPr>
-            <w:r>
-              <w:rPr>
-                <w:rFonts w:ascii="Arial" w:hAnsi="Arial" w:eastAsia="Arial" w:cs="Arial"/>
-                <w:i w:val="false"/>
-                <w:b w:val="false"/>
-                <w:u w:val="none"/>
-                <w:strike w:val="false"/>
-                <w:sz w:val="18"/>
-                <w:szCs w:val="18"/>
-                <w:color w:val="000000"/>
-              </w:rPr>
-              <w:t xml:space="preserve"/>
-            </w:r>
-          </w:p>
-        </w:tc>
       </w:tr>
       <w:tr>
         <w:trPr>
@@ -3614,7 +2273,7 @@
         </w:trPr>
         <w:tc>
           <w:tcPr>
-            <w:gridSpan w:val="4"/>
+            <w:gridSpan w:val="3"/>
             <w:tcBorders>
               <w:bottom w:val="none" w:sz="0" w:space="0" w:color="FFFFFF"/>
               <w:top w:val="single" w:sz="8" w:space="0" w:color="000000"/>
@@ -3664,7 +2323,7 @@
                 <w:szCs w:val="18"/>
                 <w:color w:val="000000"/>
               </w:rPr>
-              <w:t xml:space="preserve">Values are n/N (%). Separate 95% CI column gives Unassisted departure-type rates in %. Domain consistency for ARBITER refers to proposals; recorded overrides are separate. Departure = violation + invalid path. One Unassisted domain has no evaluable label/answer set and is excluded (509 evaluable). Overall consistency is exact worst-domain agreement; permitted escalations are separate. Evidence coverage uses active signalling answers as the denominator and answers citing at least one evidence record as the numerator. Evidence binding counts distinct identities cited by current active answers. Text spans are server-extracted; visual regions are server-rendered and hash-bound, but transcriptions are model-written and not checked against images. Bundle verification is structural, not evidence of clinical correctness or completion. Unassisted evidence traces, proposed judgements and recorded overrides are not available. RoB 2, risk of bias tool for randomised trials. CI, confidence interval; 10,000 percentile bootstrap replicates, trials resampled within meta-analysis; seed 20261018.</w:t>
+              <w:t xml:space="preserve">Values are n/N (%) with 95% CI inside Unassisted departure-type cells. * Guaranteed by design: the server computes domain judgements with the official algorithm and rejects incomplete answer paths; reported to confirm the implementation, not as an empirical finding. Domain consistency for ARBITER refers to proposals; recorded overrides are separate. Departure = violation + invalid path. One Unassisted domain has no evaluable label/answer set and is excluded (509 evaluable). Overall consistency is exact worst-domain agreement; permitted escalations are separate. Evidence coverage uses active signalling answers as the denominator and answers citing at least one evidence record as the numerator. Evidence binding counts distinct identities cited by current active answers. Text spans are server-extracted; visual regions are server-rendered and hash-bound, but transcriptions are model-written and not checked against images. Bundle verification is structural, not evidence of clinical correctness or completion. Unassisted evidence traces, proposed judgements and recorded overrides are not available. RoB 2, risk of bias tool for randomised trials. CI, confidence interval; 10,000 percentile bootstrap replicates, trials resampled within meta-analysis; seed 20261018.</w:t>
             </w:r>
           </w:p>
         </w:tc>

--- a/analysis/output/manuscript/Table3.docx
+++ b/analysis/output/manuscript/Table3.docx
@@ -595,7 +595,7 @@
                 <w:szCs w:val="18"/>
                 <w:color w:val="000000"/>
               </w:rPr>
-              <w:t xml:space="preserve">26/509 (5.1%) (3.3–6.9)</w:t>
+              <w:t xml:space="preserve">26/509 (5.1%; 3.3–6.9)</w:t>
             </w:r>
           </w:p>
         </w:tc>
@@ -766,7 +766,7 @@
                 <w:szCs w:val="18"/>
                 <w:color w:val="000000"/>
               </w:rPr>
-              <w:t xml:space="preserve">39/509 (7.7%) (5.7–10.0)</w:t>
+              <w:t xml:space="preserve">39/509 (7.7%; 5.7–10.0)</w:t>
             </w:r>
           </w:p>
         </w:tc>
@@ -937,7 +937,7 @@
                 <w:szCs w:val="18"/>
                 <w:color w:val="000000"/>
               </w:rPr>
-              <w:t xml:space="preserve">65/509 (12.8%) (10.0–15.6)</w:t>
+              <w:t xml:space="preserve">65/509 (12.8%; 10.0–15.6)</w:t>
             </w:r>
           </w:p>
         </w:tc>
@@ -2323,7 +2323,7 @@
                 <w:szCs w:val="18"/>
                 <w:color w:val="000000"/>
               </w:rPr>
-              <w:t xml:space="preserve">Values are n/N (%) with 95% CI inside Unassisted departure-type cells. * Guaranteed by design: the server computes domain judgements with the official algorithm and rejects incomplete answer paths; reported to confirm the implementation, not as an empirical finding. Domain consistency for ARBITER refers to proposals; recorded overrides are separate. Departure = violation + invalid path. One Unassisted domain has no evaluable label/answer set and is excluded (509 evaluable). Overall consistency is exact worst-domain agreement; permitted escalations are separate. Evidence coverage uses active signalling answers as the denominator and answers citing at least one evidence record as the numerator. Evidence binding counts distinct identities cited by current active answers. Text spans are server-extracted; visual regions are server-rendered and hash-bound, but transcriptions are model-written and not checked against images. Bundle verification is structural, not evidence of clinical correctness or completion. Unassisted evidence traces, proposed judgements and recorded overrides are not available. RoB 2, risk of bias tool for randomised trials. CI, confidence interval; 10,000 percentile bootstrap replicates, trials resampled within meta-analysis; seed 20261018.</w:t>
+              <w:t xml:space="preserve">Values are n/N (%); in Unassisted departure-type cells, the range after the semicolon is the 95% CI in percent. * Guaranteed by design: the server computes domain judgements with the official algorithm and rejects incomplete answer paths; reported to confirm the implementation, not as an empirical finding. Domain consistency for ARBITER refers to proposals; recorded overrides are separate. Departure = violation + invalid path. One Unassisted domain has no evaluable label/answer set and is excluded (509 evaluable). Overall consistency is exact worst-domain agreement; permitted escalations are separate. Evidence coverage uses active signalling answers as the denominator and answers citing at least one evidence record as the numerator. Evidence binding counts distinct identities cited by current active answers. Text spans are server-extracted; visual regions are server-rendered and hash-bound, but transcriptions are model-written and not checked against images. Bundle verification is structural, not evidence of clinical correctness or completion. Unassisted evidence traces, proposed judgements and recorded overrides are not available. RoB 2, risk of bias tool for randomised trials. CI, confidence interval; 10,000 percentile bootstrap replicates, trials resampled within meta-analysis; seed 20261018.</w:t>
             </w:r>
           </w:p>
         </w:tc>

--- a/analysis/output/manuscript/Table3.docx
+++ b/analysis/output/manuscript/Table3.docx
@@ -253,7 +253,7 @@
                 <w:szCs w:val="18"/>
                 <w:color w:val="000000"/>
               </w:rPr>
-              <w:t xml:space="preserve">Domain judgements (D1–D5)</w:t>
+              <w:t xml:space="preserve">Domain judgements (D1⁠–⁠D5)</w:t>
             </w:r>
           </w:p>
         </w:tc>
@@ -2300,7 +2300,7 @@
                 <w:right w:val="none" w:sz="0" w:space="0" w:color="000000"/>
               </w:pBdr>
               <w:spacing w:after="100" w:before="100" w:line="240"/>
-              <w:ind w:left="100" w:right="100" w:firstLine="0" w:firstLineChars="0"/>
+              <w:ind w:left="60" w:right="60" w:firstLine="0" w:firstLineChars="0"/>
               <w:rPr>
                 <w:rFonts w:ascii="Arial" w:hAnsi="Arial" w:eastAsia="Arial" w:cs="Arial"/>
                 <w:i w:val="false"/>

--- a/analysis/output/manuscript/Table3.docx
+++ b/analysis/output/manuscript/Table3.docx
@@ -7,7 +7,7 @@
         <w:pStyle w:val="Titre1"/>
       </w:pPr>
       <w:r>
-        <w:t xml:space="preserve">Table 3. RoB 2 rule consistency and audit</w:t>
+        <w:t xml:space="preserve">Table 3. Without ARBITER, 1 in 8 domain ratings broke the RoB 2 rules</w:t>
       </w:r>
     </w:p>
     <w:tbl xmlns:a="http://schemas.openxmlformats.org/drawingml/2006/main" xmlns:pic="http://schemas.openxmlformats.org/drawingml/2006/picture">
@@ -17,9 +17,9 @@
         <w:tblLook w:firstRow="1" w:lastRow="0" w:firstColumn="0" w:lastColumn="0" w:noHBand="0" w:noVBand="1"/>
       </w:tblPr>
       <w:tblGrid>
-        <w:gridCol w:w="4392"/>
-        <w:gridCol w:w="2304"/>
+        <w:gridCol w:w="4248"/>
         <w:gridCol w:w="3168"/>
+        <w:gridCol w:w="2448"/>
       </w:tblGrid>
       <w:tr>
         <w:trPr>
@@ -135,7 +135,7 @@
                 <w:szCs w:val="18"/>
                 <w:color w:val="000000"/>
               </w:rPr>
-              <w:t xml:space="preserve">ARBITER</w:t>
+              <w:t xml:space="preserve">Unassisted</w:t>
             </w:r>
           </w:p>
         </w:tc>
@@ -191,7 +191,7 @@
                 <w:szCs w:val="18"/>
                 <w:color w:val="000000"/>
               </w:rPr>
-              <w:t xml:space="preserve">Unassisted</w:t>
+              <w:t xml:space="preserve">ARBITER</w:t>
             </w:r>
           </w:p>
         </w:tc>
@@ -314,7 +314,7 @@
                 <w:szCs w:val="18"/>
                 <w:color w:val="000000"/>
               </w:rPr>
-              <w:t xml:space="preserve">Consistent with RoB 2 algorithm</w:t>
+              <w:t xml:space="preserve">Algorithm violation</w:t>
             </w:r>
           </w:p>
         </w:tc>
@@ -369,7 +369,7 @@
                 <w:szCs w:val="18"/>
                 <w:color w:val="000000"/>
               </w:rPr>
-              <w:t xml:space="preserve">510/510 (100.0%)*</w:t>
+              <w:t xml:space="preserve">26/509 (5.1%; 3.3–6.9)</w:t>
             </w:r>
           </w:p>
         </w:tc>
@@ -424,7 +424,7 @@
                 <w:szCs w:val="18"/>
                 <w:color w:val="000000"/>
               </w:rPr>
-              <w:t xml:space="preserve">444/509 (87.2%)</w:t>
+              <w:t xml:space="preserve">0 by design</w:t>
             </w:r>
           </w:p>
         </w:tc>
@@ -485,7 +485,7 @@
                 <w:szCs w:val="18"/>
                 <w:color w:val="000000"/>
               </w:rPr>
-              <w:t xml:space="preserve">Contradicts own answers (violation)</w:t>
+              <w:t xml:space="preserve">Invalid answer path</w:t>
             </w:r>
           </w:p>
         </w:tc>
@@ -540,7 +540,7 @@
                 <w:szCs w:val="18"/>
                 <w:color w:val="000000"/>
               </w:rPr>
-              <w:t xml:space="preserve">0/510 (0.0%)*</w:t>
+              <w:t xml:space="preserve">39/509 (7.7%; 5.7–10.0)</w:t>
             </w:r>
           </w:p>
         </w:tc>
@@ -595,7 +595,7 @@
                 <w:szCs w:val="18"/>
                 <w:color w:val="000000"/>
               </w:rPr>
-              <w:t xml:space="preserve">26/509 (5.1%; 3.3–6.9)</w:t>
+              <w:t xml:space="preserve">0 by design</w:t>
             </w:r>
           </w:p>
         </w:tc>
@@ -656,7 +656,7 @@
                 <w:szCs w:val="18"/>
                 <w:color w:val="000000"/>
               </w:rPr>
-              <w:t xml:space="preserve">Required question skipped (invalid path)</w:t>
+              <w:t xml:space="preserve">Any departure</w:t>
             </w:r>
           </w:p>
         </w:tc>
@@ -711,7 +711,7 @@
                 <w:szCs w:val="18"/>
                 <w:color w:val="000000"/>
               </w:rPr>
-              <w:t xml:space="preserve">0/510 (0.0%)*</w:t>
+              <w:t xml:space="preserve">65/509 (12.8%; 10.0–15.6)</w:t>
             </w:r>
           </w:p>
         </w:tc>
@@ -766,7 +766,7 @@
                 <w:szCs w:val="18"/>
                 <w:color w:val="000000"/>
               </w:rPr>
-              <w:t xml:space="preserve">39/509 (7.7%; 5.7–10.0)</w:t>
+              <w:t xml:space="preserve">0 by design</w:t>
             </w:r>
           </w:p>
         </w:tc>
@@ -827,7 +827,7 @@
                 <w:szCs w:val="18"/>
                 <w:color w:val="000000"/>
               </w:rPr>
-              <w:t xml:space="preserve">Any departure</w:t>
+              <w:t xml:space="preserve">D1 total departures</w:t>
             </w:r>
           </w:p>
         </w:tc>
@@ -882,7 +882,7 @@
                 <w:szCs w:val="18"/>
                 <w:color w:val="000000"/>
               </w:rPr>
-              <w:t xml:space="preserve">0/510 (0.0%)*</w:t>
+              <w:t xml:space="preserve">5/101 (5.0%; 1.0–8.9)</w:t>
             </w:r>
           </w:p>
         </w:tc>
@@ -937,7 +937,7 @@
                 <w:szCs w:val="18"/>
                 <w:color w:val="000000"/>
               </w:rPr>
-              <w:t xml:space="preserve">65/509 (12.8%; 10.0–15.6)</w:t>
+              <w:t xml:space="preserve">0 by design</w:t>
             </w:r>
           </w:p>
         </w:tc>
@@ -998,7 +998,7 @@
                 <w:szCs w:val="18"/>
                 <w:color w:val="000000"/>
               </w:rPr>
-              <w:t xml:space="preserve">Recorded override</w:t>
+              <w:t xml:space="preserve">D2 total departures</w:t>
             </w:r>
           </w:p>
         </w:tc>
@@ -1053,7 +1053,7 @@
                 <w:szCs w:val="18"/>
                 <w:color w:val="000000"/>
               </w:rPr>
-              <w:t xml:space="preserve">0/510 (0.0%)</w:t>
+              <w:t xml:space="preserve">7/102 (6.9%; 2.9–10.8)</w:t>
             </w:r>
           </w:p>
         </w:tc>
@@ -1108,7 +1108,7 @@
                 <w:szCs w:val="18"/>
                 <w:color w:val="000000"/>
               </w:rPr>
-              <w:t xml:space="preserve">Not available</w:t>
+              <w:t xml:space="preserve">0 by design</w:t>
             </w:r>
           </w:p>
         </w:tc>
@@ -1120,7 +1120,6 @@
         </w:trPr>
         <w:tc>
           <w:tcPr>
-            <w:gridSpan w:val="3"/>
             <w:tcBorders>
               <w:bottom w:val="none" w:sz="0" w:space="0" w:color="000000"/>
               <w:top w:val="none" w:sz="0" w:space="0" w:color="000000"/>
@@ -1151,26 +1150,136 @@
               <w:rPr>
                 <w:rFonts w:ascii="Arial" w:hAnsi="Arial" w:eastAsia="Arial" w:cs="Arial"/>
                 <w:i w:val="false"/>
-                <w:b w:val="true"/>
-                <w:u w:val="none"/>
-                <w:strike w:val="false"/>
-                <w:sz w:val="18"/>
-                <w:szCs w:val="18"/>
-                <w:color w:val="000000"/>
-              </w:rPr>
-            </w:pPr>
-            <w:r>
-              <w:rPr>
-                <w:rFonts w:ascii="Arial" w:hAnsi="Arial" w:eastAsia="Arial" w:cs="Arial"/>
-                <w:i w:val="false"/>
-                <w:b w:val="true"/>
-                <w:u w:val="none"/>
-                <w:strike w:val="false"/>
-                <w:sz w:val="18"/>
-                <w:szCs w:val="18"/>
-                <w:color w:val="000000"/>
-              </w:rPr>
-              <w:t xml:space="preserve">Overall judgement</w:t>
+                <w:b w:val="false"/>
+                <w:u w:val="none"/>
+                <w:strike w:val="false"/>
+                <w:sz w:val="18"/>
+                <w:szCs w:val="18"/>
+                <w:color w:val="000000"/>
+              </w:rPr>
+            </w:pPr>
+            <w:r>
+              <w:rPr>
+                <w:rFonts w:ascii="Arial" w:hAnsi="Arial" w:eastAsia="Arial" w:cs="Arial"/>
+                <w:i w:val="false"/>
+                <w:b w:val="false"/>
+                <w:u w:val="none"/>
+                <w:strike w:val="false"/>
+                <w:sz w:val="18"/>
+                <w:szCs w:val="18"/>
+                <w:color w:val="000000"/>
+              </w:rPr>
+              <w:t xml:space="preserve">D3 total departures</w:t>
+            </w:r>
+          </w:p>
+        </w:tc>
+        <w:tc>
+          <w:tcPr>
+            <w:tcBorders>
+              <w:bottom w:val="none" w:sz="0" w:space="0" w:color="000000"/>
+              <w:top w:val="none" w:sz="0" w:space="0" w:color="000000"/>
+              <w:left w:val="none" w:sz="0" w:space="0" w:color="000000"/>
+              <w:right w:val="none" w:sz="0" w:space="0" w:color="000000"/>
+            </w:tcBorders>
+            <w:shd w:val="clear" w:color="auto" w:fill="FFFFFF"/>
+            <w:tcMar>
+              <w:top w:w="0" w:type="dxa"/>
+              <w:bottom w:w="0" w:type="dxa"/>
+              <w:left w:w="0" w:type="dxa"/>
+              <w:right w:w="0" w:type="dxa"/>
+            </w:tcMar>
+            <w:vAlign w:val="top"/>
+          </w:tcPr>
+          <w:p>
+            <w:pPr>
+              <w:pStyle w:val="Normal"/>
+              <w:jc w:val="left"/>
+              <w:pBdr>
+                <w:bottom w:val="none" w:sz="0" w:space="0" w:color="000000"/>
+                <w:top w:val="none" w:sz="0" w:space="0" w:color="000000"/>
+                <w:left w:val="none" w:sz="0" w:space="0" w:color="000000"/>
+                <w:right w:val="none" w:sz="0" w:space="0" w:color="000000"/>
+              </w:pBdr>
+              <w:spacing w:after="60" w:before="60" w:line="240"/>
+              <w:ind w:left="60" w:right="60" w:firstLine="0" w:firstLineChars="0"/>
+              <w:rPr>
+                <w:rFonts w:ascii="Arial" w:hAnsi="Arial" w:eastAsia="Arial" w:cs="Arial"/>
+                <w:i w:val="false"/>
+                <w:b w:val="false"/>
+                <w:u w:val="none"/>
+                <w:strike w:val="false"/>
+                <w:sz w:val="18"/>
+                <w:szCs w:val="18"/>
+                <w:color w:val="000000"/>
+              </w:rPr>
+            </w:pPr>
+            <w:r>
+              <w:rPr>
+                <w:rFonts w:ascii="Arial" w:hAnsi="Arial" w:eastAsia="Arial" w:cs="Arial"/>
+                <w:i w:val="false"/>
+                <w:b w:val="false"/>
+                <w:u w:val="none"/>
+                <w:strike w:val="false"/>
+                <w:sz w:val="18"/>
+                <w:szCs w:val="18"/>
+                <w:color w:val="000000"/>
+              </w:rPr>
+              <w:t xml:space="preserve">5/102 (4.9%; 1.0–8.8)</w:t>
+            </w:r>
+          </w:p>
+        </w:tc>
+        <w:tc>
+          <w:tcPr>
+            <w:tcBorders>
+              <w:bottom w:val="none" w:sz="0" w:space="0" w:color="000000"/>
+              <w:top w:val="none" w:sz="0" w:space="0" w:color="000000"/>
+              <w:left w:val="none" w:sz="0" w:space="0" w:color="000000"/>
+              <w:right w:val="none" w:sz="0" w:space="0" w:color="000000"/>
+            </w:tcBorders>
+            <w:shd w:val="clear" w:color="auto" w:fill="FFFFFF"/>
+            <w:tcMar>
+              <w:top w:w="0" w:type="dxa"/>
+              <w:bottom w:w="0" w:type="dxa"/>
+              <w:left w:w="0" w:type="dxa"/>
+              <w:right w:w="0" w:type="dxa"/>
+            </w:tcMar>
+            <w:vAlign w:val="top"/>
+          </w:tcPr>
+          <w:p>
+            <w:pPr>
+              <w:pStyle w:val="Normal"/>
+              <w:jc w:val="left"/>
+              <w:pBdr>
+                <w:bottom w:val="none" w:sz="0" w:space="0" w:color="000000"/>
+                <w:top w:val="none" w:sz="0" w:space="0" w:color="000000"/>
+                <w:left w:val="none" w:sz="0" w:space="0" w:color="000000"/>
+                <w:right w:val="none" w:sz="0" w:space="0" w:color="000000"/>
+              </w:pBdr>
+              <w:spacing w:after="60" w:before="60" w:line="240"/>
+              <w:ind w:left="60" w:right="60" w:firstLine="0" w:firstLineChars="0"/>
+              <w:rPr>
+                <w:rFonts w:ascii="Arial" w:hAnsi="Arial" w:eastAsia="Arial" w:cs="Arial"/>
+                <w:i w:val="false"/>
+                <w:b w:val="false"/>
+                <w:u w:val="none"/>
+                <w:strike w:val="false"/>
+                <w:sz w:val="18"/>
+                <w:szCs w:val="18"/>
+                <w:color w:val="000000"/>
+              </w:rPr>
+            </w:pPr>
+            <w:r>
+              <w:rPr>
+                <w:rFonts w:ascii="Arial" w:hAnsi="Arial" w:eastAsia="Arial" w:cs="Arial"/>
+                <w:i w:val="false"/>
+                <w:b w:val="false"/>
+                <w:u w:val="none"/>
+                <w:strike w:val="false"/>
+                <w:sz w:val="18"/>
+                <w:szCs w:val="18"/>
+                <w:color w:val="000000"/>
+              </w:rPr>
+              <w:t xml:space="preserve">0 by design</w:t>
             </w:r>
           </w:p>
         </w:tc>
@@ -1231,7 +1340,7 @@
                 <w:szCs w:val="18"/>
                 <w:color w:val="000000"/>
               </w:rPr>
-              <w:t xml:space="preserve">Consistent with RoB 2 algorithm</w:t>
+              <w:t xml:space="preserve">D4 total departures</w:t>
             </w:r>
           </w:p>
         </w:tc>
@@ -1286,7 +1395,7 @@
                 <w:szCs w:val="18"/>
                 <w:color w:val="000000"/>
               </w:rPr>
-              <w:t xml:space="preserve">101/102 (99.0%)</w:t>
+              <w:t xml:space="preserve">35/102 (34.3%; 26.5–42.2)</w:t>
             </w:r>
           </w:p>
         </w:tc>
@@ -1341,7 +1450,7 @@
                 <w:szCs w:val="18"/>
                 <w:color w:val="000000"/>
               </w:rPr>
-              <w:t xml:space="preserve">102/102 (100.0%)</w:t>
+              <w:t xml:space="preserve">0 by design</w:t>
             </w:r>
           </w:p>
         </w:tc>
@@ -1402,7 +1511,7 @@
                 <w:szCs w:val="18"/>
                 <w:color w:val="000000"/>
               </w:rPr>
-              <w:t xml:space="preserve">Permitted escalation</w:t>
+              <w:t xml:space="preserve">D5 total departures</w:t>
             </w:r>
           </w:p>
         </w:tc>
@@ -1457,7 +1566,7 @@
                 <w:szCs w:val="18"/>
                 <w:color w:val="000000"/>
               </w:rPr>
-              <w:t xml:space="preserve">1/102 (1.0%)</w:t>
+              <w:t xml:space="preserve">13/102 (12.7%; 6.9–18.6)</w:t>
             </w:r>
           </w:p>
         </w:tc>
@@ -1512,7 +1621,7 @@
                 <w:szCs w:val="18"/>
                 <w:color w:val="000000"/>
               </w:rPr>
-              <w:t xml:space="preserve">0/102 (0.0%)</w:t>
+              <w:t xml:space="preserve">0 by design</w:t>
             </w:r>
           </w:p>
         </w:tc>
@@ -1574,7 +1683,7 @@
                 <w:szCs w:val="18"/>
                 <w:color w:val="000000"/>
               </w:rPr>
-              <w:t xml:space="preserve">Evidence and audit</w:t>
+              <w:t xml:space="preserve">Overall judgement</w:t>
             </w:r>
           </w:p>
         </w:tc>
@@ -1635,7 +1744,7 @@
                 <w:szCs w:val="18"/>
                 <w:color w:val="000000"/>
               </w:rPr>
-              <w:t xml:space="preserve">Signalling answers citing ≥1 evidence record</w:t>
+              <w:t xml:space="preserve">Consistent with RoB 2</w:t>
             </w:r>
           </w:p>
         </w:tc>
@@ -1690,7 +1799,7 @@
                 <w:szCs w:val="18"/>
                 <w:color w:val="000000"/>
               </w:rPr>
-              <w:t xml:space="preserve">1538/1538 (100.0%)</w:t>
+              <w:t xml:space="preserve">102/102 (100.0%)</w:t>
             </w:r>
           </w:p>
         </w:tc>
@@ -1745,7 +1854,7 @@
                 <w:szCs w:val="18"/>
                 <w:color w:val="000000"/>
               </w:rPr>
-              <w:t xml:space="preserve">Not available</w:t>
+              <w:t xml:space="preserve">101/102 (99.0%)</w:t>
             </w:r>
           </w:p>
         </w:tc>
@@ -1806,7 +1915,7 @@
                 <w:szCs w:val="18"/>
                 <w:color w:val="000000"/>
               </w:rPr>
-              <w:t xml:space="preserve">Text spans bound to captured source</w:t>
+              <w:t xml:space="preserve">Permitted escalation</w:t>
             </w:r>
           </w:p>
         </w:tc>
@@ -1861,7 +1970,7 @@
                 <w:szCs w:val="18"/>
                 <w:color w:val="000000"/>
               </w:rPr>
-              <w:t xml:space="preserve">1407/1407 (100.0%)</w:t>
+              <w:t xml:space="preserve">0/102 (0.0%)</w:t>
             </w:r>
           </w:p>
         </w:tc>
@@ -1916,7 +2025,7 @@
                 <w:szCs w:val="18"/>
                 <w:color w:val="000000"/>
               </w:rPr>
-              <w:t xml:space="preserve">Not available</w:t>
+              <w:t xml:space="preserve">1/102 (1.0%)</w:t>
             </w:r>
           </w:p>
         </w:tc>
@@ -1928,6 +2037,7 @@
         </w:trPr>
         <w:tc>
           <w:tcPr>
+            <w:gridSpan w:val="3"/>
             <w:tcBorders>
               <w:bottom w:val="none" w:sz="0" w:space="0" w:color="000000"/>
               <w:top w:val="none" w:sz="0" w:space="0" w:color="000000"/>
@@ -1958,6 +2068,409 @@
               <w:rPr>
                 <w:rFonts w:ascii="Arial" w:hAnsi="Arial" w:eastAsia="Arial" w:cs="Arial"/>
                 <w:i w:val="false"/>
+                <w:b w:val="true"/>
+                <w:u w:val="none"/>
+                <w:strike w:val="false"/>
+                <w:sz w:val="18"/>
+                <w:szCs w:val="18"/>
+                <w:color w:val="000000"/>
+              </w:rPr>
+            </w:pPr>
+            <w:r>
+              <w:rPr>
+                <w:rFonts w:ascii="Arial" w:hAnsi="Arial" w:eastAsia="Arial" w:cs="Arial"/>
+                <w:i w:val="false"/>
+                <w:b w:val="true"/>
+                <w:u w:val="none"/>
+                <w:strike w:val="false"/>
+                <w:sz w:val="18"/>
+                <w:szCs w:val="18"/>
+                <w:color w:val="000000"/>
+              </w:rPr>
+              <w:t xml:space="preserve">Evidence and audit</w:t>
+            </w:r>
+          </w:p>
+        </w:tc>
+      </w:tr>
+      <w:tr>
+        <w:trPr>
+          <w:cantSplit/>
+          <w:trHeight w:val="480" w:hRule="auto"/>
+        </w:trPr>
+        <w:tc>
+          <w:tcPr>
+            <w:tcBorders>
+              <w:bottom w:val="none" w:sz="0" w:space="0" w:color="000000"/>
+              <w:top w:val="none" w:sz="0" w:space="0" w:color="000000"/>
+              <w:left w:val="none" w:sz="0" w:space="0" w:color="000000"/>
+              <w:right w:val="none" w:sz="0" w:space="0" w:color="000000"/>
+            </w:tcBorders>
+            <w:shd w:val="clear" w:color="auto" w:fill="FFFFFF"/>
+            <w:tcMar>
+              <w:top w:w="0" w:type="dxa"/>
+              <w:bottom w:w="0" w:type="dxa"/>
+              <w:left w:w="0" w:type="dxa"/>
+              <w:right w:w="0" w:type="dxa"/>
+            </w:tcMar>
+            <w:vAlign w:val="top"/>
+          </w:tcPr>
+          <w:p>
+            <w:pPr>
+              <w:pStyle w:val="Normal"/>
+              <w:jc w:val="left"/>
+              <w:pBdr>
+                <w:bottom w:val="none" w:sz="0" w:space="0" w:color="000000"/>
+                <w:top w:val="none" w:sz="0" w:space="0" w:color="000000"/>
+                <w:left w:val="none" w:sz="0" w:space="0" w:color="000000"/>
+                <w:right w:val="none" w:sz="0" w:space="0" w:color="000000"/>
+              </w:pBdr>
+              <w:spacing w:after="60" w:before="60" w:line="240"/>
+              <w:ind w:left="60" w:right="60" w:firstLine="0" w:firstLineChars="0"/>
+              <w:rPr>
+                <w:rFonts w:ascii="Arial" w:hAnsi="Arial" w:eastAsia="Arial" w:cs="Arial"/>
+                <w:i w:val="false"/>
+                <w:b w:val="false"/>
+                <w:u w:val="none"/>
+                <w:strike w:val="false"/>
+                <w:sz w:val="18"/>
+                <w:szCs w:val="18"/>
+                <w:color w:val="000000"/>
+              </w:rPr>
+            </w:pPr>
+            <w:r>
+              <w:rPr>
+                <w:rFonts w:ascii="Arial" w:hAnsi="Arial" w:eastAsia="Arial" w:cs="Arial"/>
+                <w:i w:val="false"/>
+                <w:b w:val="false"/>
+                <w:u w:val="none"/>
+                <w:strike w:val="false"/>
+                <w:sz w:val="18"/>
+                <w:szCs w:val="18"/>
+                <w:color w:val="000000"/>
+              </w:rPr>
+              <w:t xml:space="preserve">Answers citing ≥1 evidence record</w:t>
+            </w:r>
+          </w:p>
+        </w:tc>
+        <w:tc>
+          <w:tcPr>
+            <w:tcBorders>
+              <w:bottom w:val="none" w:sz="0" w:space="0" w:color="000000"/>
+              <w:top w:val="none" w:sz="0" w:space="0" w:color="000000"/>
+              <w:left w:val="none" w:sz="0" w:space="0" w:color="000000"/>
+              <w:right w:val="none" w:sz="0" w:space="0" w:color="000000"/>
+            </w:tcBorders>
+            <w:shd w:val="clear" w:color="auto" w:fill="FFFFFF"/>
+            <w:tcMar>
+              <w:top w:w="0" w:type="dxa"/>
+              <w:bottom w:w="0" w:type="dxa"/>
+              <w:left w:w="0" w:type="dxa"/>
+              <w:right w:w="0" w:type="dxa"/>
+            </w:tcMar>
+            <w:vAlign w:val="top"/>
+          </w:tcPr>
+          <w:p>
+            <w:pPr>
+              <w:pStyle w:val="Normal"/>
+              <w:jc w:val="left"/>
+              <w:pBdr>
+                <w:bottom w:val="none" w:sz="0" w:space="0" w:color="000000"/>
+                <w:top w:val="none" w:sz="0" w:space="0" w:color="000000"/>
+                <w:left w:val="none" w:sz="0" w:space="0" w:color="000000"/>
+                <w:right w:val="none" w:sz="0" w:space="0" w:color="000000"/>
+              </w:pBdr>
+              <w:spacing w:after="60" w:before="60" w:line="240"/>
+              <w:ind w:left="60" w:right="60" w:firstLine="0" w:firstLineChars="0"/>
+              <w:rPr>
+                <w:rFonts w:ascii="Arial" w:hAnsi="Arial" w:eastAsia="Arial" w:cs="Arial"/>
+                <w:i w:val="false"/>
+                <w:b w:val="false"/>
+                <w:u w:val="none"/>
+                <w:strike w:val="false"/>
+                <w:sz w:val="18"/>
+                <w:szCs w:val="18"/>
+                <w:color w:val="000000"/>
+              </w:rPr>
+            </w:pPr>
+            <w:r>
+              <w:rPr>
+                <w:rFonts w:ascii="Arial" w:hAnsi="Arial" w:eastAsia="Arial" w:cs="Arial"/>
+                <w:i w:val="false"/>
+                <w:b w:val="false"/>
+                <w:u w:val="none"/>
+                <w:strike w:val="false"/>
+                <w:sz w:val="18"/>
+                <w:szCs w:val="18"/>
+                <w:color w:val="000000"/>
+              </w:rPr>
+              <w:t xml:space="preserve">Not available</w:t>
+            </w:r>
+          </w:p>
+        </w:tc>
+        <w:tc>
+          <w:tcPr>
+            <w:tcBorders>
+              <w:bottom w:val="none" w:sz="0" w:space="0" w:color="000000"/>
+              <w:top w:val="none" w:sz="0" w:space="0" w:color="000000"/>
+              <w:left w:val="none" w:sz="0" w:space="0" w:color="000000"/>
+              <w:right w:val="none" w:sz="0" w:space="0" w:color="000000"/>
+            </w:tcBorders>
+            <w:shd w:val="clear" w:color="auto" w:fill="FFFFFF"/>
+            <w:tcMar>
+              <w:top w:w="0" w:type="dxa"/>
+              <w:bottom w:w="0" w:type="dxa"/>
+              <w:left w:w="0" w:type="dxa"/>
+              <w:right w:w="0" w:type="dxa"/>
+            </w:tcMar>
+            <w:vAlign w:val="top"/>
+          </w:tcPr>
+          <w:p>
+            <w:pPr>
+              <w:pStyle w:val="Normal"/>
+              <w:jc w:val="left"/>
+              <w:pBdr>
+                <w:bottom w:val="none" w:sz="0" w:space="0" w:color="000000"/>
+                <w:top w:val="none" w:sz="0" w:space="0" w:color="000000"/>
+                <w:left w:val="none" w:sz="0" w:space="0" w:color="000000"/>
+                <w:right w:val="none" w:sz="0" w:space="0" w:color="000000"/>
+              </w:pBdr>
+              <w:spacing w:after="60" w:before="60" w:line="240"/>
+              <w:ind w:left="60" w:right="60" w:firstLine="0" w:firstLineChars="0"/>
+              <w:rPr>
+                <w:rFonts w:ascii="Arial" w:hAnsi="Arial" w:eastAsia="Arial" w:cs="Arial"/>
+                <w:i w:val="false"/>
+                <w:b w:val="false"/>
+                <w:u w:val="none"/>
+                <w:strike w:val="false"/>
+                <w:sz w:val="18"/>
+                <w:szCs w:val="18"/>
+                <w:color w:val="000000"/>
+              </w:rPr>
+            </w:pPr>
+            <w:r>
+              <w:rPr>
+                <w:rFonts w:ascii="Arial" w:hAnsi="Arial" w:eastAsia="Arial" w:cs="Arial"/>
+                <w:i w:val="false"/>
+                <w:b w:val="false"/>
+                <w:u w:val="none"/>
+                <w:strike w:val="false"/>
+                <w:sz w:val="18"/>
+                <w:szCs w:val="18"/>
+                <w:color w:val="000000"/>
+              </w:rPr>
+              <w:t xml:space="preserve">1538/1538 (100.0%)</w:t>
+            </w:r>
+          </w:p>
+        </w:tc>
+      </w:tr>
+      <w:tr>
+        <w:trPr>
+          <w:cantSplit/>
+          <w:trHeight w:val="480" w:hRule="auto"/>
+        </w:trPr>
+        <w:tc>
+          <w:tcPr>
+            <w:tcBorders>
+              <w:bottom w:val="none" w:sz="0" w:space="0" w:color="000000"/>
+              <w:top w:val="none" w:sz="0" w:space="0" w:color="000000"/>
+              <w:left w:val="none" w:sz="0" w:space="0" w:color="000000"/>
+              <w:right w:val="none" w:sz="0" w:space="0" w:color="000000"/>
+            </w:tcBorders>
+            <w:shd w:val="clear" w:color="auto" w:fill="FFFFFF"/>
+            <w:tcMar>
+              <w:top w:w="0" w:type="dxa"/>
+              <w:bottom w:w="0" w:type="dxa"/>
+              <w:left w:w="0" w:type="dxa"/>
+              <w:right w:w="0" w:type="dxa"/>
+            </w:tcMar>
+            <w:vAlign w:val="top"/>
+          </w:tcPr>
+          <w:p>
+            <w:pPr>
+              <w:pStyle w:val="Normal"/>
+              <w:jc w:val="left"/>
+              <w:pBdr>
+                <w:bottom w:val="none" w:sz="0" w:space="0" w:color="000000"/>
+                <w:top w:val="none" w:sz="0" w:space="0" w:color="000000"/>
+                <w:left w:val="none" w:sz="0" w:space="0" w:color="000000"/>
+                <w:right w:val="none" w:sz="0" w:space="0" w:color="000000"/>
+              </w:pBdr>
+              <w:spacing w:after="60" w:before="60" w:line="240"/>
+              <w:ind w:left="60" w:right="60" w:firstLine="0" w:firstLineChars="0"/>
+              <w:rPr>
+                <w:rFonts w:ascii="Arial" w:hAnsi="Arial" w:eastAsia="Arial" w:cs="Arial"/>
+                <w:i w:val="false"/>
+                <w:b w:val="false"/>
+                <w:u w:val="none"/>
+                <w:strike w:val="false"/>
+                <w:sz w:val="18"/>
+                <w:szCs w:val="18"/>
+                <w:color w:val="000000"/>
+              </w:rPr>
+            </w:pPr>
+            <w:r>
+              <w:rPr>
+                <w:rFonts w:ascii="Arial" w:hAnsi="Arial" w:eastAsia="Arial" w:cs="Arial"/>
+                <w:i w:val="false"/>
+                <w:b w:val="false"/>
+                <w:u w:val="none"/>
+                <w:strike w:val="false"/>
+                <w:sz w:val="18"/>
+                <w:szCs w:val="18"/>
+                <w:color w:val="000000"/>
+              </w:rPr>
+              <w:t xml:space="preserve">Text spans bound to captured source</w:t>
+            </w:r>
+          </w:p>
+        </w:tc>
+        <w:tc>
+          <w:tcPr>
+            <w:tcBorders>
+              <w:bottom w:val="none" w:sz="0" w:space="0" w:color="000000"/>
+              <w:top w:val="none" w:sz="0" w:space="0" w:color="000000"/>
+              <w:left w:val="none" w:sz="0" w:space="0" w:color="000000"/>
+              <w:right w:val="none" w:sz="0" w:space="0" w:color="000000"/>
+            </w:tcBorders>
+            <w:shd w:val="clear" w:color="auto" w:fill="FFFFFF"/>
+            <w:tcMar>
+              <w:top w:w="0" w:type="dxa"/>
+              <w:bottom w:w="0" w:type="dxa"/>
+              <w:left w:w="0" w:type="dxa"/>
+              <w:right w:w="0" w:type="dxa"/>
+            </w:tcMar>
+            <w:vAlign w:val="top"/>
+          </w:tcPr>
+          <w:p>
+            <w:pPr>
+              <w:pStyle w:val="Normal"/>
+              <w:jc w:val="left"/>
+              <w:pBdr>
+                <w:bottom w:val="none" w:sz="0" w:space="0" w:color="000000"/>
+                <w:top w:val="none" w:sz="0" w:space="0" w:color="000000"/>
+                <w:left w:val="none" w:sz="0" w:space="0" w:color="000000"/>
+                <w:right w:val="none" w:sz="0" w:space="0" w:color="000000"/>
+              </w:pBdr>
+              <w:spacing w:after="60" w:before="60" w:line="240"/>
+              <w:ind w:left="60" w:right="60" w:firstLine="0" w:firstLineChars="0"/>
+              <w:rPr>
+                <w:rFonts w:ascii="Arial" w:hAnsi="Arial" w:eastAsia="Arial" w:cs="Arial"/>
+                <w:i w:val="false"/>
+                <w:b w:val="false"/>
+                <w:u w:val="none"/>
+                <w:strike w:val="false"/>
+                <w:sz w:val="18"/>
+                <w:szCs w:val="18"/>
+                <w:color w:val="000000"/>
+              </w:rPr>
+            </w:pPr>
+            <w:r>
+              <w:rPr>
+                <w:rFonts w:ascii="Arial" w:hAnsi="Arial" w:eastAsia="Arial" w:cs="Arial"/>
+                <w:i w:val="false"/>
+                <w:b w:val="false"/>
+                <w:u w:val="none"/>
+                <w:strike w:val="false"/>
+                <w:sz w:val="18"/>
+                <w:szCs w:val="18"/>
+                <w:color w:val="000000"/>
+              </w:rPr>
+              <w:t xml:space="preserve">Not available</w:t>
+            </w:r>
+          </w:p>
+        </w:tc>
+        <w:tc>
+          <w:tcPr>
+            <w:tcBorders>
+              <w:bottom w:val="none" w:sz="0" w:space="0" w:color="000000"/>
+              <w:top w:val="none" w:sz="0" w:space="0" w:color="000000"/>
+              <w:left w:val="none" w:sz="0" w:space="0" w:color="000000"/>
+              <w:right w:val="none" w:sz="0" w:space="0" w:color="000000"/>
+            </w:tcBorders>
+            <w:shd w:val="clear" w:color="auto" w:fill="FFFFFF"/>
+            <w:tcMar>
+              <w:top w:w="0" w:type="dxa"/>
+              <w:bottom w:w="0" w:type="dxa"/>
+              <w:left w:w="0" w:type="dxa"/>
+              <w:right w:w="0" w:type="dxa"/>
+            </w:tcMar>
+            <w:vAlign w:val="top"/>
+          </w:tcPr>
+          <w:p>
+            <w:pPr>
+              <w:pStyle w:val="Normal"/>
+              <w:jc w:val="left"/>
+              <w:pBdr>
+                <w:bottom w:val="none" w:sz="0" w:space="0" w:color="000000"/>
+                <w:top w:val="none" w:sz="0" w:space="0" w:color="000000"/>
+                <w:left w:val="none" w:sz="0" w:space="0" w:color="000000"/>
+                <w:right w:val="none" w:sz="0" w:space="0" w:color="000000"/>
+              </w:pBdr>
+              <w:spacing w:after="60" w:before="60" w:line="240"/>
+              <w:ind w:left="60" w:right="60" w:firstLine="0" w:firstLineChars="0"/>
+              <w:rPr>
+                <w:rFonts w:ascii="Arial" w:hAnsi="Arial" w:eastAsia="Arial" w:cs="Arial"/>
+                <w:i w:val="false"/>
+                <w:b w:val="false"/>
+                <w:u w:val="none"/>
+                <w:strike w:val="false"/>
+                <w:sz w:val="18"/>
+                <w:szCs w:val="18"/>
+                <w:color w:val="000000"/>
+              </w:rPr>
+            </w:pPr>
+            <w:r>
+              <w:rPr>
+                <w:rFonts w:ascii="Arial" w:hAnsi="Arial" w:eastAsia="Arial" w:cs="Arial"/>
+                <w:i w:val="false"/>
+                <w:b w:val="false"/>
+                <w:u w:val="none"/>
+                <w:strike w:val="false"/>
+                <w:sz w:val="18"/>
+                <w:szCs w:val="18"/>
+                <w:color w:val="000000"/>
+              </w:rPr>
+              <w:t xml:space="preserve">1407/1407 (100.0%)</w:t>
+            </w:r>
+          </w:p>
+        </w:tc>
+      </w:tr>
+      <w:tr>
+        <w:trPr>
+          <w:cantSplit/>
+          <w:trHeight w:val="480" w:hRule="auto"/>
+        </w:trPr>
+        <w:tc>
+          <w:tcPr>
+            <w:tcBorders>
+              <w:bottom w:val="none" w:sz="0" w:space="0" w:color="000000"/>
+              <w:top w:val="none" w:sz="0" w:space="0" w:color="000000"/>
+              <w:left w:val="none" w:sz="0" w:space="0" w:color="000000"/>
+              <w:right w:val="none" w:sz="0" w:space="0" w:color="000000"/>
+            </w:tcBorders>
+            <w:shd w:val="clear" w:color="auto" w:fill="FFFFFF"/>
+            <w:tcMar>
+              <w:top w:w="0" w:type="dxa"/>
+              <w:bottom w:w="0" w:type="dxa"/>
+              <w:left w:w="0" w:type="dxa"/>
+              <w:right w:w="0" w:type="dxa"/>
+            </w:tcMar>
+            <w:vAlign w:val="top"/>
+          </w:tcPr>
+          <w:p>
+            <w:pPr>
+              <w:pStyle w:val="Normal"/>
+              <w:jc w:val="left"/>
+              <w:pBdr>
+                <w:bottom w:val="none" w:sz="0" w:space="0" w:color="000000"/>
+                <w:top w:val="none" w:sz="0" w:space="0" w:color="000000"/>
+                <w:left w:val="none" w:sz="0" w:space="0" w:color="000000"/>
+                <w:right w:val="none" w:sz="0" w:space="0" w:color="000000"/>
+              </w:pBdr>
+              <w:spacing w:after="60" w:before="60" w:line="240"/>
+              <w:ind w:left="60" w:right="60" w:firstLine="0" w:firstLineChars="0"/>
+              <w:rPr>
+                <w:rFonts w:ascii="Arial" w:hAnsi="Arial" w:eastAsia="Arial" w:cs="Arial"/>
+                <w:i w:val="false"/>
                 <w:b w:val="false"/>
                 <w:u w:val="none"/>
                 <w:strike w:val="false"/>
@@ -2032,62 +2545,62 @@
                 <w:szCs w:val="18"/>
                 <w:color w:val="000000"/>
               </w:rPr>
+              <w:t xml:space="preserve">Not available</w:t>
+            </w:r>
+          </w:p>
+        </w:tc>
+        <w:tc>
+          <w:tcPr>
+            <w:tcBorders>
+              <w:bottom w:val="none" w:sz="0" w:space="0" w:color="000000"/>
+              <w:top w:val="none" w:sz="0" w:space="0" w:color="000000"/>
+              <w:left w:val="none" w:sz="0" w:space="0" w:color="000000"/>
+              <w:right w:val="none" w:sz="0" w:space="0" w:color="000000"/>
+            </w:tcBorders>
+            <w:shd w:val="clear" w:color="auto" w:fill="FFFFFF"/>
+            <w:tcMar>
+              <w:top w:w="0" w:type="dxa"/>
+              <w:bottom w:w="0" w:type="dxa"/>
+              <w:left w:w="0" w:type="dxa"/>
+              <w:right w:w="0" w:type="dxa"/>
+            </w:tcMar>
+            <w:vAlign w:val="top"/>
+          </w:tcPr>
+          <w:p>
+            <w:pPr>
+              <w:pStyle w:val="Normal"/>
+              <w:jc w:val="left"/>
+              <w:pBdr>
+                <w:bottom w:val="none" w:sz="0" w:space="0" w:color="000000"/>
+                <w:top w:val="none" w:sz="0" w:space="0" w:color="000000"/>
+                <w:left w:val="none" w:sz="0" w:space="0" w:color="000000"/>
+                <w:right w:val="none" w:sz="0" w:space="0" w:color="000000"/>
+              </w:pBdr>
+              <w:spacing w:after="60" w:before="60" w:line="240"/>
+              <w:ind w:left="60" w:right="60" w:firstLine="0" w:firstLineChars="0"/>
+              <w:rPr>
+                <w:rFonts w:ascii="Arial" w:hAnsi="Arial" w:eastAsia="Arial" w:cs="Arial"/>
+                <w:i w:val="false"/>
+                <w:b w:val="false"/>
+                <w:u w:val="none"/>
+                <w:strike w:val="false"/>
+                <w:sz w:val="18"/>
+                <w:szCs w:val="18"/>
+                <w:color w:val="000000"/>
+              </w:rPr>
+            </w:pPr>
+            <w:r>
+              <w:rPr>
+                <w:rFonts w:ascii="Arial" w:hAnsi="Arial" w:eastAsia="Arial" w:cs="Arial"/>
+                <w:i w:val="false"/>
+                <w:b w:val="false"/>
+                <w:u w:val="none"/>
+                <w:strike w:val="false"/>
+                <w:sz w:val="18"/>
+                <w:szCs w:val="18"/>
+                <w:color w:val="000000"/>
+              </w:rPr>
               <w:t xml:space="preserve">14/14 (100.0%)</w:t>
-            </w:r>
-          </w:p>
-        </w:tc>
-        <w:tc>
-          <w:tcPr>
-            <w:tcBorders>
-              <w:bottom w:val="none" w:sz="0" w:space="0" w:color="000000"/>
-              <w:top w:val="none" w:sz="0" w:space="0" w:color="000000"/>
-              <w:left w:val="none" w:sz="0" w:space="0" w:color="000000"/>
-              <w:right w:val="none" w:sz="0" w:space="0" w:color="000000"/>
-            </w:tcBorders>
-            <w:shd w:val="clear" w:color="auto" w:fill="FFFFFF"/>
-            <w:tcMar>
-              <w:top w:w="0" w:type="dxa"/>
-              <w:bottom w:w="0" w:type="dxa"/>
-              <w:left w:w="0" w:type="dxa"/>
-              <w:right w:w="0" w:type="dxa"/>
-            </w:tcMar>
-            <w:vAlign w:val="top"/>
-          </w:tcPr>
-          <w:p>
-            <w:pPr>
-              <w:pStyle w:val="Normal"/>
-              <w:jc w:val="left"/>
-              <w:pBdr>
-                <w:bottom w:val="none" w:sz="0" w:space="0" w:color="000000"/>
-                <w:top w:val="none" w:sz="0" w:space="0" w:color="000000"/>
-                <w:left w:val="none" w:sz="0" w:space="0" w:color="000000"/>
-                <w:right w:val="none" w:sz="0" w:space="0" w:color="000000"/>
-              </w:pBdr>
-              <w:spacing w:after="60" w:before="60" w:line="240"/>
-              <w:ind w:left="60" w:right="60" w:firstLine="0" w:firstLineChars="0"/>
-              <w:rPr>
-                <w:rFonts w:ascii="Arial" w:hAnsi="Arial" w:eastAsia="Arial" w:cs="Arial"/>
-                <w:i w:val="false"/>
-                <w:b w:val="false"/>
-                <w:u w:val="none"/>
-                <w:strike w:val="false"/>
-                <w:sz w:val="18"/>
-                <w:szCs w:val="18"/>
-                <w:color w:val="000000"/>
-              </w:rPr>
-            </w:pPr>
-            <w:r>
-              <w:rPr>
-                <w:rFonts w:ascii="Arial" w:hAnsi="Arial" w:eastAsia="Arial" w:cs="Arial"/>
-                <w:i w:val="false"/>
-                <w:b w:val="false"/>
-                <w:u w:val="none"/>
-                <w:strike w:val="false"/>
-                <w:sz w:val="18"/>
-                <w:szCs w:val="18"/>
-                <w:color w:val="000000"/>
-              </w:rPr>
-              <w:t xml:space="preserve">Not available</w:t>
             </w:r>
           </w:p>
         </w:tc>
@@ -2205,63 +2718,63 @@
                 <w:szCs w:val="18"/>
                 <w:color w:val="000000"/>
               </w:rPr>
+              <w:t xml:space="preserve">Not available</w:t>
+            </w:r>
+          </w:p>
+        </w:tc>
+        <w:tc>
+          <w:tcPr>
+            <w:tcBorders>
+              <w:bottom w:val="single" w:sz="8" w:space="0" w:color="000000"/>
+              <w:top w:val="none" w:sz="0" w:space="0" w:color="000000"/>
+              <w:left w:val="none" w:sz="0" w:space="0" w:color="000000"/>
+              <w:right w:val="none" w:sz="0" w:space="0" w:color="000000"/>
+            </w:tcBorders>
+            <w:shd w:val="clear" w:color="auto" w:fill="FFFFFF"/>
+            <w:tcMar>
+              <w:top w:w="0" w:type="dxa"/>
+              <w:bottom w:w="0" w:type="dxa"/>
+              <w:left w:w="0" w:type="dxa"/>
+              <w:right w:w="0" w:type="dxa"/>
+            </w:tcMar>
+            <w:vAlign w:val="top"/>
+          </w:tcPr>
+          <w:p>
+            <w:pPr>
+              <w:pStyle w:val="Normal"/>
+              <w:jc w:val="left"/>
+              <w:keepNext/>
+              <w:pBdr>
+                <w:bottom w:val="none" w:sz="0" w:space="0" w:color="000000"/>
+                <w:top w:val="none" w:sz="0" w:space="0" w:color="000000"/>
+                <w:left w:val="none" w:sz="0" w:space="0" w:color="000000"/>
+                <w:right w:val="none" w:sz="0" w:space="0" w:color="000000"/>
+              </w:pBdr>
+              <w:spacing w:after="60" w:before="60" w:line="240"/>
+              <w:ind w:left="60" w:right="60" w:firstLine="0" w:firstLineChars="0"/>
+              <w:rPr>
+                <w:rFonts w:ascii="Arial" w:hAnsi="Arial" w:eastAsia="Arial" w:cs="Arial"/>
+                <w:i w:val="false"/>
+                <w:b w:val="false"/>
+                <w:u w:val="none"/>
+                <w:strike w:val="false"/>
+                <w:sz w:val="18"/>
+                <w:szCs w:val="18"/>
+                <w:color w:val="000000"/>
+              </w:rPr>
+            </w:pPr>
+            <w:r>
+              <w:rPr>
+                <w:rFonts w:ascii="Arial" w:hAnsi="Arial" w:eastAsia="Arial" w:cs="Arial"/>
+                <w:i w:val="false"/>
+                <w:b w:val="false"/>
+                <w:u w:val="none"/>
+                <w:strike w:val="false"/>
+                <w:sz w:val="18"/>
+                <w:szCs w:val="18"/>
+                <w:color w:val="000000"/>
+              </w:rPr>
               <w:t xml:space="preserve">102/102 (100.0%)</w:t>
-            </w:r>
-          </w:p>
-        </w:tc>
-        <w:tc>
-          <w:tcPr>
-            <w:tcBorders>
-              <w:bottom w:val="single" w:sz="8" w:space="0" w:color="000000"/>
-              <w:top w:val="none" w:sz="0" w:space="0" w:color="000000"/>
-              <w:left w:val="none" w:sz="0" w:space="0" w:color="000000"/>
-              <w:right w:val="none" w:sz="0" w:space="0" w:color="000000"/>
-            </w:tcBorders>
-            <w:shd w:val="clear" w:color="auto" w:fill="FFFFFF"/>
-            <w:tcMar>
-              <w:top w:w="0" w:type="dxa"/>
-              <w:bottom w:w="0" w:type="dxa"/>
-              <w:left w:w="0" w:type="dxa"/>
-              <w:right w:w="0" w:type="dxa"/>
-            </w:tcMar>
-            <w:vAlign w:val="top"/>
-          </w:tcPr>
-          <w:p>
-            <w:pPr>
-              <w:pStyle w:val="Normal"/>
-              <w:jc w:val="left"/>
-              <w:keepNext/>
-              <w:pBdr>
-                <w:bottom w:val="none" w:sz="0" w:space="0" w:color="000000"/>
-                <w:top w:val="none" w:sz="0" w:space="0" w:color="000000"/>
-                <w:left w:val="none" w:sz="0" w:space="0" w:color="000000"/>
-                <w:right w:val="none" w:sz="0" w:space="0" w:color="000000"/>
-              </w:pBdr>
-              <w:spacing w:after="60" w:before="60" w:line="240"/>
-              <w:ind w:left="60" w:right="60" w:firstLine="0" w:firstLineChars="0"/>
-              <w:rPr>
-                <w:rFonts w:ascii="Arial" w:hAnsi="Arial" w:eastAsia="Arial" w:cs="Arial"/>
-                <w:i w:val="false"/>
-                <w:b w:val="false"/>
-                <w:u w:val="none"/>
-                <w:strike w:val="false"/>
-                <w:sz w:val="18"/>
-                <w:szCs w:val="18"/>
-                <w:color w:val="000000"/>
-              </w:rPr>
-            </w:pPr>
-            <w:r>
-              <w:rPr>
-                <w:rFonts w:ascii="Arial" w:hAnsi="Arial" w:eastAsia="Arial" w:cs="Arial"/>
-                <w:i w:val="false"/>
-                <w:b w:val="false"/>
-                <w:u w:val="none"/>
-                <w:strike w:val="false"/>
-                <w:sz w:val="18"/>
-                <w:szCs w:val="18"/>
-                <w:color w:val="000000"/>
-              </w:rPr>
-              <w:t xml:space="preserve">Not available</w:t>
             </w:r>
           </w:p>
         </w:tc>
@@ -2323,7 +2836,7 @@
                 <w:szCs w:val="18"/>
                 <w:color w:val="000000"/>
               </w:rPr>
-              <w:t xml:space="preserve">Values are n/N (%); in Unassisted departure-type cells, the range after the semicolon is the 95% CI in percent. * Guaranteed by design: the server computes domain judgements with the official algorithm and rejects incomplete answer paths; reported to confirm the implementation, not as an empirical finding. Domain consistency for ARBITER refers to proposals; recorded overrides are separate. Departure = violation + invalid path. One Unassisted domain has no evaluable label/answer set and is excluded (509 evaluable). Overall consistency is exact worst-domain agreement; permitted escalations are separate. Evidence coverage uses active signalling answers as the denominator and answers citing at least one evidence record as the numerator. Evidence binding counts distinct identities cited by current active answers. Text spans are server-extracted; visual regions are server-rendered and hash-bound, but transcriptions are model-written and not checked against images. Bundle verification is structural, not evidence of clinical correctness or completion. Unassisted evidence traces, proposed judgements and recorded overrides are not available. RoB 2, risk of bias tool for randomised trials. CI, confidence interval; 10,000 percentile bootstrap replicates, trials resampled within meta-analysis; seed 20261018.</w:t>
+              <w:t xml:space="preserve">Values are n/N (%); in Unassisted departure-type cells, the range after the semicolon is the 95% CI in percent. ARBITER: no departures by design — the server computes every rating with the official algorithm and rejects incomplete answer paths. These rows concern Sonnet proposals; recorded model overrides are reported in the supplement.  Full consistency, invalid-path sensitivity and recorded overrides: eTables 13–15. Departure = violation + invalid path. One Unassisted domain has no evaluable label/answer set and is excluded (509 evaluable). Overall consistency is exact worst-domain agreement; permitted escalations are separate. Evidence coverage uses active signalling answers as the denominator and answers citing at least one evidence record as the numerator. Evidence binding counts distinct identities cited by current active answers. Text spans are server-extracted; visual regions are server-rendered and hash-bound, but transcriptions are model-written and not checked against images. Bundle verification is structural, not evidence of clinical correctness or completion. Unassisted evidence traces, proposed judgements and recorded overrides are not available. RoB 2, risk of bias tool for randomised trials. CI, confidence interval; 10,000 percentile bootstrap replicates, trials resampled within meta-analysis; seed 20261018.</w:t>
             </w:r>
           </w:p>
         </w:tc>

--- a/analysis/output/manuscript/Table3.docx
+++ b/analysis/output/manuscript/Table3.docx
@@ -314,7 +314,7 @@
                 <w:szCs w:val="18"/>
                 <w:color w:val="000000"/>
               </w:rPr>
-              <w:t xml:space="preserve">Algorithm violation</w:t>
+              <w:t xml:space="preserve">Rating contradicts its own answers</w:t>
             </w:r>
           </w:p>
         </w:tc>
@@ -485,7 +485,7 @@
                 <w:szCs w:val="18"/>
                 <w:color w:val="000000"/>
               </w:rPr>
-              <w:t xml:space="preserve">Invalid answer path</w:t>
+              <w:t xml:space="preserve">Required question skipped</w:t>
             </w:r>
           </w:p>
         </w:tc>
@@ -656,7 +656,7 @@
                 <w:szCs w:val="18"/>
                 <w:color w:val="000000"/>
               </w:rPr>
-              <w:t xml:space="preserve">Any departure</w:t>
+              <w:t xml:space="preserve">Any rule break</w:t>
             </w:r>
           </w:p>
         </w:tc>
@@ -827,7 +827,7 @@
                 <w:szCs w:val="18"/>
                 <w:color w:val="000000"/>
               </w:rPr>
-              <w:t xml:space="preserve">D1 total departures</w:t>
+              <w:t xml:space="preserve">D1 rule breaks</w:t>
             </w:r>
           </w:p>
         </w:tc>
@@ -998,7 +998,7 @@
                 <w:szCs w:val="18"/>
                 <w:color w:val="000000"/>
               </w:rPr>
-              <w:t xml:space="preserve">D2 total departures</w:t>
+              <w:t xml:space="preserve">D2 rule breaks</w:t>
             </w:r>
           </w:p>
         </w:tc>
@@ -1169,7 +1169,7 @@
                 <w:szCs w:val="18"/>
                 <w:color w:val="000000"/>
               </w:rPr>
-              <w:t xml:space="preserve">D3 total departures</w:t>
+              <w:t xml:space="preserve">D3 rule breaks</w:t>
             </w:r>
           </w:p>
         </w:tc>
@@ -1340,7 +1340,7 @@
                 <w:szCs w:val="18"/>
                 <w:color w:val="000000"/>
               </w:rPr>
-              <w:t xml:space="preserve">D4 total departures</w:t>
+              <w:t xml:space="preserve">D4 rule breaks</w:t>
             </w:r>
           </w:p>
         </w:tc>
@@ -1511,7 +1511,7 @@
                 <w:szCs w:val="18"/>
                 <w:color w:val="000000"/>
               </w:rPr>
-              <w:t xml:space="preserve">D5 total departures</w:t>
+              <w:t xml:space="preserve">D5 rule breaks</w:t>
             </w:r>
           </w:p>
         </w:tc>
@@ -1744,7 +1744,7 @@
                 <w:szCs w:val="18"/>
                 <w:color w:val="000000"/>
               </w:rPr>
-              <w:t xml:space="preserve">Consistent with RoB 2</w:t>
+              <w:t xml:space="preserve">Overall rating follows the RoB 2 rules (incl. permitted escalation)</w:t>
             </w:r>
           </w:p>
         </w:tc>
@@ -1854,7 +1854,7 @@
                 <w:szCs w:val="18"/>
                 <w:color w:val="000000"/>
               </w:rPr>
-              <w:t xml:space="preserve">101/102 (99.0%)</w:t>
+              <w:t xml:space="preserve">102/102 (100.0%)</w:t>
             </w:r>
           </w:p>
         </w:tc>
@@ -1866,6 +1866,7 @@
         </w:trPr>
         <w:tc>
           <w:tcPr>
+            <w:gridSpan w:val="3"/>
             <w:tcBorders>
               <w:bottom w:val="none" w:sz="0" w:space="0" w:color="000000"/>
               <w:top w:val="none" w:sz="0" w:space="0" w:color="000000"/>
@@ -1896,136 +1897,26 @@
               <w:rPr>
                 <w:rFonts w:ascii="Arial" w:hAnsi="Arial" w:eastAsia="Arial" w:cs="Arial"/>
                 <w:i w:val="false"/>
-                <w:b w:val="false"/>
-                <w:u w:val="none"/>
-                <w:strike w:val="false"/>
-                <w:sz w:val="18"/>
-                <w:szCs w:val="18"/>
-                <w:color w:val="000000"/>
-              </w:rPr>
-            </w:pPr>
-            <w:r>
-              <w:rPr>
-                <w:rFonts w:ascii="Arial" w:hAnsi="Arial" w:eastAsia="Arial" w:cs="Arial"/>
-                <w:i w:val="false"/>
-                <w:b w:val="false"/>
-                <w:u w:val="none"/>
-                <w:strike w:val="false"/>
-                <w:sz w:val="18"/>
-                <w:szCs w:val="18"/>
-                <w:color w:val="000000"/>
-              </w:rPr>
-              <w:t xml:space="preserve">Permitted escalation</w:t>
-            </w:r>
-          </w:p>
-        </w:tc>
-        <w:tc>
-          <w:tcPr>
-            <w:tcBorders>
-              <w:bottom w:val="none" w:sz="0" w:space="0" w:color="000000"/>
-              <w:top w:val="none" w:sz="0" w:space="0" w:color="000000"/>
-              <w:left w:val="none" w:sz="0" w:space="0" w:color="000000"/>
-              <w:right w:val="none" w:sz="0" w:space="0" w:color="000000"/>
-            </w:tcBorders>
-            <w:shd w:val="clear" w:color="auto" w:fill="FFFFFF"/>
-            <w:tcMar>
-              <w:top w:w="0" w:type="dxa"/>
-              <w:bottom w:w="0" w:type="dxa"/>
-              <w:left w:w="0" w:type="dxa"/>
-              <w:right w:w="0" w:type="dxa"/>
-            </w:tcMar>
-            <w:vAlign w:val="top"/>
-          </w:tcPr>
-          <w:p>
-            <w:pPr>
-              <w:pStyle w:val="Normal"/>
-              <w:jc w:val="left"/>
-              <w:pBdr>
-                <w:bottom w:val="none" w:sz="0" w:space="0" w:color="000000"/>
-                <w:top w:val="none" w:sz="0" w:space="0" w:color="000000"/>
-                <w:left w:val="none" w:sz="0" w:space="0" w:color="000000"/>
-                <w:right w:val="none" w:sz="0" w:space="0" w:color="000000"/>
-              </w:pBdr>
-              <w:spacing w:after="60" w:before="60" w:line="240"/>
-              <w:ind w:left="60" w:right="60" w:firstLine="0" w:firstLineChars="0"/>
-              <w:rPr>
-                <w:rFonts w:ascii="Arial" w:hAnsi="Arial" w:eastAsia="Arial" w:cs="Arial"/>
-                <w:i w:val="false"/>
-                <w:b w:val="false"/>
-                <w:u w:val="none"/>
-                <w:strike w:val="false"/>
-                <w:sz w:val="18"/>
-                <w:szCs w:val="18"/>
-                <w:color w:val="000000"/>
-              </w:rPr>
-            </w:pPr>
-            <w:r>
-              <w:rPr>
-                <w:rFonts w:ascii="Arial" w:hAnsi="Arial" w:eastAsia="Arial" w:cs="Arial"/>
-                <w:i w:val="false"/>
-                <w:b w:val="false"/>
-                <w:u w:val="none"/>
-                <w:strike w:val="false"/>
-                <w:sz w:val="18"/>
-                <w:szCs w:val="18"/>
-                <w:color w:val="000000"/>
-              </w:rPr>
-              <w:t xml:space="preserve">0/102 (0.0%)</w:t>
-            </w:r>
-          </w:p>
-        </w:tc>
-        <w:tc>
-          <w:tcPr>
-            <w:tcBorders>
-              <w:bottom w:val="none" w:sz="0" w:space="0" w:color="000000"/>
-              <w:top w:val="none" w:sz="0" w:space="0" w:color="000000"/>
-              <w:left w:val="none" w:sz="0" w:space="0" w:color="000000"/>
-              <w:right w:val="none" w:sz="0" w:space="0" w:color="000000"/>
-            </w:tcBorders>
-            <w:shd w:val="clear" w:color="auto" w:fill="FFFFFF"/>
-            <w:tcMar>
-              <w:top w:w="0" w:type="dxa"/>
-              <w:bottom w:w="0" w:type="dxa"/>
-              <w:left w:w="0" w:type="dxa"/>
-              <w:right w:w="0" w:type="dxa"/>
-            </w:tcMar>
-            <w:vAlign w:val="top"/>
-          </w:tcPr>
-          <w:p>
-            <w:pPr>
-              <w:pStyle w:val="Normal"/>
-              <w:jc w:val="left"/>
-              <w:pBdr>
-                <w:bottom w:val="none" w:sz="0" w:space="0" w:color="000000"/>
-                <w:top w:val="none" w:sz="0" w:space="0" w:color="000000"/>
-                <w:left w:val="none" w:sz="0" w:space="0" w:color="000000"/>
-                <w:right w:val="none" w:sz="0" w:space="0" w:color="000000"/>
-              </w:pBdr>
-              <w:spacing w:after="60" w:before="60" w:line="240"/>
-              <w:ind w:left="60" w:right="60" w:firstLine="0" w:firstLineChars="0"/>
-              <w:rPr>
-                <w:rFonts w:ascii="Arial" w:hAnsi="Arial" w:eastAsia="Arial" w:cs="Arial"/>
-                <w:i w:val="false"/>
-                <w:b w:val="false"/>
-                <w:u w:val="none"/>
-                <w:strike w:val="false"/>
-                <w:sz w:val="18"/>
-                <w:szCs w:val="18"/>
-                <w:color w:val="000000"/>
-              </w:rPr>
-            </w:pPr>
-            <w:r>
-              <w:rPr>
-                <w:rFonts w:ascii="Arial" w:hAnsi="Arial" w:eastAsia="Arial" w:cs="Arial"/>
-                <w:i w:val="false"/>
-                <w:b w:val="false"/>
-                <w:u w:val="none"/>
-                <w:strike w:val="false"/>
-                <w:sz w:val="18"/>
-                <w:szCs w:val="18"/>
-                <w:color w:val="000000"/>
-              </w:rPr>
-              <w:t xml:space="preserve">1/102 (1.0%)</w:t>
+                <w:b w:val="true"/>
+                <w:u w:val="none"/>
+                <w:strike w:val="false"/>
+                <w:sz w:val="18"/>
+                <w:szCs w:val="18"/>
+                <w:color w:val="000000"/>
+              </w:rPr>
+            </w:pPr>
+            <w:r>
+              <w:rPr>
+                <w:rFonts w:ascii="Arial" w:hAnsi="Arial" w:eastAsia="Arial" w:cs="Arial"/>
+                <w:i w:val="false"/>
+                <w:b w:val="true"/>
+                <w:u w:val="none"/>
+                <w:strike w:val="false"/>
+                <w:sz w:val="18"/>
+                <w:szCs w:val="18"/>
+                <w:color w:val="000000"/>
+              </w:rPr>
+              <w:t xml:space="preserve">Evidence and audit</w:t>
             </w:r>
           </w:p>
         </w:tc>
@@ -2037,7 +1928,6 @@
         </w:trPr>
         <w:tc>
           <w:tcPr>
-            <w:gridSpan w:val="3"/>
             <w:tcBorders>
               <w:bottom w:val="none" w:sz="0" w:space="0" w:color="000000"/>
               <w:top w:val="none" w:sz="0" w:space="0" w:color="000000"/>
@@ -2068,26 +1958,136 @@
               <w:rPr>
                 <w:rFonts w:ascii="Arial" w:hAnsi="Arial" w:eastAsia="Arial" w:cs="Arial"/>
                 <w:i w:val="false"/>
-                <w:b w:val="true"/>
-                <w:u w:val="none"/>
-                <w:strike w:val="false"/>
-                <w:sz w:val="18"/>
-                <w:szCs w:val="18"/>
-                <w:color w:val="000000"/>
-              </w:rPr>
-            </w:pPr>
-            <w:r>
-              <w:rPr>
-                <w:rFonts w:ascii="Arial" w:hAnsi="Arial" w:eastAsia="Arial" w:cs="Arial"/>
-                <w:i w:val="false"/>
-                <w:b w:val="true"/>
-                <w:u w:val="none"/>
-                <w:strike w:val="false"/>
-                <w:sz w:val="18"/>
-                <w:szCs w:val="18"/>
-                <w:color w:val="000000"/>
-              </w:rPr>
-              <w:t xml:space="preserve">Evidence and audit</w:t>
+                <w:b w:val="false"/>
+                <w:u w:val="none"/>
+                <w:strike w:val="false"/>
+                <w:sz w:val="18"/>
+                <w:szCs w:val="18"/>
+                <w:color w:val="000000"/>
+              </w:rPr>
+            </w:pPr>
+            <w:r>
+              <w:rPr>
+                <w:rFonts w:ascii="Arial" w:hAnsi="Arial" w:eastAsia="Arial" w:cs="Arial"/>
+                <w:i w:val="false"/>
+                <w:b w:val="false"/>
+                <w:u w:val="none"/>
+                <w:strike w:val="false"/>
+                <w:sz w:val="18"/>
+                <w:szCs w:val="18"/>
+                <w:color w:val="000000"/>
+              </w:rPr>
+              <w:t xml:space="preserve">Answers citing ≥1 supporting passage or image</w:t>
+            </w:r>
+          </w:p>
+        </w:tc>
+        <w:tc>
+          <w:tcPr>
+            <w:tcBorders>
+              <w:bottom w:val="none" w:sz="0" w:space="0" w:color="000000"/>
+              <w:top w:val="none" w:sz="0" w:space="0" w:color="000000"/>
+              <w:left w:val="none" w:sz="0" w:space="0" w:color="000000"/>
+              <w:right w:val="none" w:sz="0" w:space="0" w:color="000000"/>
+            </w:tcBorders>
+            <w:shd w:val="clear" w:color="auto" w:fill="FFFFFF"/>
+            <w:tcMar>
+              <w:top w:w="0" w:type="dxa"/>
+              <w:bottom w:w="0" w:type="dxa"/>
+              <w:left w:w="0" w:type="dxa"/>
+              <w:right w:w="0" w:type="dxa"/>
+            </w:tcMar>
+            <w:vAlign w:val="top"/>
+          </w:tcPr>
+          <w:p>
+            <w:pPr>
+              <w:pStyle w:val="Normal"/>
+              <w:jc w:val="left"/>
+              <w:pBdr>
+                <w:bottom w:val="none" w:sz="0" w:space="0" w:color="000000"/>
+                <w:top w:val="none" w:sz="0" w:space="0" w:color="000000"/>
+                <w:left w:val="none" w:sz="0" w:space="0" w:color="000000"/>
+                <w:right w:val="none" w:sz="0" w:space="0" w:color="000000"/>
+              </w:pBdr>
+              <w:spacing w:after="60" w:before="60" w:line="240"/>
+              <w:ind w:left="60" w:right="60" w:firstLine="0" w:firstLineChars="0"/>
+              <w:rPr>
+                <w:rFonts w:ascii="Arial" w:hAnsi="Arial" w:eastAsia="Arial" w:cs="Arial"/>
+                <w:i w:val="false"/>
+                <w:b w:val="false"/>
+                <w:u w:val="none"/>
+                <w:strike w:val="false"/>
+                <w:sz w:val="18"/>
+                <w:szCs w:val="18"/>
+                <w:color w:val="000000"/>
+              </w:rPr>
+            </w:pPr>
+            <w:r>
+              <w:rPr>
+                <w:rFonts w:ascii="Arial" w:hAnsi="Arial" w:eastAsia="Arial" w:cs="Arial"/>
+                <w:i w:val="false"/>
+                <w:b w:val="false"/>
+                <w:u w:val="none"/>
+                <w:strike w:val="false"/>
+                <w:sz w:val="18"/>
+                <w:szCs w:val="18"/>
+                <w:color w:val="000000"/>
+              </w:rPr>
+              <w:t xml:space="preserve">Not available</w:t>
+            </w:r>
+          </w:p>
+        </w:tc>
+        <w:tc>
+          <w:tcPr>
+            <w:tcBorders>
+              <w:bottom w:val="none" w:sz="0" w:space="0" w:color="000000"/>
+              <w:top w:val="none" w:sz="0" w:space="0" w:color="000000"/>
+              <w:left w:val="none" w:sz="0" w:space="0" w:color="000000"/>
+              <w:right w:val="none" w:sz="0" w:space="0" w:color="000000"/>
+            </w:tcBorders>
+            <w:shd w:val="clear" w:color="auto" w:fill="FFFFFF"/>
+            <w:tcMar>
+              <w:top w:w="0" w:type="dxa"/>
+              <w:bottom w:w="0" w:type="dxa"/>
+              <w:left w:w="0" w:type="dxa"/>
+              <w:right w:w="0" w:type="dxa"/>
+            </w:tcMar>
+            <w:vAlign w:val="top"/>
+          </w:tcPr>
+          <w:p>
+            <w:pPr>
+              <w:pStyle w:val="Normal"/>
+              <w:jc w:val="left"/>
+              <w:pBdr>
+                <w:bottom w:val="none" w:sz="0" w:space="0" w:color="000000"/>
+                <w:top w:val="none" w:sz="0" w:space="0" w:color="000000"/>
+                <w:left w:val="none" w:sz="0" w:space="0" w:color="000000"/>
+                <w:right w:val="none" w:sz="0" w:space="0" w:color="000000"/>
+              </w:pBdr>
+              <w:spacing w:after="60" w:before="60" w:line="240"/>
+              <w:ind w:left="60" w:right="60" w:firstLine="0" w:firstLineChars="0"/>
+              <w:rPr>
+                <w:rFonts w:ascii="Arial" w:hAnsi="Arial" w:eastAsia="Arial" w:cs="Arial"/>
+                <w:i w:val="false"/>
+                <w:b w:val="false"/>
+                <w:u w:val="none"/>
+                <w:strike w:val="false"/>
+                <w:sz w:val="18"/>
+                <w:szCs w:val="18"/>
+                <w:color w:val="000000"/>
+              </w:rPr>
+            </w:pPr>
+            <w:r>
+              <w:rPr>
+                <w:rFonts w:ascii="Arial" w:hAnsi="Arial" w:eastAsia="Arial" w:cs="Arial"/>
+                <w:i w:val="false"/>
+                <w:b w:val="false"/>
+                <w:u w:val="none"/>
+                <w:strike w:val="false"/>
+                <w:sz w:val="18"/>
+                <w:szCs w:val="18"/>
+                <w:color w:val="000000"/>
+              </w:rPr>
+              <w:t xml:space="preserve">1538/1538 (100.0%)</w:t>
             </w:r>
           </w:p>
         </w:tc>
@@ -2148,7 +2148,7 @@
                 <w:szCs w:val="18"/>
                 <w:color w:val="000000"/>
               </w:rPr>
-              <w:t xml:space="preserve">Answers citing ≥1 evidence record</w:t>
+              <w:t xml:space="preserve">Quoted text linked to its source</w:t>
             </w:r>
           </w:p>
         </w:tc>
@@ -2258,7 +2258,7 @@
                 <w:szCs w:val="18"/>
                 <w:color w:val="000000"/>
               </w:rPr>
-              <w:t xml:space="preserve">1538/1538 (100.0%)</w:t>
+              <w:t xml:space="preserve">1407/1407 (100.0%)</w:t>
             </w:r>
           </w:p>
         </w:tc>
@@ -2319,178 +2319,7 @@
                 <w:szCs w:val="18"/>
                 <w:color w:val="000000"/>
               </w:rPr>
-              <w:t xml:space="preserve">Text spans bound to captured source</w:t>
-            </w:r>
-          </w:p>
-        </w:tc>
-        <w:tc>
-          <w:tcPr>
-            <w:tcBorders>
-              <w:bottom w:val="none" w:sz="0" w:space="0" w:color="000000"/>
-              <w:top w:val="none" w:sz="0" w:space="0" w:color="000000"/>
-              <w:left w:val="none" w:sz="0" w:space="0" w:color="000000"/>
-              <w:right w:val="none" w:sz="0" w:space="0" w:color="000000"/>
-            </w:tcBorders>
-            <w:shd w:val="clear" w:color="auto" w:fill="FFFFFF"/>
-            <w:tcMar>
-              <w:top w:w="0" w:type="dxa"/>
-              <w:bottom w:w="0" w:type="dxa"/>
-              <w:left w:w="0" w:type="dxa"/>
-              <w:right w:w="0" w:type="dxa"/>
-            </w:tcMar>
-            <w:vAlign w:val="top"/>
-          </w:tcPr>
-          <w:p>
-            <w:pPr>
-              <w:pStyle w:val="Normal"/>
-              <w:jc w:val="left"/>
-              <w:pBdr>
-                <w:bottom w:val="none" w:sz="0" w:space="0" w:color="000000"/>
-                <w:top w:val="none" w:sz="0" w:space="0" w:color="000000"/>
-                <w:left w:val="none" w:sz="0" w:space="0" w:color="000000"/>
-                <w:right w:val="none" w:sz="0" w:space="0" w:color="000000"/>
-              </w:pBdr>
-              <w:spacing w:after="60" w:before="60" w:line="240"/>
-              <w:ind w:left="60" w:right="60" w:firstLine="0" w:firstLineChars="0"/>
-              <w:rPr>
-                <w:rFonts w:ascii="Arial" w:hAnsi="Arial" w:eastAsia="Arial" w:cs="Arial"/>
-                <w:i w:val="false"/>
-                <w:b w:val="false"/>
-                <w:u w:val="none"/>
-                <w:strike w:val="false"/>
-                <w:sz w:val="18"/>
-                <w:szCs w:val="18"/>
-                <w:color w:val="000000"/>
-              </w:rPr>
-            </w:pPr>
-            <w:r>
-              <w:rPr>
-                <w:rFonts w:ascii="Arial" w:hAnsi="Arial" w:eastAsia="Arial" w:cs="Arial"/>
-                <w:i w:val="false"/>
-                <w:b w:val="false"/>
-                <w:u w:val="none"/>
-                <w:strike w:val="false"/>
-                <w:sz w:val="18"/>
-                <w:szCs w:val="18"/>
-                <w:color w:val="000000"/>
-              </w:rPr>
-              <w:t xml:space="preserve">Not available</w:t>
-            </w:r>
-          </w:p>
-        </w:tc>
-        <w:tc>
-          <w:tcPr>
-            <w:tcBorders>
-              <w:bottom w:val="none" w:sz="0" w:space="0" w:color="000000"/>
-              <w:top w:val="none" w:sz="0" w:space="0" w:color="000000"/>
-              <w:left w:val="none" w:sz="0" w:space="0" w:color="000000"/>
-              <w:right w:val="none" w:sz="0" w:space="0" w:color="000000"/>
-            </w:tcBorders>
-            <w:shd w:val="clear" w:color="auto" w:fill="FFFFFF"/>
-            <w:tcMar>
-              <w:top w:w="0" w:type="dxa"/>
-              <w:bottom w:w="0" w:type="dxa"/>
-              <w:left w:w="0" w:type="dxa"/>
-              <w:right w:w="0" w:type="dxa"/>
-            </w:tcMar>
-            <w:vAlign w:val="top"/>
-          </w:tcPr>
-          <w:p>
-            <w:pPr>
-              <w:pStyle w:val="Normal"/>
-              <w:jc w:val="left"/>
-              <w:pBdr>
-                <w:bottom w:val="none" w:sz="0" w:space="0" w:color="000000"/>
-                <w:top w:val="none" w:sz="0" w:space="0" w:color="000000"/>
-                <w:left w:val="none" w:sz="0" w:space="0" w:color="000000"/>
-                <w:right w:val="none" w:sz="0" w:space="0" w:color="000000"/>
-              </w:pBdr>
-              <w:spacing w:after="60" w:before="60" w:line="240"/>
-              <w:ind w:left="60" w:right="60" w:firstLine="0" w:firstLineChars="0"/>
-              <w:rPr>
-                <w:rFonts w:ascii="Arial" w:hAnsi="Arial" w:eastAsia="Arial" w:cs="Arial"/>
-                <w:i w:val="false"/>
-                <w:b w:val="false"/>
-                <w:u w:val="none"/>
-                <w:strike w:val="false"/>
-                <w:sz w:val="18"/>
-                <w:szCs w:val="18"/>
-                <w:color w:val="000000"/>
-              </w:rPr>
-            </w:pPr>
-            <w:r>
-              <w:rPr>
-                <w:rFonts w:ascii="Arial" w:hAnsi="Arial" w:eastAsia="Arial" w:cs="Arial"/>
-                <w:i w:val="false"/>
-                <w:b w:val="false"/>
-                <w:u w:val="none"/>
-                <w:strike w:val="false"/>
-                <w:sz w:val="18"/>
-                <w:szCs w:val="18"/>
-                <w:color w:val="000000"/>
-              </w:rPr>
-              <w:t xml:space="preserve">1407/1407 (100.0%)</w:t>
-            </w:r>
-          </w:p>
-        </w:tc>
-      </w:tr>
-      <w:tr>
-        <w:trPr>
-          <w:cantSplit/>
-          <w:trHeight w:val="480" w:hRule="auto"/>
-        </w:trPr>
-        <w:tc>
-          <w:tcPr>
-            <w:tcBorders>
-              <w:bottom w:val="none" w:sz="0" w:space="0" w:color="000000"/>
-              <w:top w:val="none" w:sz="0" w:space="0" w:color="000000"/>
-              <w:left w:val="none" w:sz="0" w:space="0" w:color="000000"/>
-              <w:right w:val="none" w:sz="0" w:space="0" w:color="000000"/>
-            </w:tcBorders>
-            <w:shd w:val="clear" w:color="auto" w:fill="FFFFFF"/>
-            <w:tcMar>
-              <w:top w:w="0" w:type="dxa"/>
-              <w:bottom w:w="0" w:type="dxa"/>
-              <w:left w:w="0" w:type="dxa"/>
-              <w:right w:w="0" w:type="dxa"/>
-            </w:tcMar>
-            <w:vAlign w:val="top"/>
-          </w:tcPr>
-          <w:p>
-            <w:pPr>
-              <w:pStyle w:val="Normal"/>
-              <w:jc w:val="left"/>
-              <w:pBdr>
-                <w:bottom w:val="none" w:sz="0" w:space="0" w:color="000000"/>
-                <w:top w:val="none" w:sz="0" w:space="0" w:color="000000"/>
-                <w:left w:val="none" w:sz="0" w:space="0" w:color="000000"/>
-                <w:right w:val="none" w:sz="0" w:space="0" w:color="000000"/>
-              </w:pBdr>
-              <w:spacing w:after="60" w:before="60" w:line="240"/>
-              <w:ind w:left="60" w:right="60" w:firstLine="0" w:firstLineChars="0"/>
-              <w:rPr>
-                <w:rFonts w:ascii="Arial" w:hAnsi="Arial" w:eastAsia="Arial" w:cs="Arial"/>
-                <w:i w:val="false"/>
-                <w:b w:val="false"/>
-                <w:u w:val="none"/>
-                <w:strike w:val="false"/>
-                <w:sz w:val="18"/>
-                <w:szCs w:val="18"/>
-                <w:color w:val="000000"/>
-              </w:rPr>
-            </w:pPr>
-            <w:r>
-              <w:rPr>
-                <w:rFonts w:ascii="Arial" w:hAnsi="Arial" w:eastAsia="Arial" w:cs="Arial"/>
-                <w:i w:val="false"/>
-                <w:b w:val="false"/>
-                <w:u w:val="none"/>
-                <w:strike w:val="false"/>
-                <w:sz w:val="18"/>
-                <w:szCs w:val="18"/>
-                <w:color w:val="000000"/>
-              </w:rPr>
-              <w:t xml:space="preserve">Visual regions bound to rendered page</w:t>
+              <w:t xml:space="preserve">Image regions linked to their page</w:t>
             </w:r>
           </w:p>
         </w:tc>
@@ -2662,7 +2491,7 @@
                 <w:szCs w:val="18"/>
                 <w:color w:val="000000"/>
               </w:rPr>
-              <w:t xml:space="preserve">Bundle passes independent verification</w:t>
+              <w:t xml:space="preserve">Audit file passes the independent verifier</w:t>
             </w:r>
           </w:p>
         </w:tc>
@@ -2836,7 +2665,7 @@
                 <w:szCs w:val="18"/>
                 <w:color w:val="000000"/>
               </w:rPr>
-              <w:t xml:space="preserve">Values are n/N (%); in Unassisted departure-type cells, the range after the semicolon is the 95% CI in percent. ARBITER: no departures by design — the server computes every rating with the official algorithm and rejects incomplete answer paths. These rows concern Sonnet proposals; recorded model overrides are reported in the supplement.  Full consistency, invalid-path sensitivity and recorded overrides: eTables 13–15. Departure = violation + invalid path. One Unassisted domain has no evaluable label/answer set and is excluded (509 evaluable). Overall consistency is exact worst-domain agreement; permitted escalations are separate. Evidence coverage uses active signalling answers as the denominator and answers citing at least one evidence record as the numerator. Evidence binding counts distinct identities cited by current active answers. Text spans are server-extracted; visual regions are server-rendered and hash-bound, but transcriptions are model-written and not checked against images. Bundle verification is structural, not evidence of clinical correctness or completion. Unassisted evidence traces, proposed judgements and recorded overrides are not available. RoB 2, risk of bias tool for randomised trials. CI, confidence interval; 10,000 percentile bootstrap replicates, trials resampled within meta-analysis; seed 20261018.</w:t>
+              <w:t xml:space="preserve">Values are n/N (x.x%; 95% CI a–b) where an interval is shown. A rule break means a rating contradicts its own answers or a required question was skipped. ARBITER computes proposed ratings from the official rules and requires complete answers. Recorded model overrides are in the supplement. One ARBITER Overall rating used the permitted escalation; both arms followed the Overall rules in every trial. Full checks, skipped-question sensitivity and overrides: eTables 13–15. One Unassisted domain lacks a rating and answers and is excluded (509 evaluable). Evidence coverage counts required answers citing a passage or image. Text and image checks count distinct cited records. ARBITER extracts quoted text and renders cited images. The model writes image descriptions; these are not checked against the images. The independent verifier checks the audit file structure, not clinical correctness or completion. Unassisted evidence records are unavailable. CI, confidence interval; 10,000 percentile bootstrap replicates, trials resampled within meta-analysis; seed 20261018.</w:t>
             </w:r>
           </w:p>
         </w:tc>

--- a/analysis/output/manuscript/Table3.docx
+++ b/analysis/output/manuscript/Table3.docx
@@ -253,7 +253,7 @@
                 <w:szCs w:val="18"/>
                 <w:color w:val="000000"/>
               </w:rPr>
-              <w:t xml:space="preserve">Domain judgements (D1⁠–⁠D5)</w:t>
+              <w:t xml:space="preserve">Domain ratings (D1⁠–⁠D5)</w:t>
             </w:r>
           </w:p>
         </w:tc>
@@ -1683,7 +1683,7 @@
                 <w:szCs w:val="18"/>
                 <w:color w:val="000000"/>
               </w:rPr>
-              <w:t xml:space="preserve">Overall judgement</w:t>
+              <w:t xml:space="preserve">Overall rating</w:t>
             </w:r>
           </w:p>
         </w:tc>

--- a/analysis/output/manuscript/Table3.docx
+++ b/analysis/output/manuscript/Table3.docx
@@ -2665,7 +2665,7 @@
                 <w:szCs w:val="18"/>
                 <w:color w:val="000000"/>
               </w:rPr>
-              <w:t xml:space="preserve">Values are n/N (x.x%; 95% CI a–b) where an interval is shown. A rule break means a rating contradicts its own answers or a required question was skipped. ARBITER computes proposed ratings from the official rules and requires complete answers. Recorded model overrides are in the supplement. One ARBITER Overall rating used the permitted escalation; both arms followed the Overall rules in every trial. Full checks, skipped-question sensitivity and overrides: eTables 13–15. One Unassisted domain lacks a rating and answers and is excluded (509 evaluable). Evidence coverage counts required answers citing a passage or image. Text and image checks count distinct cited records. ARBITER extracts quoted text and renders cited images. The model writes image descriptions; these are not checked against the images. The independent verifier checks the audit file structure, not clinical correctness or completion. Unassisted evidence records are unavailable. CI, confidence interval; 10,000 percentile bootstrap replicates, trials resampled within meta-analysis; seed 20261018.</w:t>
+              <w:t xml:space="preserve">Values are n/N (x.x%; 95% CI a–b) where an interval is shown. A rule break means a rating contradicts its own answers or a required question was skipped. ARBITER computes proposed ratings from the official rules and requires complete answers; recorded overrides: 0/510. One ARBITER Overall rating used the permitted escalation; both arms followed the Overall rules in every trial. Full checks and skipped-question sensitivity: eTables 23 and 24. One Unassisted domain lacks a rating and answers and is excluded (509 evaluable). Evidence coverage counts required answers citing a passage or image. Text and image checks count distinct cited records. ARBITER extracts quoted text and renders cited images. The model writes image descriptions; these are not checked against the images. The independent verifier checks the audit file structure, not clinical correctness or completion. Unassisted evidence records are unavailable. CI, confidence interval; 10,000 percentile bootstrap replicates, trials resampled within meta-analysis; seed 20261018.</w:t>
             </w:r>
           </w:p>
         </w:tc>

--- a/analysis/output/manuscript/Table3.docx
+++ b/analysis/output/manuscript/Table3.docx
@@ -2665,7 +2665,7 @@
                 <w:szCs w:val="18"/>
                 <w:color w:val="000000"/>
               </w:rPr>
-              <w:t xml:space="preserve">Values are n/N (x.x%; 95% CI a–b) where an interval is shown. A rule break means a rating contradicts its own answers or a required question was skipped. ARBITER computes proposed ratings from the official rules and requires complete answers; recorded overrides: 0/510. One ARBITER Overall rating used the permitted escalation; both arms followed the Overall rules in every trial. Full checks and skipped-question sensitivity: eTables 23 and 24. One Unassisted domain lacks a rating and answers and is excluded (509 evaluable). Evidence coverage counts required answers citing a passage or image. Text and image checks count distinct cited records. ARBITER extracts quoted text and renders cited images. The model writes image descriptions; these are not checked against the images. The independent verifier checks the audit file structure, not clinical correctness or completion. Unassisted evidence records are unavailable. CI, confidence interval; 10,000 percentile bootstrap replicates, trials resampled within meta-analysis; seed 20261018.</w:t>
+              <w:t xml:space="preserve">Values are n/N (x.x%; 95% CI a–b) where an interval is shown. A rule break means a rating contradicts its own answers or a required question was skipped. ARBITER computes proposed ratings from the official rules and requires complete answers; recorded overrides: 0/510. One ARBITER Overall rating used the permitted escalation; both arms followed the Overall rules in every trial. Full checks and skipped-question sensitivity: eTables 24 and 25. One Unassisted domain lacks a rating and answers and is excluded (509 evaluable). Evidence coverage counts required answers citing a passage or image. Text and image checks count distinct cited records. ARBITER extracts quoted text and renders cited images. The model writes image descriptions; these are not checked against the images. The independent verifier checks the audit file structure, not clinical correctness or completion. Unassisted evidence records are unavailable. CI, confidence interval; 10,000 percentile bootstrap replicates, trials resampled within meta-analysis; seed 20261018.</w:t>
             </w:r>
           </w:p>
         </w:tc>

--- a/analysis/output/manuscript/Table3.docx
+++ b/analysis/output/manuscript/Table3.docx
@@ -2665,7 +2665,7 @@
                 <w:szCs w:val="18"/>
                 <w:color w:val="000000"/>
               </w:rPr>
-              <w:t xml:space="preserve">Values are n/N (x.x%; 95% CI a–b) where an interval is shown. A rule break means a rating contradicts its own answers or a required question was skipped. ARBITER computes proposed ratings from the official rules and requires complete answers; recorded overrides: 0/510. One ARBITER Overall rating used the permitted escalation; both arms followed the Overall rules in every trial. Full checks and skipped-question sensitivity: eTables 24 and 25. One Unassisted domain lacks a rating and answers and is excluded (509 evaluable). Evidence coverage counts required answers citing a passage or image. Text and image checks count distinct cited records. ARBITER extracts quoted text and renders cited images. The model writes image descriptions; these are not checked against the images. The independent verifier checks the audit file structure, not clinical correctness or completion. Unassisted evidence records are unavailable. CI, confidence interval; 10,000 percentile bootstrap replicates, trials resampled within meta-analysis; seed 20261018.</w:t>
+              <w:t xml:space="preserve">Values are n/N (x.x%; 95% CI a–b) where an interval is shown. A rule break means a rating contradicts its own answers or a required question was skipped. ARBITER computes proposed ratings from the official rules and requires complete answers; recorded overrides: 0/510. One ARBITER Overall rating used the permitted escalation; both arms followed the Overall rules in every trial. Full checks and skipped-question sensitivity: eTables 21 and 22. One Unassisted domain lacks a rating and answers and is excluded (509 evaluable). Evidence coverage counts required answers citing a passage or image. Text and image checks count distinct cited records. ARBITER extracts quoted text and renders cited images. The model writes image descriptions; these are not checked against the images. The independent verifier checks the audit file structure, not clinical correctness or completion. Unassisted evidence records are unavailable. CI, confidence interval; 10,000 percentile bootstrap replicates, trials resampled within meta-analysis; seed 20261018.</w:t>
             </w:r>
           </w:p>
         </w:tc>

--- a/analysis/output/manuscript/Table3.docx
+++ b/analysis/output/manuscript/Table3.docx
@@ -7,7 +7,7 @@
         <w:pStyle w:val="Titre1"/>
       </w:pPr>
       <w:r>
-        <w:t xml:space="preserve">Table 3. Without ARBITER, 1 in 8 domain ratings broke the RoB 2 rules</w:t>
+        <w:t xml:space="preserve">Table 3 Unassisted domain ratings sometimes broke the RoB 2 rules</w:t>
       </w:r>
     </w:p>
     <w:tbl xmlns:a="http://schemas.openxmlformats.org/drawingml/2006/main" xmlns:pic="http://schemas.openxmlformats.org/drawingml/2006/picture">
@@ -17,9 +17,9 @@
         <w:tblLook w:firstRow="1" w:lastRow="0" w:firstColumn="0" w:lastColumn="0" w:noHBand="0" w:noVBand="1"/>
       </w:tblPr>
       <w:tblGrid>
-        <w:gridCol w:w="4248"/>
-        <w:gridCol w:w="3168"/>
-        <w:gridCol w:w="2448"/>
+        <w:gridCol w:w="3288"/>
+        <w:gridCol w:w="3288"/>
+        <w:gridCol w:w="3288"/>
       </w:tblGrid>
       <w:tr>
         <w:trPr>
@@ -253,7 +253,7 @@
                 <w:szCs w:val="18"/>
                 <w:color w:val="000000"/>
               </w:rPr>
-              <w:t xml:space="preserve">Domain ratings (D1⁠–⁠D5)</w:t>
+              <w:t xml:space="preserve">Domain ratings (D1–D5)</w:t>
             </w:r>
           </w:p>
         </w:tc>
@@ -2642,30 +2642,30 @@
                 <w:right w:val="none" w:sz="0" w:space="0" w:color="000000"/>
               </w:pBdr>
               <w:spacing w:after="100" w:before="100" w:line="240"/>
-              <w:ind w:left="60" w:right="60" w:firstLine="0" w:firstLineChars="0"/>
-              <w:rPr>
-                <w:rFonts w:ascii="Arial" w:hAnsi="Arial" w:eastAsia="Arial" w:cs="Arial"/>
-                <w:i w:val="false"/>
-                <w:b w:val="false"/>
-                <w:u w:val="none"/>
-                <w:strike w:val="false"/>
-                <w:sz w:val="18"/>
-                <w:szCs w:val="18"/>
-                <w:color w:val="000000"/>
-              </w:rPr>
-            </w:pPr>
-            <w:r>
-              <w:rPr>
-                <w:rFonts w:ascii="Arial" w:hAnsi="Arial" w:eastAsia="Arial" w:cs="Arial"/>
-                <w:i w:val="false"/>
-                <w:b w:val="false"/>
-                <w:u w:val="none"/>
-                <w:strike w:val="false"/>
-                <w:sz w:val="18"/>
-                <w:szCs w:val="18"/>
-                <w:color w:val="000000"/>
-              </w:rPr>
-              <w:t xml:space="preserve">Values are n/N (x.x%; 95% CI a–b) where an interval is shown. A rule break means a rating contradicts its own answers or a required question was skipped. ARBITER computes proposed ratings from the official rules and requires complete answers; recorded overrides: 0/510. One ARBITER Overall rating used the permitted escalation; both arms followed the Overall rules in every trial. Full checks and skipped-question sensitivity: eTables 21 and 22. One Unassisted domain lacks a rating and answers and is excluded (509 evaluable). Evidence coverage counts required answers citing a passage or image. Text and image checks count distinct cited records. ARBITER extracts quoted text and renders cited images. The model writes image descriptions; these are not checked against the images. The independent verifier checks the audit file structure, not clinical correctness or completion. Unassisted evidence records are unavailable. CI, confidence interval; 10,000 percentile bootstrap replicates, trials resampled within meta-analysis; seed 20261018.</w:t>
+              <w:ind w:left="100" w:right="100" w:firstLine="0" w:firstLineChars="0"/>
+              <w:rPr>
+                <w:rFonts w:ascii="Arial" w:hAnsi="Arial" w:eastAsia="Arial" w:cs="Arial"/>
+                <w:i w:val="false"/>
+                <w:b w:val="false"/>
+                <w:u w:val="none"/>
+                <w:strike w:val="false"/>
+                <w:sz w:val="18"/>
+                <w:szCs w:val="18"/>
+                <w:color w:val="000000"/>
+              </w:rPr>
+            </w:pPr>
+            <w:r>
+              <w:rPr>
+                <w:rFonts w:ascii="Arial" w:hAnsi="Arial" w:eastAsia="Arial" w:cs="Arial"/>
+                <w:i w:val="false"/>
+                <w:b w:val="false"/>
+                <w:u w:val="none"/>
+                <w:strike w:val="false"/>
+                <w:sz w:val="18"/>
+                <w:szCs w:val="18"/>
+                <w:color w:val="000000"/>
+              </w:rPr>
+              <w:t xml:space="preserve">A rule break is a rating contradicting its own answers or a required question skipped. ARBITER has no recorded domain overrides. One ARBITER Overall escalation is permitted. Evidence checks establish quotation occurrence and structural binding, without assessing whether quotations support an answer. CI, confidence interval; 10,000 percentile bootstrap replicates, trials resampled within meta-analysis; seed 20261018.</w:t>
             </w:r>
           </w:p>
         </w:tc>

--- a/analysis/output/manuscript/Table3.docx
+++ b/analysis/output/manuscript/Table3.docx
@@ -7,7 +7,7 @@
         <w:pStyle w:val="Titre1"/>
       </w:pPr>
       <w:r>
-        <w:t xml:space="preserve">Table 3 Unassisted domain ratings sometimes broke the RoB 2 rules</w:t>
+        <w:t xml:space="preserve">Table 3 Models agreed poorly with published review labels</w:t>
       </w:r>
     </w:p>
     <w:tbl xmlns:a="http://schemas.openxmlformats.org/drawingml/2006/main" xmlns:pic="http://schemas.openxmlformats.org/drawingml/2006/picture">
@@ -17,9 +17,11 @@
         <w:tblLook w:firstRow="1" w:lastRow="0" w:firstColumn="0" w:lastColumn="0" w:noHBand="0" w:noVBand="1"/>
       </w:tblPr>
       <w:tblGrid>
-        <w:gridCol w:w="3288"/>
-        <w:gridCol w:w="3288"/>
-        <w:gridCol w:w="3288"/>
+        <w:gridCol w:w="1973"/>
+        <w:gridCol w:w="1973"/>
+        <w:gridCol w:w="1973"/>
+        <w:gridCol w:w="1973"/>
+        <w:gridCol w:w="1973"/>
       </w:tblGrid>
       <w:tr>
         <w:trPr>
@@ -79,7 +81,7 @@
                 <w:szCs w:val="18"/>
                 <w:color w:val="000000"/>
               </w:rPr>
-              <w:t xml:space="preserve">Measure</w:t>
+              <w:t xml:space="preserve">Source</w:t>
             </w:r>
           </w:p>
         </w:tc>
@@ -135,7 +137,7 @@
                 <w:szCs w:val="18"/>
                 <w:color w:val="000000"/>
               </w:rPr>
-              <w:t xml:space="preserve">Unassisted</w:t>
+              <w:t xml:space="preserve">Weighted κ</w:t>
             </w:r>
           </w:p>
         </w:tc>
@@ -191,7 +193,119 @@
                 <w:szCs w:val="18"/>
                 <w:color w:val="000000"/>
               </w:rPr>
-              <w:t xml:space="preserve">ARBITER</w:t>
+              <w:t xml:space="preserve">Exact agreement</w:t>
+            </w:r>
+          </w:p>
+        </w:tc>
+        <w:tc>
+          <w:tcPr>
+            <w:tcBorders>
+              <w:bottom w:val="single" w:sz="5" w:space="0" w:color="000000"/>
+              <w:top w:val="single" w:sz="8" w:space="0" w:color="000000"/>
+              <w:left w:val="none" w:sz="0" w:space="0" w:color="000000"/>
+              <w:right w:val="none" w:sz="0" w:space="0" w:color="000000"/>
+            </w:tcBorders>
+            <w:shd w:val="clear" w:color="auto" w:fill="FFFFFF"/>
+            <w:tcMar>
+              <w:top w:w="0" w:type="dxa"/>
+              <w:bottom w:w="0" w:type="dxa"/>
+              <w:left w:w="0" w:type="dxa"/>
+              <w:right w:w="0" w:type="dxa"/>
+            </w:tcMar>
+            <w:vAlign w:val="top"/>
+          </w:tcPr>
+          <w:p>
+            <w:pPr>
+              <w:pStyle w:val="Normal"/>
+              <w:jc w:val="left"/>
+              <w:keepNext/>
+              <w:pBdr>
+                <w:bottom w:val="none" w:sz="0" w:space="0" w:color="000000"/>
+                <w:top w:val="none" w:sz="0" w:space="0" w:color="000000"/>
+                <w:left w:val="none" w:sz="0" w:space="0" w:color="000000"/>
+                <w:right w:val="none" w:sz="0" w:space="0" w:color="000000"/>
+              </w:pBdr>
+              <w:spacing w:after="60" w:before="60" w:line="240"/>
+              <w:ind w:left="60" w:right="60" w:firstLine="0" w:firstLineChars="0"/>
+              <w:rPr>
+                <w:rFonts w:ascii="Arial" w:hAnsi="Arial" w:eastAsia="Arial" w:cs="Arial"/>
+                <w:i w:val="false"/>
+                <w:b w:val="true"/>
+                <w:u w:val="none"/>
+                <w:strike w:val="false"/>
+                <w:sz w:val="18"/>
+                <w:szCs w:val="18"/>
+                <w:color w:val="000000"/>
+              </w:rPr>
+            </w:pPr>
+            <w:r>
+              <w:rPr>
+                <w:rFonts w:ascii="Arial" w:hAnsi="Arial" w:eastAsia="Arial" w:cs="Arial"/>
+                <w:i w:val="false"/>
+                <w:b w:val="true"/>
+                <w:u w:val="none"/>
+                <w:strike w:val="false"/>
+                <w:sz w:val="18"/>
+                <w:szCs w:val="18"/>
+                <w:color w:val="000000"/>
+              </w:rPr>
+              <w:t xml:space="preserve">Sensitivity¹</w:t>
+            </w:r>
+          </w:p>
+        </w:tc>
+        <w:tc>
+          <w:tcPr>
+            <w:tcBorders>
+              <w:bottom w:val="single" w:sz="5" w:space="0" w:color="000000"/>
+              <w:top w:val="single" w:sz="8" w:space="0" w:color="000000"/>
+              <w:left w:val="none" w:sz="0" w:space="0" w:color="000000"/>
+              <w:right w:val="none" w:sz="0" w:space="0" w:color="000000"/>
+            </w:tcBorders>
+            <w:shd w:val="clear" w:color="auto" w:fill="FFFFFF"/>
+            <w:tcMar>
+              <w:top w:w="0" w:type="dxa"/>
+              <w:bottom w:w="0" w:type="dxa"/>
+              <w:left w:w="0" w:type="dxa"/>
+              <w:right w:w="0" w:type="dxa"/>
+            </w:tcMar>
+            <w:vAlign w:val="top"/>
+          </w:tcPr>
+          <w:p>
+            <w:pPr>
+              <w:pStyle w:val="Normal"/>
+              <w:jc w:val="left"/>
+              <w:keepNext/>
+              <w:pBdr>
+                <w:bottom w:val="none" w:sz="0" w:space="0" w:color="000000"/>
+                <w:top w:val="none" w:sz="0" w:space="0" w:color="000000"/>
+                <w:left w:val="none" w:sz="0" w:space="0" w:color="000000"/>
+                <w:right w:val="none" w:sz="0" w:space="0" w:color="000000"/>
+              </w:pBdr>
+              <w:spacing w:after="60" w:before="60" w:line="240"/>
+              <w:ind w:left="60" w:right="60" w:firstLine="0" w:firstLineChars="0"/>
+              <w:rPr>
+                <w:rFonts w:ascii="Arial" w:hAnsi="Arial" w:eastAsia="Arial" w:cs="Arial"/>
+                <w:i w:val="false"/>
+                <w:b w:val="true"/>
+                <w:u w:val="none"/>
+                <w:strike w:val="false"/>
+                <w:sz w:val="18"/>
+                <w:szCs w:val="18"/>
+                <w:color w:val="000000"/>
+              </w:rPr>
+            </w:pPr>
+            <w:r>
+              <w:rPr>
+                <w:rFonts w:ascii="Arial" w:hAnsi="Arial" w:eastAsia="Arial" w:cs="Arial"/>
+                <w:i w:val="false"/>
+                <w:b w:val="true"/>
+                <w:u w:val="none"/>
+                <w:strike w:val="false"/>
+                <w:sz w:val="18"/>
+                <w:szCs w:val="18"/>
+                <w:color w:val="000000"/>
+              </w:rPr>
+              <w:t xml:space="preserve">Specificity</w:t>
             </w:r>
           </w:p>
         </w:tc>
@@ -203,7 +317,7 @@
         </w:trPr>
         <w:tc>
           <w:tcPr>
-            <w:gridSpan w:val="3"/>
+            <w:gridSpan w:val="5"/>
             <w:tcBorders>
               <w:bottom w:val="none" w:sz="0" w:space="0" w:color="000000"/>
               <w:top w:val="single" w:sz="5" w:space="0" w:color="000000"/>
@@ -253,7 +367,7 @@
                 <w:szCs w:val="18"/>
                 <w:color w:val="000000"/>
               </w:rPr>
-              <w:t xml:space="preserve">Domain ratings (D1–D5)</w:t>
+              <w:t xml:space="preserve">Against Published labels — D1–D5 (510 cells); Some concerns or High: N = 83; Low N = 427</w:t>
             </w:r>
           </w:p>
         </w:tc>
@@ -314,7 +428,7 @@
                 <w:szCs w:val="18"/>
                 <w:color w:val="000000"/>
               </w:rPr>
-              <w:t xml:space="preserve">Rating contradicts its own answers</w:t>
+              <w:t xml:space="preserve">ARBITER</w:t>
             </w:r>
           </w:p>
         </w:tc>
@@ -369,7 +483,7 @@
                 <w:szCs w:val="18"/>
                 <w:color w:val="000000"/>
               </w:rPr>
-              <w:t xml:space="preserve">26/509 (5.1%; 3.3–6.9)</w:t>
+              <w:t xml:space="preserve">0.34 (0.26–0.42)</w:t>
             </w:r>
           </w:p>
         </w:tc>
@@ -424,7 +538,117 @@
                 <w:szCs w:val="18"/>
                 <w:color w:val="000000"/>
               </w:rPr>
-              <w:t xml:space="preserve">0 by design</w:t>
+              <w:t xml:space="preserve">75.7% (72.4–79.0)</w:t>
+            </w:r>
+          </w:p>
+        </w:tc>
+        <w:tc>
+          <w:tcPr>
+            <w:tcBorders>
+              <w:bottom w:val="none" w:sz="0" w:space="0" w:color="000000"/>
+              <w:top w:val="none" w:sz="0" w:space="0" w:color="000000"/>
+              <w:left w:val="none" w:sz="0" w:space="0" w:color="000000"/>
+              <w:right w:val="none" w:sz="0" w:space="0" w:color="000000"/>
+            </w:tcBorders>
+            <w:shd w:val="clear" w:color="auto" w:fill="FFFFFF"/>
+            <w:tcMar>
+              <w:top w:w="0" w:type="dxa"/>
+              <w:bottom w:w="0" w:type="dxa"/>
+              <w:left w:w="0" w:type="dxa"/>
+              <w:right w:w="0" w:type="dxa"/>
+            </w:tcMar>
+            <w:vAlign w:val="top"/>
+          </w:tcPr>
+          <w:p>
+            <w:pPr>
+              <w:pStyle w:val="Normal"/>
+              <w:jc w:val="left"/>
+              <w:pBdr>
+                <w:bottom w:val="none" w:sz="0" w:space="0" w:color="000000"/>
+                <w:top w:val="none" w:sz="0" w:space="0" w:color="000000"/>
+                <w:left w:val="none" w:sz="0" w:space="0" w:color="000000"/>
+                <w:right w:val="none" w:sz="0" w:space="0" w:color="000000"/>
+              </w:pBdr>
+              <w:spacing w:after="60" w:before="60" w:line="240"/>
+              <w:ind w:left="60" w:right="60" w:firstLine="0" w:firstLineChars="0"/>
+              <w:rPr>
+                <w:rFonts w:ascii="Arial" w:hAnsi="Arial" w:eastAsia="Arial" w:cs="Arial"/>
+                <w:i w:val="false"/>
+                <w:b w:val="false"/>
+                <w:u w:val="none"/>
+                <w:strike w:val="false"/>
+                <w:sz w:val="18"/>
+                <w:szCs w:val="18"/>
+                <w:color w:val="000000"/>
+              </w:rPr>
+            </w:pPr>
+            <w:r>
+              <w:rPr>
+                <w:rFonts w:ascii="Arial" w:hAnsi="Arial" w:eastAsia="Arial" w:cs="Arial"/>
+                <w:i w:val="false"/>
+                <w:b w:val="false"/>
+                <w:u w:val="none"/>
+                <w:strike w:val="false"/>
+                <w:sz w:val="18"/>
+                <w:szCs w:val="18"/>
+                <w:color w:val="000000"/>
+              </w:rPr>
+              <w:t xml:space="preserve">66.3% (57.3–74.7)</w:t>
+            </w:r>
+          </w:p>
+        </w:tc>
+        <w:tc>
+          <w:tcPr>
+            <w:tcBorders>
+              <w:bottom w:val="none" w:sz="0" w:space="0" w:color="000000"/>
+              <w:top w:val="none" w:sz="0" w:space="0" w:color="000000"/>
+              <w:left w:val="none" w:sz="0" w:space="0" w:color="000000"/>
+              <w:right w:val="none" w:sz="0" w:space="0" w:color="000000"/>
+            </w:tcBorders>
+            <w:shd w:val="clear" w:color="auto" w:fill="FFFFFF"/>
+            <w:tcMar>
+              <w:top w:w="0" w:type="dxa"/>
+              <w:bottom w:w="0" w:type="dxa"/>
+              <w:left w:w="0" w:type="dxa"/>
+              <w:right w:w="0" w:type="dxa"/>
+            </w:tcMar>
+            <w:vAlign w:val="top"/>
+          </w:tcPr>
+          <w:p>
+            <w:pPr>
+              <w:pStyle w:val="Normal"/>
+              <w:jc w:val="left"/>
+              <w:pBdr>
+                <w:bottom w:val="none" w:sz="0" w:space="0" w:color="000000"/>
+                <w:top w:val="none" w:sz="0" w:space="0" w:color="000000"/>
+                <w:left w:val="none" w:sz="0" w:space="0" w:color="000000"/>
+                <w:right w:val="none" w:sz="0" w:space="0" w:color="000000"/>
+              </w:pBdr>
+              <w:spacing w:after="60" w:before="60" w:line="240"/>
+              <w:ind w:left="60" w:right="60" w:firstLine="0" w:firstLineChars="0"/>
+              <w:rPr>
+                <w:rFonts w:ascii="Arial" w:hAnsi="Arial" w:eastAsia="Arial" w:cs="Arial"/>
+                <w:i w:val="false"/>
+                <w:b w:val="false"/>
+                <w:u w:val="none"/>
+                <w:strike w:val="false"/>
+                <w:sz w:val="18"/>
+                <w:szCs w:val="18"/>
+                <w:color w:val="000000"/>
+              </w:rPr>
+            </w:pPr>
+            <w:r>
+              <w:rPr>
+                <w:rFonts w:ascii="Arial" w:hAnsi="Arial" w:eastAsia="Arial" w:cs="Arial"/>
+                <w:i w:val="false"/>
+                <w:b w:val="false"/>
+                <w:u w:val="none"/>
+                <w:strike w:val="false"/>
+                <w:sz w:val="18"/>
+                <w:szCs w:val="18"/>
+                <w:color w:val="000000"/>
+              </w:rPr>
+              <w:t xml:space="preserve">81.3% (77.7–84.7)</w:t>
             </w:r>
           </w:p>
         </w:tc>
@@ -485,7 +709,7 @@
                 <w:szCs w:val="18"/>
                 <w:color w:val="000000"/>
               </w:rPr>
-              <w:t xml:space="preserve">Required question skipped</w:t>
+              <w:t xml:space="preserve">Unassisted</w:t>
             </w:r>
           </w:p>
         </w:tc>
@@ -540,7 +764,7 @@
                 <w:szCs w:val="18"/>
                 <w:color w:val="000000"/>
               </w:rPr>
-              <w:t xml:space="preserve">39/509 (7.7%; 5.7–10.0)</w:t>
+              <w:t xml:space="preserve">0.28 (0.21–0.35)</w:t>
             </w:r>
           </w:p>
         </w:tc>
@@ -595,7 +819,117 @@
                 <w:szCs w:val="18"/>
                 <w:color w:val="000000"/>
               </w:rPr>
-              <w:t xml:space="preserve">0 by design</w:t>
+              <w:t xml:space="preserve">77.5% (74.1–80.8)</w:t>
+            </w:r>
+          </w:p>
+        </w:tc>
+        <w:tc>
+          <w:tcPr>
+            <w:tcBorders>
+              <w:bottom w:val="none" w:sz="0" w:space="0" w:color="000000"/>
+              <w:top w:val="none" w:sz="0" w:space="0" w:color="000000"/>
+              <w:left w:val="none" w:sz="0" w:space="0" w:color="000000"/>
+              <w:right w:val="none" w:sz="0" w:space="0" w:color="000000"/>
+            </w:tcBorders>
+            <w:shd w:val="clear" w:color="auto" w:fill="FFFFFF"/>
+            <w:tcMar>
+              <w:top w:w="0" w:type="dxa"/>
+              <w:bottom w:w="0" w:type="dxa"/>
+              <w:left w:w="0" w:type="dxa"/>
+              <w:right w:w="0" w:type="dxa"/>
+            </w:tcMar>
+            <w:vAlign w:val="top"/>
+          </w:tcPr>
+          <w:p>
+            <w:pPr>
+              <w:pStyle w:val="Normal"/>
+              <w:jc w:val="left"/>
+              <w:pBdr>
+                <w:bottom w:val="none" w:sz="0" w:space="0" w:color="000000"/>
+                <w:top w:val="none" w:sz="0" w:space="0" w:color="000000"/>
+                <w:left w:val="none" w:sz="0" w:space="0" w:color="000000"/>
+                <w:right w:val="none" w:sz="0" w:space="0" w:color="000000"/>
+              </w:pBdr>
+              <w:spacing w:after="60" w:before="60" w:line="240"/>
+              <w:ind w:left="60" w:right="60" w:firstLine="0" w:firstLineChars="0"/>
+              <w:rPr>
+                <w:rFonts w:ascii="Arial" w:hAnsi="Arial" w:eastAsia="Arial" w:cs="Arial"/>
+                <w:i w:val="false"/>
+                <w:b w:val="false"/>
+                <w:u w:val="none"/>
+                <w:strike w:val="false"/>
+                <w:sz w:val="18"/>
+                <w:szCs w:val="18"/>
+                <w:color w:val="000000"/>
+              </w:rPr>
+            </w:pPr>
+            <w:r>
+              <w:rPr>
+                <w:rFonts w:ascii="Arial" w:hAnsi="Arial" w:eastAsia="Arial" w:cs="Arial"/>
+                <w:i w:val="false"/>
+                <w:b w:val="false"/>
+                <w:u w:val="none"/>
+                <w:strike w:val="false"/>
+                <w:sz w:val="18"/>
+                <w:szCs w:val="18"/>
+                <w:color w:val="000000"/>
+              </w:rPr>
+              <w:t xml:space="preserve">50.6% (40.3–60.2)</w:t>
+            </w:r>
+          </w:p>
+        </w:tc>
+        <w:tc>
+          <w:tcPr>
+            <w:tcBorders>
+              <w:bottom w:val="none" w:sz="0" w:space="0" w:color="000000"/>
+              <w:top w:val="none" w:sz="0" w:space="0" w:color="000000"/>
+              <w:left w:val="none" w:sz="0" w:space="0" w:color="000000"/>
+              <w:right w:val="none" w:sz="0" w:space="0" w:color="000000"/>
+            </w:tcBorders>
+            <w:shd w:val="clear" w:color="auto" w:fill="FFFFFF"/>
+            <w:tcMar>
+              <w:top w:w="0" w:type="dxa"/>
+              <w:bottom w:w="0" w:type="dxa"/>
+              <w:left w:w="0" w:type="dxa"/>
+              <w:right w:w="0" w:type="dxa"/>
+            </w:tcMar>
+            <w:vAlign w:val="top"/>
+          </w:tcPr>
+          <w:p>
+            <w:pPr>
+              <w:pStyle w:val="Normal"/>
+              <w:jc w:val="left"/>
+              <w:pBdr>
+                <w:bottom w:val="none" w:sz="0" w:space="0" w:color="000000"/>
+                <w:top w:val="none" w:sz="0" w:space="0" w:color="000000"/>
+                <w:left w:val="none" w:sz="0" w:space="0" w:color="000000"/>
+                <w:right w:val="none" w:sz="0" w:space="0" w:color="000000"/>
+              </w:pBdr>
+              <w:spacing w:after="60" w:before="60" w:line="240"/>
+              <w:ind w:left="60" w:right="60" w:firstLine="0" w:firstLineChars="0"/>
+              <w:rPr>
+                <w:rFonts w:ascii="Arial" w:hAnsi="Arial" w:eastAsia="Arial" w:cs="Arial"/>
+                <w:i w:val="false"/>
+                <w:b w:val="false"/>
+                <w:u w:val="none"/>
+                <w:strike w:val="false"/>
+                <w:sz w:val="18"/>
+                <w:szCs w:val="18"/>
+                <w:color w:val="000000"/>
+              </w:rPr>
+            </w:pPr>
+            <w:r>
+              <w:rPr>
+                <w:rFonts w:ascii="Arial" w:hAnsi="Arial" w:eastAsia="Arial" w:cs="Arial"/>
+                <w:i w:val="false"/>
+                <w:b w:val="false"/>
+                <w:u w:val="none"/>
+                <w:strike w:val="false"/>
+                <w:sz w:val="18"/>
+                <w:szCs w:val="18"/>
+                <w:color w:val="000000"/>
+              </w:rPr>
+              <w:t xml:space="preserve">85.7% (82.1–89.3)</w:t>
             </w:r>
           </w:p>
         </w:tc>
@@ -656,7 +990,7 @@
                 <w:szCs w:val="18"/>
                 <w:color w:val="000000"/>
               </w:rPr>
-              <w:t xml:space="preserve">Any rule break</w:t>
+              <w:t xml:space="preserve">All-Low rule</w:t>
             </w:r>
           </w:p>
         </w:tc>
@@ -711,7 +1045,7 @@
                 <w:szCs w:val="18"/>
                 <w:color w:val="000000"/>
               </w:rPr>
-              <w:t xml:space="preserve">65/509 (12.8%; 10.0–15.6)</w:t>
+              <w:t xml:space="preserve">—</w:t>
             </w:r>
           </w:p>
         </w:tc>
@@ -766,7 +1100,117 @@
                 <w:szCs w:val="18"/>
                 <w:color w:val="000000"/>
               </w:rPr>
-              <w:t xml:space="preserve">0 by design</w:t>
+              <w:t xml:space="preserve">83.7% (81.0–86.5)</w:t>
+            </w:r>
+          </w:p>
+        </w:tc>
+        <w:tc>
+          <w:tcPr>
+            <w:tcBorders>
+              <w:bottom w:val="none" w:sz="0" w:space="0" w:color="000000"/>
+              <w:top w:val="none" w:sz="0" w:space="0" w:color="000000"/>
+              <w:left w:val="none" w:sz="0" w:space="0" w:color="000000"/>
+              <w:right w:val="none" w:sz="0" w:space="0" w:color="000000"/>
+            </w:tcBorders>
+            <w:shd w:val="clear" w:color="auto" w:fill="FFFFFF"/>
+            <w:tcMar>
+              <w:top w:w="0" w:type="dxa"/>
+              <w:bottom w:w="0" w:type="dxa"/>
+              <w:left w:w="0" w:type="dxa"/>
+              <w:right w:w="0" w:type="dxa"/>
+            </w:tcMar>
+            <w:vAlign w:val="top"/>
+          </w:tcPr>
+          <w:p>
+            <w:pPr>
+              <w:pStyle w:val="Normal"/>
+              <w:jc w:val="left"/>
+              <w:pBdr>
+                <w:bottom w:val="none" w:sz="0" w:space="0" w:color="000000"/>
+                <w:top w:val="none" w:sz="0" w:space="0" w:color="000000"/>
+                <w:left w:val="none" w:sz="0" w:space="0" w:color="000000"/>
+                <w:right w:val="none" w:sz="0" w:space="0" w:color="000000"/>
+              </w:pBdr>
+              <w:spacing w:after="60" w:before="60" w:line="240"/>
+              <w:ind w:left="60" w:right="60" w:firstLine="0" w:firstLineChars="0"/>
+              <w:rPr>
+                <w:rFonts w:ascii="Arial" w:hAnsi="Arial" w:eastAsia="Arial" w:cs="Arial"/>
+                <w:i w:val="false"/>
+                <w:b w:val="false"/>
+                <w:u w:val="none"/>
+                <w:strike w:val="false"/>
+                <w:sz w:val="18"/>
+                <w:szCs w:val="18"/>
+                <w:color w:val="000000"/>
+              </w:rPr>
+            </w:pPr>
+            <w:r>
+              <w:rPr>
+                <w:rFonts w:ascii="Arial" w:hAnsi="Arial" w:eastAsia="Arial" w:cs="Arial"/>
+                <w:i w:val="false"/>
+                <w:b w:val="false"/>
+                <w:u w:val="none"/>
+                <w:strike w:val="false"/>
+                <w:sz w:val="18"/>
+                <w:szCs w:val="18"/>
+                <w:color w:val="000000"/>
+              </w:rPr>
+              <w:t xml:space="preserve">—</w:t>
+            </w:r>
+          </w:p>
+        </w:tc>
+        <w:tc>
+          <w:tcPr>
+            <w:tcBorders>
+              <w:bottom w:val="none" w:sz="0" w:space="0" w:color="000000"/>
+              <w:top w:val="none" w:sz="0" w:space="0" w:color="000000"/>
+              <w:left w:val="none" w:sz="0" w:space="0" w:color="000000"/>
+              <w:right w:val="none" w:sz="0" w:space="0" w:color="000000"/>
+            </w:tcBorders>
+            <w:shd w:val="clear" w:color="auto" w:fill="FFFFFF"/>
+            <w:tcMar>
+              <w:top w:w="0" w:type="dxa"/>
+              <w:bottom w:w="0" w:type="dxa"/>
+              <w:left w:w="0" w:type="dxa"/>
+              <w:right w:w="0" w:type="dxa"/>
+            </w:tcMar>
+            <w:vAlign w:val="top"/>
+          </w:tcPr>
+          <w:p>
+            <w:pPr>
+              <w:pStyle w:val="Normal"/>
+              <w:jc w:val="left"/>
+              <w:pBdr>
+                <w:bottom w:val="none" w:sz="0" w:space="0" w:color="000000"/>
+                <w:top w:val="none" w:sz="0" w:space="0" w:color="000000"/>
+                <w:left w:val="none" w:sz="0" w:space="0" w:color="000000"/>
+                <w:right w:val="none" w:sz="0" w:space="0" w:color="000000"/>
+              </w:pBdr>
+              <w:spacing w:after="60" w:before="60" w:line="240"/>
+              <w:ind w:left="60" w:right="60" w:firstLine="0" w:firstLineChars="0"/>
+              <w:rPr>
+                <w:rFonts w:ascii="Arial" w:hAnsi="Arial" w:eastAsia="Arial" w:cs="Arial"/>
+                <w:i w:val="false"/>
+                <w:b w:val="false"/>
+                <w:u w:val="none"/>
+                <w:strike w:val="false"/>
+                <w:sz w:val="18"/>
+                <w:szCs w:val="18"/>
+                <w:color w:val="000000"/>
+              </w:rPr>
+            </w:pPr>
+            <w:r>
+              <w:rPr>
+                <w:rFonts w:ascii="Arial" w:hAnsi="Arial" w:eastAsia="Arial" w:cs="Arial"/>
+                <w:i w:val="false"/>
+                <w:b w:val="false"/>
+                <w:u w:val="none"/>
+                <w:strike w:val="false"/>
+                <w:sz w:val="18"/>
+                <w:szCs w:val="18"/>
+                <w:color w:val="000000"/>
+              </w:rPr>
+              <w:t xml:space="preserve">100.0%</w:t>
             </w:r>
           </w:p>
         </w:tc>
@@ -778,6 +1222,7 @@
         </w:trPr>
         <w:tc>
           <w:tcPr>
+            <w:gridSpan w:val="5"/>
             <w:tcBorders>
               <w:bottom w:val="none" w:sz="0" w:space="0" w:color="000000"/>
               <w:top w:val="none" w:sz="0" w:space="0" w:color="000000"/>
@@ -808,136 +1253,26 @@
               <w:rPr>
                 <w:rFonts w:ascii="Arial" w:hAnsi="Arial" w:eastAsia="Arial" w:cs="Arial"/>
                 <w:i w:val="false"/>
-                <w:b w:val="false"/>
-                <w:u w:val="none"/>
-                <w:strike w:val="false"/>
-                <w:sz w:val="18"/>
-                <w:szCs w:val="18"/>
-                <w:color w:val="000000"/>
-              </w:rPr>
-            </w:pPr>
-            <w:r>
-              <w:rPr>
-                <w:rFonts w:ascii="Arial" w:hAnsi="Arial" w:eastAsia="Arial" w:cs="Arial"/>
-                <w:i w:val="false"/>
-                <w:b w:val="false"/>
-                <w:u w:val="none"/>
-                <w:strike w:val="false"/>
-                <w:sz w:val="18"/>
-                <w:szCs w:val="18"/>
-                <w:color w:val="000000"/>
-              </w:rPr>
-              <w:t xml:space="preserve">D1 rule breaks</w:t>
-            </w:r>
-          </w:p>
-        </w:tc>
-        <w:tc>
-          <w:tcPr>
-            <w:tcBorders>
-              <w:bottom w:val="none" w:sz="0" w:space="0" w:color="000000"/>
-              <w:top w:val="none" w:sz="0" w:space="0" w:color="000000"/>
-              <w:left w:val="none" w:sz="0" w:space="0" w:color="000000"/>
-              <w:right w:val="none" w:sz="0" w:space="0" w:color="000000"/>
-            </w:tcBorders>
-            <w:shd w:val="clear" w:color="auto" w:fill="FFFFFF"/>
-            <w:tcMar>
-              <w:top w:w="0" w:type="dxa"/>
-              <w:bottom w:w="0" w:type="dxa"/>
-              <w:left w:w="0" w:type="dxa"/>
-              <w:right w:w="0" w:type="dxa"/>
-            </w:tcMar>
-            <w:vAlign w:val="top"/>
-          </w:tcPr>
-          <w:p>
-            <w:pPr>
-              <w:pStyle w:val="Normal"/>
-              <w:jc w:val="left"/>
-              <w:pBdr>
-                <w:bottom w:val="none" w:sz="0" w:space="0" w:color="000000"/>
-                <w:top w:val="none" w:sz="0" w:space="0" w:color="000000"/>
-                <w:left w:val="none" w:sz="0" w:space="0" w:color="000000"/>
-                <w:right w:val="none" w:sz="0" w:space="0" w:color="000000"/>
-              </w:pBdr>
-              <w:spacing w:after="60" w:before="60" w:line="240"/>
-              <w:ind w:left="60" w:right="60" w:firstLine="0" w:firstLineChars="0"/>
-              <w:rPr>
-                <w:rFonts w:ascii="Arial" w:hAnsi="Arial" w:eastAsia="Arial" w:cs="Arial"/>
-                <w:i w:val="false"/>
-                <w:b w:val="false"/>
-                <w:u w:val="none"/>
-                <w:strike w:val="false"/>
-                <w:sz w:val="18"/>
-                <w:szCs w:val="18"/>
-                <w:color w:val="000000"/>
-              </w:rPr>
-            </w:pPr>
-            <w:r>
-              <w:rPr>
-                <w:rFonts w:ascii="Arial" w:hAnsi="Arial" w:eastAsia="Arial" w:cs="Arial"/>
-                <w:i w:val="false"/>
-                <w:b w:val="false"/>
-                <w:u w:val="none"/>
-                <w:strike w:val="false"/>
-                <w:sz w:val="18"/>
-                <w:szCs w:val="18"/>
-                <w:color w:val="000000"/>
-              </w:rPr>
-              <w:t xml:space="preserve">5/101 (5.0%; 1.0–8.9)</w:t>
-            </w:r>
-          </w:p>
-        </w:tc>
-        <w:tc>
-          <w:tcPr>
-            <w:tcBorders>
-              <w:bottom w:val="none" w:sz="0" w:space="0" w:color="000000"/>
-              <w:top w:val="none" w:sz="0" w:space="0" w:color="000000"/>
-              <w:left w:val="none" w:sz="0" w:space="0" w:color="000000"/>
-              <w:right w:val="none" w:sz="0" w:space="0" w:color="000000"/>
-            </w:tcBorders>
-            <w:shd w:val="clear" w:color="auto" w:fill="FFFFFF"/>
-            <w:tcMar>
-              <w:top w:w="0" w:type="dxa"/>
-              <w:bottom w:w="0" w:type="dxa"/>
-              <w:left w:w="0" w:type="dxa"/>
-              <w:right w:w="0" w:type="dxa"/>
-            </w:tcMar>
-            <w:vAlign w:val="top"/>
-          </w:tcPr>
-          <w:p>
-            <w:pPr>
-              <w:pStyle w:val="Normal"/>
-              <w:jc w:val="left"/>
-              <w:pBdr>
-                <w:bottom w:val="none" w:sz="0" w:space="0" w:color="000000"/>
-                <w:top w:val="none" w:sz="0" w:space="0" w:color="000000"/>
-                <w:left w:val="none" w:sz="0" w:space="0" w:color="000000"/>
-                <w:right w:val="none" w:sz="0" w:space="0" w:color="000000"/>
-              </w:pBdr>
-              <w:spacing w:after="60" w:before="60" w:line="240"/>
-              <w:ind w:left="60" w:right="60" w:firstLine="0" w:firstLineChars="0"/>
-              <w:rPr>
-                <w:rFonts w:ascii="Arial" w:hAnsi="Arial" w:eastAsia="Arial" w:cs="Arial"/>
-                <w:i w:val="false"/>
-                <w:b w:val="false"/>
-                <w:u w:val="none"/>
-                <w:strike w:val="false"/>
-                <w:sz w:val="18"/>
-                <w:szCs w:val="18"/>
-                <w:color w:val="000000"/>
-              </w:rPr>
-            </w:pPr>
-            <w:r>
-              <w:rPr>
-                <w:rFonts w:ascii="Arial" w:hAnsi="Arial" w:eastAsia="Arial" w:cs="Arial"/>
-                <w:i w:val="false"/>
-                <w:b w:val="false"/>
-                <w:u w:val="none"/>
-                <w:strike w:val="false"/>
-                <w:sz w:val="18"/>
-                <w:szCs w:val="18"/>
-                <w:color w:val="000000"/>
-              </w:rPr>
-              <w:t xml:space="preserve">0 by design</w:t>
+                <w:b w:val="true"/>
+                <w:u w:val="none"/>
+                <w:strike w:val="false"/>
+                <w:sz w:val="18"/>
+                <w:szCs w:val="18"/>
+                <w:color w:val="000000"/>
+              </w:rPr>
+            </w:pPr>
+            <w:r>
+              <w:rPr>
+                <w:rFonts w:ascii="Arial" w:hAnsi="Arial" w:eastAsia="Arial" w:cs="Arial"/>
+                <w:i w:val="false"/>
+                <w:b w:val="true"/>
+                <w:u w:val="none"/>
+                <w:strike w:val="false"/>
+                <w:sz w:val="18"/>
+                <w:szCs w:val="18"/>
+                <w:color w:val="000000"/>
+              </w:rPr>
+              <w:t xml:space="preserve">Against Published labels — Overall (81 trials); Some concerns or High: N = 39; Low N = 42</w:t>
             </w:r>
           </w:p>
         </w:tc>
@@ -998,7 +1333,7 @@
                 <w:szCs w:val="18"/>
                 <w:color w:val="000000"/>
               </w:rPr>
-              <w:t xml:space="preserve">D2 rule breaks</w:t>
+              <w:t xml:space="preserve">ARBITER</w:t>
             </w:r>
           </w:p>
         </w:tc>
@@ -1053,7 +1388,7 @@
                 <w:szCs w:val="18"/>
                 <w:color w:val="000000"/>
               </w:rPr>
-              <w:t xml:space="preserve">7/102 (6.9%; 2.9–10.8)</w:t>
+              <w:t xml:space="preserve">0.44 (0.32–0.56)</w:t>
             </w:r>
           </w:p>
         </w:tc>
@@ -1108,7 +1443,117 @@
                 <w:szCs w:val="18"/>
                 <w:color w:val="000000"/>
               </w:rPr>
-              <w:t xml:space="preserve">0 by design</w:t>
+              <w:t xml:space="preserve">58.0% (49.4–66.7)</w:t>
+            </w:r>
+          </w:p>
+        </w:tc>
+        <w:tc>
+          <w:tcPr>
+            <w:tcBorders>
+              <w:bottom w:val="none" w:sz="0" w:space="0" w:color="000000"/>
+              <w:top w:val="none" w:sz="0" w:space="0" w:color="000000"/>
+              <w:left w:val="none" w:sz="0" w:space="0" w:color="000000"/>
+              <w:right w:val="none" w:sz="0" w:space="0" w:color="000000"/>
+            </w:tcBorders>
+            <w:shd w:val="clear" w:color="auto" w:fill="FFFFFF"/>
+            <w:tcMar>
+              <w:top w:w="0" w:type="dxa"/>
+              <w:bottom w:w="0" w:type="dxa"/>
+              <w:left w:w="0" w:type="dxa"/>
+              <w:right w:w="0" w:type="dxa"/>
+            </w:tcMar>
+            <w:vAlign w:val="top"/>
+          </w:tcPr>
+          <w:p>
+            <w:pPr>
+              <w:pStyle w:val="Normal"/>
+              <w:jc w:val="left"/>
+              <w:pBdr>
+                <w:bottom w:val="none" w:sz="0" w:space="0" w:color="000000"/>
+                <w:top w:val="none" w:sz="0" w:space="0" w:color="000000"/>
+                <w:left w:val="none" w:sz="0" w:space="0" w:color="000000"/>
+                <w:right w:val="none" w:sz="0" w:space="0" w:color="000000"/>
+              </w:pBdr>
+              <w:spacing w:after="60" w:before="60" w:line="240"/>
+              <w:ind w:left="60" w:right="60" w:firstLine="0" w:firstLineChars="0"/>
+              <w:rPr>
+                <w:rFonts w:ascii="Arial" w:hAnsi="Arial" w:eastAsia="Arial" w:cs="Arial"/>
+                <w:i w:val="false"/>
+                <w:b w:val="false"/>
+                <w:u w:val="none"/>
+                <w:strike w:val="false"/>
+                <w:sz w:val="18"/>
+                <w:szCs w:val="18"/>
+                <w:color w:val="000000"/>
+              </w:rPr>
+            </w:pPr>
+            <w:r>
+              <w:rPr>
+                <w:rFonts w:ascii="Arial" w:hAnsi="Arial" w:eastAsia="Arial" w:cs="Arial"/>
+                <w:i w:val="false"/>
+                <w:b w:val="false"/>
+                <w:u w:val="none"/>
+                <w:strike w:val="false"/>
+                <w:sz w:val="18"/>
+                <w:szCs w:val="18"/>
+                <w:color w:val="000000"/>
+              </w:rPr>
+              <w:t xml:space="preserve">92.3% (83.7–100.0)</w:t>
+            </w:r>
+          </w:p>
+        </w:tc>
+        <w:tc>
+          <w:tcPr>
+            <w:tcBorders>
+              <w:bottom w:val="none" w:sz="0" w:space="0" w:color="000000"/>
+              <w:top w:val="none" w:sz="0" w:space="0" w:color="000000"/>
+              <w:left w:val="none" w:sz="0" w:space="0" w:color="000000"/>
+              <w:right w:val="none" w:sz="0" w:space="0" w:color="000000"/>
+            </w:tcBorders>
+            <w:shd w:val="clear" w:color="auto" w:fill="FFFFFF"/>
+            <w:tcMar>
+              <w:top w:w="0" w:type="dxa"/>
+              <w:bottom w:w="0" w:type="dxa"/>
+              <w:left w:w="0" w:type="dxa"/>
+              <w:right w:w="0" w:type="dxa"/>
+            </w:tcMar>
+            <w:vAlign w:val="top"/>
+          </w:tcPr>
+          <w:p>
+            <w:pPr>
+              <w:pStyle w:val="Normal"/>
+              <w:jc w:val="left"/>
+              <w:pBdr>
+                <w:bottom w:val="none" w:sz="0" w:space="0" w:color="000000"/>
+                <w:top w:val="none" w:sz="0" w:space="0" w:color="000000"/>
+                <w:left w:val="none" w:sz="0" w:space="0" w:color="000000"/>
+                <w:right w:val="none" w:sz="0" w:space="0" w:color="000000"/>
+              </w:pBdr>
+              <w:spacing w:after="60" w:before="60" w:line="240"/>
+              <w:ind w:left="60" w:right="60" w:firstLine="0" w:firstLineChars="0"/>
+              <w:rPr>
+                <w:rFonts w:ascii="Arial" w:hAnsi="Arial" w:eastAsia="Arial" w:cs="Arial"/>
+                <w:i w:val="false"/>
+                <w:b w:val="false"/>
+                <w:u w:val="none"/>
+                <w:strike w:val="false"/>
+                <w:sz w:val="18"/>
+                <w:szCs w:val="18"/>
+                <w:color w:val="000000"/>
+              </w:rPr>
+            </w:pPr>
+            <w:r>
+              <w:rPr>
+                <w:rFonts w:ascii="Arial" w:hAnsi="Arial" w:eastAsia="Arial" w:cs="Arial"/>
+                <w:i w:val="false"/>
+                <w:b w:val="false"/>
+                <w:u w:val="none"/>
+                <w:strike w:val="false"/>
+                <w:sz w:val="18"/>
+                <w:szCs w:val="18"/>
+                <w:color w:val="000000"/>
+              </w:rPr>
+              <w:t xml:space="preserve">54.8% (44.2–67.4)</w:t>
             </w:r>
           </w:p>
         </w:tc>
@@ -1169,7 +1614,7 @@
                 <w:szCs w:val="18"/>
                 <w:color w:val="000000"/>
               </w:rPr>
-              <w:t xml:space="preserve">D3 rule breaks</w:t>
+              <w:t xml:space="preserve">Unassisted</w:t>
             </w:r>
           </w:p>
         </w:tc>
@@ -1224,7 +1669,7 @@
                 <w:szCs w:val="18"/>
                 <w:color w:val="000000"/>
               </w:rPr>
-              <w:t xml:space="preserve">5/102 (4.9%; 1.0–8.8)</w:t>
+              <w:t xml:space="preserve">0.42 (0.27–0.56)</w:t>
             </w:r>
           </w:p>
         </w:tc>
@@ -1279,7 +1724,117 @@
                 <w:szCs w:val="18"/>
                 <w:color w:val="000000"/>
               </w:rPr>
-              <w:t xml:space="preserve">0 by design</w:t>
+              <w:t xml:space="preserve">59.3% (50.6–67.9)</w:t>
+            </w:r>
+          </w:p>
+        </w:tc>
+        <w:tc>
+          <w:tcPr>
+            <w:tcBorders>
+              <w:bottom w:val="none" w:sz="0" w:space="0" w:color="000000"/>
+              <w:top w:val="none" w:sz="0" w:space="0" w:color="000000"/>
+              <w:left w:val="none" w:sz="0" w:space="0" w:color="000000"/>
+              <w:right w:val="none" w:sz="0" w:space="0" w:color="000000"/>
+            </w:tcBorders>
+            <w:shd w:val="clear" w:color="auto" w:fill="FFFFFF"/>
+            <w:tcMar>
+              <w:top w:w="0" w:type="dxa"/>
+              <w:bottom w:w="0" w:type="dxa"/>
+              <w:left w:w="0" w:type="dxa"/>
+              <w:right w:w="0" w:type="dxa"/>
+            </w:tcMar>
+            <w:vAlign w:val="top"/>
+          </w:tcPr>
+          <w:p>
+            <w:pPr>
+              <w:pStyle w:val="Normal"/>
+              <w:jc w:val="left"/>
+              <w:pBdr>
+                <w:bottom w:val="none" w:sz="0" w:space="0" w:color="000000"/>
+                <w:top w:val="none" w:sz="0" w:space="0" w:color="000000"/>
+                <w:left w:val="none" w:sz="0" w:space="0" w:color="000000"/>
+                <w:right w:val="none" w:sz="0" w:space="0" w:color="000000"/>
+              </w:pBdr>
+              <w:spacing w:after="60" w:before="60" w:line="240"/>
+              <w:ind w:left="60" w:right="60" w:firstLine="0" w:firstLineChars="0"/>
+              <w:rPr>
+                <w:rFonts w:ascii="Arial" w:hAnsi="Arial" w:eastAsia="Arial" w:cs="Arial"/>
+                <w:i w:val="false"/>
+                <w:b w:val="false"/>
+                <w:u w:val="none"/>
+                <w:strike w:val="false"/>
+                <w:sz w:val="18"/>
+                <w:szCs w:val="18"/>
+                <w:color w:val="000000"/>
+              </w:rPr>
+            </w:pPr>
+            <w:r>
+              <w:rPr>
+                <w:rFonts w:ascii="Arial" w:hAnsi="Arial" w:eastAsia="Arial" w:cs="Arial"/>
+                <w:i w:val="false"/>
+                <w:b w:val="false"/>
+                <w:u w:val="none"/>
+                <w:strike w:val="false"/>
+                <w:sz w:val="18"/>
+                <w:szCs w:val="18"/>
+                <w:color w:val="000000"/>
+              </w:rPr>
+              <w:t xml:space="preserve">64.1% (50.0–77.8)</w:t>
+            </w:r>
+          </w:p>
+        </w:tc>
+        <w:tc>
+          <w:tcPr>
+            <w:tcBorders>
+              <w:bottom w:val="none" w:sz="0" w:space="0" w:color="000000"/>
+              <w:top w:val="none" w:sz="0" w:space="0" w:color="000000"/>
+              <w:left w:val="none" w:sz="0" w:space="0" w:color="000000"/>
+              <w:right w:val="none" w:sz="0" w:space="0" w:color="000000"/>
+            </w:tcBorders>
+            <w:shd w:val="clear" w:color="auto" w:fill="FFFFFF"/>
+            <w:tcMar>
+              <w:top w:w="0" w:type="dxa"/>
+              <w:bottom w:w="0" w:type="dxa"/>
+              <w:left w:w="0" w:type="dxa"/>
+              <w:right w:w="0" w:type="dxa"/>
+            </w:tcMar>
+            <w:vAlign w:val="top"/>
+          </w:tcPr>
+          <w:p>
+            <w:pPr>
+              <w:pStyle w:val="Normal"/>
+              <w:jc w:val="left"/>
+              <w:pBdr>
+                <w:bottom w:val="none" w:sz="0" w:space="0" w:color="000000"/>
+                <w:top w:val="none" w:sz="0" w:space="0" w:color="000000"/>
+                <w:left w:val="none" w:sz="0" w:space="0" w:color="000000"/>
+                <w:right w:val="none" w:sz="0" w:space="0" w:color="000000"/>
+              </w:pBdr>
+              <w:spacing w:after="60" w:before="60" w:line="240"/>
+              <w:ind w:left="60" w:right="60" w:firstLine="0" w:firstLineChars="0"/>
+              <w:rPr>
+                <w:rFonts w:ascii="Arial" w:hAnsi="Arial" w:eastAsia="Arial" w:cs="Arial"/>
+                <w:i w:val="false"/>
+                <w:b w:val="false"/>
+                <w:u w:val="none"/>
+                <w:strike w:val="false"/>
+                <w:sz w:val="18"/>
+                <w:szCs w:val="18"/>
+                <w:color w:val="000000"/>
+              </w:rPr>
+            </w:pPr>
+            <w:r>
+              <w:rPr>
+                <w:rFonts w:ascii="Arial" w:hAnsi="Arial" w:eastAsia="Arial" w:cs="Arial"/>
+                <w:i w:val="false"/>
+                <w:b w:val="false"/>
+                <w:u w:val="none"/>
+                <w:strike w:val="false"/>
+                <w:sz w:val="18"/>
+                <w:szCs w:val="18"/>
+                <w:color w:val="000000"/>
+              </w:rPr>
+              <w:t xml:space="preserve">76.2% (65.9–86.8)</w:t>
             </w:r>
           </w:p>
         </w:tc>
@@ -1340,7 +1895,7 @@
                 <w:szCs w:val="18"/>
                 <w:color w:val="000000"/>
               </w:rPr>
-              <w:t xml:space="preserve">D4 rule breaks</w:t>
+              <w:t xml:space="preserve">All-Low rule</w:t>
             </w:r>
           </w:p>
         </w:tc>
@@ -1395,7 +1950,7 @@
                 <w:szCs w:val="18"/>
                 <w:color w:val="000000"/>
               </w:rPr>
-              <w:t xml:space="preserve">35/102 (34.3%; 26.5–42.2)</w:t>
+              <w:t xml:space="preserve">—</w:t>
             </w:r>
           </w:p>
         </w:tc>
@@ -1450,7 +2005,117 @@
                 <w:szCs w:val="18"/>
                 <w:color w:val="000000"/>
               </w:rPr>
-              <w:t xml:space="preserve">0 by design</w:t>
+              <w:t xml:space="preserve">51.9% (44.4–59.3)</w:t>
+            </w:r>
+          </w:p>
+        </w:tc>
+        <w:tc>
+          <w:tcPr>
+            <w:tcBorders>
+              <w:bottom w:val="none" w:sz="0" w:space="0" w:color="000000"/>
+              <w:top w:val="none" w:sz="0" w:space="0" w:color="000000"/>
+              <w:left w:val="none" w:sz="0" w:space="0" w:color="000000"/>
+              <w:right w:val="none" w:sz="0" w:space="0" w:color="000000"/>
+            </w:tcBorders>
+            <w:shd w:val="clear" w:color="auto" w:fill="FFFFFF"/>
+            <w:tcMar>
+              <w:top w:w="0" w:type="dxa"/>
+              <w:bottom w:w="0" w:type="dxa"/>
+              <w:left w:w="0" w:type="dxa"/>
+              <w:right w:w="0" w:type="dxa"/>
+            </w:tcMar>
+            <w:vAlign w:val="top"/>
+          </w:tcPr>
+          <w:p>
+            <w:pPr>
+              <w:pStyle w:val="Normal"/>
+              <w:jc w:val="left"/>
+              <w:pBdr>
+                <w:bottom w:val="none" w:sz="0" w:space="0" w:color="000000"/>
+                <w:top w:val="none" w:sz="0" w:space="0" w:color="000000"/>
+                <w:left w:val="none" w:sz="0" w:space="0" w:color="000000"/>
+                <w:right w:val="none" w:sz="0" w:space="0" w:color="000000"/>
+              </w:pBdr>
+              <w:spacing w:after="60" w:before="60" w:line="240"/>
+              <w:ind w:left="60" w:right="60" w:firstLine="0" w:firstLineChars="0"/>
+              <w:rPr>
+                <w:rFonts w:ascii="Arial" w:hAnsi="Arial" w:eastAsia="Arial" w:cs="Arial"/>
+                <w:i w:val="false"/>
+                <w:b w:val="false"/>
+                <w:u w:val="none"/>
+                <w:strike w:val="false"/>
+                <w:sz w:val="18"/>
+                <w:szCs w:val="18"/>
+                <w:color w:val="000000"/>
+              </w:rPr>
+            </w:pPr>
+            <w:r>
+              <w:rPr>
+                <w:rFonts w:ascii="Arial" w:hAnsi="Arial" w:eastAsia="Arial" w:cs="Arial"/>
+                <w:i w:val="false"/>
+                <w:b w:val="false"/>
+                <w:u w:val="none"/>
+                <w:strike w:val="false"/>
+                <w:sz w:val="18"/>
+                <w:szCs w:val="18"/>
+                <w:color w:val="000000"/>
+              </w:rPr>
+              <w:t xml:space="preserve">—</w:t>
+            </w:r>
+          </w:p>
+        </w:tc>
+        <w:tc>
+          <w:tcPr>
+            <w:tcBorders>
+              <w:bottom w:val="none" w:sz="0" w:space="0" w:color="000000"/>
+              <w:top w:val="none" w:sz="0" w:space="0" w:color="000000"/>
+              <w:left w:val="none" w:sz="0" w:space="0" w:color="000000"/>
+              <w:right w:val="none" w:sz="0" w:space="0" w:color="000000"/>
+            </w:tcBorders>
+            <w:shd w:val="clear" w:color="auto" w:fill="FFFFFF"/>
+            <w:tcMar>
+              <w:top w:w="0" w:type="dxa"/>
+              <w:bottom w:w="0" w:type="dxa"/>
+              <w:left w:w="0" w:type="dxa"/>
+              <w:right w:w="0" w:type="dxa"/>
+            </w:tcMar>
+            <w:vAlign w:val="top"/>
+          </w:tcPr>
+          <w:p>
+            <w:pPr>
+              <w:pStyle w:val="Normal"/>
+              <w:jc w:val="left"/>
+              <w:pBdr>
+                <w:bottom w:val="none" w:sz="0" w:space="0" w:color="000000"/>
+                <w:top w:val="none" w:sz="0" w:space="0" w:color="000000"/>
+                <w:left w:val="none" w:sz="0" w:space="0" w:color="000000"/>
+                <w:right w:val="none" w:sz="0" w:space="0" w:color="000000"/>
+              </w:pBdr>
+              <w:spacing w:after="60" w:before="60" w:line="240"/>
+              <w:ind w:left="60" w:right="60" w:firstLine="0" w:firstLineChars="0"/>
+              <w:rPr>
+                <w:rFonts w:ascii="Arial" w:hAnsi="Arial" w:eastAsia="Arial" w:cs="Arial"/>
+                <w:i w:val="false"/>
+                <w:b w:val="false"/>
+                <w:u w:val="none"/>
+                <w:strike w:val="false"/>
+                <w:sz w:val="18"/>
+                <w:szCs w:val="18"/>
+                <w:color w:val="000000"/>
+              </w:rPr>
+            </w:pPr>
+            <w:r>
+              <w:rPr>
+                <w:rFonts w:ascii="Arial" w:hAnsi="Arial" w:eastAsia="Arial" w:cs="Arial"/>
+                <w:i w:val="false"/>
+                <w:b w:val="false"/>
+                <w:u w:val="none"/>
+                <w:strike w:val="false"/>
+                <w:sz w:val="18"/>
+                <w:szCs w:val="18"/>
+                <w:color w:val="000000"/>
+              </w:rPr>
+              <w:t xml:space="preserve">100.0%</w:t>
             </w:r>
           </w:p>
         </w:tc>
@@ -1462,6 +2127,7 @@
         </w:trPr>
         <w:tc>
           <w:tcPr>
+            <w:gridSpan w:val="5"/>
             <w:tcBorders>
               <w:bottom w:val="none" w:sz="0" w:space="0" w:color="000000"/>
               <w:top w:val="none" w:sz="0" w:space="0" w:color="000000"/>
@@ -1492,136 +2158,26 @@
               <w:rPr>
                 <w:rFonts w:ascii="Arial" w:hAnsi="Arial" w:eastAsia="Arial" w:cs="Arial"/>
                 <w:i w:val="false"/>
-                <w:b w:val="false"/>
-                <w:u w:val="none"/>
-                <w:strike w:val="false"/>
-                <w:sz w:val="18"/>
-                <w:szCs w:val="18"/>
-                <w:color w:val="000000"/>
-              </w:rPr>
-            </w:pPr>
-            <w:r>
-              <w:rPr>
-                <w:rFonts w:ascii="Arial" w:hAnsi="Arial" w:eastAsia="Arial" w:cs="Arial"/>
-                <w:i w:val="false"/>
-                <w:b w:val="false"/>
-                <w:u w:val="none"/>
-                <w:strike w:val="false"/>
-                <w:sz w:val="18"/>
-                <w:szCs w:val="18"/>
-                <w:color w:val="000000"/>
-              </w:rPr>
-              <w:t xml:space="preserve">D5 rule breaks</w:t>
-            </w:r>
-          </w:p>
-        </w:tc>
-        <w:tc>
-          <w:tcPr>
-            <w:tcBorders>
-              <w:bottom w:val="none" w:sz="0" w:space="0" w:color="000000"/>
-              <w:top w:val="none" w:sz="0" w:space="0" w:color="000000"/>
-              <w:left w:val="none" w:sz="0" w:space="0" w:color="000000"/>
-              <w:right w:val="none" w:sz="0" w:space="0" w:color="000000"/>
-            </w:tcBorders>
-            <w:shd w:val="clear" w:color="auto" w:fill="FFFFFF"/>
-            <w:tcMar>
-              <w:top w:w="0" w:type="dxa"/>
-              <w:bottom w:w="0" w:type="dxa"/>
-              <w:left w:w="0" w:type="dxa"/>
-              <w:right w:w="0" w:type="dxa"/>
-            </w:tcMar>
-            <w:vAlign w:val="top"/>
-          </w:tcPr>
-          <w:p>
-            <w:pPr>
-              <w:pStyle w:val="Normal"/>
-              <w:jc w:val="left"/>
-              <w:pBdr>
-                <w:bottom w:val="none" w:sz="0" w:space="0" w:color="000000"/>
-                <w:top w:val="none" w:sz="0" w:space="0" w:color="000000"/>
-                <w:left w:val="none" w:sz="0" w:space="0" w:color="000000"/>
-                <w:right w:val="none" w:sz="0" w:space="0" w:color="000000"/>
-              </w:pBdr>
-              <w:spacing w:after="60" w:before="60" w:line="240"/>
-              <w:ind w:left="60" w:right="60" w:firstLine="0" w:firstLineChars="0"/>
-              <w:rPr>
-                <w:rFonts w:ascii="Arial" w:hAnsi="Arial" w:eastAsia="Arial" w:cs="Arial"/>
-                <w:i w:val="false"/>
-                <w:b w:val="false"/>
-                <w:u w:val="none"/>
-                <w:strike w:val="false"/>
-                <w:sz w:val="18"/>
-                <w:szCs w:val="18"/>
-                <w:color w:val="000000"/>
-              </w:rPr>
-            </w:pPr>
-            <w:r>
-              <w:rPr>
-                <w:rFonts w:ascii="Arial" w:hAnsi="Arial" w:eastAsia="Arial" w:cs="Arial"/>
-                <w:i w:val="false"/>
-                <w:b w:val="false"/>
-                <w:u w:val="none"/>
-                <w:strike w:val="false"/>
-                <w:sz w:val="18"/>
-                <w:szCs w:val="18"/>
-                <w:color w:val="000000"/>
-              </w:rPr>
-              <w:t xml:space="preserve">13/102 (12.7%; 6.9–18.6)</w:t>
-            </w:r>
-          </w:p>
-        </w:tc>
-        <w:tc>
-          <w:tcPr>
-            <w:tcBorders>
-              <w:bottom w:val="none" w:sz="0" w:space="0" w:color="000000"/>
-              <w:top w:val="none" w:sz="0" w:space="0" w:color="000000"/>
-              <w:left w:val="none" w:sz="0" w:space="0" w:color="000000"/>
-              <w:right w:val="none" w:sz="0" w:space="0" w:color="000000"/>
-            </w:tcBorders>
-            <w:shd w:val="clear" w:color="auto" w:fill="FFFFFF"/>
-            <w:tcMar>
-              <w:top w:w="0" w:type="dxa"/>
-              <w:bottom w:w="0" w:type="dxa"/>
-              <w:left w:w="0" w:type="dxa"/>
-              <w:right w:w="0" w:type="dxa"/>
-            </w:tcMar>
-            <w:vAlign w:val="top"/>
-          </w:tcPr>
-          <w:p>
-            <w:pPr>
-              <w:pStyle w:val="Normal"/>
-              <w:jc w:val="left"/>
-              <w:pBdr>
-                <w:bottom w:val="none" w:sz="0" w:space="0" w:color="000000"/>
-                <w:top w:val="none" w:sz="0" w:space="0" w:color="000000"/>
-                <w:left w:val="none" w:sz="0" w:space="0" w:color="000000"/>
-                <w:right w:val="none" w:sz="0" w:space="0" w:color="000000"/>
-              </w:pBdr>
-              <w:spacing w:after="60" w:before="60" w:line="240"/>
-              <w:ind w:left="60" w:right="60" w:firstLine="0" w:firstLineChars="0"/>
-              <w:rPr>
-                <w:rFonts w:ascii="Arial" w:hAnsi="Arial" w:eastAsia="Arial" w:cs="Arial"/>
-                <w:i w:val="false"/>
-                <w:b w:val="false"/>
-                <w:u w:val="none"/>
-                <w:strike w:val="false"/>
-                <w:sz w:val="18"/>
-                <w:szCs w:val="18"/>
-                <w:color w:val="000000"/>
-              </w:rPr>
-            </w:pPr>
-            <w:r>
-              <w:rPr>
-                <w:rFonts w:ascii="Arial" w:hAnsi="Arial" w:eastAsia="Arial" w:cs="Arial"/>
-                <w:i w:val="false"/>
-                <w:b w:val="false"/>
-                <w:u w:val="none"/>
-                <w:strike w:val="false"/>
-                <w:sz w:val="18"/>
-                <w:szCs w:val="18"/>
-                <w:color w:val="000000"/>
-              </w:rPr>
-              <w:t xml:space="preserve">0 by design</w:t>
+                <w:b w:val="true"/>
+                <w:u w:val="none"/>
+                <w:strike w:val="false"/>
+                <w:sz w:val="18"/>
+                <w:szCs w:val="18"/>
+                <w:color w:val="000000"/>
+              </w:rPr>
+            </w:pPr>
+            <w:r>
+              <w:rPr>
+                <w:rFonts w:ascii="Arial" w:hAnsi="Arial" w:eastAsia="Arial" w:cs="Arial"/>
+                <w:i w:val="false"/>
+                <w:b w:val="true"/>
+                <w:u w:val="none"/>
+                <w:strike w:val="false"/>
+                <w:sz w:val="18"/>
+                <w:szCs w:val="18"/>
+                <w:color w:val="000000"/>
+              </w:rPr>
+              <w:t xml:space="preserve">Paired difference, ARBITER − Unassisted</w:t>
             </w:r>
           </w:p>
         </w:tc>
@@ -1633,7 +2189,6 @@
         </w:trPr>
         <w:tc>
           <w:tcPr>
-            <w:gridSpan w:val="3"/>
             <w:tcBorders>
               <w:bottom w:val="none" w:sz="0" w:space="0" w:color="000000"/>
               <w:top w:val="none" w:sz="0" w:space="0" w:color="000000"/>
@@ -1664,35 +2219,29 @@
               <w:rPr>
                 <w:rFonts w:ascii="Arial" w:hAnsi="Arial" w:eastAsia="Arial" w:cs="Arial"/>
                 <w:i w:val="false"/>
-                <w:b w:val="true"/>
-                <w:u w:val="none"/>
-                <w:strike w:val="false"/>
-                <w:sz w:val="18"/>
-                <w:szCs w:val="18"/>
-                <w:color w:val="000000"/>
-              </w:rPr>
-            </w:pPr>
-            <w:r>
-              <w:rPr>
-                <w:rFonts w:ascii="Arial" w:hAnsi="Arial" w:eastAsia="Arial" w:cs="Arial"/>
-                <w:i w:val="false"/>
-                <w:b w:val="true"/>
-                <w:u w:val="none"/>
-                <w:strike w:val="false"/>
-                <w:sz w:val="18"/>
-                <w:szCs w:val="18"/>
-                <w:color w:val="000000"/>
-              </w:rPr>
-              <w:t xml:space="preserve">Overall rating</w:t>
-            </w:r>
-          </w:p>
-        </w:tc>
-      </w:tr>
-      <w:tr>
-        <w:trPr>
-          <w:cantSplit/>
-          <w:trHeight w:val="480" w:hRule="auto"/>
-        </w:trPr>
+                <w:b w:val="false"/>
+                <w:u w:val="none"/>
+                <w:strike w:val="false"/>
+                <w:sz w:val="18"/>
+                <w:szCs w:val="18"/>
+                <w:color w:val="000000"/>
+              </w:rPr>
+            </w:pPr>
+            <w:r>
+              <w:rPr>
+                <w:rFonts w:ascii="Arial" w:hAnsi="Arial" w:eastAsia="Arial" w:cs="Arial"/>
+                <w:i w:val="false"/>
+                <w:b w:val="false"/>
+                <w:u w:val="none"/>
+                <w:strike w:val="false"/>
+                <w:sz w:val="18"/>
+                <w:szCs w:val="18"/>
+                <w:color w:val="000000"/>
+              </w:rPr>
+              <w:t xml:space="preserve">Published: D1–D5</w:t>
+            </w:r>
+          </w:p>
+        </w:tc>
         <w:tc>
           <w:tcPr>
             <w:tcBorders>
@@ -1744,7 +2293,7 @@
                 <w:szCs w:val="18"/>
                 <w:color w:val="000000"/>
               </w:rPr>
-              <w:t xml:space="preserve">Overall rating follows the RoB 2 rules (incl. permitted escalation)</w:t>
+              <w:t xml:space="preserve">0.06 (−0.03 to 0.14)</w:t>
             </w:r>
           </w:p>
         </w:tc>
@@ -1799,7 +2348,7 @@
                 <w:szCs w:val="18"/>
                 <w:color w:val="000000"/>
               </w:rPr>
-              <w:t xml:space="preserve">102/102 (100.0%)</w:t>
+              <w:t xml:space="preserve">−1.8 (−5.1 to 1.6)</w:t>
             </w:r>
           </w:p>
         </w:tc>
@@ -1854,19 +2403,12 @@
                 <w:szCs w:val="18"/>
                 <w:color w:val="000000"/>
               </w:rPr>
-              <w:t xml:space="preserve">102/102 (100.0%)</w:t>
-            </w:r>
-          </w:p>
-        </w:tc>
-      </w:tr>
-      <w:tr>
-        <w:trPr>
-          <w:cantSplit/>
-          <w:trHeight w:val="480" w:hRule="auto"/>
-        </w:trPr>
-        <w:tc>
-          <w:tcPr>
-            <w:gridSpan w:val="3"/>
+              <w:t xml:space="preserve">15.7 (6.8–24.4)</w:t>
+            </w:r>
+          </w:p>
+        </w:tc>
+        <w:tc>
+          <w:tcPr>
             <w:tcBorders>
               <w:bottom w:val="none" w:sz="0" w:space="0" w:color="000000"/>
               <w:top w:val="none" w:sz="0" w:space="0" w:color="000000"/>
@@ -1897,539 +2439,26 @@
               <w:rPr>
                 <w:rFonts w:ascii="Arial" w:hAnsi="Arial" w:eastAsia="Arial" w:cs="Arial"/>
                 <w:i w:val="false"/>
-                <w:b w:val="true"/>
-                <w:u w:val="none"/>
-                <w:strike w:val="false"/>
-                <w:sz w:val="18"/>
-                <w:szCs w:val="18"/>
-                <w:color w:val="000000"/>
-              </w:rPr>
-            </w:pPr>
-            <w:r>
-              <w:rPr>
-                <w:rFonts w:ascii="Arial" w:hAnsi="Arial" w:eastAsia="Arial" w:cs="Arial"/>
-                <w:i w:val="false"/>
-                <w:b w:val="true"/>
-                <w:u w:val="none"/>
-                <w:strike w:val="false"/>
-                <w:sz w:val="18"/>
-                <w:szCs w:val="18"/>
-                <w:color w:val="000000"/>
-              </w:rPr>
-              <w:t xml:space="preserve">Evidence and audit</w:t>
-            </w:r>
-          </w:p>
-        </w:tc>
-      </w:tr>
-      <w:tr>
-        <w:trPr>
-          <w:cantSplit/>
-          <w:trHeight w:val="480" w:hRule="auto"/>
-        </w:trPr>
-        <w:tc>
-          <w:tcPr>
-            <w:tcBorders>
-              <w:bottom w:val="none" w:sz="0" w:space="0" w:color="000000"/>
-              <w:top w:val="none" w:sz="0" w:space="0" w:color="000000"/>
-              <w:left w:val="none" w:sz="0" w:space="0" w:color="000000"/>
-              <w:right w:val="none" w:sz="0" w:space="0" w:color="000000"/>
-            </w:tcBorders>
-            <w:shd w:val="clear" w:color="auto" w:fill="FFFFFF"/>
-            <w:tcMar>
-              <w:top w:w="0" w:type="dxa"/>
-              <w:bottom w:w="0" w:type="dxa"/>
-              <w:left w:w="0" w:type="dxa"/>
-              <w:right w:w="0" w:type="dxa"/>
-            </w:tcMar>
-            <w:vAlign w:val="top"/>
-          </w:tcPr>
-          <w:p>
-            <w:pPr>
-              <w:pStyle w:val="Normal"/>
-              <w:jc w:val="left"/>
-              <w:pBdr>
-                <w:bottom w:val="none" w:sz="0" w:space="0" w:color="000000"/>
-                <w:top w:val="none" w:sz="0" w:space="0" w:color="000000"/>
-                <w:left w:val="none" w:sz="0" w:space="0" w:color="000000"/>
-                <w:right w:val="none" w:sz="0" w:space="0" w:color="000000"/>
-              </w:pBdr>
-              <w:spacing w:after="60" w:before="60" w:line="240"/>
-              <w:ind w:left="60" w:right="60" w:firstLine="0" w:firstLineChars="0"/>
-              <w:rPr>
-                <w:rFonts w:ascii="Arial" w:hAnsi="Arial" w:eastAsia="Arial" w:cs="Arial"/>
-                <w:i w:val="false"/>
-                <w:b w:val="false"/>
-                <w:u w:val="none"/>
-                <w:strike w:val="false"/>
-                <w:sz w:val="18"/>
-                <w:szCs w:val="18"/>
-                <w:color w:val="000000"/>
-              </w:rPr>
-            </w:pPr>
-            <w:r>
-              <w:rPr>
-                <w:rFonts w:ascii="Arial" w:hAnsi="Arial" w:eastAsia="Arial" w:cs="Arial"/>
-                <w:i w:val="false"/>
-                <w:b w:val="false"/>
-                <w:u w:val="none"/>
-                <w:strike w:val="false"/>
-                <w:sz w:val="18"/>
-                <w:szCs w:val="18"/>
-                <w:color w:val="000000"/>
-              </w:rPr>
-              <w:t xml:space="preserve">Answers citing ≥1 supporting passage or image</w:t>
-            </w:r>
-          </w:p>
-        </w:tc>
-        <w:tc>
-          <w:tcPr>
-            <w:tcBorders>
-              <w:bottom w:val="none" w:sz="0" w:space="0" w:color="000000"/>
-              <w:top w:val="none" w:sz="0" w:space="0" w:color="000000"/>
-              <w:left w:val="none" w:sz="0" w:space="0" w:color="000000"/>
-              <w:right w:val="none" w:sz="0" w:space="0" w:color="000000"/>
-            </w:tcBorders>
-            <w:shd w:val="clear" w:color="auto" w:fill="FFFFFF"/>
-            <w:tcMar>
-              <w:top w:w="0" w:type="dxa"/>
-              <w:bottom w:w="0" w:type="dxa"/>
-              <w:left w:w="0" w:type="dxa"/>
-              <w:right w:w="0" w:type="dxa"/>
-            </w:tcMar>
-            <w:vAlign w:val="top"/>
-          </w:tcPr>
-          <w:p>
-            <w:pPr>
-              <w:pStyle w:val="Normal"/>
-              <w:jc w:val="left"/>
-              <w:pBdr>
-                <w:bottom w:val="none" w:sz="0" w:space="0" w:color="000000"/>
-                <w:top w:val="none" w:sz="0" w:space="0" w:color="000000"/>
-                <w:left w:val="none" w:sz="0" w:space="0" w:color="000000"/>
-                <w:right w:val="none" w:sz="0" w:space="0" w:color="000000"/>
-              </w:pBdr>
-              <w:spacing w:after="60" w:before="60" w:line="240"/>
-              <w:ind w:left="60" w:right="60" w:firstLine="0" w:firstLineChars="0"/>
-              <w:rPr>
-                <w:rFonts w:ascii="Arial" w:hAnsi="Arial" w:eastAsia="Arial" w:cs="Arial"/>
-                <w:i w:val="false"/>
-                <w:b w:val="false"/>
-                <w:u w:val="none"/>
-                <w:strike w:val="false"/>
-                <w:sz w:val="18"/>
-                <w:szCs w:val="18"/>
-                <w:color w:val="000000"/>
-              </w:rPr>
-            </w:pPr>
-            <w:r>
-              <w:rPr>
-                <w:rFonts w:ascii="Arial" w:hAnsi="Arial" w:eastAsia="Arial" w:cs="Arial"/>
-                <w:i w:val="false"/>
-                <w:b w:val="false"/>
-                <w:u w:val="none"/>
-                <w:strike w:val="false"/>
-                <w:sz w:val="18"/>
-                <w:szCs w:val="18"/>
-                <w:color w:val="000000"/>
-              </w:rPr>
-              <w:t xml:space="preserve">Not available</w:t>
-            </w:r>
-          </w:p>
-        </w:tc>
-        <w:tc>
-          <w:tcPr>
-            <w:tcBorders>
-              <w:bottom w:val="none" w:sz="0" w:space="0" w:color="000000"/>
-              <w:top w:val="none" w:sz="0" w:space="0" w:color="000000"/>
-              <w:left w:val="none" w:sz="0" w:space="0" w:color="000000"/>
-              <w:right w:val="none" w:sz="0" w:space="0" w:color="000000"/>
-            </w:tcBorders>
-            <w:shd w:val="clear" w:color="auto" w:fill="FFFFFF"/>
-            <w:tcMar>
-              <w:top w:w="0" w:type="dxa"/>
-              <w:bottom w:w="0" w:type="dxa"/>
-              <w:left w:w="0" w:type="dxa"/>
-              <w:right w:w="0" w:type="dxa"/>
-            </w:tcMar>
-            <w:vAlign w:val="top"/>
-          </w:tcPr>
-          <w:p>
-            <w:pPr>
-              <w:pStyle w:val="Normal"/>
-              <w:jc w:val="left"/>
-              <w:pBdr>
-                <w:bottom w:val="none" w:sz="0" w:space="0" w:color="000000"/>
-                <w:top w:val="none" w:sz="0" w:space="0" w:color="000000"/>
-                <w:left w:val="none" w:sz="0" w:space="0" w:color="000000"/>
-                <w:right w:val="none" w:sz="0" w:space="0" w:color="000000"/>
-              </w:pBdr>
-              <w:spacing w:after="60" w:before="60" w:line="240"/>
-              <w:ind w:left="60" w:right="60" w:firstLine="0" w:firstLineChars="0"/>
-              <w:rPr>
-                <w:rFonts w:ascii="Arial" w:hAnsi="Arial" w:eastAsia="Arial" w:cs="Arial"/>
-                <w:i w:val="false"/>
-                <w:b w:val="false"/>
-                <w:u w:val="none"/>
-                <w:strike w:val="false"/>
-                <w:sz w:val="18"/>
-                <w:szCs w:val="18"/>
-                <w:color w:val="000000"/>
-              </w:rPr>
-            </w:pPr>
-            <w:r>
-              <w:rPr>
-                <w:rFonts w:ascii="Arial" w:hAnsi="Arial" w:eastAsia="Arial" w:cs="Arial"/>
-                <w:i w:val="false"/>
-                <w:b w:val="false"/>
-                <w:u w:val="none"/>
-                <w:strike w:val="false"/>
-                <w:sz w:val="18"/>
-                <w:szCs w:val="18"/>
-                <w:color w:val="000000"/>
-              </w:rPr>
-              <w:t xml:space="preserve">1538/1538 (100.0%)</w:t>
-            </w:r>
-          </w:p>
-        </w:tc>
-      </w:tr>
-      <w:tr>
-        <w:trPr>
-          <w:cantSplit/>
-          <w:trHeight w:val="480" w:hRule="auto"/>
-        </w:trPr>
-        <w:tc>
-          <w:tcPr>
-            <w:tcBorders>
-              <w:bottom w:val="none" w:sz="0" w:space="0" w:color="000000"/>
-              <w:top w:val="none" w:sz="0" w:space="0" w:color="000000"/>
-              <w:left w:val="none" w:sz="0" w:space="0" w:color="000000"/>
-              <w:right w:val="none" w:sz="0" w:space="0" w:color="000000"/>
-            </w:tcBorders>
-            <w:shd w:val="clear" w:color="auto" w:fill="FFFFFF"/>
-            <w:tcMar>
-              <w:top w:w="0" w:type="dxa"/>
-              <w:bottom w:w="0" w:type="dxa"/>
-              <w:left w:w="0" w:type="dxa"/>
-              <w:right w:w="0" w:type="dxa"/>
-            </w:tcMar>
-            <w:vAlign w:val="top"/>
-          </w:tcPr>
-          <w:p>
-            <w:pPr>
-              <w:pStyle w:val="Normal"/>
-              <w:jc w:val="left"/>
-              <w:pBdr>
-                <w:bottom w:val="none" w:sz="0" w:space="0" w:color="000000"/>
-                <w:top w:val="none" w:sz="0" w:space="0" w:color="000000"/>
-                <w:left w:val="none" w:sz="0" w:space="0" w:color="000000"/>
-                <w:right w:val="none" w:sz="0" w:space="0" w:color="000000"/>
-              </w:pBdr>
-              <w:spacing w:after="60" w:before="60" w:line="240"/>
-              <w:ind w:left="60" w:right="60" w:firstLine="0" w:firstLineChars="0"/>
-              <w:rPr>
-                <w:rFonts w:ascii="Arial" w:hAnsi="Arial" w:eastAsia="Arial" w:cs="Arial"/>
-                <w:i w:val="false"/>
-                <w:b w:val="false"/>
-                <w:u w:val="none"/>
-                <w:strike w:val="false"/>
-                <w:sz w:val="18"/>
-                <w:szCs w:val="18"/>
-                <w:color w:val="000000"/>
-              </w:rPr>
-            </w:pPr>
-            <w:r>
-              <w:rPr>
-                <w:rFonts w:ascii="Arial" w:hAnsi="Arial" w:eastAsia="Arial" w:cs="Arial"/>
-                <w:i w:val="false"/>
-                <w:b w:val="false"/>
-                <w:u w:val="none"/>
-                <w:strike w:val="false"/>
-                <w:sz w:val="18"/>
-                <w:szCs w:val="18"/>
-                <w:color w:val="000000"/>
-              </w:rPr>
-              <w:t xml:space="preserve">Quoted text linked to its source</w:t>
-            </w:r>
-          </w:p>
-        </w:tc>
-        <w:tc>
-          <w:tcPr>
-            <w:tcBorders>
-              <w:bottom w:val="none" w:sz="0" w:space="0" w:color="000000"/>
-              <w:top w:val="none" w:sz="0" w:space="0" w:color="000000"/>
-              <w:left w:val="none" w:sz="0" w:space="0" w:color="000000"/>
-              <w:right w:val="none" w:sz="0" w:space="0" w:color="000000"/>
-            </w:tcBorders>
-            <w:shd w:val="clear" w:color="auto" w:fill="FFFFFF"/>
-            <w:tcMar>
-              <w:top w:w="0" w:type="dxa"/>
-              <w:bottom w:w="0" w:type="dxa"/>
-              <w:left w:w="0" w:type="dxa"/>
-              <w:right w:w="0" w:type="dxa"/>
-            </w:tcMar>
-            <w:vAlign w:val="top"/>
-          </w:tcPr>
-          <w:p>
-            <w:pPr>
-              <w:pStyle w:val="Normal"/>
-              <w:jc w:val="left"/>
-              <w:pBdr>
-                <w:bottom w:val="none" w:sz="0" w:space="0" w:color="000000"/>
-                <w:top w:val="none" w:sz="0" w:space="0" w:color="000000"/>
-                <w:left w:val="none" w:sz="0" w:space="0" w:color="000000"/>
-                <w:right w:val="none" w:sz="0" w:space="0" w:color="000000"/>
-              </w:pBdr>
-              <w:spacing w:after="60" w:before="60" w:line="240"/>
-              <w:ind w:left="60" w:right="60" w:firstLine="0" w:firstLineChars="0"/>
-              <w:rPr>
-                <w:rFonts w:ascii="Arial" w:hAnsi="Arial" w:eastAsia="Arial" w:cs="Arial"/>
-                <w:i w:val="false"/>
-                <w:b w:val="false"/>
-                <w:u w:val="none"/>
-                <w:strike w:val="false"/>
-                <w:sz w:val="18"/>
-                <w:szCs w:val="18"/>
-                <w:color w:val="000000"/>
-              </w:rPr>
-            </w:pPr>
-            <w:r>
-              <w:rPr>
-                <w:rFonts w:ascii="Arial" w:hAnsi="Arial" w:eastAsia="Arial" w:cs="Arial"/>
-                <w:i w:val="false"/>
-                <w:b w:val="false"/>
-                <w:u w:val="none"/>
-                <w:strike w:val="false"/>
-                <w:sz w:val="18"/>
-                <w:szCs w:val="18"/>
-                <w:color w:val="000000"/>
-              </w:rPr>
-              <w:t xml:space="preserve">Not available</w:t>
-            </w:r>
-          </w:p>
-        </w:tc>
-        <w:tc>
-          <w:tcPr>
-            <w:tcBorders>
-              <w:bottom w:val="none" w:sz="0" w:space="0" w:color="000000"/>
-              <w:top w:val="none" w:sz="0" w:space="0" w:color="000000"/>
-              <w:left w:val="none" w:sz="0" w:space="0" w:color="000000"/>
-              <w:right w:val="none" w:sz="0" w:space="0" w:color="000000"/>
-            </w:tcBorders>
-            <w:shd w:val="clear" w:color="auto" w:fill="FFFFFF"/>
-            <w:tcMar>
-              <w:top w:w="0" w:type="dxa"/>
-              <w:bottom w:w="0" w:type="dxa"/>
-              <w:left w:w="0" w:type="dxa"/>
-              <w:right w:w="0" w:type="dxa"/>
-            </w:tcMar>
-            <w:vAlign w:val="top"/>
-          </w:tcPr>
-          <w:p>
-            <w:pPr>
-              <w:pStyle w:val="Normal"/>
-              <w:jc w:val="left"/>
-              <w:pBdr>
-                <w:bottom w:val="none" w:sz="0" w:space="0" w:color="000000"/>
-                <w:top w:val="none" w:sz="0" w:space="0" w:color="000000"/>
-                <w:left w:val="none" w:sz="0" w:space="0" w:color="000000"/>
-                <w:right w:val="none" w:sz="0" w:space="0" w:color="000000"/>
-              </w:pBdr>
-              <w:spacing w:after="60" w:before="60" w:line="240"/>
-              <w:ind w:left="60" w:right="60" w:firstLine="0" w:firstLineChars="0"/>
-              <w:rPr>
-                <w:rFonts w:ascii="Arial" w:hAnsi="Arial" w:eastAsia="Arial" w:cs="Arial"/>
-                <w:i w:val="false"/>
-                <w:b w:val="false"/>
-                <w:u w:val="none"/>
-                <w:strike w:val="false"/>
-                <w:sz w:val="18"/>
-                <w:szCs w:val="18"/>
-                <w:color w:val="000000"/>
-              </w:rPr>
-            </w:pPr>
-            <w:r>
-              <w:rPr>
-                <w:rFonts w:ascii="Arial" w:hAnsi="Arial" w:eastAsia="Arial" w:cs="Arial"/>
-                <w:i w:val="false"/>
-                <w:b w:val="false"/>
-                <w:u w:val="none"/>
-                <w:strike w:val="false"/>
-                <w:sz w:val="18"/>
-                <w:szCs w:val="18"/>
-                <w:color w:val="000000"/>
-              </w:rPr>
-              <w:t xml:space="preserve">1407/1407 (100.0%)</w:t>
-            </w:r>
-          </w:p>
-        </w:tc>
-      </w:tr>
-      <w:tr>
-        <w:trPr>
-          <w:cantSplit/>
-          <w:trHeight w:val="480" w:hRule="auto"/>
-        </w:trPr>
-        <w:tc>
-          <w:tcPr>
-            <w:tcBorders>
-              <w:bottom w:val="none" w:sz="0" w:space="0" w:color="000000"/>
-              <w:top w:val="none" w:sz="0" w:space="0" w:color="000000"/>
-              <w:left w:val="none" w:sz="0" w:space="0" w:color="000000"/>
-              <w:right w:val="none" w:sz="0" w:space="0" w:color="000000"/>
-            </w:tcBorders>
-            <w:shd w:val="clear" w:color="auto" w:fill="FFFFFF"/>
-            <w:tcMar>
-              <w:top w:w="0" w:type="dxa"/>
-              <w:bottom w:w="0" w:type="dxa"/>
-              <w:left w:w="0" w:type="dxa"/>
-              <w:right w:w="0" w:type="dxa"/>
-            </w:tcMar>
-            <w:vAlign w:val="top"/>
-          </w:tcPr>
-          <w:p>
-            <w:pPr>
-              <w:pStyle w:val="Normal"/>
-              <w:jc w:val="left"/>
-              <w:pBdr>
-                <w:bottom w:val="none" w:sz="0" w:space="0" w:color="000000"/>
-                <w:top w:val="none" w:sz="0" w:space="0" w:color="000000"/>
-                <w:left w:val="none" w:sz="0" w:space="0" w:color="000000"/>
-                <w:right w:val="none" w:sz="0" w:space="0" w:color="000000"/>
-              </w:pBdr>
-              <w:spacing w:after="60" w:before="60" w:line="240"/>
-              <w:ind w:left="60" w:right="60" w:firstLine="0" w:firstLineChars="0"/>
-              <w:rPr>
-                <w:rFonts w:ascii="Arial" w:hAnsi="Arial" w:eastAsia="Arial" w:cs="Arial"/>
-                <w:i w:val="false"/>
-                <w:b w:val="false"/>
-                <w:u w:val="none"/>
-                <w:strike w:val="false"/>
-                <w:sz w:val="18"/>
-                <w:szCs w:val="18"/>
-                <w:color w:val="000000"/>
-              </w:rPr>
-            </w:pPr>
-            <w:r>
-              <w:rPr>
-                <w:rFonts w:ascii="Arial" w:hAnsi="Arial" w:eastAsia="Arial" w:cs="Arial"/>
-                <w:i w:val="false"/>
-                <w:b w:val="false"/>
-                <w:u w:val="none"/>
-                <w:strike w:val="false"/>
-                <w:sz w:val="18"/>
-                <w:szCs w:val="18"/>
-                <w:color w:val="000000"/>
-              </w:rPr>
-              <w:t xml:space="preserve">Image regions linked to their page</w:t>
-            </w:r>
-          </w:p>
-        </w:tc>
-        <w:tc>
-          <w:tcPr>
-            <w:tcBorders>
-              <w:bottom w:val="none" w:sz="0" w:space="0" w:color="000000"/>
-              <w:top w:val="none" w:sz="0" w:space="0" w:color="000000"/>
-              <w:left w:val="none" w:sz="0" w:space="0" w:color="000000"/>
-              <w:right w:val="none" w:sz="0" w:space="0" w:color="000000"/>
-            </w:tcBorders>
-            <w:shd w:val="clear" w:color="auto" w:fill="FFFFFF"/>
-            <w:tcMar>
-              <w:top w:w="0" w:type="dxa"/>
-              <w:bottom w:w="0" w:type="dxa"/>
-              <w:left w:w="0" w:type="dxa"/>
-              <w:right w:w="0" w:type="dxa"/>
-            </w:tcMar>
-            <w:vAlign w:val="top"/>
-          </w:tcPr>
-          <w:p>
-            <w:pPr>
-              <w:pStyle w:val="Normal"/>
-              <w:jc w:val="left"/>
-              <w:pBdr>
-                <w:bottom w:val="none" w:sz="0" w:space="0" w:color="000000"/>
-                <w:top w:val="none" w:sz="0" w:space="0" w:color="000000"/>
-                <w:left w:val="none" w:sz="0" w:space="0" w:color="000000"/>
-                <w:right w:val="none" w:sz="0" w:space="0" w:color="000000"/>
-              </w:pBdr>
-              <w:spacing w:after="60" w:before="60" w:line="240"/>
-              <w:ind w:left="60" w:right="60" w:firstLine="0" w:firstLineChars="0"/>
-              <w:rPr>
-                <w:rFonts w:ascii="Arial" w:hAnsi="Arial" w:eastAsia="Arial" w:cs="Arial"/>
-                <w:i w:val="false"/>
-                <w:b w:val="false"/>
-                <w:u w:val="none"/>
-                <w:strike w:val="false"/>
-                <w:sz w:val="18"/>
-                <w:szCs w:val="18"/>
-                <w:color w:val="000000"/>
-              </w:rPr>
-            </w:pPr>
-            <w:r>
-              <w:rPr>
-                <w:rFonts w:ascii="Arial" w:hAnsi="Arial" w:eastAsia="Arial" w:cs="Arial"/>
-                <w:i w:val="false"/>
-                <w:b w:val="false"/>
-                <w:u w:val="none"/>
-                <w:strike w:val="false"/>
-                <w:sz w:val="18"/>
-                <w:szCs w:val="18"/>
-                <w:color w:val="000000"/>
-              </w:rPr>
-              <w:t xml:space="preserve">Not available</w:t>
-            </w:r>
-          </w:p>
-        </w:tc>
-        <w:tc>
-          <w:tcPr>
-            <w:tcBorders>
-              <w:bottom w:val="none" w:sz="0" w:space="0" w:color="000000"/>
-              <w:top w:val="none" w:sz="0" w:space="0" w:color="000000"/>
-              <w:left w:val="none" w:sz="0" w:space="0" w:color="000000"/>
-              <w:right w:val="none" w:sz="0" w:space="0" w:color="000000"/>
-            </w:tcBorders>
-            <w:shd w:val="clear" w:color="auto" w:fill="FFFFFF"/>
-            <w:tcMar>
-              <w:top w:w="0" w:type="dxa"/>
-              <w:bottom w:w="0" w:type="dxa"/>
-              <w:left w:w="0" w:type="dxa"/>
-              <w:right w:w="0" w:type="dxa"/>
-            </w:tcMar>
-            <w:vAlign w:val="top"/>
-          </w:tcPr>
-          <w:p>
-            <w:pPr>
-              <w:pStyle w:val="Normal"/>
-              <w:jc w:val="left"/>
-              <w:pBdr>
-                <w:bottom w:val="none" w:sz="0" w:space="0" w:color="000000"/>
-                <w:top w:val="none" w:sz="0" w:space="0" w:color="000000"/>
-                <w:left w:val="none" w:sz="0" w:space="0" w:color="000000"/>
-                <w:right w:val="none" w:sz="0" w:space="0" w:color="000000"/>
-              </w:pBdr>
-              <w:spacing w:after="60" w:before="60" w:line="240"/>
-              <w:ind w:left="60" w:right="60" w:firstLine="0" w:firstLineChars="0"/>
-              <w:rPr>
-                <w:rFonts w:ascii="Arial" w:hAnsi="Arial" w:eastAsia="Arial" w:cs="Arial"/>
-                <w:i w:val="false"/>
-                <w:b w:val="false"/>
-                <w:u w:val="none"/>
-                <w:strike w:val="false"/>
-                <w:sz w:val="18"/>
-                <w:szCs w:val="18"/>
-                <w:color w:val="000000"/>
-              </w:rPr>
-            </w:pPr>
-            <w:r>
-              <w:rPr>
-                <w:rFonts w:ascii="Arial" w:hAnsi="Arial" w:eastAsia="Arial" w:cs="Arial"/>
-                <w:i w:val="false"/>
-                <w:b w:val="false"/>
-                <w:u w:val="none"/>
-                <w:strike w:val="false"/>
-                <w:sz w:val="18"/>
-                <w:szCs w:val="18"/>
-                <w:color w:val="000000"/>
-              </w:rPr>
-              <w:t xml:space="preserve">14/14 (100.0%)</w:t>
+                <w:b w:val="false"/>
+                <w:u w:val="none"/>
+                <w:strike w:val="false"/>
+                <w:sz w:val="18"/>
+                <w:szCs w:val="18"/>
+                <w:color w:val="000000"/>
+              </w:rPr>
+            </w:pPr>
+            <w:r>
+              <w:rPr>
+                <w:rFonts w:ascii="Arial" w:hAnsi="Arial" w:eastAsia="Arial" w:cs="Arial"/>
+                <w:i w:val="false"/>
+                <w:b w:val="false"/>
+                <w:u w:val="none"/>
+                <w:strike w:val="false"/>
+                <w:sz w:val="18"/>
+                <w:szCs w:val="18"/>
+                <w:color w:val="000000"/>
+              </w:rPr>
+              <w:t xml:space="preserve">−4.4 (−7.6 to −1.2)</w:t>
             </w:r>
           </w:p>
         </w:tc>
@@ -2491,7 +2520,7 @@
                 <w:szCs w:val="18"/>
                 <w:color w:val="000000"/>
               </w:rPr>
-              <w:t xml:space="preserve">Audit file passes the independent verifier</w:t>
+              <w:t xml:space="preserve">Published: Overall</w:t>
             </w:r>
           </w:p>
         </w:tc>
@@ -2547,7 +2576,7 @@
                 <w:szCs w:val="18"/>
                 <w:color w:val="000000"/>
               </w:rPr>
-              <w:t xml:space="preserve">Not available</w:t>
+              <w:t xml:space="preserve">0.02 (−0.11 to 0.16)</w:t>
             </w:r>
           </w:p>
         </w:tc>
@@ -2603,7 +2632,119 @@
                 <w:szCs w:val="18"/>
                 <w:color w:val="000000"/>
               </w:rPr>
-              <w:t xml:space="preserve">102/102 (100.0%)</w:t>
+              <w:t xml:space="preserve">−1.2 (−11.1 to 8.6)</w:t>
+            </w:r>
+          </w:p>
+        </w:tc>
+        <w:tc>
+          <w:tcPr>
+            <w:tcBorders>
+              <w:bottom w:val="single" w:sz="8" w:space="0" w:color="000000"/>
+              <w:top w:val="none" w:sz="0" w:space="0" w:color="000000"/>
+              <w:left w:val="none" w:sz="0" w:space="0" w:color="000000"/>
+              <w:right w:val="none" w:sz="0" w:space="0" w:color="000000"/>
+            </w:tcBorders>
+            <w:shd w:val="clear" w:color="auto" w:fill="FFFFFF"/>
+            <w:tcMar>
+              <w:top w:w="0" w:type="dxa"/>
+              <w:bottom w:w="0" w:type="dxa"/>
+              <w:left w:w="0" w:type="dxa"/>
+              <w:right w:w="0" w:type="dxa"/>
+            </w:tcMar>
+            <w:vAlign w:val="top"/>
+          </w:tcPr>
+          <w:p>
+            <w:pPr>
+              <w:pStyle w:val="Normal"/>
+              <w:jc w:val="left"/>
+              <w:keepNext/>
+              <w:pBdr>
+                <w:bottom w:val="none" w:sz="0" w:space="0" w:color="000000"/>
+                <w:top w:val="none" w:sz="0" w:space="0" w:color="000000"/>
+                <w:left w:val="none" w:sz="0" w:space="0" w:color="000000"/>
+                <w:right w:val="none" w:sz="0" w:space="0" w:color="000000"/>
+              </w:pBdr>
+              <w:spacing w:after="60" w:before="60" w:line="240"/>
+              <w:ind w:left="60" w:right="60" w:firstLine="0" w:firstLineChars="0"/>
+              <w:rPr>
+                <w:rFonts w:ascii="Arial" w:hAnsi="Arial" w:eastAsia="Arial" w:cs="Arial"/>
+                <w:i w:val="false"/>
+                <w:b w:val="false"/>
+                <w:u w:val="none"/>
+                <w:strike w:val="false"/>
+                <w:sz w:val="18"/>
+                <w:szCs w:val="18"/>
+                <w:color w:val="000000"/>
+              </w:rPr>
+            </w:pPr>
+            <w:r>
+              <w:rPr>
+                <w:rFonts w:ascii="Arial" w:hAnsi="Arial" w:eastAsia="Arial" w:cs="Arial"/>
+                <w:i w:val="false"/>
+                <w:b w:val="false"/>
+                <w:u w:val="none"/>
+                <w:strike w:val="false"/>
+                <w:sz w:val="18"/>
+                <w:szCs w:val="18"/>
+                <w:color w:val="000000"/>
+              </w:rPr>
+              <w:t xml:space="preserve">28.2 (16.1–40.5)</w:t>
+            </w:r>
+          </w:p>
+        </w:tc>
+        <w:tc>
+          <w:tcPr>
+            <w:tcBorders>
+              <w:bottom w:val="single" w:sz="8" w:space="0" w:color="000000"/>
+              <w:top w:val="none" w:sz="0" w:space="0" w:color="000000"/>
+              <w:left w:val="none" w:sz="0" w:space="0" w:color="000000"/>
+              <w:right w:val="none" w:sz="0" w:space="0" w:color="000000"/>
+            </w:tcBorders>
+            <w:shd w:val="clear" w:color="auto" w:fill="FFFFFF"/>
+            <w:tcMar>
+              <w:top w:w="0" w:type="dxa"/>
+              <w:bottom w:w="0" w:type="dxa"/>
+              <w:left w:w="0" w:type="dxa"/>
+              <w:right w:w="0" w:type="dxa"/>
+            </w:tcMar>
+            <w:vAlign w:val="top"/>
+          </w:tcPr>
+          <w:p>
+            <w:pPr>
+              <w:pStyle w:val="Normal"/>
+              <w:jc w:val="left"/>
+              <w:keepNext/>
+              <w:pBdr>
+                <w:bottom w:val="none" w:sz="0" w:space="0" w:color="000000"/>
+                <w:top w:val="none" w:sz="0" w:space="0" w:color="000000"/>
+                <w:left w:val="none" w:sz="0" w:space="0" w:color="000000"/>
+                <w:right w:val="none" w:sz="0" w:space="0" w:color="000000"/>
+              </w:pBdr>
+              <w:spacing w:after="60" w:before="60" w:line="240"/>
+              <w:ind w:left="60" w:right="60" w:firstLine="0" w:firstLineChars="0"/>
+              <w:rPr>
+                <w:rFonts w:ascii="Arial" w:hAnsi="Arial" w:eastAsia="Arial" w:cs="Arial"/>
+                <w:i w:val="false"/>
+                <w:b w:val="false"/>
+                <w:u w:val="none"/>
+                <w:strike w:val="false"/>
+                <w:sz w:val="18"/>
+                <w:szCs w:val="18"/>
+                <w:color w:val="000000"/>
+              </w:rPr>
+            </w:pPr>
+            <w:r>
+              <w:rPr>
+                <w:rFonts w:ascii="Arial" w:hAnsi="Arial" w:eastAsia="Arial" w:cs="Arial"/>
+                <w:i w:val="false"/>
+                <w:b w:val="false"/>
+                <w:u w:val="none"/>
+                <w:strike w:val="false"/>
+                <w:sz w:val="18"/>
+                <w:szCs w:val="18"/>
+                <w:color w:val="000000"/>
+              </w:rPr>
+              <w:t xml:space="preserve">−21.4 (−32.7 to −9.8)</w:t>
             </w:r>
           </w:p>
         </w:tc>
@@ -2615,7 +2756,7 @@
         </w:trPr>
         <w:tc>
           <w:tcPr>
-            <w:gridSpan w:val="3"/>
+            <w:gridSpan w:val="5"/>
             <w:tcBorders>
               <w:bottom w:val="none" w:sz="0" w:space="0" w:color="FFFFFF"/>
               <w:top w:val="single" w:sz="8" w:space="0" w:color="000000"/>
@@ -2665,7 +2806,7 @@
                 <w:szCs w:val="18"/>
                 <w:color w:val="000000"/>
               </w:rPr>
-              <w:t xml:space="preserve">A rule break is a rating contradicting its own answers or a required question skipped. ARBITER has no recorded domain overrides. One ARBITER Overall escalation is permitted. Evidence checks establish quotation occurrence and structural binding, without assessing whether quotations support an answer. CI, confidence interval; 10,000 percentile bootstrap replicates, trials resampled within meta-analysis; seed 20261018.</w:t>
+              <w:t xml:space="preserve">Published review labels are the reference. Exact agreement, sensitivity for Some concerns or High and specificity are percentages. Paired differences are percentage points or coefficients. All-Low predicts Low throughout. Undefined values are shown as —. CI, confidence interval; 10,000 percentile bootstrap replicates, trials resampled within meta-analysis; seed 20261018.</w:t>
             </w:r>
           </w:p>
         </w:tc>

--- a/analysis/output/manuscript/Table3.docx
+++ b/analysis/output/manuscript/Table3.docx
@@ -7,7 +7,7 @@
         <w:pStyle w:val="Titre1"/>
       </w:pPr>
       <w:r>
-        <w:t xml:space="preserve">Table 3 Models agreed poorly with published review labels</w:t>
+        <w:t xml:space="preserve">Table 3 Rule conformance, evidence checks, time and cost</w:t>
       </w:r>
     </w:p>
     <w:tbl xmlns:a="http://schemas.openxmlformats.org/drawingml/2006/main" xmlns:pic="http://schemas.openxmlformats.org/drawingml/2006/picture">
@@ -17,11 +17,10 @@
         <w:tblLook w:firstRow="1" w:lastRow="0" w:firstColumn="0" w:lastColumn="0" w:noHBand="0" w:noVBand="1"/>
       </w:tblPr>
       <w:tblGrid>
-        <w:gridCol w:w="1973"/>
-        <w:gridCol w:w="1973"/>
-        <w:gridCol w:w="1973"/>
-        <w:gridCol w:w="1973"/>
-        <w:gridCol w:w="1973"/>
+        <w:gridCol w:w="2466"/>
+        <w:gridCol w:w="2466"/>
+        <w:gridCol w:w="2466"/>
+        <w:gridCol w:w="2466"/>
       </w:tblGrid>
       <w:tr>
         <w:trPr>
@@ -81,7 +80,7 @@
                 <w:szCs w:val="18"/>
                 <w:color w:val="000000"/>
               </w:rPr>
-              <w:t xml:space="preserve">Source</w:t>
+              <w:t xml:space="preserve">Measure</w:t>
             </w:r>
           </w:p>
         </w:tc>
@@ -137,7 +136,7 @@
                 <w:szCs w:val="18"/>
                 <w:color w:val="000000"/>
               </w:rPr>
-              <w:t xml:space="preserve">Weighted κ</w:t>
+              <w:t xml:space="preserve">ARBITER</w:t>
             </w:r>
           </w:p>
         </w:tc>
@@ -193,7 +192,7 @@
                 <w:szCs w:val="18"/>
                 <w:color w:val="000000"/>
               </w:rPr>
-              <w:t xml:space="preserve">Exact agreement</w:t>
+              <w:t xml:space="preserve">Unassisted</w:t>
             </w:r>
           </w:p>
         </w:tc>
@@ -249,63 +248,7 @@
                 <w:szCs w:val="18"/>
                 <w:color w:val="000000"/>
               </w:rPr>
-              <w:t xml:space="preserve">Sensitivity¹</w:t>
-            </w:r>
-          </w:p>
-        </w:tc>
-        <w:tc>
-          <w:tcPr>
-            <w:tcBorders>
-              <w:bottom w:val="single" w:sz="5" w:space="0" w:color="000000"/>
-              <w:top w:val="single" w:sz="8" w:space="0" w:color="000000"/>
-              <w:left w:val="none" w:sz="0" w:space="0" w:color="000000"/>
-              <w:right w:val="none" w:sz="0" w:space="0" w:color="000000"/>
-            </w:tcBorders>
-            <w:shd w:val="clear" w:color="auto" w:fill="FFFFFF"/>
-            <w:tcMar>
-              <w:top w:w="0" w:type="dxa"/>
-              <w:bottom w:w="0" w:type="dxa"/>
-              <w:left w:w="0" w:type="dxa"/>
-              <w:right w:w="0" w:type="dxa"/>
-            </w:tcMar>
-            <w:vAlign w:val="top"/>
-          </w:tcPr>
-          <w:p>
-            <w:pPr>
-              <w:pStyle w:val="Normal"/>
-              <w:jc w:val="left"/>
-              <w:keepNext/>
-              <w:pBdr>
-                <w:bottom w:val="none" w:sz="0" w:space="0" w:color="000000"/>
-                <w:top w:val="none" w:sz="0" w:space="0" w:color="000000"/>
-                <w:left w:val="none" w:sz="0" w:space="0" w:color="000000"/>
-                <w:right w:val="none" w:sz="0" w:space="0" w:color="000000"/>
-              </w:pBdr>
-              <w:spacing w:after="60" w:before="60" w:line="240"/>
-              <w:ind w:left="60" w:right="60" w:firstLine="0" w:firstLineChars="0"/>
-              <w:rPr>
-                <w:rFonts w:ascii="Arial" w:hAnsi="Arial" w:eastAsia="Arial" w:cs="Arial"/>
-                <w:i w:val="false"/>
-                <w:b w:val="true"/>
-                <w:u w:val="none"/>
-                <w:strike w:val="false"/>
-                <w:sz w:val="18"/>
-                <w:szCs w:val="18"/>
-                <w:color w:val="000000"/>
-              </w:rPr>
-            </w:pPr>
-            <w:r>
-              <w:rPr>
-                <w:rFonts w:ascii="Arial" w:hAnsi="Arial" w:eastAsia="Arial" w:cs="Arial"/>
-                <w:i w:val="false"/>
-                <w:b w:val="true"/>
-                <w:u w:val="none"/>
-                <w:strike w:val="false"/>
-                <w:sz w:val="18"/>
-                <w:szCs w:val="18"/>
-                <w:color w:val="000000"/>
-              </w:rPr>
-              <w:t xml:space="preserve">Specificity</w:t>
+              <w:t xml:space="preserve">Paired mean difference (95% CI)</w:t>
             </w:r>
           </w:p>
         </w:tc>
@@ -317,7 +260,7 @@
         </w:trPr>
         <w:tc>
           <w:tcPr>
-            <w:gridSpan w:val="5"/>
+            <w:gridSpan w:val="4"/>
             <w:tcBorders>
               <w:bottom w:val="none" w:sz="0" w:space="0" w:color="000000"/>
               <w:top w:val="single" w:sz="5" w:space="0" w:color="000000"/>
@@ -367,7 +310,7 @@
                 <w:szCs w:val="18"/>
                 <w:color w:val="000000"/>
               </w:rPr>
-              <w:t xml:space="preserve">Against Published labels — D1–D5 (510 cells); Some concerns or High: N = 83; Low N = 427</w:t>
+              <w:t xml:space="preserve">Domain ratings (D1–D5)</w:t>
             </w:r>
           </w:p>
         </w:tc>
@@ -428,227 +371,172 @@
                 <w:szCs w:val="18"/>
                 <w:color w:val="000000"/>
               </w:rPr>
-              <w:t xml:space="preserve">ARBITER</w:t>
-            </w:r>
-          </w:p>
-        </w:tc>
-        <w:tc>
-          <w:tcPr>
-            <w:tcBorders>
-              <w:bottom w:val="none" w:sz="0" w:space="0" w:color="000000"/>
-              <w:top w:val="none" w:sz="0" w:space="0" w:color="000000"/>
-              <w:left w:val="none" w:sz="0" w:space="0" w:color="000000"/>
-              <w:right w:val="none" w:sz="0" w:space="0" w:color="000000"/>
-            </w:tcBorders>
-            <w:shd w:val="clear" w:color="auto" w:fill="FFFFFF"/>
-            <w:tcMar>
-              <w:top w:w="0" w:type="dxa"/>
-              <w:bottom w:w="0" w:type="dxa"/>
-              <w:left w:w="0" w:type="dxa"/>
-              <w:right w:w="0" w:type="dxa"/>
-            </w:tcMar>
-            <w:vAlign w:val="top"/>
-          </w:tcPr>
-          <w:p>
-            <w:pPr>
-              <w:pStyle w:val="Normal"/>
-              <w:jc w:val="left"/>
-              <w:pBdr>
-                <w:bottom w:val="none" w:sz="0" w:space="0" w:color="000000"/>
-                <w:top w:val="none" w:sz="0" w:space="0" w:color="000000"/>
-                <w:left w:val="none" w:sz="0" w:space="0" w:color="000000"/>
-                <w:right w:val="none" w:sz="0" w:space="0" w:color="000000"/>
-              </w:pBdr>
-              <w:spacing w:after="60" w:before="60" w:line="240"/>
-              <w:ind w:left="60" w:right="60" w:firstLine="0" w:firstLineChars="0"/>
-              <w:rPr>
-                <w:rFonts w:ascii="Arial" w:hAnsi="Arial" w:eastAsia="Arial" w:cs="Arial"/>
-                <w:i w:val="false"/>
-                <w:b w:val="false"/>
-                <w:u w:val="none"/>
-                <w:strike w:val="false"/>
-                <w:sz w:val="18"/>
-                <w:szCs w:val="18"/>
-                <w:color w:val="000000"/>
-              </w:rPr>
-            </w:pPr>
-            <w:r>
-              <w:rPr>
-                <w:rFonts w:ascii="Arial" w:hAnsi="Arial" w:eastAsia="Arial" w:cs="Arial"/>
-                <w:i w:val="false"/>
-                <w:b w:val="false"/>
-                <w:u w:val="none"/>
-                <w:strike w:val="false"/>
-                <w:sz w:val="18"/>
-                <w:szCs w:val="18"/>
-                <w:color w:val="000000"/>
-              </w:rPr>
-              <w:t xml:space="preserve">0.34 (0.26–0.42)</w:t>
-            </w:r>
-          </w:p>
-        </w:tc>
-        <w:tc>
-          <w:tcPr>
-            <w:tcBorders>
-              <w:bottom w:val="none" w:sz="0" w:space="0" w:color="000000"/>
-              <w:top w:val="none" w:sz="0" w:space="0" w:color="000000"/>
-              <w:left w:val="none" w:sz="0" w:space="0" w:color="000000"/>
-              <w:right w:val="none" w:sz="0" w:space="0" w:color="000000"/>
-            </w:tcBorders>
-            <w:shd w:val="clear" w:color="auto" w:fill="FFFFFF"/>
-            <w:tcMar>
-              <w:top w:w="0" w:type="dxa"/>
-              <w:bottom w:w="0" w:type="dxa"/>
-              <w:left w:w="0" w:type="dxa"/>
-              <w:right w:w="0" w:type="dxa"/>
-            </w:tcMar>
-            <w:vAlign w:val="top"/>
-          </w:tcPr>
-          <w:p>
-            <w:pPr>
-              <w:pStyle w:val="Normal"/>
-              <w:jc w:val="left"/>
-              <w:pBdr>
-                <w:bottom w:val="none" w:sz="0" w:space="0" w:color="000000"/>
-                <w:top w:val="none" w:sz="0" w:space="0" w:color="000000"/>
-                <w:left w:val="none" w:sz="0" w:space="0" w:color="000000"/>
-                <w:right w:val="none" w:sz="0" w:space="0" w:color="000000"/>
-              </w:pBdr>
-              <w:spacing w:after="60" w:before="60" w:line="240"/>
-              <w:ind w:left="60" w:right="60" w:firstLine="0" w:firstLineChars="0"/>
-              <w:rPr>
-                <w:rFonts w:ascii="Arial" w:hAnsi="Arial" w:eastAsia="Arial" w:cs="Arial"/>
-                <w:i w:val="false"/>
-                <w:b w:val="false"/>
-                <w:u w:val="none"/>
-                <w:strike w:val="false"/>
-                <w:sz w:val="18"/>
-                <w:szCs w:val="18"/>
-                <w:color w:val="000000"/>
-              </w:rPr>
-            </w:pPr>
-            <w:r>
-              <w:rPr>
-                <w:rFonts w:ascii="Arial" w:hAnsi="Arial" w:eastAsia="Arial" w:cs="Arial"/>
-                <w:i w:val="false"/>
-                <w:b w:val="false"/>
-                <w:u w:val="none"/>
-                <w:strike w:val="false"/>
-                <w:sz w:val="18"/>
-                <w:szCs w:val="18"/>
-                <w:color w:val="000000"/>
-              </w:rPr>
-              <w:t xml:space="preserve">75.7% (72.4–79.0)</w:t>
-            </w:r>
-          </w:p>
-        </w:tc>
-        <w:tc>
-          <w:tcPr>
-            <w:tcBorders>
-              <w:bottom w:val="none" w:sz="0" w:space="0" w:color="000000"/>
-              <w:top w:val="none" w:sz="0" w:space="0" w:color="000000"/>
-              <w:left w:val="none" w:sz="0" w:space="0" w:color="000000"/>
-              <w:right w:val="none" w:sz="0" w:space="0" w:color="000000"/>
-            </w:tcBorders>
-            <w:shd w:val="clear" w:color="auto" w:fill="FFFFFF"/>
-            <w:tcMar>
-              <w:top w:w="0" w:type="dxa"/>
-              <w:bottom w:w="0" w:type="dxa"/>
-              <w:left w:w="0" w:type="dxa"/>
-              <w:right w:w="0" w:type="dxa"/>
-            </w:tcMar>
-            <w:vAlign w:val="top"/>
-          </w:tcPr>
-          <w:p>
-            <w:pPr>
-              <w:pStyle w:val="Normal"/>
-              <w:jc w:val="left"/>
-              <w:pBdr>
-                <w:bottom w:val="none" w:sz="0" w:space="0" w:color="000000"/>
-                <w:top w:val="none" w:sz="0" w:space="0" w:color="000000"/>
-                <w:left w:val="none" w:sz="0" w:space="0" w:color="000000"/>
-                <w:right w:val="none" w:sz="0" w:space="0" w:color="000000"/>
-              </w:pBdr>
-              <w:spacing w:after="60" w:before="60" w:line="240"/>
-              <w:ind w:left="60" w:right="60" w:firstLine="0" w:firstLineChars="0"/>
-              <w:rPr>
-                <w:rFonts w:ascii="Arial" w:hAnsi="Arial" w:eastAsia="Arial" w:cs="Arial"/>
-                <w:i w:val="false"/>
-                <w:b w:val="false"/>
-                <w:u w:val="none"/>
-                <w:strike w:val="false"/>
-                <w:sz w:val="18"/>
-                <w:szCs w:val="18"/>
-                <w:color w:val="000000"/>
-              </w:rPr>
-            </w:pPr>
-            <w:r>
-              <w:rPr>
-                <w:rFonts w:ascii="Arial" w:hAnsi="Arial" w:eastAsia="Arial" w:cs="Arial"/>
-                <w:i w:val="false"/>
-                <w:b w:val="false"/>
-                <w:u w:val="none"/>
-                <w:strike w:val="false"/>
-                <w:sz w:val="18"/>
-                <w:szCs w:val="18"/>
-                <w:color w:val="000000"/>
-              </w:rPr>
-              <w:t xml:space="preserve">66.3% (57.3–74.7)</w:t>
-            </w:r>
-          </w:p>
-        </w:tc>
-        <w:tc>
-          <w:tcPr>
-            <w:tcBorders>
-              <w:bottom w:val="none" w:sz="0" w:space="0" w:color="000000"/>
-              <w:top w:val="none" w:sz="0" w:space="0" w:color="000000"/>
-              <w:left w:val="none" w:sz="0" w:space="0" w:color="000000"/>
-              <w:right w:val="none" w:sz="0" w:space="0" w:color="000000"/>
-            </w:tcBorders>
-            <w:shd w:val="clear" w:color="auto" w:fill="FFFFFF"/>
-            <w:tcMar>
-              <w:top w:w="0" w:type="dxa"/>
-              <w:bottom w:w="0" w:type="dxa"/>
-              <w:left w:w="0" w:type="dxa"/>
-              <w:right w:w="0" w:type="dxa"/>
-            </w:tcMar>
-            <w:vAlign w:val="top"/>
-          </w:tcPr>
-          <w:p>
-            <w:pPr>
-              <w:pStyle w:val="Normal"/>
-              <w:jc w:val="left"/>
-              <w:pBdr>
-                <w:bottom w:val="none" w:sz="0" w:space="0" w:color="000000"/>
-                <w:top w:val="none" w:sz="0" w:space="0" w:color="000000"/>
-                <w:left w:val="none" w:sz="0" w:space="0" w:color="000000"/>
-                <w:right w:val="none" w:sz="0" w:space="0" w:color="000000"/>
-              </w:pBdr>
-              <w:spacing w:after="60" w:before="60" w:line="240"/>
-              <w:ind w:left="60" w:right="60" w:firstLine="0" w:firstLineChars="0"/>
-              <w:rPr>
-                <w:rFonts w:ascii="Arial" w:hAnsi="Arial" w:eastAsia="Arial" w:cs="Arial"/>
-                <w:i w:val="false"/>
-                <w:b w:val="false"/>
-                <w:u w:val="none"/>
-                <w:strike w:val="false"/>
-                <w:sz w:val="18"/>
-                <w:szCs w:val="18"/>
-                <w:color w:val="000000"/>
-              </w:rPr>
-            </w:pPr>
-            <w:r>
-              <w:rPr>
-                <w:rFonts w:ascii="Arial" w:hAnsi="Arial" w:eastAsia="Arial" w:cs="Arial"/>
-                <w:i w:val="false"/>
-                <w:b w:val="false"/>
-                <w:u w:val="none"/>
-                <w:strike w:val="false"/>
-                <w:sz w:val="18"/>
-                <w:szCs w:val="18"/>
-                <w:color w:val="000000"/>
-              </w:rPr>
-              <w:t xml:space="preserve">81.3% (77.7–84.7)</w:t>
+              <w:t xml:space="preserve">Rating contradicts its own answers</w:t>
+            </w:r>
+          </w:p>
+        </w:tc>
+        <w:tc>
+          <w:tcPr>
+            <w:tcBorders>
+              <w:bottom w:val="none" w:sz="0" w:space="0" w:color="000000"/>
+              <w:top w:val="none" w:sz="0" w:space="0" w:color="000000"/>
+              <w:left w:val="none" w:sz="0" w:space="0" w:color="000000"/>
+              <w:right w:val="none" w:sz="0" w:space="0" w:color="000000"/>
+            </w:tcBorders>
+            <w:shd w:val="clear" w:color="auto" w:fill="FFFFFF"/>
+            <w:tcMar>
+              <w:top w:w="0" w:type="dxa"/>
+              <w:bottom w:w="0" w:type="dxa"/>
+              <w:left w:w="0" w:type="dxa"/>
+              <w:right w:w="0" w:type="dxa"/>
+            </w:tcMar>
+            <w:vAlign w:val="top"/>
+          </w:tcPr>
+          <w:p>
+            <w:pPr>
+              <w:pStyle w:val="Normal"/>
+              <w:jc w:val="left"/>
+              <w:pBdr>
+                <w:bottom w:val="none" w:sz="0" w:space="0" w:color="000000"/>
+                <w:top w:val="none" w:sz="0" w:space="0" w:color="000000"/>
+                <w:left w:val="none" w:sz="0" w:space="0" w:color="000000"/>
+                <w:right w:val="none" w:sz="0" w:space="0" w:color="000000"/>
+              </w:pBdr>
+              <w:spacing w:after="60" w:before="60" w:line="240"/>
+              <w:ind w:left="60" w:right="60" w:firstLine="0" w:firstLineChars="0"/>
+              <w:rPr>
+                <w:rFonts w:ascii="Arial" w:hAnsi="Arial" w:eastAsia="Arial" w:cs="Arial"/>
+                <w:i w:val="false"/>
+                <w:b w:val="false"/>
+                <w:u w:val="none"/>
+                <w:strike w:val="false"/>
+                <w:sz w:val="18"/>
+                <w:szCs w:val="18"/>
+                <w:color w:val="000000"/>
+              </w:rPr>
+            </w:pPr>
+            <w:r>
+              <w:rPr>
+                <w:rFonts w:ascii="Arial" w:hAnsi="Arial" w:eastAsia="Arial" w:cs="Arial"/>
+                <w:i w:val="false"/>
+                <w:b w:val="false"/>
+                <w:u w:val="none"/>
+                <w:strike w:val="false"/>
+                <w:sz w:val="18"/>
+                <w:szCs w:val="18"/>
+                <w:color w:val="000000"/>
+              </w:rPr>
+              <w:t xml:space="preserve">0 by design</w:t>
+            </w:r>
+          </w:p>
+        </w:tc>
+        <w:tc>
+          <w:tcPr>
+            <w:tcBorders>
+              <w:bottom w:val="none" w:sz="0" w:space="0" w:color="000000"/>
+              <w:top w:val="none" w:sz="0" w:space="0" w:color="000000"/>
+              <w:left w:val="none" w:sz="0" w:space="0" w:color="000000"/>
+              <w:right w:val="none" w:sz="0" w:space="0" w:color="000000"/>
+            </w:tcBorders>
+            <w:shd w:val="clear" w:color="auto" w:fill="FFFFFF"/>
+            <w:tcMar>
+              <w:top w:w="0" w:type="dxa"/>
+              <w:bottom w:w="0" w:type="dxa"/>
+              <w:left w:w="0" w:type="dxa"/>
+              <w:right w:w="0" w:type="dxa"/>
+            </w:tcMar>
+            <w:vAlign w:val="top"/>
+          </w:tcPr>
+          <w:p>
+            <w:pPr>
+              <w:pStyle w:val="Normal"/>
+              <w:jc w:val="left"/>
+              <w:pBdr>
+                <w:bottom w:val="none" w:sz="0" w:space="0" w:color="000000"/>
+                <w:top w:val="none" w:sz="0" w:space="0" w:color="000000"/>
+                <w:left w:val="none" w:sz="0" w:space="0" w:color="000000"/>
+                <w:right w:val="none" w:sz="0" w:space="0" w:color="000000"/>
+              </w:pBdr>
+              <w:spacing w:after="60" w:before="60" w:line="240"/>
+              <w:ind w:left="60" w:right="60" w:firstLine="0" w:firstLineChars="0"/>
+              <w:rPr>
+                <w:rFonts w:ascii="Arial" w:hAnsi="Arial" w:eastAsia="Arial" w:cs="Arial"/>
+                <w:i w:val="false"/>
+                <w:b w:val="false"/>
+                <w:u w:val="none"/>
+                <w:strike w:val="false"/>
+                <w:sz w:val="18"/>
+                <w:szCs w:val="18"/>
+                <w:color w:val="000000"/>
+              </w:rPr>
+            </w:pPr>
+            <w:r>
+              <w:rPr>
+                <w:rFonts w:ascii="Arial" w:hAnsi="Arial" w:eastAsia="Arial" w:cs="Arial"/>
+                <w:i w:val="false"/>
+                <w:b w:val="false"/>
+                <w:u w:val="none"/>
+                <w:strike w:val="false"/>
+                <w:sz w:val="18"/>
+                <w:szCs w:val="18"/>
+                <w:color w:val="000000"/>
+              </w:rPr>
+              <w:t xml:space="preserve">26/509 (5.1%; 3.3–6.9)</w:t>
+            </w:r>
+          </w:p>
+        </w:tc>
+        <w:tc>
+          <w:tcPr>
+            <w:tcBorders>
+              <w:bottom w:val="none" w:sz="0" w:space="0" w:color="000000"/>
+              <w:top w:val="none" w:sz="0" w:space="0" w:color="000000"/>
+              <w:left w:val="none" w:sz="0" w:space="0" w:color="000000"/>
+              <w:right w:val="none" w:sz="0" w:space="0" w:color="000000"/>
+            </w:tcBorders>
+            <w:shd w:val="clear" w:color="auto" w:fill="FFFFFF"/>
+            <w:tcMar>
+              <w:top w:w="0" w:type="dxa"/>
+              <w:bottom w:w="0" w:type="dxa"/>
+              <w:left w:w="0" w:type="dxa"/>
+              <w:right w:w="0" w:type="dxa"/>
+            </w:tcMar>
+            <w:vAlign w:val="top"/>
+          </w:tcPr>
+          <w:p>
+            <w:pPr>
+              <w:pStyle w:val="Normal"/>
+              <w:jc w:val="left"/>
+              <w:pBdr>
+                <w:bottom w:val="none" w:sz="0" w:space="0" w:color="000000"/>
+                <w:top w:val="none" w:sz="0" w:space="0" w:color="000000"/>
+                <w:left w:val="none" w:sz="0" w:space="0" w:color="000000"/>
+                <w:right w:val="none" w:sz="0" w:space="0" w:color="000000"/>
+              </w:pBdr>
+              <w:spacing w:after="60" w:before="60" w:line="240"/>
+              <w:ind w:left="60" w:right="60" w:firstLine="0" w:firstLineChars="0"/>
+              <w:rPr>
+                <w:rFonts w:ascii="Arial" w:hAnsi="Arial" w:eastAsia="Arial" w:cs="Arial"/>
+                <w:i w:val="false"/>
+                <w:b w:val="false"/>
+                <w:u w:val="none"/>
+                <w:strike w:val="false"/>
+                <w:sz w:val="18"/>
+                <w:szCs w:val="18"/>
+                <w:color w:val="000000"/>
+              </w:rPr>
+            </w:pPr>
+            <w:r>
+              <w:rPr>
+                <w:rFonts w:ascii="Arial" w:hAnsi="Arial" w:eastAsia="Arial" w:cs="Arial"/>
+                <w:i w:val="false"/>
+                <w:b w:val="false"/>
+                <w:u w:val="none"/>
+                <w:strike w:val="false"/>
+                <w:sz w:val="18"/>
+                <w:szCs w:val="18"/>
+                <w:color w:val="000000"/>
+              </w:rPr>
+              <w:t xml:space="preserve"/>
             </w:r>
           </w:p>
         </w:tc>
@@ -709,227 +597,172 @@
                 <w:szCs w:val="18"/>
                 <w:color w:val="000000"/>
               </w:rPr>
-              <w:t xml:space="preserve">Unassisted</w:t>
-            </w:r>
-          </w:p>
-        </w:tc>
-        <w:tc>
-          <w:tcPr>
-            <w:tcBorders>
-              <w:bottom w:val="none" w:sz="0" w:space="0" w:color="000000"/>
-              <w:top w:val="none" w:sz="0" w:space="0" w:color="000000"/>
-              <w:left w:val="none" w:sz="0" w:space="0" w:color="000000"/>
-              <w:right w:val="none" w:sz="0" w:space="0" w:color="000000"/>
-            </w:tcBorders>
-            <w:shd w:val="clear" w:color="auto" w:fill="FFFFFF"/>
-            <w:tcMar>
-              <w:top w:w="0" w:type="dxa"/>
-              <w:bottom w:w="0" w:type="dxa"/>
-              <w:left w:w="0" w:type="dxa"/>
-              <w:right w:w="0" w:type="dxa"/>
-            </w:tcMar>
-            <w:vAlign w:val="top"/>
-          </w:tcPr>
-          <w:p>
-            <w:pPr>
-              <w:pStyle w:val="Normal"/>
-              <w:jc w:val="left"/>
-              <w:pBdr>
-                <w:bottom w:val="none" w:sz="0" w:space="0" w:color="000000"/>
-                <w:top w:val="none" w:sz="0" w:space="0" w:color="000000"/>
-                <w:left w:val="none" w:sz="0" w:space="0" w:color="000000"/>
-                <w:right w:val="none" w:sz="0" w:space="0" w:color="000000"/>
-              </w:pBdr>
-              <w:spacing w:after="60" w:before="60" w:line="240"/>
-              <w:ind w:left="60" w:right="60" w:firstLine="0" w:firstLineChars="0"/>
-              <w:rPr>
-                <w:rFonts w:ascii="Arial" w:hAnsi="Arial" w:eastAsia="Arial" w:cs="Arial"/>
-                <w:i w:val="false"/>
-                <w:b w:val="false"/>
-                <w:u w:val="none"/>
-                <w:strike w:val="false"/>
-                <w:sz w:val="18"/>
-                <w:szCs w:val="18"/>
-                <w:color w:val="000000"/>
-              </w:rPr>
-            </w:pPr>
-            <w:r>
-              <w:rPr>
-                <w:rFonts w:ascii="Arial" w:hAnsi="Arial" w:eastAsia="Arial" w:cs="Arial"/>
-                <w:i w:val="false"/>
-                <w:b w:val="false"/>
-                <w:u w:val="none"/>
-                <w:strike w:val="false"/>
-                <w:sz w:val="18"/>
-                <w:szCs w:val="18"/>
-                <w:color w:val="000000"/>
-              </w:rPr>
-              <w:t xml:space="preserve">0.28 (0.21–0.35)</w:t>
-            </w:r>
-          </w:p>
-        </w:tc>
-        <w:tc>
-          <w:tcPr>
-            <w:tcBorders>
-              <w:bottom w:val="none" w:sz="0" w:space="0" w:color="000000"/>
-              <w:top w:val="none" w:sz="0" w:space="0" w:color="000000"/>
-              <w:left w:val="none" w:sz="0" w:space="0" w:color="000000"/>
-              <w:right w:val="none" w:sz="0" w:space="0" w:color="000000"/>
-            </w:tcBorders>
-            <w:shd w:val="clear" w:color="auto" w:fill="FFFFFF"/>
-            <w:tcMar>
-              <w:top w:w="0" w:type="dxa"/>
-              <w:bottom w:w="0" w:type="dxa"/>
-              <w:left w:w="0" w:type="dxa"/>
-              <w:right w:w="0" w:type="dxa"/>
-            </w:tcMar>
-            <w:vAlign w:val="top"/>
-          </w:tcPr>
-          <w:p>
-            <w:pPr>
-              <w:pStyle w:val="Normal"/>
-              <w:jc w:val="left"/>
-              <w:pBdr>
-                <w:bottom w:val="none" w:sz="0" w:space="0" w:color="000000"/>
-                <w:top w:val="none" w:sz="0" w:space="0" w:color="000000"/>
-                <w:left w:val="none" w:sz="0" w:space="0" w:color="000000"/>
-                <w:right w:val="none" w:sz="0" w:space="0" w:color="000000"/>
-              </w:pBdr>
-              <w:spacing w:after="60" w:before="60" w:line="240"/>
-              <w:ind w:left="60" w:right="60" w:firstLine="0" w:firstLineChars="0"/>
-              <w:rPr>
-                <w:rFonts w:ascii="Arial" w:hAnsi="Arial" w:eastAsia="Arial" w:cs="Arial"/>
-                <w:i w:val="false"/>
-                <w:b w:val="false"/>
-                <w:u w:val="none"/>
-                <w:strike w:val="false"/>
-                <w:sz w:val="18"/>
-                <w:szCs w:val="18"/>
-                <w:color w:val="000000"/>
-              </w:rPr>
-            </w:pPr>
-            <w:r>
-              <w:rPr>
-                <w:rFonts w:ascii="Arial" w:hAnsi="Arial" w:eastAsia="Arial" w:cs="Arial"/>
-                <w:i w:val="false"/>
-                <w:b w:val="false"/>
-                <w:u w:val="none"/>
-                <w:strike w:val="false"/>
-                <w:sz w:val="18"/>
-                <w:szCs w:val="18"/>
-                <w:color w:val="000000"/>
-              </w:rPr>
-              <w:t xml:space="preserve">77.5% (74.1–80.8)</w:t>
-            </w:r>
-          </w:p>
-        </w:tc>
-        <w:tc>
-          <w:tcPr>
-            <w:tcBorders>
-              <w:bottom w:val="none" w:sz="0" w:space="0" w:color="000000"/>
-              <w:top w:val="none" w:sz="0" w:space="0" w:color="000000"/>
-              <w:left w:val="none" w:sz="0" w:space="0" w:color="000000"/>
-              <w:right w:val="none" w:sz="0" w:space="0" w:color="000000"/>
-            </w:tcBorders>
-            <w:shd w:val="clear" w:color="auto" w:fill="FFFFFF"/>
-            <w:tcMar>
-              <w:top w:w="0" w:type="dxa"/>
-              <w:bottom w:w="0" w:type="dxa"/>
-              <w:left w:w="0" w:type="dxa"/>
-              <w:right w:w="0" w:type="dxa"/>
-            </w:tcMar>
-            <w:vAlign w:val="top"/>
-          </w:tcPr>
-          <w:p>
-            <w:pPr>
-              <w:pStyle w:val="Normal"/>
-              <w:jc w:val="left"/>
-              <w:pBdr>
-                <w:bottom w:val="none" w:sz="0" w:space="0" w:color="000000"/>
-                <w:top w:val="none" w:sz="0" w:space="0" w:color="000000"/>
-                <w:left w:val="none" w:sz="0" w:space="0" w:color="000000"/>
-                <w:right w:val="none" w:sz="0" w:space="0" w:color="000000"/>
-              </w:pBdr>
-              <w:spacing w:after="60" w:before="60" w:line="240"/>
-              <w:ind w:left="60" w:right="60" w:firstLine="0" w:firstLineChars="0"/>
-              <w:rPr>
-                <w:rFonts w:ascii="Arial" w:hAnsi="Arial" w:eastAsia="Arial" w:cs="Arial"/>
-                <w:i w:val="false"/>
-                <w:b w:val="false"/>
-                <w:u w:val="none"/>
-                <w:strike w:val="false"/>
-                <w:sz w:val="18"/>
-                <w:szCs w:val="18"/>
-                <w:color w:val="000000"/>
-              </w:rPr>
-            </w:pPr>
-            <w:r>
-              <w:rPr>
-                <w:rFonts w:ascii="Arial" w:hAnsi="Arial" w:eastAsia="Arial" w:cs="Arial"/>
-                <w:i w:val="false"/>
-                <w:b w:val="false"/>
-                <w:u w:val="none"/>
-                <w:strike w:val="false"/>
-                <w:sz w:val="18"/>
-                <w:szCs w:val="18"/>
-                <w:color w:val="000000"/>
-              </w:rPr>
-              <w:t xml:space="preserve">50.6% (40.3–60.2)</w:t>
-            </w:r>
-          </w:p>
-        </w:tc>
-        <w:tc>
-          <w:tcPr>
-            <w:tcBorders>
-              <w:bottom w:val="none" w:sz="0" w:space="0" w:color="000000"/>
-              <w:top w:val="none" w:sz="0" w:space="0" w:color="000000"/>
-              <w:left w:val="none" w:sz="0" w:space="0" w:color="000000"/>
-              <w:right w:val="none" w:sz="0" w:space="0" w:color="000000"/>
-            </w:tcBorders>
-            <w:shd w:val="clear" w:color="auto" w:fill="FFFFFF"/>
-            <w:tcMar>
-              <w:top w:w="0" w:type="dxa"/>
-              <w:bottom w:w="0" w:type="dxa"/>
-              <w:left w:w="0" w:type="dxa"/>
-              <w:right w:w="0" w:type="dxa"/>
-            </w:tcMar>
-            <w:vAlign w:val="top"/>
-          </w:tcPr>
-          <w:p>
-            <w:pPr>
-              <w:pStyle w:val="Normal"/>
-              <w:jc w:val="left"/>
-              <w:pBdr>
-                <w:bottom w:val="none" w:sz="0" w:space="0" w:color="000000"/>
-                <w:top w:val="none" w:sz="0" w:space="0" w:color="000000"/>
-                <w:left w:val="none" w:sz="0" w:space="0" w:color="000000"/>
-                <w:right w:val="none" w:sz="0" w:space="0" w:color="000000"/>
-              </w:pBdr>
-              <w:spacing w:after="60" w:before="60" w:line="240"/>
-              <w:ind w:left="60" w:right="60" w:firstLine="0" w:firstLineChars="0"/>
-              <w:rPr>
-                <w:rFonts w:ascii="Arial" w:hAnsi="Arial" w:eastAsia="Arial" w:cs="Arial"/>
-                <w:i w:val="false"/>
-                <w:b w:val="false"/>
-                <w:u w:val="none"/>
-                <w:strike w:val="false"/>
-                <w:sz w:val="18"/>
-                <w:szCs w:val="18"/>
-                <w:color w:val="000000"/>
-              </w:rPr>
-            </w:pPr>
-            <w:r>
-              <w:rPr>
-                <w:rFonts w:ascii="Arial" w:hAnsi="Arial" w:eastAsia="Arial" w:cs="Arial"/>
-                <w:i w:val="false"/>
-                <w:b w:val="false"/>
-                <w:u w:val="none"/>
-                <w:strike w:val="false"/>
-                <w:sz w:val="18"/>
-                <w:szCs w:val="18"/>
-                <w:color w:val="000000"/>
-              </w:rPr>
-              <w:t xml:space="preserve">85.7% (82.1–89.3)</w:t>
+              <w:t xml:space="preserve">Required question skipped</w:t>
+            </w:r>
+          </w:p>
+        </w:tc>
+        <w:tc>
+          <w:tcPr>
+            <w:tcBorders>
+              <w:bottom w:val="none" w:sz="0" w:space="0" w:color="000000"/>
+              <w:top w:val="none" w:sz="0" w:space="0" w:color="000000"/>
+              <w:left w:val="none" w:sz="0" w:space="0" w:color="000000"/>
+              <w:right w:val="none" w:sz="0" w:space="0" w:color="000000"/>
+            </w:tcBorders>
+            <w:shd w:val="clear" w:color="auto" w:fill="FFFFFF"/>
+            <w:tcMar>
+              <w:top w:w="0" w:type="dxa"/>
+              <w:bottom w:w="0" w:type="dxa"/>
+              <w:left w:w="0" w:type="dxa"/>
+              <w:right w:w="0" w:type="dxa"/>
+            </w:tcMar>
+            <w:vAlign w:val="top"/>
+          </w:tcPr>
+          <w:p>
+            <w:pPr>
+              <w:pStyle w:val="Normal"/>
+              <w:jc w:val="left"/>
+              <w:pBdr>
+                <w:bottom w:val="none" w:sz="0" w:space="0" w:color="000000"/>
+                <w:top w:val="none" w:sz="0" w:space="0" w:color="000000"/>
+                <w:left w:val="none" w:sz="0" w:space="0" w:color="000000"/>
+                <w:right w:val="none" w:sz="0" w:space="0" w:color="000000"/>
+              </w:pBdr>
+              <w:spacing w:after="60" w:before="60" w:line="240"/>
+              <w:ind w:left="60" w:right="60" w:firstLine="0" w:firstLineChars="0"/>
+              <w:rPr>
+                <w:rFonts w:ascii="Arial" w:hAnsi="Arial" w:eastAsia="Arial" w:cs="Arial"/>
+                <w:i w:val="false"/>
+                <w:b w:val="false"/>
+                <w:u w:val="none"/>
+                <w:strike w:val="false"/>
+                <w:sz w:val="18"/>
+                <w:szCs w:val="18"/>
+                <w:color w:val="000000"/>
+              </w:rPr>
+            </w:pPr>
+            <w:r>
+              <w:rPr>
+                <w:rFonts w:ascii="Arial" w:hAnsi="Arial" w:eastAsia="Arial" w:cs="Arial"/>
+                <w:i w:val="false"/>
+                <w:b w:val="false"/>
+                <w:u w:val="none"/>
+                <w:strike w:val="false"/>
+                <w:sz w:val="18"/>
+                <w:szCs w:val="18"/>
+                <w:color w:val="000000"/>
+              </w:rPr>
+              <w:t xml:space="preserve">0 by design</w:t>
+            </w:r>
+          </w:p>
+        </w:tc>
+        <w:tc>
+          <w:tcPr>
+            <w:tcBorders>
+              <w:bottom w:val="none" w:sz="0" w:space="0" w:color="000000"/>
+              <w:top w:val="none" w:sz="0" w:space="0" w:color="000000"/>
+              <w:left w:val="none" w:sz="0" w:space="0" w:color="000000"/>
+              <w:right w:val="none" w:sz="0" w:space="0" w:color="000000"/>
+            </w:tcBorders>
+            <w:shd w:val="clear" w:color="auto" w:fill="FFFFFF"/>
+            <w:tcMar>
+              <w:top w:w="0" w:type="dxa"/>
+              <w:bottom w:w="0" w:type="dxa"/>
+              <w:left w:w="0" w:type="dxa"/>
+              <w:right w:w="0" w:type="dxa"/>
+            </w:tcMar>
+            <w:vAlign w:val="top"/>
+          </w:tcPr>
+          <w:p>
+            <w:pPr>
+              <w:pStyle w:val="Normal"/>
+              <w:jc w:val="left"/>
+              <w:pBdr>
+                <w:bottom w:val="none" w:sz="0" w:space="0" w:color="000000"/>
+                <w:top w:val="none" w:sz="0" w:space="0" w:color="000000"/>
+                <w:left w:val="none" w:sz="0" w:space="0" w:color="000000"/>
+                <w:right w:val="none" w:sz="0" w:space="0" w:color="000000"/>
+              </w:pBdr>
+              <w:spacing w:after="60" w:before="60" w:line="240"/>
+              <w:ind w:left="60" w:right="60" w:firstLine="0" w:firstLineChars="0"/>
+              <w:rPr>
+                <w:rFonts w:ascii="Arial" w:hAnsi="Arial" w:eastAsia="Arial" w:cs="Arial"/>
+                <w:i w:val="false"/>
+                <w:b w:val="false"/>
+                <w:u w:val="none"/>
+                <w:strike w:val="false"/>
+                <w:sz w:val="18"/>
+                <w:szCs w:val="18"/>
+                <w:color w:val="000000"/>
+              </w:rPr>
+            </w:pPr>
+            <w:r>
+              <w:rPr>
+                <w:rFonts w:ascii="Arial" w:hAnsi="Arial" w:eastAsia="Arial" w:cs="Arial"/>
+                <w:i w:val="false"/>
+                <w:b w:val="false"/>
+                <w:u w:val="none"/>
+                <w:strike w:val="false"/>
+                <w:sz w:val="18"/>
+                <w:szCs w:val="18"/>
+                <w:color w:val="000000"/>
+              </w:rPr>
+              <w:t xml:space="preserve">39/509 (7.7%; 5.7–10.0)</w:t>
+            </w:r>
+          </w:p>
+        </w:tc>
+        <w:tc>
+          <w:tcPr>
+            <w:tcBorders>
+              <w:bottom w:val="none" w:sz="0" w:space="0" w:color="000000"/>
+              <w:top w:val="none" w:sz="0" w:space="0" w:color="000000"/>
+              <w:left w:val="none" w:sz="0" w:space="0" w:color="000000"/>
+              <w:right w:val="none" w:sz="0" w:space="0" w:color="000000"/>
+            </w:tcBorders>
+            <w:shd w:val="clear" w:color="auto" w:fill="FFFFFF"/>
+            <w:tcMar>
+              <w:top w:w="0" w:type="dxa"/>
+              <w:bottom w:w="0" w:type="dxa"/>
+              <w:left w:w="0" w:type="dxa"/>
+              <w:right w:w="0" w:type="dxa"/>
+            </w:tcMar>
+            <w:vAlign w:val="top"/>
+          </w:tcPr>
+          <w:p>
+            <w:pPr>
+              <w:pStyle w:val="Normal"/>
+              <w:jc w:val="left"/>
+              <w:pBdr>
+                <w:bottom w:val="none" w:sz="0" w:space="0" w:color="000000"/>
+                <w:top w:val="none" w:sz="0" w:space="0" w:color="000000"/>
+                <w:left w:val="none" w:sz="0" w:space="0" w:color="000000"/>
+                <w:right w:val="none" w:sz="0" w:space="0" w:color="000000"/>
+              </w:pBdr>
+              <w:spacing w:after="60" w:before="60" w:line="240"/>
+              <w:ind w:left="60" w:right="60" w:firstLine="0" w:firstLineChars="0"/>
+              <w:rPr>
+                <w:rFonts w:ascii="Arial" w:hAnsi="Arial" w:eastAsia="Arial" w:cs="Arial"/>
+                <w:i w:val="false"/>
+                <w:b w:val="false"/>
+                <w:u w:val="none"/>
+                <w:strike w:val="false"/>
+                <w:sz w:val="18"/>
+                <w:szCs w:val="18"/>
+                <w:color w:val="000000"/>
+              </w:rPr>
+            </w:pPr>
+            <w:r>
+              <w:rPr>
+                <w:rFonts w:ascii="Arial" w:hAnsi="Arial" w:eastAsia="Arial" w:cs="Arial"/>
+                <w:i w:val="false"/>
+                <w:b w:val="false"/>
+                <w:u w:val="none"/>
+                <w:strike w:val="false"/>
+                <w:sz w:val="18"/>
+                <w:szCs w:val="18"/>
+                <w:color w:val="000000"/>
+              </w:rPr>
+              <w:t xml:space="preserve"/>
             </w:r>
           </w:p>
         </w:tc>
@@ -990,227 +823,172 @@
                 <w:szCs w:val="18"/>
                 <w:color w:val="000000"/>
               </w:rPr>
-              <w:t xml:space="preserve">All-Low rule</w:t>
-            </w:r>
-          </w:p>
-        </w:tc>
-        <w:tc>
-          <w:tcPr>
-            <w:tcBorders>
-              <w:bottom w:val="none" w:sz="0" w:space="0" w:color="000000"/>
-              <w:top w:val="none" w:sz="0" w:space="0" w:color="000000"/>
-              <w:left w:val="none" w:sz="0" w:space="0" w:color="000000"/>
-              <w:right w:val="none" w:sz="0" w:space="0" w:color="000000"/>
-            </w:tcBorders>
-            <w:shd w:val="clear" w:color="auto" w:fill="FFFFFF"/>
-            <w:tcMar>
-              <w:top w:w="0" w:type="dxa"/>
-              <w:bottom w:w="0" w:type="dxa"/>
-              <w:left w:w="0" w:type="dxa"/>
-              <w:right w:w="0" w:type="dxa"/>
-            </w:tcMar>
-            <w:vAlign w:val="top"/>
-          </w:tcPr>
-          <w:p>
-            <w:pPr>
-              <w:pStyle w:val="Normal"/>
-              <w:jc w:val="left"/>
-              <w:pBdr>
-                <w:bottom w:val="none" w:sz="0" w:space="0" w:color="000000"/>
-                <w:top w:val="none" w:sz="0" w:space="0" w:color="000000"/>
-                <w:left w:val="none" w:sz="0" w:space="0" w:color="000000"/>
-                <w:right w:val="none" w:sz="0" w:space="0" w:color="000000"/>
-              </w:pBdr>
-              <w:spacing w:after="60" w:before="60" w:line="240"/>
-              <w:ind w:left="60" w:right="60" w:firstLine="0" w:firstLineChars="0"/>
-              <w:rPr>
-                <w:rFonts w:ascii="Arial" w:hAnsi="Arial" w:eastAsia="Arial" w:cs="Arial"/>
-                <w:i w:val="false"/>
-                <w:b w:val="false"/>
-                <w:u w:val="none"/>
-                <w:strike w:val="false"/>
-                <w:sz w:val="18"/>
-                <w:szCs w:val="18"/>
-                <w:color w:val="000000"/>
-              </w:rPr>
-            </w:pPr>
-            <w:r>
-              <w:rPr>
-                <w:rFonts w:ascii="Arial" w:hAnsi="Arial" w:eastAsia="Arial" w:cs="Arial"/>
-                <w:i w:val="false"/>
-                <w:b w:val="false"/>
-                <w:u w:val="none"/>
-                <w:strike w:val="false"/>
-                <w:sz w:val="18"/>
-                <w:szCs w:val="18"/>
-                <w:color w:val="000000"/>
-              </w:rPr>
-              <w:t xml:space="preserve">—</w:t>
-            </w:r>
-          </w:p>
-        </w:tc>
-        <w:tc>
-          <w:tcPr>
-            <w:tcBorders>
-              <w:bottom w:val="none" w:sz="0" w:space="0" w:color="000000"/>
-              <w:top w:val="none" w:sz="0" w:space="0" w:color="000000"/>
-              <w:left w:val="none" w:sz="0" w:space="0" w:color="000000"/>
-              <w:right w:val="none" w:sz="0" w:space="0" w:color="000000"/>
-            </w:tcBorders>
-            <w:shd w:val="clear" w:color="auto" w:fill="FFFFFF"/>
-            <w:tcMar>
-              <w:top w:w="0" w:type="dxa"/>
-              <w:bottom w:w="0" w:type="dxa"/>
-              <w:left w:w="0" w:type="dxa"/>
-              <w:right w:w="0" w:type="dxa"/>
-            </w:tcMar>
-            <w:vAlign w:val="top"/>
-          </w:tcPr>
-          <w:p>
-            <w:pPr>
-              <w:pStyle w:val="Normal"/>
-              <w:jc w:val="left"/>
-              <w:pBdr>
-                <w:bottom w:val="none" w:sz="0" w:space="0" w:color="000000"/>
-                <w:top w:val="none" w:sz="0" w:space="0" w:color="000000"/>
-                <w:left w:val="none" w:sz="0" w:space="0" w:color="000000"/>
-                <w:right w:val="none" w:sz="0" w:space="0" w:color="000000"/>
-              </w:pBdr>
-              <w:spacing w:after="60" w:before="60" w:line="240"/>
-              <w:ind w:left="60" w:right="60" w:firstLine="0" w:firstLineChars="0"/>
-              <w:rPr>
-                <w:rFonts w:ascii="Arial" w:hAnsi="Arial" w:eastAsia="Arial" w:cs="Arial"/>
-                <w:i w:val="false"/>
-                <w:b w:val="false"/>
-                <w:u w:val="none"/>
-                <w:strike w:val="false"/>
-                <w:sz w:val="18"/>
-                <w:szCs w:val="18"/>
-                <w:color w:val="000000"/>
-              </w:rPr>
-            </w:pPr>
-            <w:r>
-              <w:rPr>
-                <w:rFonts w:ascii="Arial" w:hAnsi="Arial" w:eastAsia="Arial" w:cs="Arial"/>
-                <w:i w:val="false"/>
-                <w:b w:val="false"/>
-                <w:u w:val="none"/>
-                <w:strike w:val="false"/>
-                <w:sz w:val="18"/>
-                <w:szCs w:val="18"/>
-                <w:color w:val="000000"/>
-              </w:rPr>
-              <w:t xml:space="preserve">83.7% (81.0–86.5)</w:t>
-            </w:r>
-          </w:p>
-        </w:tc>
-        <w:tc>
-          <w:tcPr>
-            <w:tcBorders>
-              <w:bottom w:val="none" w:sz="0" w:space="0" w:color="000000"/>
-              <w:top w:val="none" w:sz="0" w:space="0" w:color="000000"/>
-              <w:left w:val="none" w:sz="0" w:space="0" w:color="000000"/>
-              <w:right w:val="none" w:sz="0" w:space="0" w:color="000000"/>
-            </w:tcBorders>
-            <w:shd w:val="clear" w:color="auto" w:fill="FFFFFF"/>
-            <w:tcMar>
-              <w:top w:w="0" w:type="dxa"/>
-              <w:bottom w:w="0" w:type="dxa"/>
-              <w:left w:w="0" w:type="dxa"/>
-              <w:right w:w="0" w:type="dxa"/>
-            </w:tcMar>
-            <w:vAlign w:val="top"/>
-          </w:tcPr>
-          <w:p>
-            <w:pPr>
-              <w:pStyle w:val="Normal"/>
-              <w:jc w:val="left"/>
-              <w:pBdr>
-                <w:bottom w:val="none" w:sz="0" w:space="0" w:color="000000"/>
-                <w:top w:val="none" w:sz="0" w:space="0" w:color="000000"/>
-                <w:left w:val="none" w:sz="0" w:space="0" w:color="000000"/>
-                <w:right w:val="none" w:sz="0" w:space="0" w:color="000000"/>
-              </w:pBdr>
-              <w:spacing w:after="60" w:before="60" w:line="240"/>
-              <w:ind w:left="60" w:right="60" w:firstLine="0" w:firstLineChars="0"/>
-              <w:rPr>
-                <w:rFonts w:ascii="Arial" w:hAnsi="Arial" w:eastAsia="Arial" w:cs="Arial"/>
-                <w:i w:val="false"/>
-                <w:b w:val="false"/>
-                <w:u w:val="none"/>
-                <w:strike w:val="false"/>
-                <w:sz w:val="18"/>
-                <w:szCs w:val="18"/>
-                <w:color w:val="000000"/>
-              </w:rPr>
-            </w:pPr>
-            <w:r>
-              <w:rPr>
-                <w:rFonts w:ascii="Arial" w:hAnsi="Arial" w:eastAsia="Arial" w:cs="Arial"/>
-                <w:i w:val="false"/>
-                <w:b w:val="false"/>
-                <w:u w:val="none"/>
-                <w:strike w:val="false"/>
-                <w:sz w:val="18"/>
-                <w:szCs w:val="18"/>
-                <w:color w:val="000000"/>
-              </w:rPr>
-              <w:t xml:space="preserve">—</w:t>
-            </w:r>
-          </w:p>
-        </w:tc>
-        <w:tc>
-          <w:tcPr>
-            <w:tcBorders>
-              <w:bottom w:val="none" w:sz="0" w:space="0" w:color="000000"/>
-              <w:top w:val="none" w:sz="0" w:space="0" w:color="000000"/>
-              <w:left w:val="none" w:sz="0" w:space="0" w:color="000000"/>
-              <w:right w:val="none" w:sz="0" w:space="0" w:color="000000"/>
-            </w:tcBorders>
-            <w:shd w:val="clear" w:color="auto" w:fill="FFFFFF"/>
-            <w:tcMar>
-              <w:top w:w="0" w:type="dxa"/>
-              <w:bottom w:w="0" w:type="dxa"/>
-              <w:left w:w="0" w:type="dxa"/>
-              <w:right w:w="0" w:type="dxa"/>
-            </w:tcMar>
-            <w:vAlign w:val="top"/>
-          </w:tcPr>
-          <w:p>
-            <w:pPr>
-              <w:pStyle w:val="Normal"/>
-              <w:jc w:val="left"/>
-              <w:pBdr>
-                <w:bottom w:val="none" w:sz="0" w:space="0" w:color="000000"/>
-                <w:top w:val="none" w:sz="0" w:space="0" w:color="000000"/>
-                <w:left w:val="none" w:sz="0" w:space="0" w:color="000000"/>
-                <w:right w:val="none" w:sz="0" w:space="0" w:color="000000"/>
-              </w:pBdr>
-              <w:spacing w:after="60" w:before="60" w:line="240"/>
-              <w:ind w:left="60" w:right="60" w:firstLine="0" w:firstLineChars="0"/>
-              <w:rPr>
-                <w:rFonts w:ascii="Arial" w:hAnsi="Arial" w:eastAsia="Arial" w:cs="Arial"/>
-                <w:i w:val="false"/>
-                <w:b w:val="false"/>
-                <w:u w:val="none"/>
-                <w:strike w:val="false"/>
-                <w:sz w:val="18"/>
-                <w:szCs w:val="18"/>
-                <w:color w:val="000000"/>
-              </w:rPr>
-            </w:pPr>
-            <w:r>
-              <w:rPr>
-                <w:rFonts w:ascii="Arial" w:hAnsi="Arial" w:eastAsia="Arial" w:cs="Arial"/>
-                <w:i w:val="false"/>
-                <w:b w:val="false"/>
-                <w:u w:val="none"/>
-                <w:strike w:val="false"/>
-                <w:sz w:val="18"/>
-                <w:szCs w:val="18"/>
-                <w:color w:val="000000"/>
-              </w:rPr>
-              <w:t xml:space="preserve">100.0%</w:t>
+              <w:t xml:space="preserve">Any rule break</w:t>
+            </w:r>
+          </w:p>
+        </w:tc>
+        <w:tc>
+          <w:tcPr>
+            <w:tcBorders>
+              <w:bottom w:val="none" w:sz="0" w:space="0" w:color="000000"/>
+              <w:top w:val="none" w:sz="0" w:space="0" w:color="000000"/>
+              <w:left w:val="none" w:sz="0" w:space="0" w:color="000000"/>
+              <w:right w:val="none" w:sz="0" w:space="0" w:color="000000"/>
+            </w:tcBorders>
+            <w:shd w:val="clear" w:color="auto" w:fill="FFFFFF"/>
+            <w:tcMar>
+              <w:top w:w="0" w:type="dxa"/>
+              <w:bottom w:w="0" w:type="dxa"/>
+              <w:left w:w="0" w:type="dxa"/>
+              <w:right w:w="0" w:type="dxa"/>
+            </w:tcMar>
+            <w:vAlign w:val="top"/>
+          </w:tcPr>
+          <w:p>
+            <w:pPr>
+              <w:pStyle w:val="Normal"/>
+              <w:jc w:val="left"/>
+              <w:pBdr>
+                <w:bottom w:val="none" w:sz="0" w:space="0" w:color="000000"/>
+                <w:top w:val="none" w:sz="0" w:space="0" w:color="000000"/>
+                <w:left w:val="none" w:sz="0" w:space="0" w:color="000000"/>
+                <w:right w:val="none" w:sz="0" w:space="0" w:color="000000"/>
+              </w:pBdr>
+              <w:spacing w:after="60" w:before="60" w:line="240"/>
+              <w:ind w:left="60" w:right="60" w:firstLine="0" w:firstLineChars="0"/>
+              <w:rPr>
+                <w:rFonts w:ascii="Arial" w:hAnsi="Arial" w:eastAsia="Arial" w:cs="Arial"/>
+                <w:i w:val="false"/>
+                <w:b w:val="false"/>
+                <w:u w:val="none"/>
+                <w:strike w:val="false"/>
+                <w:sz w:val="18"/>
+                <w:szCs w:val="18"/>
+                <w:color w:val="000000"/>
+              </w:rPr>
+            </w:pPr>
+            <w:r>
+              <w:rPr>
+                <w:rFonts w:ascii="Arial" w:hAnsi="Arial" w:eastAsia="Arial" w:cs="Arial"/>
+                <w:i w:val="false"/>
+                <w:b w:val="false"/>
+                <w:u w:val="none"/>
+                <w:strike w:val="false"/>
+                <w:sz w:val="18"/>
+                <w:szCs w:val="18"/>
+                <w:color w:val="000000"/>
+              </w:rPr>
+              <w:t xml:space="preserve">0 by design</w:t>
+            </w:r>
+          </w:p>
+        </w:tc>
+        <w:tc>
+          <w:tcPr>
+            <w:tcBorders>
+              <w:bottom w:val="none" w:sz="0" w:space="0" w:color="000000"/>
+              <w:top w:val="none" w:sz="0" w:space="0" w:color="000000"/>
+              <w:left w:val="none" w:sz="0" w:space="0" w:color="000000"/>
+              <w:right w:val="none" w:sz="0" w:space="0" w:color="000000"/>
+            </w:tcBorders>
+            <w:shd w:val="clear" w:color="auto" w:fill="FFFFFF"/>
+            <w:tcMar>
+              <w:top w:w="0" w:type="dxa"/>
+              <w:bottom w:w="0" w:type="dxa"/>
+              <w:left w:w="0" w:type="dxa"/>
+              <w:right w:w="0" w:type="dxa"/>
+            </w:tcMar>
+            <w:vAlign w:val="top"/>
+          </w:tcPr>
+          <w:p>
+            <w:pPr>
+              <w:pStyle w:val="Normal"/>
+              <w:jc w:val="left"/>
+              <w:pBdr>
+                <w:bottom w:val="none" w:sz="0" w:space="0" w:color="000000"/>
+                <w:top w:val="none" w:sz="0" w:space="0" w:color="000000"/>
+                <w:left w:val="none" w:sz="0" w:space="0" w:color="000000"/>
+                <w:right w:val="none" w:sz="0" w:space="0" w:color="000000"/>
+              </w:pBdr>
+              <w:spacing w:after="60" w:before="60" w:line="240"/>
+              <w:ind w:left="60" w:right="60" w:firstLine="0" w:firstLineChars="0"/>
+              <w:rPr>
+                <w:rFonts w:ascii="Arial" w:hAnsi="Arial" w:eastAsia="Arial" w:cs="Arial"/>
+                <w:i w:val="false"/>
+                <w:b w:val="false"/>
+                <w:u w:val="none"/>
+                <w:strike w:val="false"/>
+                <w:sz w:val="18"/>
+                <w:szCs w:val="18"/>
+                <w:color w:val="000000"/>
+              </w:rPr>
+            </w:pPr>
+            <w:r>
+              <w:rPr>
+                <w:rFonts w:ascii="Arial" w:hAnsi="Arial" w:eastAsia="Arial" w:cs="Arial"/>
+                <w:i w:val="false"/>
+                <w:b w:val="false"/>
+                <w:u w:val="none"/>
+                <w:strike w:val="false"/>
+                <w:sz w:val="18"/>
+                <w:szCs w:val="18"/>
+                <w:color w:val="000000"/>
+              </w:rPr>
+              <w:t xml:space="preserve">65/509 (12.8%; 10.0–15.6)</w:t>
+            </w:r>
+          </w:p>
+        </w:tc>
+        <w:tc>
+          <w:tcPr>
+            <w:tcBorders>
+              <w:bottom w:val="none" w:sz="0" w:space="0" w:color="000000"/>
+              <w:top w:val="none" w:sz="0" w:space="0" w:color="000000"/>
+              <w:left w:val="none" w:sz="0" w:space="0" w:color="000000"/>
+              <w:right w:val="none" w:sz="0" w:space="0" w:color="000000"/>
+            </w:tcBorders>
+            <w:shd w:val="clear" w:color="auto" w:fill="FFFFFF"/>
+            <w:tcMar>
+              <w:top w:w="0" w:type="dxa"/>
+              <w:bottom w:w="0" w:type="dxa"/>
+              <w:left w:w="0" w:type="dxa"/>
+              <w:right w:w="0" w:type="dxa"/>
+            </w:tcMar>
+            <w:vAlign w:val="top"/>
+          </w:tcPr>
+          <w:p>
+            <w:pPr>
+              <w:pStyle w:val="Normal"/>
+              <w:jc w:val="left"/>
+              <w:pBdr>
+                <w:bottom w:val="none" w:sz="0" w:space="0" w:color="000000"/>
+                <w:top w:val="none" w:sz="0" w:space="0" w:color="000000"/>
+                <w:left w:val="none" w:sz="0" w:space="0" w:color="000000"/>
+                <w:right w:val="none" w:sz="0" w:space="0" w:color="000000"/>
+              </w:pBdr>
+              <w:spacing w:after="60" w:before="60" w:line="240"/>
+              <w:ind w:left="60" w:right="60" w:firstLine="0" w:firstLineChars="0"/>
+              <w:rPr>
+                <w:rFonts w:ascii="Arial" w:hAnsi="Arial" w:eastAsia="Arial" w:cs="Arial"/>
+                <w:i w:val="false"/>
+                <w:b w:val="false"/>
+                <w:u w:val="none"/>
+                <w:strike w:val="false"/>
+                <w:sz w:val="18"/>
+                <w:szCs w:val="18"/>
+                <w:color w:val="000000"/>
+              </w:rPr>
+            </w:pPr>
+            <w:r>
+              <w:rPr>
+                <w:rFonts w:ascii="Arial" w:hAnsi="Arial" w:eastAsia="Arial" w:cs="Arial"/>
+                <w:i w:val="false"/>
+                <w:b w:val="false"/>
+                <w:u w:val="none"/>
+                <w:strike w:val="false"/>
+                <w:sz w:val="18"/>
+                <w:szCs w:val="18"/>
+                <w:color w:val="000000"/>
+              </w:rPr>
+              <w:t xml:space="preserve"/>
             </w:r>
           </w:p>
         </w:tc>
@@ -1222,57 +1000,221 @@
         </w:trPr>
         <w:tc>
           <w:tcPr>
-            <w:gridSpan w:val="5"/>
-            <w:tcBorders>
-              <w:bottom w:val="none" w:sz="0" w:space="0" w:color="000000"/>
-              <w:top w:val="none" w:sz="0" w:space="0" w:color="000000"/>
-              <w:left w:val="none" w:sz="0" w:space="0" w:color="000000"/>
-              <w:right w:val="none" w:sz="0" w:space="0" w:color="000000"/>
-            </w:tcBorders>
-            <w:shd w:val="clear" w:color="auto" w:fill="FFFFFF"/>
-            <w:tcMar>
-              <w:top w:w="0" w:type="dxa"/>
-              <w:bottom w:w="0" w:type="dxa"/>
-              <w:left w:w="0" w:type="dxa"/>
-              <w:right w:w="0" w:type="dxa"/>
-            </w:tcMar>
-            <w:vAlign w:val="top"/>
-          </w:tcPr>
-          <w:p>
-            <w:pPr>
-              <w:pStyle w:val="Normal"/>
-              <w:jc w:val="left"/>
-              <w:pBdr>
-                <w:bottom w:val="none" w:sz="0" w:space="0" w:color="000000"/>
-                <w:top w:val="none" w:sz="0" w:space="0" w:color="000000"/>
-                <w:left w:val="none" w:sz="0" w:space="0" w:color="000000"/>
-                <w:right w:val="none" w:sz="0" w:space="0" w:color="000000"/>
-              </w:pBdr>
-              <w:spacing w:after="60" w:before="60" w:line="240"/>
-              <w:ind w:left="60" w:right="60" w:firstLine="0" w:firstLineChars="0"/>
-              <w:rPr>
-                <w:rFonts w:ascii="Arial" w:hAnsi="Arial" w:eastAsia="Arial" w:cs="Arial"/>
-                <w:i w:val="false"/>
-                <w:b w:val="true"/>
-                <w:u w:val="none"/>
-                <w:strike w:val="false"/>
-                <w:sz w:val="18"/>
-                <w:szCs w:val="18"/>
-                <w:color w:val="000000"/>
-              </w:rPr>
-            </w:pPr>
-            <w:r>
-              <w:rPr>
-                <w:rFonts w:ascii="Arial" w:hAnsi="Arial" w:eastAsia="Arial" w:cs="Arial"/>
-                <w:i w:val="false"/>
-                <w:b w:val="true"/>
-                <w:u w:val="none"/>
-                <w:strike w:val="false"/>
-                <w:sz w:val="18"/>
-                <w:szCs w:val="18"/>
-                <w:color w:val="000000"/>
-              </w:rPr>
-              <w:t xml:space="preserve">Against Published labels — Overall (81 trials); Some concerns or High: N = 39; Low N = 42</w:t>
+            <w:tcBorders>
+              <w:bottom w:val="none" w:sz="0" w:space="0" w:color="000000"/>
+              <w:top w:val="none" w:sz="0" w:space="0" w:color="000000"/>
+              <w:left w:val="none" w:sz="0" w:space="0" w:color="000000"/>
+              <w:right w:val="none" w:sz="0" w:space="0" w:color="000000"/>
+            </w:tcBorders>
+            <w:shd w:val="clear" w:color="auto" w:fill="FFFFFF"/>
+            <w:tcMar>
+              <w:top w:w="0" w:type="dxa"/>
+              <w:bottom w:w="0" w:type="dxa"/>
+              <w:left w:w="0" w:type="dxa"/>
+              <w:right w:w="0" w:type="dxa"/>
+            </w:tcMar>
+            <w:vAlign w:val="top"/>
+          </w:tcPr>
+          <w:p>
+            <w:pPr>
+              <w:pStyle w:val="Normal"/>
+              <w:jc w:val="left"/>
+              <w:pBdr>
+                <w:bottom w:val="none" w:sz="0" w:space="0" w:color="000000"/>
+                <w:top w:val="none" w:sz="0" w:space="0" w:color="000000"/>
+                <w:left w:val="none" w:sz="0" w:space="0" w:color="000000"/>
+                <w:right w:val="none" w:sz="0" w:space="0" w:color="000000"/>
+              </w:pBdr>
+              <w:spacing w:after="60" w:before="60" w:line="240"/>
+              <w:ind w:left="60" w:right="60" w:firstLine="0" w:firstLineChars="0"/>
+              <w:rPr>
+                <w:rFonts w:ascii="Arial" w:hAnsi="Arial" w:eastAsia="Arial" w:cs="Arial"/>
+                <w:i w:val="false"/>
+                <w:b w:val="false"/>
+                <w:u w:val="none"/>
+                <w:strike w:val="false"/>
+                <w:sz w:val="18"/>
+                <w:szCs w:val="18"/>
+                <w:color w:val="000000"/>
+              </w:rPr>
+            </w:pPr>
+            <w:r>
+              <w:rPr>
+                <w:rFonts w:ascii="Arial" w:hAnsi="Arial" w:eastAsia="Arial" w:cs="Arial"/>
+                <w:i w:val="false"/>
+                <w:b w:val="false"/>
+                <w:u w:val="none"/>
+                <w:strike w:val="false"/>
+                <w:sz w:val="18"/>
+                <w:szCs w:val="18"/>
+                <w:color w:val="000000"/>
+              </w:rPr>
+              <w:t xml:space="preserve">D1 rule breaks</w:t>
+            </w:r>
+          </w:p>
+        </w:tc>
+        <w:tc>
+          <w:tcPr>
+            <w:tcBorders>
+              <w:bottom w:val="none" w:sz="0" w:space="0" w:color="000000"/>
+              <w:top w:val="none" w:sz="0" w:space="0" w:color="000000"/>
+              <w:left w:val="none" w:sz="0" w:space="0" w:color="000000"/>
+              <w:right w:val="none" w:sz="0" w:space="0" w:color="000000"/>
+            </w:tcBorders>
+            <w:shd w:val="clear" w:color="auto" w:fill="FFFFFF"/>
+            <w:tcMar>
+              <w:top w:w="0" w:type="dxa"/>
+              <w:bottom w:w="0" w:type="dxa"/>
+              <w:left w:w="0" w:type="dxa"/>
+              <w:right w:w="0" w:type="dxa"/>
+            </w:tcMar>
+            <w:vAlign w:val="top"/>
+          </w:tcPr>
+          <w:p>
+            <w:pPr>
+              <w:pStyle w:val="Normal"/>
+              <w:jc w:val="left"/>
+              <w:pBdr>
+                <w:bottom w:val="none" w:sz="0" w:space="0" w:color="000000"/>
+                <w:top w:val="none" w:sz="0" w:space="0" w:color="000000"/>
+                <w:left w:val="none" w:sz="0" w:space="0" w:color="000000"/>
+                <w:right w:val="none" w:sz="0" w:space="0" w:color="000000"/>
+              </w:pBdr>
+              <w:spacing w:after="60" w:before="60" w:line="240"/>
+              <w:ind w:left="60" w:right="60" w:firstLine="0" w:firstLineChars="0"/>
+              <w:rPr>
+                <w:rFonts w:ascii="Arial" w:hAnsi="Arial" w:eastAsia="Arial" w:cs="Arial"/>
+                <w:i w:val="false"/>
+                <w:b w:val="false"/>
+                <w:u w:val="none"/>
+                <w:strike w:val="false"/>
+                <w:sz w:val="18"/>
+                <w:szCs w:val="18"/>
+                <w:color w:val="000000"/>
+              </w:rPr>
+            </w:pPr>
+            <w:r>
+              <w:rPr>
+                <w:rFonts w:ascii="Arial" w:hAnsi="Arial" w:eastAsia="Arial" w:cs="Arial"/>
+                <w:i w:val="false"/>
+                <w:b w:val="false"/>
+                <w:u w:val="none"/>
+                <w:strike w:val="false"/>
+                <w:sz w:val="18"/>
+                <w:szCs w:val="18"/>
+                <w:color w:val="000000"/>
+              </w:rPr>
+              <w:t xml:space="preserve">0 by design</w:t>
+            </w:r>
+          </w:p>
+        </w:tc>
+        <w:tc>
+          <w:tcPr>
+            <w:tcBorders>
+              <w:bottom w:val="none" w:sz="0" w:space="0" w:color="000000"/>
+              <w:top w:val="none" w:sz="0" w:space="0" w:color="000000"/>
+              <w:left w:val="none" w:sz="0" w:space="0" w:color="000000"/>
+              <w:right w:val="none" w:sz="0" w:space="0" w:color="000000"/>
+            </w:tcBorders>
+            <w:shd w:val="clear" w:color="auto" w:fill="FFFFFF"/>
+            <w:tcMar>
+              <w:top w:w="0" w:type="dxa"/>
+              <w:bottom w:w="0" w:type="dxa"/>
+              <w:left w:w="0" w:type="dxa"/>
+              <w:right w:w="0" w:type="dxa"/>
+            </w:tcMar>
+            <w:vAlign w:val="top"/>
+          </w:tcPr>
+          <w:p>
+            <w:pPr>
+              <w:pStyle w:val="Normal"/>
+              <w:jc w:val="left"/>
+              <w:pBdr>
+                <w:bottom w:val="none" w:sz="0" w:space="0" w:color="000000"/>
+                <w:top w:val="none" w:sz="0" w:space="0" w:color="000000"/>
+                <w:left w:val="none" w:sz="0" w:space="0" w:color="000000"/>
+                <w:right w:val="none" w:sz="0" w:space="0" w:color="000000"/>
+              </w:pBdr>
+              <w:spacing w:after="60" w:before="60" w:line="240"/>
+              <w:ind w:left="60" w:right="60" w:firstLine="0" w:firstLineChars="0"/>
+              <w:rPr>
+                <w:rFonts w:ascii="Arial" w:hAnsi="Arial" w:eastAsia="Arial" w:cs="Arial"/>
+                <w:i w:val="false"/>
+                <w:b w:val="false"/>
+                <w:u w:val="none"/>
+                <w:strike w:val="false"/>
+                <w:sz w:val="18"/>
+                <w:szCs w:val="18"/>
+                <w:color w:val="000000"/>
+              </w:rPr>
+            </w:pPr>
+            <w:r>
+              <w:rPr>
+                <w:rFonts w:ascii="Arial" w:hAnsi="Arial" w:eastAsia="Arial" w:cs="Arial"/>
+                <w:i w:val="false"/>
+                <w:b w:val="false"/>
+                <w:u w:val="none"/>
+                <w:strike w:val="false"/>
+                <w:sz w:val="18"/>
+                <w:szCs w:val="18"/>
+                <w:color w:val="000000"/>
+              </w:rPr>
+              <w:t xml:space="preserve">5/101 (5.0%; 1.0–8.9)</w:t>
+            </w:r>
+          </w:p>
+        </w:tc>
+        <w:tc>
+          <w:tcPr>
+            <w:tcBorders>
+              <w:bottom w:val="none" w:sz="0" w:space="0" w:color="000000"/>
+              <w:top w:val="none" w:sz="0" w:space="0" w:color="000000"/>
+              <w:left w:val="none" w:sz="0" w:space="0" w:color="000000"/>
+              <w:right w:val="none" w:sz="0" w:space="0" w:color="000000"/>
+            </w:tcBorders>
+            <w:shd w:val="clear" w:color="auto" w:fill="FFFFFF"/>
+            <w:tcMar>
+              <w:top w:w="0" w:type="dxa"/>
+              <w:bottom w:w="0" w:type="dxa"/>
+              <w:left w:w="0" w:type="dxa"/>
+              <w:right w:w="0" w:type="dxa"/>
+            </w:tcMar>
+            <w:vAlign w:val="top"/>
+          </w:tcPr>
+          <w:p>
+            <w:pPr>
+              <w:pStyle w:val="Normal"/>
+              <w:jc w:val="left"/>
+              <w:pBdr>
+                <w:bottom w:val="none" w:sz="0" w:space="0" w:color="000000"/>
+                <w:top w:val="none" w:sz="0" w:space="0" w:color="000000"/>
+                <w:left w:val="none" w:sz="0" w:space="0" w:color="000000"/>
+                <w:right w:val="none" w:sz="0" w:space="0" w:color="000000"/>
+              </w:pBdr>
+              <w:spacing w:after="60" w:before="60" w:line="240"/>
+              <w:ind w:left="60" w:right="60" w:firstLine="0" w:firstLineChars="0"/>
+              <w:rPr>
+                <w:rFonts w:ascii="Arial" w:hAnsi="Arial" w:eastAsia="Arial" w:cs="Arial"/>
+                <w:i w:val="false"/>
+                <w:b w:val="false"/>
+                <w:u w:val="none"/>
+                <w:strike w:val="false"/>
+                <w:sz w:val="18"/>
+                <w:szCs w:val="18"/>
+                <w:color w:val="000000"/>
+              </w:rPr>
+            </w:pPr>
+            <w:r>
+              <w:rPr>
+                <w:rFonts w:ascii="Arial" w:hAnsi="Arial" w:eastAsia="Arial" w:cs="Arial"/>
+                <w:i w:val="false"/>
+                <w:b w:val="false"/>
+                <w:u w:val="none"/>
+                <w:strike w:val="false"/>
+                <w:sz w:val="18"/>
+                <w:szCs w:val="18"/>
+                <w:color w:val="000000"/>
+              </w:rPr>
+              <w:t xml:space="preserve"/>
             </w:r>
           </w:p>
         </w:tc>
@@ -1333,227 +1275,172 @@
                 <w:szCs w:val="18"/>
                 <w:color w:val="000000"/>
               </w:rPr>
-              <w:t xml:space="preserve">ARBITER</w:t>
-            </w:r>
-          </w:p>
-        </w:tc>
-        <w:tc>
-          <w:tcPr>
-            <w:tcBorders>
-              <w:bottom w:val="none" w:sz="0" w:space="0" w:color="000000"/>
-              <w:top w:val="none" w:sz="0" w:space="0" w:color="000000"/>
-              <w:left w:val="none" w:sz="0" w:space="0" w:color="000000"/>
-              <w:right w:val="none" w:sz="0" w:space="0" w:color="000000"/>
-            </w:tcBorders>
-            <w:shd w:val="clear" w:color="auto" w:fill="FFFFFF"/>
-            <w:tcMar>
-              <w:top w:w="0" w:type="dxa"/>
-              <w:bottom w:w="0" w:type="dxa"/>
-              <w:left w:w="0" w:type="dxa"/>
-              <w:right w:w="0" w:type="dxa"/>
-            </w:tcMar>
-            <w:vAlign w:val="top"/>
-          </w:tcPr>
-          <w:p>
-            <w:pPr>
-              <w:pStyle w:val="Normal"/>
-              <w:jc w:val="left"/>
-              <w:pBdr>
-                <w:bottom w:val="none" w:sz="0" w:space="0" w:color="000000"/>
-                <w:top w:val="none" w:sz="0" w:space="0" w:color="000000"/>
-                <w:left w:val="none" w:sz="0" w:space="0" w:color="000000"/>
-                <w:right w:val="none" w:sz="0" w:space="0" w:color="000000"/>
-              </w:pBdr>
-              <w:spacing w:after="60" w:before="60" w:line="240"/>
-              <w:ind w:left="60" w:right="60" w:firstLine="0" w:firstLineChars="0"/>
-              <w:rPr>
-                <w:rFonts w:ascii="Arial" w:hAnsi="Arial" w:eastAsia="Arial" w:cs="Arial"/>
-                <w:i w:val="false"/>
-                <w:b w:val="false"/>
-                <w:u w:val="none"/>
-                <w:strike w:val="false"/>
-                <w:sz w:val="18"/>
-                <w:szCs w:val="18"/>
-                <w:color w:val="000000"/>
-              </w:rPr>
-            </w:pPr>
-            <w:r>
-              <w:rPr>
-                <w:rFonts w:ascii="Arial" w:hAnsi="Arial" w:eastAsia="Arial" w:cs="Arial"/>
-                <w:i w:val="false"/>
-                <w:b w:val="false"/>
-                <w:u w:val="none"/>
-                <w:strike w:val="false"/>
-                <w:sz w:val="18"/>
-                <w:szCs w:val="18"/>
-                <w:color w:val="000000"/>
-              </w:rPr>
-              <w:t xml:space="preserve">0.44 (0.32–0.56)</w:t>
-            </w:r>
-          </w:p>
-        </w:tc>
-        <w:tc>
-          <w:tcPr>
-            <w:tcBorders>
-              <w:bottom w:val="none" w:sz="0" w:space="0" w:color="000000"/>
-              <w:top w:val="none" w:sz="0" w:space="0" w:color="000000"/>
-              <w:left w:val="none" w:sz="0" w:space="0" w:color="000000"/>
-              <w:right w:val="none" w:sz="0" w:space="0" w:color="000000"/>
-            </w:tcBorders>
-            <w:shd w:val="clear" w:color="auto" w:fill="FFFFFF"/>
-            <w:tcMar>
-              <w:top w:w="0" w:type="dxa"/>
-              <w:bottom w:w="0" w:type="dxa"/>
-              <w:left w:w="0" w:type="dxa"/>
-              <w:right w:w="0" w:type="dxa"/>
-            </w:tcMar>
-            <w:vAlign w:val="top"/>
-          </w:tcPr>
-          <w:p>
-            <w:pPr>
-              <w:pStyle w:val="Normal"/>
-              <w:jc w:val="left"/>
-              <w:pBdr>
-                <w:bottom w:val="none" w:sz="0" w:space="0" w:color="000000"/>
-                <w:top w:val="none" w:sz="0" w:space="0" w:color="000000"/>
-                <w:left w:val="none" w:sz="0" w:space="0" w:color="000000"/>
-                <w:right w:val="none" w:sz="0" w:space="0" w:color="000000"/>
-              </w:pBdr>
-              <w:spacing w:after="60" w:before="60" w:line="240"/>
-              <w:ind w:left="60" w:right="60" w:firstLine="0" w:firstLineChars="0"/>
-              <w:rPr>
-                <w:rFonts w:ascii="Arial" w:hAnsi="Arial" w:eastAsia="Arial" w:cs="Arial"/>
-                <w:i w:val="false"/>
-                <w:b w:val="false"/>
-                <w:u w:val="none"/>
-                <w:strike w:val="false"/>
-                <w:sz w:val="18"/>
-                <w:szCs w:val="18"/>
-                <w:color w:val="000000"/>
-              </w:rPr>
-            </w:pPr>
-            <w:r>
-              <w:rPr>
-                <w:rFonts w:ascii="Arial" w:hAnsi="Arial" w:eastAsia="Arial" w:cs="Arial"/>
-                <w:i w:val="false"/>
-                <w:b w:val="false"/>
-                <w:u w:val="none"/>
-                <w:strike w:val="false"/>
-                <w:sz w:val="18"/>
-                <w:szCs w:val="18"/>
-                <w:color w:val="000000"/>
-              </w:rPr>
-              <w:t xml:space="preserve">58.0% (49.4–66.7)</w:t>
-            </w:r>
-          </w:p>
-        </w:tc>
-        <w:tc>
-          <w:tcPr>
-            <w:tcBorders>
-              <w:bottom w:val="none" w:sz="0" w:space="0" w:color="000000"/>
-              <w:top w:val="none" w:sz="0" w:space="0" w:color="000000"/>
-              <w:left w:val="none" w:sz="0" w:space="0" w:color="000000"/>
-              <w:right w:val="none" w:sz="0" w:space="0" w:color="000000"/>
-            </w:tcBorders>
-            <w:shd w:val="clear" w:color="auto" w:fill="FFFFFF"/>
-            <w:tcMar>
-              <w:top w:w="0" w:type="dxa"/>
-              <w:bottom w:w="0" w:type="dxa"/>
-              <w:left w:w="0" w:type="dxa"/>
-              <w:right w:w="0" w:type="dxa"/>
-            </w:tcMar>
-            <w:vAlign w:val="top"/>
-          </w:tcPr>
-          <w:p>
-            <w:pPr>
-              <w:pStyle w:val="Normal"/>
-              <w:jc w:val="left"/>
-              <w:pBdr>
-                <w:bottom w:val="none" w:sz="0" w:space="0" w:color="000000"/>
-                <w:top w:val="none" w:sz="0" w:space="0" w:color="000000"/>
-                <w:left w:val="none" w:sz="0" w:space="0" w:color="000000"/>
-                <w:right w:val="none" w:sz="0" w:space="0" w:color="000000"/>
-              </w:pBdr>
-              <w:spacing w:after="60" w:before="60" w:line="240"/>
-              <w:ind w:left="60" w:right="60" w:firstLine="0" w:firstLineChars="0"/>
-              <w:rPr>
-                <w:rFonts w:ascii="Arial" w:hAnsi="Arial" w:eastAsia="Arial" w:cs="Arial"/>
-                <w:i w:val="false"/>
-                <w:b w:val="false"/>
-                <w:u w:val="none"/>
-                <w:strike w:val="false"/>
-                <w:sz w:val="18"/>
-                <w:szCs w:val="18"/>
-                <w:color w:val="000000"/>
-              </w:rPr>
-            </w:pPr>
-            <w:r>
-              <w:rPr>
-                <w:rFonts w:ascii="Arial" w:hAnsi="Arial" w:eastAsia="Arial" w:cs="Arial"/>
-                <w:i w:val="false"/>
-                <w:b w:val="false"/>
-                <w:u w:val="none"/>
-                <w:strike w:val="false"/>
-                <w:sz w:val="18"/>
-                <w:szCs w:val="18"/>
-                <w:color w:val="000000"/>
-              </w:rPr>
-              <w:t xml:space="preserve">92.3% (83.7–100.0)</w:t>
-            </w:r>
-          </w:p>
-        </w:tc>
-        <w:tc>
-          <w:tcPr>
-            <w:tcBorders>
-              <w:bottom w:val="none" w:sz="0" w:space="0" w:color="000000"/>
-              <w:top w:val="none" w:sz="0" w:space="0" w:color="000000"/>
-              <w:left w:val="none" w:sz="0" w:space="0" w:color="000000"/>
-              <w:right w:val="none" w:sz="0" w:space="0" w:color="000000"/>
-            </w:tcBorders>
-            <w:shd w:val="clear" w:color="auto" w:fill="FFFFFF"/>
-            <w:tcMar>
-              <w:top w:w="0" w:type="dxa"/>
-              <w:bottom w:w="0" w:type="dxa"/>
-              <w:left w:w="0" w:type="dxa"/>
-              <w:right w:w="0" w:type="dxa"/>
-            </w:tcMar>
-            <w:vAlign w:val="top"/>
-          </w:tcPr>
-          <w:p>
-            <w:pPr>
-              <w:pStyle w:val="Normal"/>
-              <w:jc w:val="left"/>
-              <w:pBdr>
-                <w:bottom w:val="none" w:sz="0" w:space="0" w:color="000000"/>
-                <w:top w:val="none" w:sz="0" w:space="0" w:color="000000"/>
-                <w:left w:val="none" w:sz="0" w:space="0" w:color="000000"/>
-                <w:right w:val="none" w:sz="0" w:space="0" w:color="000000"/>
-              </w:pBdr>
-              <w:spacing w:after="60" w:before="60" w:line="240"/>
-              <w:ind w:left="60" w:right="60" w:firstLine="0" w:firstLineChars="0"/>
-              <w:rPr>
-                <w:rFonts w:ascii="Arial" w:hAnsi="Arial" w:eastAsia="Arial" w:cs="Arial"/>
-                <w:i w:val="false"/>
-                <w:b w:val="false"/>
-                <w:u w:val="none"/>
-                <w:strike w:val="false"/>
-                <w:sz w:val="18"/>
-                <w:szCs w:val="18"/>
-                <w:color w:val="000000"/>
-              </w:rPr>
-            </w:pPr>
-            <w:r>
-              <w:rPr>
-                <w:rFonts w:ascii="Arial" w:hAnsi="Arial" w:eastAsia="Arial" w:cs="Arial"/>
-                <w:i w:val="false"/>
-                <w:b w:val="false"/>
-                <w:u w:val="none"/>
-                <w:strike w:val="false"/>
-                <w:sz w:val="18"/>
-                <w:szCs w:val="18"/>
-                <w:color w:val="000000"/>
-              </w:rPr>
-              <w:t xml:space="preserve">54.8% (44.2–67.4)</w:t>
+              <w:t xml:space="preserve">D2 rule breaks</w:t>
+            </w:r>
+          </w:p>
+        </w:tc>
+        <w:tc>
+          <w:tcPr>
+            <w:tcBorders>
+              <w:bottom w:val="none" w:sz="0" w:space="0" w:color="000000"/>
+              <w:top w:val="none" w:sz="0" w:space="0" w:color="000000"/>
+              <w:left w:val="none" w:sz="0" w:space="0" w:color="000000"/>
+              <w:right w:val="none" w:sz="0" w:space="0" w:color="000000"/>
+            </w:tcBorders>
+            <w:shd w:val="clear" w:color="auto" w:fill="FFFFFF"/>
+            <w:tcMar>
+              <w:top w:w="0" w:type="dxa"/>
+              <w:bottom w:w="0" w:type="dxa"/>
+              <w:left w:w="0" w:type="dxa"/>
+              <w:right w:w="0" w:type="dxa"/>
+            </w:tcMar>
+            <w:vAlign w:val="top"/>
+          </w:tcPr>
+          <w:p>
+            <w:pPr>
+              <w:pStyle w:val="Normal"/>
+              <w:jc w:val="left"/>
+              <w:pBdr>
+                <w:bottom w:val="none" w:sz="0" w:space="0" w:color="000000"/>
+                <w:top w:val="none" w:sz="0" w:space="0" w:color="000000"/>
+                <w:left w:val="none" w:sz="0" w:space="0" w:color="000000"/>
+                <w:right w:val="none" w:sz="0" w:space="0" w:color="000000"/>
+              </w:pBdr>
+              <w:spacing w:after="60" w:before="60" w:line="240"/>
+              <w:ind w:left="60" w:right="60" w:firstLine="0" w:firstLineChars="0"/>
+              <w:rPr>
+                <w:rFonts w:ascii="Arial" w:hAnsi="Arial" w:eastAsia="Arial" w:cs="Arial"/>
+                <w:i w:val="false"/>
+                <w:b w:val="false"/>
+                <w:u w:val="none"/>
+                <w:strike w:val="false"/>
+                <w:sz w:val="18"/>
+                <w:szCs w:val="18"/>
+                <w:color w:val="000000"/>
+              </w:rPr>
+            </w:pPr>
+            <w:r>
+              <w:rPr>
+                <w:rFonts w:ascii="Arial" w:hAnsi="Arial" w:eastAsia="Arial" w:cs="Arial"/>
+                <w:i w:val="false"/>
+                <w:b w:val="false"/>
+                <w:u w:val="none"/>
+                <w:strike w:val="false"/>
+                <w:sz w:val="18"/>
+                <w:szCs w:val="18"/>
+                <w:color w:val="000000"/>
+              </w:rPr>
+              <w:t xml:space="preserve">0 by design</w:t>
+            </w:r>
+          </w:p>
+        </w:tc>
+        <w:tc>
+          <w:tcPr>
+            <w:tcBorders>
+              <w:bottom w:val="none" w:sz="0" w:space="0" w:color="000000"/>
+              <w:top w:val="none" w:sz="0" w:space="0" w:color="000000"/>
+              <w:left w:val="none" w:sz="0" w:space="0" w:color="000000"/>
+              <w:right w:val="none" w:sz="0" w:space="0" w:color="000000"/>
+            </w:tcBorders>
+            <w:shd w:val="clear" w:color="auto" w:fill="FFFFFF"/>
+            <w:tcMar>
+              <w:top w:w="0" w:type="dxa"/>
+              <w:bottom w:w="0" w:type="dxa"/>
+              <w:left w:w="0" w:type="dxa"/>
+              <w:right w:w="0" w:type="dxa"/>
+            </w:tcMar>
+            <w:vAlign w:val="top"/>
+          </w:tcPr>
+          <w:p>
+            <w:pPr>
+              <w:pStyle w:val="Normal"/>
+              <w:jc w:val="left"/>
+              <w:pBdr>
+                <w:bottom w:val="none" w:sz="0" w:space="0" w:color="000000"/>
+                <w:top w:val="none" w:sz="0" w:space="0" w:color="000000"/>
+                <w:left w:val="none" w:sz="0" w:space="0" w:color="000000"/>
+                <w:right w:val="none" w:sz="0" w:space="0" w:color="000000"/>
+              </w:pBdr>
+              <w:spacing w:after="60" w:before="60" w:line="240"/>
+              <w:ind w:left="60" w:right="60" w:firstLine="0" w:firstLineChars="0"/>
+              <w:rPr>
+                <w:rFonts w:ascii="Arial" w:hAnsi="Arial" w:eastAsia="Arial" w:cs="Arial"/>
+                <w:i w:val="false"/>
+                <w:b w:val="false"/>
+                <w:u w:val="none"/>
+                <w:strike w:val="false"/>
+                <w:sz w:val="18"/>
+                <w:szCs w:val="18"/>
+                <w:color w:val="000000"/>
+              </w:rPr>
+            </w:pPr>
+            <w:r>
+              <w:rPr>
+                <w:rFonts w:ascii="Arial" w:hAnsi="Arial" w:eastAsia="Arial" w:cs="Arial"/>
+                <w:i w:val="false"/>
+                <w:b w:val="false"/>
+                <w:u w:val="none"/>
+                <w:strike w:val="false"/>
+                <w:sz w:val="18"/>
+                <w:szCs w:val="18"/>
+                <w:color w:val="000000"/>
+              </w:rPr>
+              <w:t xml:space="preserve">7/102 (6.9%; 2.9–10.8)</w:t>
+            </w:r>
+          </w:p>
+        </w:tc>
+        <w:tc>
+          <w:tcPr>
+            <w:tcBorders>
+              <w:bottom w:val="none" w:sz="0" w:space="0" w:color="000000"/>
+              <w:top w:val="none" w:sz="0" w:space="0" w:color="000000"/>
+              <w:left w:val="none" w:sz="0" w:space="0" w:color="000000"/>
+              <w:right w:val="none" w:sz="0" w:space="0" w:color="000000"/>
+            </w:tcBorders>
+            <w:shd w:val="clear" w:color="auto" w:fill="FFFFFF"/>
+            <w:tcMar>
+              <w:top w:w="0" w:type="dxa"/>
+              <w:bottom w:w="0" w:type="dxa"/>
+              <w:left w:w="0" w:type="dxa"/>
+              <w:right w:w="0" w:type="dxa"/>
+            </w:tcMar>
+            <w:vAlign w:val="top"/>
+          </w:tcPr>
+          <w:p>
+            <w:pPr>
+              <w:pStyle w:val="Normal"/>
+              <w:jc w:val="left"/>
+              <w:pBdr>
+                <w:bottom w:val="none" w:sz="0" w:space="0" w:color="000000"/>
+                <w:top w:val="none" w:sz="0" w:space="0" w:color="000000"/>
+                <w:left w:val="none" w:sz="0" w:space="0" w:color="000000"/>
+                <w:right w:val="none" w:sz="0" w:space="0" w:color="000000"/>
+              </w:pBdr>
+              <w:spacing w:after="60" w:before="60" w:line="240"/>
+              <w:ind w:left="60" w:right="60" w:firstLine="0" w:firstLineChars="0"/>
+              <w:rPr>
+                <w:rFonts w:ascii="Arial" w:hAnsi="Arial" w:eastAsia="Arial" w:cs="Arial"/>
+                <w:i w:val="false"/>
+                <w:b w:val="false"/>
+                <w:u w:val="none"/>
+                <w:strike w:val="false"/>
+                <w:sz w:val="18"/>
+                <w:szCs w:val="18"/>
+                <w:color w:val="000000"/>
+              </w:rPr>
+            </w:pPr>
+            <w:r>
+              <w:rPr>
+                <w:rFonts w:ascii="Arial" w:hAnsi="Arial" w:eastAsia="Arial" w:cs="Arial"/>
+                <w:i w:val="false"/>
+                <w:b w:val="false"/>
+                <w:u w:val="none"/>
+                <w:strike w:val="false"/>
+                <w:sz w:val="18"/>
+                <w:szCs w:val="18"/>
+                <w:color w:val="000000"/>
+              </w:rPr>
+              <w:t xml:space="preserve"/>
             </w:r>
           </w:p>
         </w:tc>
@@ -1614,227 +1501,172 @@
                 <w:szCs w:val="18"/>
                 <w:color w:val="000000"/>
               </w:rPr>
-              <w:t xml:space="preserve">Unassisted</w:t>
-            </w:r>
-          </w:p>
-        </w:tc>
-        <w:tc>
-          <w:tcPr>
-            <w:tcBorders>
-              <w:bottom w:val="none" w:sz="0" w:space="0" w:color="000000"/>
-              <w:top w:val="none" w:sz="0" w:space="0" w:color="000000"/>
-              <w:left w:val="none" w:sz="0" w:space="0" w:color="000000"/>
-              <w:right w:val="none" w:sz="0" w:space="0" w:color="000000"/>
-            </w:tcBorders>
-            <w:shd w:val="clear" w:color="auto" w:fill="FFFFFF"/>
-            <w:tcMar>
-              <w:top w:w="0" w:type="dxa"/>
-              <w:bottom w:w="0" w:type="dxa"/>
-              <w:left w:w="0" w:type="dxa"/>
-              <w:right w:w="0" w:type="dxa"/>
-            </w:tcMar>
-            <w:vAlign w:val="top"/>
-          </w:tcPr>
-          <w:p>
-            <w:pPr>
-              <w:pStyle w:val="Normal"/>
-              <w:jc w:val="left"/>
-              <w:pBdr>
-                <w:bottom w:val="none" w:sz="0" w:space="0" w:color="000000"/>
-                <w:top w:val="none" w:sz="0" w:space="0" w:color="000000"/>
-                <w:left w:val="none" w:sz="0" w:space="0" w:color="000000"/>
-                <w:right w:val="none" w:sz="0" w:space="0" w:color="000000"/>
-              </w:pBdr>
-              <w:spacing w:after="60" w:before="60" w:line="240"/>
-              <w:ind w:left="60" w:right="60" w:firstLine="0" w:firstLineChars="0"/>
-              <w:rPr>
-                <w:rFonts w:ascii="Arial" w:hAnsi="Arial" w:eastAsia="Arial" w:cs="Arial"/>
-                <w:i w:val="false"/>
-                <w:b w:val="false"/>
-                <w:u w:val="none"/>
-                <w:strike w:val="false"/>
-                <w:sz w:val="18"/>
-                <w:szCs w:val="18"/>
-                <w:color w:val="000000"/>
-              </w:rPr>
-            </w:pPr>
-            <w:r>
-              <w:rPr>
-                <w:rFonts w:ascii="Arial" w:hAnsi="Arial" w:eastAsia="Arial" w:cs="Arial"/>
-                <w:i w:val="false"/>
-                <w:b w:val="false"/>
-                <w:u w:val="none"/>
-                <w:strike w:val="false"/>
-                <w:sz w:val="18"/>
-                <w:szCs w:val="18"/>
-                <w:color w:val="000000"/>
-              </w:rPr>
-              <w:t xml:space="preserve">0.42 (0.27–0.56)</w:t>
-            </w:r>
-          </w:p>
-        </w:tc>
-        <w:tc>
-          <w:tcPr>
-            <w:tcBorders>
-              <w:bottom w:val="none" w:sz="0" w:space="0" w:color="000000"/>
-              <w:top w:val="none" w:sz="0" w:space="0" w:color="000000"/>
-              <w:left w:val="none" w:sz="0" w:space="0" w:color="000000"/>
-              <w:right w:val="none" w:sz="0" w:space="0" w:color="000000"/>
-            </w:tcBorders>
-            <w:shd w:val="clear" w:color="auto" w:fill="FFFFFF"/>
-            <w:tcMar>
-              <w:top w:w="0" w:type="dxa"/>
-              <w:bottom w:w="0" w:type="dxa"/>
-              <w:left w:w="0" w:type="dxa"/>
-              <w:right w:w="0" w:type="dxa"/>
-            </w:tcMar>
-            <w:vAlign w:val="top"/>
-          </w:tcPr>
-          <w:p>
-            <w:pPr>
-              <w:pStyle w:val="Normal"/>
-              <w:jc w:val="left"/>
-              <w:pBdr>
-                <w:bottom w:val="none" w:sz="0" w:space="0" w:color="000000"/>
-                <w:top w:val="none" w:sz="0" w:space="0" w:color="000000"/>
-                <w:left w:val="none" w:sz="0" w:space="0" w:color="000000"/>
-                <w:right w:val="none" w:sz="0" w:space="0" w:color="000000"/>
-              </w:pBdr>
-              <w:spacing w:after="60" w:before="60" w:line="240"/>
-              <w:ind w:left="60" w:right="60" w:firstLine="0" w:firstLineChars="0"/>
-              <w:rPr>
-                <w:rFonts w:ascii="Arial" w:hAnsi="Arial" w:eastAsia="Arial" w:cs="Arial"/>
-                <w:i w:val="false"/>
-                <w:b w:val="false"/>
-                <w:u w:val="none"/>
-                <w:strike w:val="false"/>
-                <w:sz w:val="18"/>
-                <w:szCs w:val="18"/>
-                <w:color w:val="000000"/>
-              </w:rPr>
-            </w:pPr>
-            <w:r>
-              <w:rPr>
-                <w:rFonts w:ascii="Arial" w:hAnsi="Arial" w:eastAsia="Arial" w:cs="Arial"/>
-                <w:i w:val="false"/>
-                <w:b w:val="false"/>
-                <w:u w:val="none"/>
-                <w:strike w:val="false"/>
-                <w:sz w:val="18"/>
-                <w:szCs w:val="18"/>
-                <w:color w:val="000000"/>
-              </w:rPr>
-              <w:t xml:space="preserve">59.3% (50.6–67.9)</w:t>
-            </w:r>
-          </w:p>
-        </w:tc>
-        <w:tc>
-          <w:tcPr>
-            <w:tcBorders>
-              <w:bottom w:val="none" w:sz="0" w:space="0" w:color="000000"/>
-              <w:top w:val="none" w:sz="0" w:space="0" w:color="000000"/>
-              <w:left w:val="none" w:sz="0" w:space="0" w:color="000000"/>
-              <w:right w:val="none" w:sz="0" w:space="0" w:color="000000"/>
-            </w:tcBorders>
-            <w:shd w:val="clear" w:color="auto" w:fill="FFFFFF"/>
-            <w:tcMar>
-              <w:top w:w="0" w:type="dxa"/>
-              <w:bottom w:w="0" w:type="dxa"/>
-              <w:left w:w="0" w:type="dxa"/>
-              <w:right w:w="0" w:type="dxa"/>
-            </w:tcMar>
-            <w:vAlign w:val="top"/>
-          </w:tcPr>
-          <w:p>
-            <w:pPr>
-              <w:pStyle w:val="Normal"/>
-              <w:jc w:val="left"/>
-              <w:pBdr>
-                <w:bottom w:val="none" w:sz="0" w:space="0" w:color="000000"/>
-                <w:top w:val="none" w:sz="0" w:space="0" w:color="000000"/>
-                <w:left w:val="none" w:sz="0" w:space="0" w:color="000000"/>
-                <w:right w:val="none" w:sz="0" w:space="0" w:color="000000"/>
-              </w:pBdr>
-              <w:spacing w:after="60" w:before="60" w:line="240"/>
-              <w:ind w:left="60" w:right="60" w:firstLine="0" w:firstLineChars="0"/>
-              <w:rPr>
-                <w:rFonts w:ascii="Arial" w:hAnsi="Arial" w:eastAsia="Arial" w:cs="Arial"/>
-                <w:i w:val="false"/>
-                <w:b w:val="false"/>
-                <w:u w:val="none"/>
-                <w:strike w:val="false"/>
-                <w:sz w:val="18"/>
-                <w:szCs w:val="18"/>
-                <w:color w:val="000000"/>
-              </w:rPr>
-            </w:pPr>
-            <w:r>
-              <w:rPr>
-                <w:rFonts w:ascii="Arial" w:hAnsi="Arial" w:eastAsia="Arial" w:cs="Arial"/>
-                <w:i w:val="false"/>
-                <w:b w:val="false"/>
-                <w:u w:val="none"/>
-                <w:strike w:val="false"/>
-                <w:sz w:val="18"/>
-                <w:szCs w:val="18"/>
-                <w:color w:val="000000"/>
-              </w:rPr>
-              <w:t xml:space="preserve">64.1% (50.0–77.8)</w:t>
-            </w:r>
-          </w:p>
-        </w:tc>
-        <w:tc>
-          <w:tcPr>
-            <w:tcBorders>
-              <w:bottom w:val="none" w:sz="0" w:space="0" w:color="000000"/>
-              <w:top w:val="none" w:sz="0" w:space="0" w:color="000000"/>
-              <w:left w:val="none" w:sz="0" w:space="0" w:color="000000"/>
-              <w:right w:val="none" w:sz="0" w:space="0" w:color="000000"/>
-            </w:tcBorders>
-            <w:shd w:val="clear" w:color="auto" w:fill="FFFFFF"/>
-            <w:tcMar>
-              <w:top w:w="0" w:type="dxa"/>
-              <w:bottom w:w="0" w:type="dxa"/>
-              <w:left w:w="0" w:type="dxa"/>
-              <w:right w:w="0" w:type="dxa"/>
-            </w:tcMar>
-            <w:vAlign w:val="top"/>
-          </w:tcPr>
-          <w:p>
-            <w:pPr>
-              <w:pStyle w:val="Normal"/>
-              <w:jc w:val="left"/>
-              <w:pBdr>
-                <w:bottom w:val="none" w:sz="0" w:space="0" w:color="000000"/>
-                <w:top w:val="none" w:sz="0" w:space="0" w:color="000000"/>
-                <w:left w:val="none" w:sz="0" w:space="0" w:color="000000"/>
-                <w:right w:val="none" w:sz="0" w:space="0" w:color="000000"/>
-              </w:pBdr>
-              <w:spacing w:after="60" w:before="60" w:line="240"/>
-              <w:ind w:left="60" w:right="60" w:firstLine="0" w:firstLineChars="0"/>
-              <w:rPr>
-                <w:rFonts w:ascii="Arial" w:hAnsi="Arial" w:eastAsia="Arial" w:cs="Arial"/>
-                <w:i w:val="false"/>
-                <w:b w:val="false"/>
-                <w:u w:val="none"/>
-                <w:strike w:val="false"/>
-                <w:sz w:val="18"/>
-                <w:szCs w:val="18"/>
-                <w:color w:val="000000"/>
-              </w:rPr>
-            </w:pPr>
-            <w:r>
-              <w:rPr>
-                <w:rFonts w:ascii="Arial" w:hAnsi="Arial" w:eastAsia="Arial" w:cs="Arial"/>
-                <w:i w:val="false"/>
-                <w:b w:val="false"/>
-                <w:u w:val="none"/>
-                <w:strike w:val="false"/>
-                <w:sz w:val="18"/>
-                <w:szCs w:val="18"/>
-                <w:color w:val="000000"/>
-              </w:rPr>
-              <w:t xml:space="preserve">76.2% (65.9–86.8)</w:t>
+              <w:t xml:space="preserve">D3 rule breaks</w:t>
+            </w:r>
+          </w:p>
+        </w:tc>
+        <w:tc>
+          <w:tcPr>
+            <w:tcBorders>
+              <w:bottom w:val="none" w:sz="0" w:space="0" w:color="000000"/>
+              <w:top w:val="none" w:sz="0" w:space="0" w:color="000000"/>
+              <w:left w:val="none" w:sz="0" w:space="0" w:color="000000"/>
+              <w:right w:val="none" w:sz="0" w:space="0" w:color="000000"/>
+            </w:tcBorders>
+            <w:shd w:val="clear" w:color="auto" w:fill="FFFFFF"/>
+            <w:tcMar>
+              <w:top w:w="0" w:type="dxa"/>
+              <w:bottom w:w="0" w:type="dxa"/>
+              <w:left w:w="0" w:type="dxa"/>
+              <w:right w:w="0" w:type="dxa"/>
+            </w:tcMar>
+            <w:vAlign w:val="top"/>
+          </w:tcPr>
+          <w:p>
+            <w:pPr>
+              <w:pStyle w:val="Normal"/>
+              <w:jc w:val="left"/>
+              <w:pBdr>
+                <w:bottom w:val="none" w:sz="0" w:space="0" w:color="000000"/>
+                <w:top w:val="none" w:sz="0" w:space="0" w:color="000000"/>
+                <w:left w:val="none" w:sz="0" w:space="0" w:color="000000"/>
+                <w:right w:val="none" w:sz="0" w:space="0" w:color="000000"/>
+              </w:pBdr>
+              <w:spacing w:after="60" w:before="60" w:line="240"/>
+              <w:ind w:left="60" w:right="60" w:firstLine="0" w:firstLineChars="0"/>
+              <w:rPr>
+                <w:rFonts w:ascii="Arial" w:hAnsi="Arial" w:eastAsia="Arial" w:cs="Arial"/>
+                <w:i w:val="false"/>
+                <w:b w:val="false"/>
+                <w:u w:val="none"/>
+                <w:strike w:val="false"/>
+                <w:sz w:val="18"/>
+                <w:szCs w:val="18"/>
+                <w:color w:val="000000"/>
+              </w:rPr>
+            </w:pPr>
+            <w:r>
+              <w:rPr>
+                <w:rFonts w:ascii="Arial" w:hAnsi="Arial" w:eastAsia="Arial" w:cs="Arial"/>
+                <w:i w:val="false"/>
+                <w:b w:val="false"/>
+                <w:u w:val="none"/>
+                <w:strike w:val="false"/>
+                <w:sz w:val="18"/>
+                <w:szCs w:val="18"/>
+                <w:color w:val="000000"/>
+              </w:rPr>
+              <w:t xml:space="preserve">0 by design</w:t>
+            </w:r>
+          </w:p>
+        </w:tc>
+        <w:tc>
+          <w:tcPr>
+            <w:tcBorders>
+              <w:bottom w:val="none" w:sz="0" w:space="0" w:color="000000"/>
+              <w:top w:val="none" w:sz="0" w:space="0" w:color="000000"/>
+              <w:left w:val="none" w:sz="0" w:space="0" w:color="000000"/>
+              <w:right w:val="none" w:sz="0" w:space="0" w:color="000000"/>
+            </w:tcBorders>
+            <w:shd w:val="clear" w:color="auto" w:fill="FFFFFF"/>
+            <w:tcMar>
+              <w:top w:w="0" w:type="dxa"/>
+              <w:bottom w:w="0" w:type="dxa"/>
+              <w:left w:w="0" w:type="dxa"/>
+              <w:right w:w="0" w:type="dxa"/>
+            </w:tcMar>
+            <w:vAlign w:val="top"/>
+          </w:tcPr>
+          <w:p>
+            <w:pPr>
+              <w:pStyle w:val="Normal"/>
+              <w:jc w:val="left"/>
+              <w:pBdr>
+                <w:bottom w:val="none" w:sz="0" w:space="0" w:color="000000"/>
+                <w:top w:val="none" w:sz="0" w:space="0" w:color="000000"/>
+                <w:left w:val="none" w:sz="0" w:space="0" w:color="000000"/>
+                <w:right w:val="none" w:sz="0" w:space="0" w:color="000000"/>
+              </w:pBdr>
+              <w:spacing w:after="60" w:before="60" w:line="240"/>
+              <w:ind w:left="60" w:right="60" w:firstLine="0" w:firstLineChars="0"/>
+              <w:rPr>
+                <w:rFonts w:ascii="Arial" w:hAnsi="Arial" w:eastAsia="Arial" w:cs="Arial"/>
+                <w:i w:val="false"/>
+                <w:b w:val="false"/>
+                <w:u w:val="none"/>
+                <w:strike w:val="false"/>
+                <w:sz w:val="18"/>
+                <w:szCs w:val="18"/>
+                <w:color w:val="000000"/>
+              </w:rPr>
+            </w:pPr>
+            <w:r>
+              <w:rPr>
+                <w:rFonts w:ascii="Arial" w:hAnsi="Arial" w:eastAsia="Arial" w:cs="Arial"/>
+                <w:i w:val="false"/>
+                <w:b w:val="false"/>
+                <w:u w:val="none"/>
+                <w:strike w:val="false"/>
+                <w:sz w:val="18"/>
+                <w:szCs w:val="18"/>
+                <w:color w:val="000000"/>
+              </w:rPr>
+              <w:t xml:space="preserve">5/102 (4.9%; 1.0–8.8)</w:t>
+            </w:r>
+          </w:p>
+        </w:tc>
+        <w:tc>
+          <w:tcPr>
+            <w:tcBorders>
+              <w:bottom w:val="none" w:sz="0" w:space="0" w:color="000000"/>
+              <w:top w:val="none" w:sz="0" w:space="0" w:color="000000"/>
+              <w:left w:val="none" w:sz="0" w:space="0" w:color="000000"/>
+              <w:right w:val="none" w:sz="0" w:space="0" w:color="000000"/>
+            </w:tcBorders>
+            <w:shd w:val="clear" w:color="auto" w:fill="FFFFFF"/>
+            <w:tcMar>
+              <w:top w:w="0" w:type="dxa"/>
+              <w:bottom w:w="0" w:type="dxa"/>
+              <w:left w:w="0" w:type="dxa"/>
+              <w:right w:w="0" w:type="dxa"/>
+            </w:tcMar>
+            <w:vAlign w:val="top"/>
+          </w:tcPr>
+          <w:p>
+            <w:pPr>
+              <w:pStyle w:val="Normal"/>
+              <w:jc w:val="left"/>
+              <w:pBdr>
+                <w:bottom w:val="none" w:sz="0" w:space="0" w:color="000000"/>
+                <w:top w:val="none" w:sz="0" w:space="0" w:color="000000"/>
+                <w:left w:val="none" w:sz="0" w:space="0" w:color="000000"/>
+                <w:right w:val="none" w:sz="0" w:space="0" w:color="000000"/>
+              </w:pBdr>
+              <w:spacing w:after="60" w:before="60" w:line="240"/>
+              <w:ind w:left="60" w:right="60" w:firstLine="0" w:firstLineChars="0"/>
+              <w:rPr>
+                <w:rFonts w:ascii="Arial" w:hAnsi="Arial" w:eastAsia="Arial" w:cs="Arial"/>
+                <w:i w:val="false"/>
+                <w:b w:val="false"/>
+                <w:u w:val="none"/>
+                <w:strike w:val="false"/>
+                <w:sz w:val="18"/>
+                <w:szCs w:val="18"/>
+                <w:color w:val="000000"/>
+              </w:rPr>
+            </w:pPr>
+            <w:r>
+              <w:rPr>
+                <w:rFonts w:ascii="Arial" w:hAnsi="Arial" w:eastAsia="Arial" w:cs="Arial"/>
+                <w:i w:val="false"/>
+                <w:b w:val="false"/>
+                <w:u w:val="none"/>
+                <w:strike w:val="false"/>
+                <w:sz w:val="18"/>
+                <w:szCs w:val="18"/>
+                <w:color w:val="000000"/>
+              </w:rPr>
+              <w:t xml:space="preserve"/>
             </w:r>
           </w:p>
         </w:tc>
@@ -1895,227 +1727,172 @@
                 <w:szCs w:val="18"/>
                 <w:color w:val="000000"/>
               </w:rPr>
-              <w:t xml:space="preserve">All-Low rule</w:t>
-            </w:r>
-          </w:p>
-        </w:tc>
-        <w:tc>
-          <w:tcPr>
-            <w:tcBorders>
-              <w:bottom w:val="none" w:sz="0" w:space="0" w:color="000000"/>
-              <w:top w:val="none" w:sz="0" w:space="0" w:color="000000"/>
-              <w:left w:val="none" w:sz="0" w:space="0" w:color="000000"/>
-              <w:right w:val="none" w:sz="0" w:space="0" w:color="000000"/>
-            </w:tcBorders>
-            <w:shd w:val="clear" w:color="auto" w:fill="FFFFFF"/>
-            <w:tcMar>
-              <w:top w:w="0" w:type="dxa"/>
-              <w:bottom w:w="0" w:type="dxa"/>
-              <w:left w:w="0" w:type="dxa"/>
-              <w:right w:w="0" w:type="dxa"/>
-            </w:tcMar>
-            <w:vAlign w:val="top"/>
-          </w:tcPr>
-          <w:p>
-            <w:pPr>
-              <w:pStyle w:val="Normal"/>
-              <w:jc w:val="left"/>
-              <w:pBdr>
-                <w:bottom w:val="none" w:sz="0" w:space="0" w:color="000000"/>
-                <w:top w:val="none" w:sz="0" w:space="0" w:color="000000"/>
-                <w:left w:val="none" w:sz="0" w:space="0" w:color="000000"/>
-                <w:right w:val="none" w:sz="0" w:space="0" w:color="000000"/>
-              </w:pBdr>
-              <w:spacing w:after="60" w:before="60" w:line="240"/>
-              <w:ind w:left="60" w:right="60" w:firstLine="0" w:firstLineChars="0"/>
-              <w:rPr>
-                <w:rFonts w:ascii="Arial" w:hAnsi="Arial" w:eastAsia="Arial" w:cs="Arial"/>
-                <w:i w:val="false"/>
-                <w:b w:val="false"/>
-                <w:u w:val="none"/>
-                <w:strike w:val="false"/>
-                <w:sz w:val="18"/>
-                <w:szCs w:val="18"/>
-                <w:color w:val="000000"/>
-              </w:rPr>
-            </w:pPr>
-            <w:r>
-              <w:rPr>
-                <w:rFonts w:ascii="Arial" w:hAnsi="Arial" w:eastAsia="Arial" w:cs="Arial"/>
-                <w:i w:val="false"/>
-                <w:b w:val="false"/>
-                <w:u w:val="none"/>
-                <w:strike w:val="false"/>
-                <w:sz w:val="18"/>
-                <w:szCs w:val="18"/>
-                <w:color w:val="000000"/>
-              </w:rPr>
-              <w:t xml:space="preserve">—</w:t>
-            </w:r>
-          </w:p>
-        </w:tc>
-        <w:tc>
-          <w:tcPr>
-            <w:tcBorders>
-              <w:bottom w:val="none" w:sz="0" w:space="0" w:color="000000"/>
-              <w:top w:val="none" w:sz="0" w:space="0" w:color="000000"/>
-              <w:left w:val="none" w:sz="0" w:space="0" w:color="000000"/>
-              <w:right w:val="none" w:sz="0" w:space="0" w:color="000000"/>
-            </w:tcBorders>
-            <w:shd w:val="clear" w:color="auto" w:fill="FFFFFF"/>
-            <w:tcMar>
-              <w:top w:w="0" w:type="dxa"/>
-              <w:bottom w:w="0" w:type="dxa"/>
-              <w:left w:w="0" w:type="dxa"/>
-              <w:right w:w="0" w:type="dxa"/>
-            </w:tcMar>
-            <w:vAlign w:val="top"/>
-          </w:tcPr>
-          <w:p>
-            <w:pPr>
-              <w:pStyle w:val="Normal"/>
-              <w:jc w:val="left"/>
-              <w:pBdr>
-                <w:bottom w:val="none" w:sz="0" w:space="0" w:color="000000"/>
-                <w:top w:val="none" w:sz="0" w:space="0" w:color="000000"/>
-                <w:left w:val="none" w:sz="0" w:space="0" w:color="000000"/>
-                <w:right w:val="none" w:sz="0" w:space="0" w:color="000000"/>
-              </w:pBdr>
-              <w:spacing w:after="60" w:before="60" w:line="240"/>
-              <w:ind w:left="60" w:right="60" w:firstLine="0" w:firstLineChars="0"/>
-              <w:rPr>
-                <w:rFonts w:ascii="Arial" w:hAnsi="Arial" w:eastAsia="Arial" w:cs="Arial"/>
-                <w:i w:val="false"/>
-                <w:b w:val="false"/>
-                <w:u w:val="none"/>
-                <w:strike w:val="false"/>
-                <w:sz w:val="18"/>
-                <w:szCs w:val="18"/>
-                <w:color w:val="000000"/>
-              </w:rPr>
-            </w:pPr>
-            <w:r>
-              <w:rPr>
-                <w:rFonts w:ascii="Arial" w:hAnsi="Arial" w:eastAsia="Arial" w:cs="Arial"/>
-                <w:i w:val="false"/>
-                <w:b w:val="false"/>
-                <w:u w:val="none"/>
-                <w:strike w:val="false"/>
-                <w:sz w:val="18"/>
-                <w:szCs w:val="18"/>
-                <w:color w:val="000000"/>
-              </w:rPr>
-              <w:t xml:space="preserve">51.9% (44.4–59.3)</w:t>
-            </w:r>
-          </w:p>
-        </w:tc>
-        <w:tc>
-          <w:tcPr>
-            <w:tcBorders>
-              <w:bottom w:val="none" w:sz="0" w:space="0" w:color="000000"/>
-              <w:top w:val="none" w:sz="0" w:space="0" w:color="000000"/>
-              <w:left w:val="none" w:sz="0" w:space="0" w:color="000000"/>
-              <w:right w:val="none" w:sz="0" w:space="0" w:color="000000"/>
-            </w:tcBorders>
-            <w:shd w:val="clear" w:color="auto" w:fill="FFFFFF"/>
-            <w:tcMar>
-              <w:top w:w="0" w:type="dxa"/>
-              <w:bottom w:w="0" w:type="dxa"/>
-              <w:left w:w="0" w:type="dxa"/>
-              <w:right w:w="0" w:type="dxa"/>
-            </w:tcMar>
-            <w:vAlign w:val="top"/>
-          </w:tcPr>
-          <w:p>
-            <w:pPr>
-              <w:pStyle w:val="Normal"/>
-              <w:jc w:val="left"/>
-              <w:pBdr>
-                <w:bottom w:val="none" w:sz="0" w:space="0" w:color="000000"/>
-                <w:top w:val="none" w:sz="0" w:space="0" w:color="000000"/>
-                <w:left w:val="none" w:sz="0" w:space="0" w:color="000000"/>
-                <w:right w:val="none" w:sz="0" w:space="0" w:color="000000"/>
-              </w:pBdr>
-              <w:spacing w:after="60" w:before="60" w:line="240"/>
-              <w:ind w:left="60" w:right="60" w:firstLine="0" w:firstLineChars="0"/>
-              <w:rPr>
-                <w:rFonts w:ascii="Arial" w:hAnsi="Arial" w:eastAsia="Arial" w:cs="Arial"/>
-                <w:i w:val="false"/>
-                <w:b w:val="false"/>
-                <w:u w:val="none"/>
-                <w:strike w:val="false"/>
-                <w:sz w:val="18"/>
-                <w:szCs w:val="18"/>
-                <w:color w:val="000000"/>
-              </w:rPr>
-            </w:pPr>
-            <w:r>
-              <w:rPr>
-                <w:rFonts w:ascii="Arial" w:hAnsi="Arial" w:eastAsia="Arial" w:cs="Arial"/>
-                <w:i w:val="false"/>
-                <w:b w:val="false"/>
-                <w:u w:val="none"/>
-                <w:strike w:val="false"/>
-                <w:sz w:val="18"/>
-                <w:szCs w:val="18"/>
-                <w:color w:val="000000"/>
-              </w:rPr>
-              <w:t xml:space="preserve">—</w:t>
-            </w:r>
-          </w:p>
-        </w:tc>
-        <w:tc>
-          <w:tcPr>
-            <w:tcBorders>
-              <w:bottom w:val="none" w:sz="0" w:space="0" w:color="000000"/>
-              <w:top w:val="none" w:sz="0" w:space="0" w:color="000000"/>
-              <w:left w:val="none" w:sz="0" w:space="0" w:color="000000"/>
-              <w:right w:val="none" w:sz="0" w:space="0" w:color="000000"/>
-            </w:tcBorders>
-            <w:shd w:val="clear" w:color="auto" w:fill="FFFFFF"/>
-            <w:tcMar>
-              <w:top w:w="0" w:type="dxa"/>
-              <w:bottom w:w="0" w:type="dxa"/>
-              <w:left w:w="0" w:type="dxa"/>
-              <w:right w:w="0" w:type="dxa"/>
-            </w:tcMar>
-            <w:vAlign w:val="top"/>
-          </w:tcPr>
-          <w:p>
-            <w:pPr>
-              <w:pStyle w:val="Normal"/>
-              <w:jc w:val="left"/>
-              <w:pBdr>
-                <w:bottom w:val="none" w:sz="0" w:space="0" w:color="000000"/>
-                <w:top w:val="none" w:sz="0" w:space="0" w:color="000000"/>
-                <w:left w:val="none" w:sz="0" w:space="0" w:color="000000"/>
-                <w:right w:val="none" w:sz="0" w:space="0" w:color="000000"/>
-              </w:pBdr>
-              <w:spacing w:after="60" w:before="60" w:line="240"/>
-              <w:ind w:left="60" w:right="60" w:firstLine="0" w:firstLineChars="0"/>
-              <w:rPr>
-                <w:rFonts w:ascii="Arial" w:hAnsi="Arial" w:eastAsia="Arial" w:cs="Arial"/>
-                <w:i w:val="false"/>
-                <w:b w:val="false"/>
-                <w:u w:val="none"/>
-                <w:strike w:val="false"/>
-                <w:sz w:val="18"/>
-                <w:szCs w:val="18"/>
-                <w:color w:val="000000"/>
-              </w:rPr>
-            </w:pPr>
-            <w:r>
-              <w:rPr>
-                <w:rFonts w:ascii="Arial" w:hAnsi="Arial" w:eastAsia="Arial" w:cs="Arial"/>
-                <w:i w:val="false"/>
-                <w:b w:val="false"/>
-                <w:u w:val="none"/>
-                <w:strike w:val="false"/>
-                <w:sz w:val="18"/>
-                <w:szCs w:val="18"/>
-                <w:color w:val="000000"/>
-              </w:rPr>
-              <w:t xml:space="preserve">100.0%</w:t>
+              <w:t xml:space="preserve">D4 rule breaks</w:t>
+            </w:r>
+          </w:p>
+        </w:tc>
+        <w:tc>
+          <w:tcPr>
+            <w:tcBorders>
+              <w:bottom w:val="none" w:sz="0" w:space="0" w:color="000000"/>
+              <w:top w:val="none" w:sz="0" w:space="0" w:color="000000"/>
+              <w:left w:val="none" w:sz="0" w:space="0" w:color="000000"/>
+              <w:right w:val="none" w:sz="0" w:space="0" w:color="000000"/>
+            </w:tcBorders>
+            <w:shd w:val="clear" w:color="auto" w:fill="FFFFFF"/>
+            <w:tcMar>
+              <w:top w:w="0" w:type="dxa"/>
+              <w:bottom w:w="0" w:type="dxa"/>
+              <w:left w:w="0" w:type="dxa"/>
+              <w:right w:w="0" w:type="dxa"/>
+            </w:tcMar>
+            <w:vAlign w:val="top"/>
+          </w:tcPr>
+          <w:p>
+            <w:pPr>
+              <w:pStyle w:val="Normal"/>
+              <w:jc w:val="left"/>
+              <w:pBdr>
+                <w:bottom w:val="none" w:sz="0" w:space="0" w:color="000000"/>
+                <w:top w:val="none" w:sz="0" w:space="0" w:color="000000"/>
+                <w:left w:val="none" w:sz="0" w:space="0" w:color="000000"/>
+                <w:right w:val="none" w:sz="0" w:space="0" w:color="000000"/>
+              </w:pBdr>
+              <w:spacing w:after="60" w:before="60" w:line="240"/>
+              <w:ind w:left="60" w:right="60" w:firstLine="0" w:firstLineChars="0"/>
+              <w:rPr>
+                <w:rFonts w:ascii="Arial" w:hAnsi="Arial" w:eastAsia="Arial" w:cs="Arial"/>
+                <w:i w:val="false"/>
+                <w:b w:val="false"/>
+                <w:u w:val="none"/>
+                <w:strike w:val="false"/>
+                <w:sz w:val="18"/>
+                <w:szCs w:val="18"/>
+                <w:color w:val="000000"/>
+              </w:rPr>
+            </w:pPr>
+            <w:r>
+              <w:rPr>
+                <w:rFonts w:ascii="Arial" w:hAnsi="Arial" w:eastAsia="Arial" w:cs="Arial"/>
+                <w:i w:val="false"/>
+                <w:b w:val="false"/>
+                <w:u w:val="none"/>
+                <w:strike w:val="false"/>
+                <w:sz w:val="18"/>
+                <w:szCs w:val="18"/>
+                <w:color w:val="000000"/>
+              </w:rPr>
+              <w:t xml:space="preserve">0 by design</w:t>
+            </w:r>
+          </w:p>
+        </w:tc>
+        <w:tc>
+          <w:tcPr>
+            <w:tcBorders>
+              <w:bottom w:val="none" w:sz="0" w:space="0" w:color="000000"/>
+              <w:top w:val="none" w:sz="0" w:space="0" w:color="000000"/>
+              <w:left w:val="none" w:sz="0" w:space="0" w:color="000000"/>
+              <w:right w:val="none" w:sz="0" w:space="0" w:color="000000"/>
+            </w:tcBorders>
+            <w:shd w:val="clear" w:color="auto" w:fill="FFFFFF"/>
+            <w:tcMar>
+              <w:top w:w="0" w:type="dxa"/>
+              <w:bottom w:w="0" w:type="dxa"/>
+              <w:left w:w="0" w:type="dxa"/>
+              <w:right w:w="0" w:type="dxa"/>
+            </w:tcMar>
+            <w:vAlign w:val="top"/>
+          </w:tcPr>
+          <w:p>
+            <w:pPr>
+              <w:pStyle w:val="Normal"/>
+              <w:jc w:val="left"/>
+              <w:pBdr>
+                <w:bottom w:val="none" w:sz="0" w:space="0" w:color="000000"/>
+                <w:top w:val="none" w:sz="0" w:space="0" w:color="000000"/>
+                <w:left w:val="none" w:sz="0" w:space="0" w:color="000000"/>
+                <w:right w:val="none" w:sz="0" w:space="0" w:color="000000"/>
+              </w:pBdr>
+              <w:spacing w:after="60" w:before="60" w:line="240"/>
+              <w:ind w:left="60" w:right="60" w:firstLine="0" w:firstLineChars="0"/>
+              <w:rPr>
+                <w:rFonts w:ascii="Arial" w:hAnsi="Arial" w:eastAsia="Arial" w:cs="Arial"/>
+                <w:i w:val="false"/>
+                <w:b w:val="false"/>
+                <w:u w:val="none"/>
+                <w:strike w:val="false"/>
+                <w:sz w:val="18"/>
+                <w:szCs w:val="18"/>
+                <w:color w:val="000000"/>
+              </w:rPr>
+            </w:pPr>
+            <w:r>
+              <w:rPr>
+                <w:rFonts w:ascii="Arial" w:hAnsi="Arial" w:eastAsia="Arial" w:cs="Arial"/>
+                <w:i w:val="false"/>
+                <w:b w:val="false"/>
+                <w:u w:val="none"/>
+                <w:strike w:val="false"/>
+                <w:sz w:val="18"/>
+                <w:szCs w:val="18"/>
+                <w:color w:val="000000"/>
+              </w:rPr>
+              <w:t xml:space="preserve">35/102 (34.3%; 26.5–42.2)</w:t>
+            </w:r>
+          </w:p>
+        </w:tc>
+        <w:tc>
+          <w:tcPr>
+            <w:tcBorders>
+              <w:bottom w:val="none" w:sz="0" w:space="0" w:color="000000"/>
+              <w:top w:val="none" w:sz="0" w:space="0" w:color="000000"/>
+              <w:left w:val="none" w:sz="0" w:space="0" w:color="000000"/>
+              <w:right w:val="none" w:sz="0" w:space="0" w:color="000000"/>
+            </w:tcBorders>
+            <w:shd w:val="clear" w:color="auto" w:fill="FFFFFF"/>
+            <w:tcMar>
+              <w:top w:w="0" w:type="dxa"/>
+              <w:bottom w:w="0" w:type="dxa"/>
+              <w:left w:w="0" w:type="dxa"/>
+              <w:right w:w="0" w:type="dxa"/>
+            </w:tcMar>
+            <w:vAlign w:val="top"/>
+          </w:tcPr>
+          <w:p>
+            <w:pPr>
+              <w:pStyle w:val="Normal"/>
+              <w:jc w:val="left"/>
+              <w:pBdr>
+                <w:bottom w:val="none" w:sz="0" w:space="0" w:color="000000"/>
+                <w:top w:val="none" w:sz="0" w:space="0" w:color="000000"/>
+                <w:left w:val="none" w:sz="0" w:space="0" w:color="000000"/>
+                <w:right w:val="none" w:sz="0" w:space="0" w:color="000000"/>
+              </w:pBdr>
+              <w:spacing w:after="60" w:before="60" w:line="240"/>
+              <w:ind w:left="60" w:right="60" w:firstLine="0" w:firstLineChars="0"/>
+              <w:rPr>
+                <w:rFonts w:ascii="Arial" w:hAnsi="Arial" w:eastAsia="Arial" w:cs="Arial"/>
+                <w:i w:val="false"/>
+                <w:b w:val="false"/>
+                <w:u w:val="none"/>
+                <w:strike w:val="false"/>
+                <w:sz w:val="18"/>
+                <w:szCs w:val="18"/>
+                <w:color w:val="000000"/>
+              </w:rPr>
+            </w:pPr>
+            <w:r>
+              <w:rPr>
+                <w:rFonts w:ascii="Arial" w:hAnsi="Arial" w:eastAsia="Arial" w:cs="Arial"/>
+                <w:i w:val="false"/>
+                <w:b w:val="false"/>
+                <w:u w:val="none"/>
+                <w:strike w:val="false"/>
+                <w:sz w:val="18"/>
+                <w:szCs w:val="18"/>
+                <w:color w:val="000000"/>
+              </w:rPr>
+              <w:t xml:space="preserve"/>
             </w:r>
           </w:p>
         </w:tc>
@@ -2127,57 +1904,221 @@
         </w:trPr>
         <w:tc>
           <w:tcPr>
-            <w:gridSpan w:val="5"/>
-            <w:tcBorders>
-              <w:bottom w:val="none" w:sz="0" w:space="0" w:color="000000"/>
-              <w:top w:val="none" w:sz="0" w:space="0" w:color="000000"/>
-              <w:left w:val="none" w:sz="0" w:space="0" w:color="000000"/>
-              <w:right w:val="none" w:sz="0" w:space="0" w:color="000000"/>
-            </w:tcBorders>
-            <w:shd w:val="clear" w:color="auto" w:fill="FFFFFF"/>
-            <w:tcMar>
-              <w:top w:w="0" w:type="dxa"/>
-              <w:bottom w:w="0" w:type="dxa"/>
-              <w:left w:w="0" w:type="dxa"/>
-              <w:right w:w="0" w:type="dxa"/>
-            </w:tcMar>
-            <w:vAlign w:val="top"/>
-          </w:tcPr>
-          <w:p>
-            <w:pPr>
-              <w:pStyle w:val="Normal"/>
-              <w:jc w:val="left"/>
-              <w:pBdr>
-                <w:bottom w:val="none" w:sz="0" w:space="0" w:color="000000"/>
-                <w:top w:val="none" w:sz="0" w:space="0" w:color="000000"/>
-                <w:left w:val="none" w:sz="0" w:space="0" w:color="000000"/>
-                <w:right w:val="none" w:sz="0" w:space="0" w:color="000000"/>
-              </w:pBdr>
-              <w:spacing w:after="60" w:before="60" w:line="240"/>
-              <w:ind w:left="60" w:right="60" w:firstLine="0" w:firstLineChars="0"/>
-              <w:rPr>
-                <w:rFonts w:ascii="Arial" w:hAnsi="Arial" w:eastAsia="Arial" w:cs="Arial"/>
-                <w:i w:val="false"/>
-                <w:b w:val="true"/>
-                <w:u w:val="none"/>
-                <w:strike w:val="false"/>
-                <w:sz w:val="18"/>
-                <w:szCs w:val="18"/>
-                <w:color w:val="000000"/>
-              </w:rPr>
-            </w:pPr>
-            <w:r>
-              <w:rPr>
-                <w:rFonts w:ascii="Arial" w:hAnsi="Arial" w:eastAsia="Arial" w:cs="Arial"/>
-                <w:i w:val="false"/>
-                <w:b w:val="true"/>
-                <w:u w:val="none"/>
-                <w:strike w:val="false"/>
-                <w:sz w:val="18"/>
-                <w:szCs w:val="18"/>
-                <w:color w:val="000000"/>
-              </w:rPr>
-              <w:t xml:space="preserve">Paired difference, ARBITER − Unassisted</w:t>
+            <w:tcBorders>
+              <w:bottom w:val="none" w:sz="0" w:space="0" w:color="000000"/>
+              <w:top w:val="none" w:sz="0" w:space="0" w:color="000000"/>
+              <w:left w:val="none" w:sz="0" w:space="0" w:color="000000"/>
+              <w:right w:val="none" w:sz="0" w:space="0" w:color="000000"/>
+            </w:tcBorders>
+            <w:shd w:val="clear" w:color="auto" w:fill="FFFFFF"/>
+            <w:tcMar>
+              <w:top w:w="0" w:type="dxa"/>
+              <w:bottom w:w="0" w:type="dxa"/>
+              <w:left w:w="0" w:type="dxa"/>
+              <w:right w:w="0" w:type="dxa"/>
+            </w:tcMar>
+            <w:vAlign w:val="top"/>
+          </w:tcPr>
+          <w:p>
+            <w:pPr>
+              <w:pStyle w:val="Normal"/>
+              <w:jc w:val="left"/>
+              <w:pBdr>
+                <w:bottom w:val="none" w:sz="0" w:space="0" w:color="000000"/>
+                <w:top w:val="none" w:sz="0" w:space="0" w:color="000000"/>
+                <w:left w:val="none" w:sz="0" w:space="0" w:color="000000"/>
+                <w:right w:val="none" w:sz="0" w:space="0" w:color="000000"/>
+              </w:pBdr>
+              <w:spacing w:after="60" w:before="60" w:line="240"/>
+              <w:ind w:left="60" w:right="60" w:firstLine="0" w:firstLineChars="0"/>
+              <w:rPr>
+                <w:rFonts w:ascii="Arial" w:hAnsi="Arial" w:eastAsia="Arial" w:cs="Arial"/>
+                <w:i w:val="false"/>
+                <w:b w:val="false"/>
+                <w:u w:val="none"/>
+                <w:strike w:val="false"/>
+                <w:sz w:val="18"/>
+                <w:szCs w:val="18"/>
+                <w:color w:val="000000"/>
+              </w:rPr>
+            </w:pPr>
+            <w:r>
+              <w:rPr>
+                <w:rFonts w:ascii="Arial" w:hAnsi="Arial" w:eastAsia="Arial" w:cs="Arial"/>
+                <w:i w:val="false"/>
+                <w:b w:val="false"/>
+                <w:u w:val="none"/>
+                <w:strike w:val="false"/>
+                <w:sz w:val="18"/>
+                <w:szCs w:val="18"/>
+                <w:color w:val="000000"/>
+              </w:rPr>
+              <w:t xml:space="preserve">D5 rule breaks</w:t>
+            </w:r>
+          </w:p>
+        </w:tc>
+        <w:tc>
+          <w:tcPr>
+            <w:tcBorders>
+              <w:bottom w:val="none" w:sz="0" w:space="0" w:color="000000"/>
+              <w:top w:val="none" w:sz="0" w:space="0" w:color="000000"/>
+              <w:left w:val="none" w:sz="0" w:space="0" w:color="000000"/>
+              <w:right w:val="none" w:sz="0" w:space="0" w:color="000000"/>
+            </w:tcBorders>
+            <w:shd w:val="clear" w:color="auto" w:fill="FFFFFF"/>
+            <w:tcMar>
+              <w:top w:w="0" w:type="dxa"/>
+              <w:bottom w:w="0" w:type="dxa"/>
+              <w:left w:w="0" w:type="dxa"/>
+              <w:right w:w="0" w:type="dxa"/>
+            </w:tcMar>
+            <w:vAlign w:val="top"/>
+          </w:tcPr>
+          <w:p>
+            <w:pPr>
+              <w:pStyle w:val="Normal"/>
+              <w:jc w:val="left"/>
+              <w:pBdr>
+                <w:bottom w:val="none" w:sz="0" w:space="0" w:color="000000"/>
+                <w:top w:val="none" w:sz="0" w:space="0" w:color="000000"/>
+                <w:left w:val="none" w:sz="0" w:space="0" w:color="000000"/>
+                <w:right w:val="none" w:sz="0" w:space="0" w:color="000000"/>
+              </w:pBdr>
+              <w:spacing w:after="60" w:before="60" w:line="240"/>
+              <w:ind w:left="60" w:right="60" w:firstLine="0" w:firstLineChars="0"/>
+              <w:rPr>
+                <w:rFonts w:ascii="Arial" w:hAnsi="Arial" w:eastAsia="Arial" w:cs="Arial"/>
+                <w:i w:val="false"/>
+                <w:b w:val="false"/>
+                <w:u w:val="none"/>
+                <w:strike w:val="false"/>
+                <w:sz w:val="18"/>
+                <w:szCs w:val="18"/>
+                <w:color w:val="000000"/>
+              </w:rPr>
+            </w:pPr>
+            <w:r>
+              <w:rPr>
+                <w:rFonts w:ascii="Arial" w:hAnsi="Arial" w:eastAsia="Arial" w:cs="Arial"/>
+                <w:i w:val="false"/>
+                <w:b w:val="false"/>
+                <w:u w:val="none"/>
+                <w:strike w:val="false"/>
+                <w:sz w:val="18"/>
+                <w:szCs w:val="18"/>
+                <w:color w:val="000000"/>
+              </w:rPr>
+              <w:t xml:space="preserve">0 by design</w:t>
+            </w:r>
+          </w:p>
+        </w:tc>
+        <w:tc>
+          <w:tcPr>
+            <w:tcBorders>
+              <w:bottom w:val="none" w:sz="0" w:space="0" w:color="000000"/>
+              <w:top w:val="none" w:sz="0" w:space="0" w:color="000000"/>
+              <w:left w:val="none" w:sz="0" w:space="0" w:color="000000"/>
+              <w:right w:val="none" w:sz="0" w:space="0" w:color="000000"/>
+            </w:tcBorders>
+            <w:shd w:val="clear" w:color="auto" w:fill="FFFFFF"/>
+            <w:tcMar>
+              <w:top w:w="0" w:type="dxa"/>
+              <w:bottom w:w="0" w:type="dxa"/>
+              <w:left w:w="0" w:type="dxa"/>
+              <w:right w:w="0" w:type="dxa"/>
+            </w:tcMar>
+            <w:vAlign w:val="top"/>
+          </w:tcPr>
+          <w:p>
+            <w:pPr>
+              <w:pStyle w:val="Normal"/>
+              <w:jc w:val="left"/>
+              <w:pBdr>
+                <w:bottom w:val="none" w:sz="0" w:space="0" w:color="000000"/>
+                <w:top w:val="none" w:sz="0" w:space="0" w:color="000000"/>
+                <w:left w:val="none" w:sz="0" w:space="0" w:color="000000"/>
+                <w:right w:val="none" w:sz="0" w:space="0" w:color="000000"/>
+              </w:pBdr>
+              <w:spacing w:after="60" w:before="60" w:line="240"/>
+              <w:ind w:left="60" w:right="60" w:firstLine="0" w:firstLineChars="0"/>
+              <w:rPr>
+                <w:rFonts w:ascii="Arial" w:hAnsi="Arial" w:eastAsia="Arial" w:cs="Arial"/>
+                <w:i w:val="false"/>
+                <w:b w:val="false"/>
+                <w:u w:val="none"/>
+                <w:strike w:val="false"/>
+                <w:sz w:val="18"/>
+                <w:szCs w:val="18"/>
+                <w:color w:val="000000"/>
+              </w:rPr>
+            </w:pPr>
+            <w:r>
+              <w:rPr>
+                <w:rFonts w:ascii="Arial" w:hAnsi="Arial" w:eastAsia="Arial" w:cs="Arial"/>
+                <w:i w:val="false"/>
+                <w:b w:val="false"/>
+                <w:u w:val="none"/>
+                <w:strike w:val="false"/>
+                <w:sz w:val="18"/>
+                <w:szCs w:val="18"/>
+                <w:color w:val="000000"/>
+              </w:rPr>
+              <w:t xml:space="preserve">13/102 (12.7%; 6.9–18.6)</w:t>
+            </w:r>
+          </w:p>
+        </w:tc>
+        <w:tc>
+          <w:tcPr>
+            <w:tcBorders>
+              <w:bottom w:val="none" w:sz="0" w:space="0" w:color="000000"/>
+              <w:top w:val="none" w:sz="0" w:space="0" w:color="000000"/>
+              <w:left w:val="none" w:sz="0" w:space="0" w:color="000000"/>
+              <w:right w:val="none" w:sz="0" w:space="0" w:color="000000"/>
+            </w:tcBorders>
+            <w:shd w:val="clear" w:color="auto" w:fill="FFFFFF"/>
+            <w:tcMar>
+              <w:top w:w="0" w:type="dxa"/>
+              <w:bottom w:w="0" w:type="dxa"/>
+              <w:left w:w="0" w:type="dxa"/>
+              <w:right w:w="0" w:type="dxa"/>
+            </w:tcMar>
+            <w:vAlign w:val="top"/>
+          </w:tcPr>
+          <w:p>
+            <w:pPr>
+              <w:pStyle w:val="Normal"/>
+              <w:jc w:val="left"/>
+              <w:pBdr>
+                <w:bottom w:val="none" w:sz="0" w:space="0" w:color="000000"/>
+                <w:top w:val="none" w:sz="0" w:space="0" w:color="000000"/>
+                <w:left w:val="none" w:sz="0" w:space="0" w:color="000000"/>
+                <w:right w:val="none" w:sz="0" w:space="0" w:color="000000"/>
+              </w:pBdr>
+              <w:spacing w:after="60" w:before="60" w:line="240"/>
+              <w:ind w:left="60" w:right="60" w:firstLine="0" w:firstLineChars="0"/>
+              <w:rPr>
+                <w:rFonts w:ascii="Arial" w:hAnsi="Arial" w:eastAsia="Arial" w:cs="Arial"/>
+                <w:i w:val="false"/>
+                <w:b w:val="false"/>
+                <w:u w:val="none"/>
+                <w:strike w:val="false"/>
+                <w:sz w:val="18"/>
+                <w:szCs w:val="18"/>
+                <w:color w:val="000000"/>
+              </w:rPr>
+            </w:pPr>
+            <w:r>
+              <w:rPr>
+                <w:rFonts w:ascii="Arial" w:hAnsi="Arial" w:eastAsia="Arial" w:cs="Arial"/>
+                <w:i w:val="false"/>
+                <w:b w:val="false"/>
+                <w:u w:val="none"/>
+                <w:strike w:val="false"/>
+                <w:sz w:val="18"/>
+                <w:szCs w:val="18"/>
+                <w:color w:val="000000"/>
+              </w:rPr>
+              <w:t xml:space="preserve"/>
             </w:r>
           </w:p>
         </w:tc>
@@ -2189,276 +2130,57 @@
         </w:trPr>
         <w:tc>
           <w:tcPr>
-            <w:tcBorders>
-              <w:bottom w:val="none" w:sz="0" w:space="0" w:color="000000"/>
-              <w:top w:val="none" w:sz="0" w:space="0" w:color="000000"/>
-              <w:left w:val="none" w:sz="0" w:space="0" w:color="000000"/>
-              <w:right w:val="none" w:sz="0" w:space="0" w:color="000000"/>
-            </w:tcBorders>
-            <w:shd w:val="clear" w:color="auto" w:fill="FFFFFF"/>
-            <w:tcMar>
-              <w:top w:w="0" w:type="dxa"/>
-              <w:bottom w:w="0" w:type="dxa"/>
-              <w:left w:w="0" w:type="dxa"/>
-              <w:right w:w="0" w:type="dxa"/>
-            </w:tcMar>
-            <w:vAlign w:val="top"/>
-          </w:tcPr>
-          <w:p>
-            <w:pPr>
-              <w:pStyle w:val="Normal"/>
-              <w:jc w:val="left"/>
-              <w:pBdr>
-                <w:bottom w:val="none" w:sz="0" w:space="0" w:color="000000"/>
-                <w:top w:val="none" w:sz="0" w:space="0" w:color="000000"/>
-                <w:left w:val="none" w:sz="0" w:space="0" w:color="000000"/>
-                <w:right w:val="none" w:sz="0" w:space="0" w:color="000000"/>
-              </w:pBdr>
-              <w:spacing w:after="60" w:before="60" w:line="240"/>
-              <w:ind w:left="60" w:right="60" w:firstLine="0" w:firstLineChars="0"/>
-              <w:rPr>
-                <w:rFonts w:ascii="Arial" w:hAnsi="Arial" w:eastAsia="Arial" w:cs="Arial"/>
-                <w:i w:val="false"/>
-                <w:b w:val="false"/>
-                <w:u w:val="none"/>
-                <w:strike w:val="false"/>
-                <w:sz w:val="18"/>
-                <w:szCs w:val="18"/>
-                <w:color w:val="000000"/>
-              </w:rPr>
-            </w:pPr>
-            <w:r>
-              <w:rPr>
-                <w:rFonts w:ascii="Arial" w:hAnsi="Arial" w:eastAsia="Arial" w:cs="Arial"/>
-                <w:i w:val="false"/>
-                <w:b w:val="false"/>
-                <w:u w:val="none"/>
-                <w:strike w:val="false"/>
-                <w:sz w:val="18"/>
-                <w:szCs w:val="18"/>
-                <w:color w:val="000000"/>
-              </w:rPr>
-              <w:t xml:space="preserve">Published: D1–D5</w:t>
-            </w:r>
-          </w:p>
-        </w:tc>
-        <w:tc>
-          <w:tcPr>
-            <w:tcBorders>
-              <w:bottom w:val="none" w:sz="0" w:space="0" w:color="000000"/>
-              <w:top w:val="none" w:sz="0" w:space="0" w:color="000000"/>
-              <w:left w:val="none" w:sz="0" w:space="0" w:color="000000"/>
-              <w:right w:val="none" w:sz="0" w:space="0" w:color="000000"/>
-            </w:tcBorders>
-            <w:shd w:val="clear" w:color="auto" w:fill="FFFFFF"/>
-            <w:tcMar>
-              <w:top w:w="0" w:type="dxa"/>
-              <w:bottom w:w="0" w:type="dxa"/>
-              <w:left w:w="0" w:type="dxa"/>
-              <w:right w:w="0" w:type="dxa"/>
-            </w:tcMar>
-            <w:vAlign w:val="top"/>
-          </w:tcPr>
-          <w:p>
-            <w:pPr>
-              <w:pStyle w:val="Normal"/>
-              <w:jc w:val="left"/>
-              <w:pBdr>
-                <w:bottom w:val="none" w:sz="0" w:space="0" w:color="000000"/>
-                <w:top w:val="none" w:sz="0" w:space="0" w:color="000000"/>
-                <w:left w:val="none" w:sz="0" w:space="0" w:color="000000"/>
-                <w:right w:val="none" w:sz="0" w:space="0" w:color="000000"/>
-              </w:pBdr>
-              <w:spacing w:after="60" w:before="60" w:line="240"/>
-              <w:ind w:left="60" w:right="60" w:firstLine="0" w:firstLineChars="0"/>
-              <w:rPr>
-                <w:rFonts w:ascii="Arial" w:hAnsi="Arial" w:eastAsia="Arial" w:cs="Arial"/>
-                <w:i w:val="false"/>
-                <w:b w:val="false"/>
-                <w:u w:val="none"/>
-                <w:strike w:val="false"/>
-                <w:sz w:val="18"/>
-                <w:szCs w:val="18"/>
-                <w:color w:val="000000"/>
-              </w:rPr>
-            </w:pPr>
-            <w:r>
-              <w:rPr>
-                <w:rFonts w:ascii="Arial" w:hAnsi="Arial" w:eastAsia="Arial" w:cs="Arial"/>
-                <w:i w:val="false"/>
-                <w:b w:val="false"/>
-                <w:u w:val="none"/>
-                <w:strike w:val="false"/>
-                <w:sz w:val="18"/>
-                <w:szCs w:val="18"/>
-                <w:color w:val="000000"/>
-              </w:rPr>
-              <w:t xml:space="preserve">0.06 (−0.03 to 0.14)</w:t>
-            </w:r>
-          </w:p>
-        </w:tc>
-        <w:tc>
-          <w:tcPr>
-            <w:tcBorders>
-              <w:bottom w:val="none" w:sz="0" w:space="0" w:color="000000"/>
-              <w:top w:val="none" w:sz="0" w:space="0" w:color="000000"/>
-              <w:left w:val="none" w:sz="0" w:space="0" w:color="000000"/>
-              <w:right w:val="none" w:sz="0" w:space="0" w:color="000000"/>
-            </w:tcBorders>
-            <w:shd w:val="clear" w:color="auto" w:fill="FFFFFF"/>
-            <w:tcMar>
-              <w:top w:w="0" w:type="dxa"/>
-              <w:bottom w:w="0" w:type="dxa"/>
-              <w:left w:w="0" w:type="dxa"/>
-              <w:right w:w="0" w:type="dxa"/>
-            </w:tcMar>
-            <w:vAlign w:val="top"/>
-          </w:tcPr>
-          <w:p>
-            <w:pPr>
-              <w:pStyle w:val="Normal"/>
-              <w:jc w:val="left"/>
-              <w:pBdr>
-                <w:bottom w:val="none" w:sz="0" w:space="0" w:color="000000"/>
-                <w:top w:val="none" w:sz="0" w:space="0" w:color="000000"/>
-                <w:left w:val="none" w:sz="0" w:space="0" w:color="000000"/>
-                <w:right w:val="none" w:sz="0" w:space="0" w:color="000000"/>
-              </w:pBdr>
-              <w:spacing w:after="60" w:before="60" w:line="240"/>
-              <w:ind w:left="60" w:right="60" w:firstLine="0" w:firstLineChars="0"/>
-              <w:rPr>
-                <w:rFonts w:ascii="Arial" w:hAnsi="Arial" w:eastAsia="Arial" w:cs="Arial"/>
-                <w:i w:val="false"/>
-                <w:b w:val="false"/>
-                <w:u w:val="none"/>
-                <w:strike w:val="false"/>
-                <w:sz w:val="18"/>
-                <w:szCs w:val="18"/>
-                <w:color w:val="000000"/>
-              </w:rPr>
-            </w:pPr>
-            <w:r>
-              <w:rPr>
-                <w:rFonts w:ascii="Arial" w:hAnsi="Arial" w:eastAsia="Arial" w:cs="Arial"/>
-                <w:i w:val="false"/>
-                <w:b w:val="false"/>
-                <w:u w:val="none"/>
-                <w:strike w:val="false"/>
-                <w:sz w:val="18"/>
-                <w:szCs w:val="18"/>
-                <w:color w:val="000000"/>
-              </w:rPr>
-              <w:t xml:space="preserve">−1.8 (−5.1 to 1.6)</w:t>
-            </w:r>
-          </w:p>
-        </w:tc>
-        <w:tc>
-          <w:tcPr>
-            <w:tcBorders>
-              <w:bottom w:val="none" w:sz="0" w:space="0" w:color="000000"/>
-              <w:top w:val="none" w:sz="0" w:space="0" w:color="000000"/>
-              <w:left w:val="none" w:sz="0" w:space="0" w:color="000000"/>
-              <w:right w:val="none" w:sz="0" w:space="0" w:color="000000"/>
-            </w:tcBorders>
-            <w:shd w:val="clear" w:color="auto" w:fill="FFFFFF"/>
-            <w:tcMar>
-              <w:top w:w="0" w:type="dxa"/>
-              <w:bottom w:w="0" w:type="dxa"/>
-              <w:left w:w="0" w:type="dxa"/>
-              <w:right w:w="0" w:type="dxa"/>
-            </w:tcMar>
-            <w:vAlign w:val="top"/>
-          </w:tcPr>
-          <w:p>
-            <w:pPr>
-              <w:pStyle w:val="Normal"/>
-              <w:jc w:val="left"/>
-              <w:pBdr>
-                <w:bottom w:val="none" w:sz="0" w:space="0" w:color="000000"/>
-                <w:top w:val="none" w:sz="0" w:space="0" w:color="000000"/>
-                <w:left w:val="none" w:sz="0" w:space="0" w:color="000000"/>
-                <w:right w:val="none" w:sz="0" w:space="0" w:color="000000"/>
-              </w:pBdr>
-              <w:spacing w:after="60" w:before="60" w:line="240"/>
-              <w:ind w:left="60" w:right="60" w:firstLine="0" w:firstLineChars="0"/>
-              <w:rPr>
-                <w:rFonts w:ascii="Arial" w:hAnsi="Arial" w:eastAsia="Arial" w:cs="Arial"/>
-                <w:i w:val="false"/>
-                <w:b w:val="false"/>
-                <w:u w:val="none"/>
-                <w:strike w:val="false"/>
-                <w:sz w:val="18"/>
-                <w:szCs w:val="18"/>
-                <w:color w:val="000000"/>
-              </w:rPr>
-            </w:pPr>
-            <w:r>
-              <w:rPr>
-                <w:rFonts w:ascii="Arial" w:hAnsi="Arial" w:eastAsia="Arial" w:cs="Arial"/>
-                <w:i w:val="false"/>
-                <w:b w:val="false"/>
-                <w:u w:val="none"/>
-                <w:strike w:val="false"/>
-                <w:sz w:val="18"/>
-                <w:szCs w:val="18"/>
-                <w:color w:val="000000"/>
-              </w:rPr>
-              <w:t xml:space="preserve">15.7 (6.8–24.4)</w:t>
-            </w:r>
-          </w:p>
-        </w:tc>
-        <w:tc>
-          <w:tcPr>
-            <w:tcBorders>
-              <w:bottom w:val="none" w:sz="0" w:space="0" w:color="000000"/>
-              <w:top w:val="none" w:sz="0" w:space="0" w:color="000000"/>
-              <w:left w:val="none" w:sz="0" w:space="0" w:color="000000"/>
-              <w:right w:val="none" w:sz="0" w:space="0" w:color="000000"/>
-            </w:tcBorders>
-            <w:shd w:val="clear" w:color="auto" w:fill="FFFFFF"/>
-            <w:tcMar>
-              <w:top w:w="0" w:type="dxa"/>
-              <w:bottom w:w="0" w:type="dxa"/>
-              <w:left w:w="0" w:type="dxa"/>
-              <w:right w:w="0" w:type="dxa"/>
-            </w:tcMar>
-            <w:vAlign w:val="top"/>
-          </w:tcPr>
-          <w:p>
-            <w:pPr>
-              <w:pStyle w:val="Normal"/>
-              <w:jc w:val="left"/>
-              <w:pBdr>
-                <w:bottom w:val="none" w:sz="0" w:space="0" w:color="000000"/>
-                <w:top w:val="none" w:sz="0" w:space="0" w:color="000000"/>
-                <w:left w:val="none" w:sz="0" w:space="0" w:color="000000"/>
-                <w:right w:val="none" w:sz="0" w:space="0" w:color="000000"/>
-              </w:pBdr>
-              <w:spacing w:after="60" w:before="60" w:line="240"/>
-              <w:ind w:left="60" w:right="60" w:firstLine="0" w:firstLineChars="0"/>
-              <w:rPr>
-                <w:rFonts w:ascii="Arial" w:hAnsi="Arial" w:eastAsia="Arial" w:cs="Arial"/>
-                <w:i w:val="false"/>
-                <w:b w:val="false"/>
-                <w:u w:val="none"/>
-                <w:strike w:val="false"/>
-                <w:sz w:val="18"/>
-                <w:szCs w:val="18"/>
-                <w:color w:val="000000"/>
-              </w:rPr>
-            </w:pPr>
-            <w:r>
-              <w:rPr>
-                <w:rFonts w:ascii="Arial" w:hAnsi="Arial" w:eastAsia="Arial" w:cs="Arial"/>
-                <w:i w:val="false"/>
-                <w:b w:val="false"/>
-                <w:u w:val="none"/>
-                <w:strike w:val="false"/>
-                <w:sz w:val="18"/>
-                <w:szCs w:val="18"/>
-                <w:color w:val="000000"/>
-              </w:rPr>
-              <w:t xml:space="preserve">−4.4 (−7.6 to −1.2)</w:t>
+            <w:gridSpan w:val="4"/>
+            <w:tcBorders>
+              <w:bottom w:val="none" w:sz="0" w:space="0" w:color="000000"/>
+              <w:top w:val="none" w:sz="0" w:space="0" w:color="000000"/>
+              <w:left w:val="none" w:sz="0" w:space="0" w:color="000000"/>
+              <w:right w:val="none" w:sz="0" w:space="0" w:color="000000"/>
+            </w:tcBorders>
+            <w:shd w:val="clear" w:color="auto" w:fill="FFFFFF"/>
+            <w:tcMar>
+              <w:top w:w="0" w:type="dxa"/>
+              <w:bottom w:w="0" w:type="dxa"/>
+              <w:left w:w="0" w:type="dxa"/>
+              <w:right w:w="0" w:type="dxa"/>
+            </w:tcMar>
+            <w:vAlign w:val="top"/>
+          </w:tcPr>
+          <w:p>
+            <w:pPr>
+              <w:pStyle w:val="Normal"/>
+              <w:jc w:val="left"/>
+              <w:pBdr>
+                <w:bottom w:val="none" w:sz="0" w:space="0" w:color="000000"/>
+                <w:top w:val="none" w:sz="0" w:space="0" w:color="000000"/>
+                <w:left w:val="none" w:sz="0" w:space="0" w:color="000000"/>
+                <w:right w:val="none" w:sz="0" w:space="0" w:color="000000"/>
+              </w:pBdr>
+              <w:spacing w:after="60" w:before="60" w:line="240"/>
+              <w:ind w:left="60" w:right="60" w:firstLine="0" w:firstLineChars="0"/>
+              <w:rPr>
+                <w:rFonts w:ascii="Arial" w:hAnsi="Arial" w:eastAsia="Arial" w:cs="Arial"/>
+                <w:i w:val="false"/>
+                <w:b w:val="true"/>
+                <w:u w:val="none"/>
+                <w:strike w:val="false"/>
+                <w:sz w:val="18"/>
+                <w:szCs w:val="18"/>
+                <w:color w:val="000000"/>
+              </w:rPr>
+            </w:pPr>
+            <w:r>
+              <w:rPr>
+                <w:rFonts w:ascii="Arial" w:hAnsi="Arial" w:eastAsia="Arial" w:cs="Arial"/>
+                <w:i w:val="false"/>
+                <w:b w:val="true"/>
+                <w:u w:val="none"/>
+                <w:strike w:val="false"/>
+                <w:sz w:val="18"/>
+                <w:szCs w:val="18"/>
+                <w:color w:val="000000"/>
+              </w:rPr>
+              <w:t xml:space="preserve">Overall rating</w:t>
             </w:r>
           </w:p>
         </w:tc>
@@ -2466,11 +2188,1507 @@
       <w:tr>
         <w:trPr>
           <w:cantSplit/>
-          <w:trHeight w:val="490" w:hRule="auto"/>
+          <w:trHeight w:val="480" w:hRule="auto"/>
         </w:trPr>
         <w:tc>
           <w:tcPr>
             <w:tcBorders>
+              <w:bottom w:val="none" w:sz="0" w:space="0" w:color="000000"/>
+              <w:top w:val="none" w:sz="0" w:space="0" w:color="000000"/>
+              <w:left w:val="none" w:sz="0" w:space="0" w:color="000000"/>
+              <w:right w:val="none" w:sz="0" w:space="0" w:color="000000"/>
+            </w:tcBorders>
+            <w:shd w:val="clear" w:color="auto" w:fill="FFFFFF"/>
+            <w:tcMar>
+              <w:top w:w="0" w:type="dxa"/>
+              <w:bottom w:w="0" w:type="dxa"/>
+              <w:left w:w="0" w:type="dxa"/>
+              <w:right w:w="0" w:type="dxa"/>
+            </w:tcMar>
+            <w:vAlign w:val="top"/>
+          </w:tcPr>
+          <w:p>
+            <w:pPr>
+              <w:pStyle w:val="Normal"/>
+              <w:jc w:val="left"/>
+              <w:pBdr>
+                <w:bottom w:val="none" w:sz="0" w:space="0" w:color="000000"/>
+                <w:top w:val="none" w:sz="0" w:space="0" w:color="000000"/>
+                <w:left w:val="none" w:sz="0" w:space="0" w:color="000000"/>
+                <w:right w:val="none" w:sz="0" w:space="0" w:color="000000"/>
+              </w:pBdr>
+              <w:spacing w:after="60" w:before="60" w:line="240"/>
+              <w:ind w:left="60" w:right="60" w:firstLine="0" w:firstLineChars="0"/>
+              <w:rPr>
+                <w:rFonts w:ascii="Arial" w:hAnsi="Arial" w:eastAsia="Arial" w:cs="Arial"/>
+                <w:i w:val="false"/>
+                <w:b w:val="false"/>
+                <w:u w:val="none"/>
+                <w:strike w:val="false"/>
+                <w:sz w:val="18"/>
+                <w:szCs w:val="18"/>
+                <w:color w:val="000000"/>
+              </w:rPr>
+            </w:pPr>
+            <w:r>
+              <w:rPr>
+                <w:rFonts w:ascii="Arial" w:hAnsi="Arial" w:eastAsia="Arial" w:cs="Arial"/>
+                <w:i w:val="false"/>
+                <w:b w:val="false"/>
+                <w:u w:val="none"/>
+                <w:strike w:val="false"/>
+                <w:sz w:val="18"/>
+                <w:szCs w:val="18"/>
+                <w:color w:val="000000"/>
+              </w:rPr>
+              <w:t xml:space="preserve">Overall rating follows the RoB 2 rules (incl. permitted escalation)</w:t>
+            </w:r>
+          </w:p>
+        </w:tc>
+        <w:tc>
+          <w:tcPr>
+            <w:tcBorders>
+              <w:bottom w:val="none" w:sz="0" w:space="0" w:color="000000"/>
+              <w:top w:val="none" w:sz="0" w:space="0" w:color="000000"/>
+              <w:left w:val="none" w:sz="0" w:space="0" w:color="000000"/>
+              <w:right w:val="none" w:sz="0" w:space="0" w:color="000000"/>
+            </w:tcBorders>
+            <w:shd w:val="clear" w:color="auto" w:fill="FFFFFF"/>
+            <w:tcMar>
+              <w:top w:w="0" w:type="dxa"/>
+              <w:bottom w:w="0" w:type="dxa"/>
+              <w:left w:w="0" w:type="dxa"/>
+              <w:right w:w="0" w:type="dxa"/>
+            </w:tcMar>
+            <w:vAlign w:val="top"/>
+          </w:tcPr>
+          <w:p>
+            <w:pPr>
+              <w:pStyle w:val="Normal"/>
+              <w:jc w:val="left"/>
+              <w:pBdr>
+                <w:bottom w:val="none" w:sz="0" w:space="0" w:color="000000"/>
+                <w:top w:val="none" w:sz="0" w:space="0" w:color="000000"/>
+                <w:left w:val="none" w:sz="0" w:space="0" w:color="000000"/>
+                <w:right w:val="none" w:sz="0" w:space="0" w:color="000000"/>
+              </w:pBdr>
+              <w:spacing w:after="60" w:before="60" w:line="240"/>
+              <w:ind w:left="60" w:right="60" w:firstLine="0" w:firstLineChars="0"/>
+              <w:rPr>
+                <w:rFonts w:ascii="Arial" w:hAnsi="Arial" w:eastAsia="Arial" w:cs="Arial"/>
+                <w:i w:val="false"/>
+                <w:b w:val="false"/>
+                <w:u w:val="none"/>
+                <w:strike w:val="false"/>
+                <w:sz w:val="18"/>
+                <w:szCs w:val="18"/>
+                <w:color w:val="000000"/>
+              </w:rPr>
+            </w:pPr>
+            <w:r>
+              <w:rPr>
+                <w:rFonts w:ascii="Arial" w:hAnsi="Arial" w:eastAsia="Arial" w:cs="Arial"/>
+                <w:i w:val="false"/>
+                <w:b w:val="false"/>
+                <w:u w:val="none"/>
+                <w:strike w:val="false"/>
+                <w:sz w:val="18"/>
+                <w:szCs w:val="18"/>
+                <w:color w:val="000000"/>
+              </w:rPr>
+              <w:t xml:space="preserve">102/102 (100.0%)</w:t>
+            </w:r>
+          </w:p>
+        </w:tc>
+        <w:tc>
+          <w:tcPr>
+            <w:tcBorders>
+              <w:bottom w:val="none" w:sz="0" w:space="0" w:color="000000"/>
+              <w:top w:val="none" w:sz="0" w:space="0" w:color="000000"/>
+              <w:left w:val="none" w:sz="0" w:space="0" w:color="000000"/>
+              <w:right w:val="none" w:sz="0" w:space="0" w:color="000000"/>
+            </w:tcBorders>
+            <w:shd w:val="clear" w:color="auto" w:fill="FFFFFF"/>
+            <w:tcMar>
+              <w:top w:w="0" w:type="dxa"/>
+              <w:bottom w:w="0" w:type="dxa"/>
+              <w:left w:w="0" w:type="dxa"/>
+              <w:right w:w="0" w:type="dxa"/>
+            </w:tcMar>
+            <w:vAlign w:val="top"/>
+          </w:tcPr>
+          <w:p>
+            <w:pPr>
+              <w:pStyle w:val="Normal"/>
+              <w:jc w:val="left"/>
+              <w:pBdr>
+                <w:bottom w:val="none" w:sz="0" w:space="0" w:color="000000"/>
+                <w:top w:val="none" w:sz="0" w:space="0" w:color="000000"/>
+                <w:left w:val="none" w:sz="0" w:space="0" w:color="000000"/>
+                <w:right w:val="none" w:sz="0" w:space="0" w:color="000000"/>
+              </w:pBdr>
+              <w:spacing w:after="60" w:before="60" w:line="240"/>
+              <w:ind w:left="60" w:right="60" w:firstLine="0" w:firstLineChars="0"/>
+              <w:rPr>
+                <w:rFonts w:ascii="Arial" w:hAnsi="Arial" w:eastAsia="Arial" w:cs="Arial"/>
+                <w:i w:val="false"/>
+                <w:b w:val="false"/>
+                <w:u w:val="none"/>
+                <w:strike w:val="false"/>
+                <w:sz w:val="18"/>
+                <w:szCs w:val="18"/>
+                <w:color w:val="000000"/>
+              </w:rPr>
+            </w:pPr>
+            <w:r>
+              <w:rPr>
+                <w:rFonts w:ascii="Arial" w:hAnsi="Arial" w:eastAsia="Arial" w:cs="Arial"/>
+                <w:i w:val="false"/>
+                <w:b w:val="false"/>
+                <w:u w:val="none"/>
+                <w:strike w:val="false"/>
+                <w:sz w:val="18"/>
+                <w:szCs w:val="18"/>
+                <w:color w:val="000000"/>
+              </w:rPr>
+              <w:t xml:space="preserve">102/102 (100.0%)</w:t>
+            </w:r>
+          </w:p>
+        </w:tc>
+        <w:tc>
+          <w:tcPr>
+            <w:tcBorders>
+              <w:bottom w:val="none" w:sz="0" w:space="0" w:color="000000"/>
+              <w:top w:val="none" w:sz="0" w:space="0" w:color="000000"/>
+              <w:left w:val="none" w:sz="0" w:space="0" w:color="000000"/>
+              <w:right w:val="none" w:sz="0" w:space="0" w:color="000000"/>
+            </w:tcBorders>
+            <w:shd w:val="clear" w:color="auto" w:fill="FFFFFF"/>
+            <w:tcMar>
+              <w:top w:w="0" w:type="dxa"/>
+              <w:bottom w:w="0" w:type="dxa"/>
+              <w:left w:w="0" w:type="dxa"/>
+              <w:right w:w="0" w:type="dxa"/>
+            </w:tcMar>
+            <w:vAlign w:val="top"/>
+          </w:tcPr>
+          <w:p>
+            <w:pPr>
+              <w:pStyle w:val="Normal"/>
+              <w:jc w:val="left"/>
+              <w:pBdr>
+                <w:bottom w:val="none" w:sz="0" w:space="0" w:color="000000"/>
+                <w:top w:val="none" w:sz="0" w:space="0" w:color="000000"/>
+                <w:left w:val="none" w:sz="0" w:space="0" w:color="000000"/>
+                <w:right w:val="none" w:sz="0" w:space="0" w:color="000000"/>
+              </w:pBdr>
+              <w:spacing w:after="60" w:before="60" w:line="240"/>
+              <w:ind w:left="60" w:right="60" w:firstLine="0" w:firstLineChars="0"/>
+              <w:rPr>
+                <w:rFonts w:ascii="Arial" w:hAnsi="Arial" w:eastAsia="Arial" w:cs="Arial"/>
+                <w:i w:val="false"/>
+                <w:b w:val="false"/>
+                <w:u w:val="none"/>
+                <w:strike w:val="false"/>
+                <w:sz w:val="18"/>
+                <w:szCs w:val="18"/>
+                <w:color w:val="000000"/>
+              </w:rPr>
+            </w:pPr>
+            <w:r>
+              <w:rPr>
+                <w:rFonts w:ascii="Arial" w:hAnsi="Arial" w:eastAsia="Arial" w:cs="Arial"/>
+                <w:i w:val="false"/>
+                <w:b w:val="false"/>
+                <w:u w:val="none"/>
+                <w:strike w:val="false"/>
+                <w:sz w:val="18"/>
+                <w:szCs w:val="18"/>
+                <w:color w:val="000000"/>
+              </w:rPr>
+              <w:t xml:space="preserve"/>
+            </w:r>
+          </w:p>
+        </w:tc>
+      </w:tr>
+      <w:tr>
+        <w:trPr>
+          <w:cantSplit/>
+          <w:trHeight w:val="480" w:hRule="auto"/>
+        </w:trPr>
+        <w:tc>
+          <w:tcPr>
+            <w:gridSpan w:val="4"/>
+            <w:tcBorders>
+              <w:bottom w:val="none" w:sz="0" w:space="0" w:color="000000"/>
+              <w:top w:val="none" w:sz="0" w:space="0" w:color="000000"/>
+              <w:left w:val="none" w:sz="0" w:space="0" w:color="000000"/>
+              <w:right w:val="none" w:sz="0" w:space="0" w:color="000000"/>
+            </w:tcBorders>
+            <w:shd w:val="clear" w:color="auto" w:fill="FFFFFF"/>
+            <w:tcMar>
+              <w:top w:w="0" w:type="dxa"/>
+              <w:bottom w:w="0" w:type="dxa"/>
+              <w:left w:w="0" w:type="dxa"/>
+              <w:right w:w="0" w:type="dxa"/>
+            </w:tcMar>
+            <w:vAlign w:val="top"/>
+          </w:tcPr>
+          <w:p>
+            <w:pPr>
+              <w:pStyle w:val="Normal"/>
+              <w:jc w:val="left"/>
+              <w:pBdr>
+                <w:bottom w:val="none" w:sz="0" w:space="0" w:color="000000"/>
+                <w:top w:val="none" w:sz="0" w:space="0" w:color="000000"/>
+                <w:left w:val="none" w:sz="0" w:space="0" w:color="000000"/>
+                <w:right w:val="none" w:sz="0" w:space="0" w:color="000000"/>
+              </w:pBdr>
+              <w:spacing w:after="60" w:before="60" w:line="240"/>
+              <w:ind w:left="60" w:right="60" w:firstLine="0" w:firstLineChars="0"/>
+              <w:rPr>
+                <w:rFonts w:ascii="Arial" w:hAnsi="Arial" w:eastAsia="Arial" w:cs="Arial"/>
+                <w:i w:val="false"/>
+                <w:b w:val="true"/>
+                <w:u w:val="none"/>
+                <w:strike w:val="false"/>
+                <w:sz w:val="18"/>
+                <w:szCs w:val="18"/>
+                <w:color w:val="000000"/>
+              </w:rPr>
+            </w:pPr>
+            <w:r>
+              <w:rPr>
+                <w:rFonts w:ascii="Arial" w:hAnsi="Arial" w:eastAsia="Arial" w:cs="Arial"/>
+                <w:i w:val="false"/>
+                <w:b w:val="true"/>
+                <w:u w:val="none"/>
+                <w:strike w:val="false"/>
+                <w:sz w:val="18"/>
+                <w:szCs w:val="18"/>
+                <w:color w:val="000000"/>
+              </w:rPr>
+              <w:t xml:space="preserve">Evidence and audit</w:t>
+            </w:r>
+          </w:p>
+        </w:tc>
+      </w:tr>
+      <w:tr>
+        <w:trPr>
+          <w:cantSplit/>
+          <w:trHeight w:val="480" w:hRule="auto"/>
+        </w:trPr>
+        <w:tc>
+          <w:tcPr>
+            <w:tcBorders>
+              <w:bottom w:val="none" w:sz="0" w:space="0" w:color="000000"/>
+              <w:top w:val="none" w:sz="0" w:space="0" w:color="000000"/>
+              <w:left w:val="none" w:sz="0" w:space="0" w:color="000000"/>
+              <w:right w:val="none" w:sz="0" w:space="0" w:color="000000"/>
+            </w:tcBorders>
+            <w:shd w:val="clear" w:color="auto" w:fill="FFFFFF"/>
+            <w:tcMar>
+              <w:top w:w="0" w:type="dxa"/>
+              <w:bottom w:w="0" w:type="dxa"/>
+              <w:left w:w="0" w:type="dxa"/>
+              <w:right w:w="0" w:type="dxa"/>
+            </w:tcMar>
+            <w:vAlign w:val="top"/>
+          </w:tcPr>
+          <w:p>
+            <w:pPr>
+              <w:pStyle w:val="Normal"/>
+              <w:jc w:val="left"/>
+              <w:pBdr>
+                <w:bottom w:val="none" w:sz="0" w:space="0" w:color="000000"/>
+                <w:top w:val="none" w:sz="0" w:space="0" w:color="000000"/>
+                <w:left w:val="none" w:sz="0" w:space="0" w:color="000000"/>
+                <w:right w:val="none" w:sz="0" w:space="0" w:color="000000"/>
+              </w:pBdr>
+              <w:spacing w:after="60" w:before="60" w:line="240"/>
+              <w:ind w:left="60" w:right="60" w:firstLine="0" w:firstLineChars="0"/>
+              <w:rPr>
+                <w:rFonts w:ascii="Arial" w:hAnsi="Arial" w:eastAsia="Arial" w:cs="Arial"/>
+                <w:i w:val="false"/>
+                <w:b w:val="false"/>
+                <w:u w:val="none"/>
+                <w:strike w:val="false"/>
+                <w:sz w:val="18"/>
+                <w:szCs w:val="18"/>
+                <w:color w:val="000000"/>
+              </w:rPr>
+            </w:pPr>
+            <w:r>
+              <w:rPr>
+                <w:rFonts w:ascii="Arial" w:hAnsi="Arial" w:eastAsia="Arial" w:cs="Arial"/>
+                <w:i w:val="false"/>
+                <w:b w:val="false"/>
+                <w:u w:val="none"/>
+                <w:strike w:val="false"/>
+                <w:sz w:val="18"/>
+                <w:szCs w:val="18"/>
+                <w:color w:val="000000"/>
+              </w:rPr>
+              <w:t xml:space="preserve">Answers citing ≥1 supporting passage or image</w:t>
+            </w:r>
+          </w:p>
+        </w:tc>
+        <w:tc>
+          <w:tcPr>
+            <w:tcBorders>
+              <w:bottom w:val="none" w:sz="0" w:space="0" w:color="000000"/>
+              <w:top w:val="none" w:sz="0" w:space="0" w:color="000000"/>
+              <w:left w:val="none" w:sz="0" w:space="0" w:color="000000"/>
+              <w:right w:val="none" w:sz="0" w:space="0" w:color="000000"/>
+            </w:tcBorders>
+            <w:shd w:val="clear" w:color="auto" w:fill="FFFFFF"/>
+            <w:tcMar>
+              <w:top w:w="0" w:type="dxa"/>
+              <w:bottom w:w="0" w:type="dxa"/>
+              <w:left w:w="0" w:type="dxa"/>
+              <w:right w:w="0" w:type="dxa"/>
+            </w:tcMar>
+            <w:vAlign w:val="top"/>
+          </w:tcPr>
+          <w:p>
+            <w:pPr>
+              <w:pStyle w:val="Normal"/>
+              <w:jc w:val="left"/>
+              <w:pBdr>
+                <w:bottom w:val="none" w:sz="0" w:space="0" w:color="000000"/>
+                <w:top w:val="none" w:sz="0" w:space="0" w:color="000000"/>
+                <w:left w:val="none" w:sz="0" w:space="0" w:color="000000"/>
+                <w:right w:val="none" w:sz="0" w:space="0" w:color="000000"/>
+              </w:pBdr>
+              <w:spacing w:after="60" w:before="60" w:line="240"/>
+              <w:ind w:left="60" w:right="60" w:firstLine="0" w:firstLineChars="0"/>
+              <w:rPr>
+                <w:rFonts w:ascii="Arial" w:hAnsi="Arial" w:eastAsia="Arial" w:cs="Arial"/>
+                <w:i w:val="false"/>
+                <w:b w:val="false"/>
+                <w:u w:val="none"/>
+                <w:strike w:val="false"/>
+                <w:sz w:val="18"/>
+                <w:szCs w:val="18"/>
+                <w:color w:val="000000"/>
+              </w:rPr>
+            </w:pPr>
+            <w:r>
+              <w:rPr>
+                <w:rFonts w:ascii="Arial" w:hAnsi="Arial" w:eastAsia="Arial" w:cs="Arial"/>
+                <w:i w:val="false"/>
+                <w:b w:val="false"/>
+                <w:u w:val="none"/>
+                <w:strike w:val="false"/>
+                <w:sz w:val="18"/>
+                <w:szCs w:val="18"/>
+                <w:color w:val="000000"/>
+              </w:rPr>
+              <w:t xml:space="preserve">1538/1538 (100.0%)</w:t>
+            </w:r>
+          </w:p>
+        </w:tc>
+        <w:tc>
+          <w:tcPr>
+            <w:tcBorders>
+              <w:bottom w:val="none" w:sz="0" w:space="0" w:color="000000"/>
+              <w:top w:val="none" w:sz="0" w:space="0" w:color="000000"/>
+              <w:left w:val="none" w:sz="0" w:space="0" w:color="000000"/>
+              <w:right w:val="none" w:sz="0" w:space="0" w:color="000000"/>
+            </w:tcBorders>
+            <w:shd w:val="clear" w:color="auto" w:fill="FFFFFF"/>
+            <w:tcMar>
+              <w:top w:w="0" w:type="dxa"/>
+              <w:bottom w:w="0" w:type="dxa"/>
+              <w:left w:w="0" w:type="dxa"/>
+              <w:right w:w="0" w:type="dxa"/>
+            </w:tcMar>
+            <w:vAlign w:val="top"/>
+          </w:tcPr>
+          <w:p>
+            <w:pPr>
+              <w:pStyle w:val="Normal"/>
+              <w:jc w:val="left"/>
+              <w:pBdr>
+                <w:bottom w:val="none" w:sz="0" w:space="0" w:color="000000"/>
+                <w:top w:val="none" w:sz="0" w:space="0" w:color="000000"/>
+                <w:left w:val="none" w:sz="0" w:space="0" w:color="000000"/>
+                <w:right w:val="none" w:sz="0" w:space="0" w:color="000000"/>
+              </w:pBdr>
+              <w:spacing w:after="60" w:before="60" w:line="240"/>
+              <w:ind w:left="60" w:right="60" w:firstLine="0" w:firstLineChars="0"/>
+              <w:rPr>
+                <w:rFonts w:ascii="Arial" w:hAnsi="Arial" w:eastAsia="Arial" w:cs="Arial"/>
+                <w:i w:val="false"/>
+                <w:b w:val="false"/>
+                <w:u w:val="none"/>
+                <w:strike w:val="false"/>
+                <w:sz w:val="18"/>
+                <w:szCs w:val="18"/>
+                <w:color w:val="000000"/>
+              </w:rPr>
+            </w:pPr>
+            <w:r>
+              <w:rPr>
+                <w:rFonts w:ascii="Arial" w:hAnsi="Arial" w:eastAsia="Arial" w:cs="Arial"/>
+                <w:i w:val="false"/>
+                <w:b w:val="false"/>
+                <w:u w:val="none"/>
+                <w:strike w:val="false"/>
+                <w:sz w:val="18"/>
+                <w:szCs w:val="18"/>
+                <w:color w:val="000000"/>
+              </w:rPr>
+              <w:t xml:space="preserve">Not available</w:t>
+            </w:r>
+          </w:p>
+        </w:tc>
+        <w:tc>
+          <w:tcPr>
+            <w:tcBorders>
+              <w:bottom w:val="none" w:sz="0" w:space="0" w:color="000000"/>
+              <w:top w:val="none" w:sz="0" w:space="0" w:color="000000"/>
+              <w:left w:val="none" w:sz="0" w:space="0" w:color="000000"/>
+              <w:right w:val="none" w:sz="0" w:space="0" w:color="000000"/>
+            </w:tcBorders>
+            <w:shd w:val="clear" w:color="auto" w:fill="FFFFFF"/>
+            <w:tcMar>
+              <w:top w:w="0" w:type="dxa"/>
+              <w:bottom w:w="0" w:type="dxa"/>
+              <w:left w:w="0" w:type="dxa"/>
+              <w:right w:w="0" w:type="dxa"/>
+            </w:tcMar>
+            <w:vAlign w:val="top"/>
+          </w:tcPr>
+          <w:p>
+            <w:pPr>
+              <w:pStyle w:val="Normal"/>
+              <w:jc w:val="left"/>
+              <w:pBdr>
+                <w:bottom w:val="none" w:sz="0" w:space="0" w:color="000000"/>
+                <w:top w:val="none" w:sz="0" w:space="0" w:color="000000"/>
+                <w:left w:val="none" w:sz="0" w:space="0" w:color="000000"/>
+                <w:right w:val="none" w:sz="0" w:space="0" w:color="000000"/>
+              </w:pBdr>
+              <w:spacing w:after="60" w:before="60" w:line="240"/>
+              <w:ind w:left="60" w:right="60" w:firstLine="0" w:firstLineChars="0"/>
+              <w:rPr>
+                <w:rFonts w:ascii="Arial" w:hAnsi="Arial" w:eastAsia="Arial" w:cs="Arial"/>
+                <w:i w:val="false"/>
+                <w:b w:val="false"/>
+                <w:u w:val="none"/>
+                <w:strike w:val="false"/>
+                <w:sz w:val="18"/>
+                <w:szCs w:val="18"/>
+                <w:color w:val="000000"/>
+              </w:rPr>
+            </w:pPr>
+            <w:r>
+              <w:rPr>
+                <w:rFonts w:ascii="Arial" w:hAnsi="Arial" w:eastAsia="Arial" w:cs="Arial"/>
+                <w:i w:val="false"/>
+                <w:b w:val="false"/>
+                <w:u w:val="none"/>
+                <w:strike w:val="false"/>
+                <w:sz w:val="18"/>
+                <w:szCs w:val="18"/>
+                <w:color w:val="000000"/>
+              </w:rPr>
+              <w:t xml:space="preserve"/>
+            </w:r>
+          </w:p>
+        </w:tc>
+      </w:tr>
+      <w:tr>
+        <w:trPr>
+          <w:cantSplit/>
+          <w:trHeight w:val="480" w:hRule="auto"/>
+        </w:trPr>
+        <w:tc>
+          <w:tcPr>
+            <w:tcBorders>
+              <w:bottom w:val="none" w:sz="0" w:space="0" w:color="000000"/>
+              <w:top w:val="none" w:sz="0" w:space="0" w:color="000000"/>
+              <w:left w:val="none" w:sz="0" w:space="0" w:color="000000"/>
+              <w:right w:val="none" w:sz="0" w:space="0" w:color="000000"/>
+            </w:tcBorders>
+            <w:shd w:val="clear" w:color="auto" w:fill="FFFFFF"/>
+            <w:tcMar>
+              <w:top w:w="0" w:type="dxa"/>
+              <w:bottom w:w="0" w:type="dxa"/>
+              <w:left w:w="0" w:type="dxa"/>
+              <w:right w:w="0" w:type="dxa"/>
+            </w:tcMar>
+            <w:vAlign w:val="top"/>
+          </w:tcPr>
+          <w:p>
+            <w:pPr>
+              <w:pStyle w:val="Normal"/>
+              <w:jc w:val="left"/>
+              <w:pBdr>
+                <w:bottom w:val="none" w:sz="0" w:space="0" w:color="000000"/>
+                <w:top w:val="none" w:sz="0" w:space="0" w:color="000000"/>
+                <w:left w:val="none" w:sz="0" w:space="0" w:color="000000"/>
+                <w:right w:val="none" w:sz="0" w:space="0" w:color="000000"/>
+              </w:pBdr>
+              <w:spacing w:after="60" w:before="60" w:line="240"/>
+              <w:ind w:left="60" w:right="60" w:firstLine="0" w:firstLineChars="0"/>
+              <w:rPr>
+                <w:rFonts w:ascii="Arial" w:hAnsi="Arial" w:eastAsia="Arial" w:cs="Arial"/>
+                <w:i w:val="false"/>
+                <w:b w:val="false"/>
+                <w:u w:val="none"/>
+                <w:strike w:val="false"/>
+                <w:sz w:val="18"/>
+                <w:szCs w:val="18"/>
+                <w:color w:val="000000"/>
+              </w:rPr>
+            </w:pPr>
+            <w:r>
+              <w:rPr>
+                <w:rFonts w:ascii="Arial" w:hAnsi="Arial" w:eastAsia="Arial" w:cs="Arial"/>
+                <w:i w:val="false"/>
+                <w:b w:val="false"/>
+                <w:u w:val="none"/>
+                <w:strike w:val="false"/>
+                <w:sz w:val="18"/>
+                <w:szCs w:val="18"/>
+                <w:color w:val="000000"/>
+              </w:rPr>
+              <w:t xml:space="preserve">Quoted text linked to its source</w:t>
+            </w:r>
+          </w:p>
+        </w:tc>
+        <w:tc>
+          <w:tcPr>
+            <w:tcBorders>
+              <w:bottom w:val="none" w:sz="0" w:space="0" w:color="000000"/>
+              <w:top w:val="none" w:sz="0" w:space="0" w:color="000000"/>
+              <w:left w:val="none" w:sz="0" w:space="0" w:color="000000"/>
+              <w:right w:val="none" w:sz="0" w:space="0" w:color="000000"/>
+            </w:tcBorders>
+            <w:shd w:val="clear" w:color="auto" w:fill="FFFFFF"/>
+            <w:tcMar>
+              <w:top w:w="0" w:type="dxa"/>
+              <w:bottom w:w="0" w:type="dxa"/>
+              <w:left w:w="0" w:type="dxa"/>
+              <w:right w:w="0" w:type="dxa"/>
+            </w:tcMar>
+            <w:vAlign w:val="top"/>
+          </w:tcPr>
+          <w:p>
+            <w:pPr>
+              <w:pStyle w:val="Normal"/>
+              <w:jc w:val="left"/>
+              <w:pBdr>
+                <w:bottom w:val="none" w:sz="0" w:space="0" w:color="000000"/>
+                <w:top w:val="none" w:sz="0" w:space="0" w:color="000000"/>
+                <w:left w:val="none" w:sz="0" w:space="0" w:color="000000"/>
+                <w:right w:val="none" w:sz="0" w:space="0" w:color="000000"/>
+              </w:pBdr>
+              <w:spacing w:after="60" w:before="60" w:line="240"/>
+              <w:ind w:left="60" w:right="60" w:firstLine="0" w:firstLineChars="0"/>
+              <w:rPr>
+                <w:rFonts w:ascii="Arial" w:hAnsi="Arial" w:eastAsia="Arial" w:cs="Arial"/>
+                <w:i w:val="false"/>
+                <w:b w:val="false"/>
+                <w:u w:val="none"/>
+                <w:strike w:val="false"/>
+                <w:sz w:val="18"/>
+                <w:szCs w:val="18"/>
+                <w:color w:val="000000"/>
+              </w:rPr>
+            </w:pPr>
+            <w:r>
+              <w:rPr>
+                <w:rFonts w:ascii="Arial" w:hAnsi="Arial" w:eastAsia="Arial" w:cs="Arial"/>
+                <w:i w:val="false"/>
+                <w:b w:val="false"/>
+                <w:u w:val="none"/>
+                <w:strike w:val="false"/>
+                <w:sz w:val="18"/>
+                <w:szCs w:val="18"/>
+                <w:color w:val="000000"/>
+              </w:rPr>
+              <w:t xml:space="preserve">1407/1407 (100.0%)</w:t>
+            </w:r>
+          </w:p>
+        </w:tc>
+        <w:tc>
+          <w:tcPr>
+            <w:tcBorders>
+              <w:bottom w:val="none" w:sz="0" w:space="0" w:color="000000"/>
+              <w:top w:val="none" w:sz="0" w:space="0" w:color="000000"/>
+              <w:left w:val="none" w:sz="0" w:space="0" w:color="000000"/>
+              <w:right w:val="none" w:sz="0" w:space="0" w:color="000000"/>
+            </w:tcBorders>
+            <w:shd w:val="clear" w:color="auto" w:fill="FFFFFF"/>
+            <w:tcMar>
+              <w:top w:w="0" w:type="dxa"/>
+              <w:bottom w:w="0" w:type="dxa"/>
+              <w:left w:w="0" w:type="dxa"/>
+              <w:right w:w="0" w:type="dxa"/>
+            </w:tcMar>
+            <w:vAlign w:val="top"/>
+          </w:tcPr>
+          <w:p>
+            <w:pPr>
+              <w:pStyle w:val="Normal"/>
+              <w:jc w:val="left"/>
+              <w:pBdr>
+                <w:bottom w:val="none" w:sz="0" w:space="0" w:color="000000"/>
+                <w:top w:val="none" w:sz="0" w:space="0" w:color="000000"/>
+                <w:left w:val="none" w:sz="0" w:space="0" w:color="000000"/>
+                <w:right w:val="none" w:sz="0" w:space="0" w:color="000000"/>
+              </w:pBdr>
+              <w:spacing w:after="60" w:before="60" w:line="240"/>
+              <w:ind w:left="60" w:right="60" w:firstLine="0" w:firstLineChars="0"/>
+              <w:rPr>
+                <w:rFonts w:ascii="Arial" w:hAnsi="Arial" w:eastAsia="Arial" w:cs="Arial"/>
+                <w:i w:val="false"/>
+                <w:b w:val="false"/>
+                <w:u w:val="none"/>
+                <w:strike w:val="false"/>
+                <w:sz w:val="18"/>
+                <w:szCs w:val="18"/>
+                <w:color w:val="000000"/>
+              </w:rPr>
+            </w:pPr>
+            <w:r>
+              <w:rPr>
+                <w:rFonts w:ascii="Arial" w:hAnsi="Arial" w:eastAsia="Arial" w:cs="Arial"/>
+                <w:i w:val="false"/>
+                <w:b w:val="false"/>
+                <w:u w:val="none"/>
+                <w:strike w:val="false"/>
+                <w:sz w:val="18"/>
+                <w:szCs w:val="18"/>
+                <w:color w:val="000000"/>
+              </w:rPr>
+              <w:t xml:space="preserve">Not available</w:t>
+            </w:r>
+          </w:p>
+        </w:tc>
+        <w:tc>
+          <w:tcPr>
+            <w:tcBorders>
+              <w:bottom w:val="none" w:sz="0" w:space="0" w:color="000000"/>
+              <w:top w:val="none" w:sz="0" w:space="0" w:color="000000"/>
+              <w:left w:val="none" w:sz="0" w:space="0" w:color="000000"/>
+              <w:right w:val="none" w:sz="0" w:space="0" w:color="000000"/>
+            </w:tcBorders>
+            <w:shd w:val="clear" w:color="auto" w:fill="FFFFFF"/>
+            <w:tcMar>
+              <w:top w:w="0" w:type="dxa"/>
+              <w:bottom w:w="0" w:type="dxa"/>
+              <w:left w:w="0" w:type="dxa"/>
+              <w:right w:w="0" w:type="dxa"/>
+            </w:tcMar>
+            <w:vAlign w:val="top"/>
+          </w:tcPr>
+          <w:p>
+            <w:pPr>
+              <w:pStyle w:val="Normal"/>
+              <w:jc w:val="left"/>
+              <w:pBdr>
+                <w:bottom w:val="none" w:sz="0" w:space="0" w:color="000000"/>
+                <w:top w:val="none" w:sz="0" w:space="0" w:color="000000"/>
+                <w:left w:val="none" w:sz="0" w:space="0" w:color="000000"/>
+                <w:right w:val="none" w:sz="0" w:space="0" w:color="000000"/>
+              </w:pBdr>
+              <w:spacing w:after="60" w:before="60" w:line="240"/>
+              <w:ind w:left="60" w:right="60" w:firstLine="0" w:firstLineChars="0"/>
+              <w:rPr>
+                <w:rFonts w:ascii="Arial" w:hAnsi="Arial" w:eastAsia="Arial" w:cs="Arial"/>
+                <w:i w:val="false"/>
+                <w:b w:val="false"/>
+                <w:u w:val="none"/>
+                <w:strike w:val="false"/>
+                <w:sz w:val="18"/>
+                <w:szCs w:val="18"/>
+                <w:color w:val="000000"/>
+              </w:rPr>
+            </w:pPr>
+            <w:r>
+              <w:rPr>
+                <w:rFonts w:ascii="Arial" w:hAnsi="Arial" w:eastAsia="Arial" w:cs="Arial"/>
+                <w:i w:val="false"/>
+                <w:b w:val="false"/>
+                <w:u w:val="none"/>
+                <w:strike w:val="false"/>
+                <w:sz w:val="18"/>
+                <w:szCs w:val="18"/>
+                <w:color w:val="000000"/>
+              </w:rPr>
+              <w:t xml:space="preserve"/>
+            </w:r>
+          </w:p>
+        </w:tc>
+      </w:tr>
+      <w:tr>
+        <w:trPr>
+          <w:cantSplit/>
+          <w:trHeight w:val="480" w:hRule="auto"/>
+        </w:trPr>
+        <w:tc>
+          <w:tcPr>
+            <w:tcBorders>
+              <w:bottom w:val="none" w:sz="0" w:space="0" w:color="000000"/>
+              <w:top w:val="none" w:sz="0" w:space="0" w:color="000000"/>
+              <w:left w:val="none" w:sz="0" w:space="0" w:color="000000"/>
+              <w:right w:val="none" w:sz="0" w:space="0" w:color="000000"/>
+            </w:tcBorders>
+            <w:shd w:val="clear" w:color="auto" w:fill="FFFFFF"/>
+            <w:tcMar>
+              <w:top w:w="0" w:type="dxa"/>
+              <w:bottom w:w="0" w:type="dxa"/>
+              <w:left w:w="0" w:type="dxa"/>
+              <w:right w:w="0" w:type="dxa"/>
+            </w:tcMar>
+            <w:vAlign w:val="top"/>
+          </w:tcPr>
+          <w:p>
+            <w:pPr>
+              <w:pStyle w:val="Normal"/>
+              <w:jc w:val="left"/>
+              <w:pBdr>
+                <w:bottom w:val="none" w:sz="0" w:space="0" w:color="000000"/>
+                <w:top w:val="none" w:sz="0" w:space="0" w:color="000000"/>
+                <w:left w:val="none" w:sz="0" w:space="0" w:color="000000"/>
+                <w:right w:val="none" w:sz="0" w:space="0" w:color="000000"/>
+              </w:pBdr>
+              <w:spacing w:after="60" w:before="60" w:line="240"/>
+              <w:ind w:left="60" w:right="60" w:firstLine="0" w:firstLineChars="0"/>
+              <w:rPr>
+                <w:rFonts w:ascii="Arial" w:hAnsi="Arial" w:eastAsia="Arial" w:cs="Arial"/>
+                <w:i w:val="false"/>
+                <w:b w:val="false"/>
+                <w:u w:val="none"/>
+                <w:strike w:val="false"/>
+                <w:sz w:val="18"/>
+                <w:szCs w:val="18"/>
+                <w:color w:val="000000"/>
+              </w:rPr>
+            </w:pPr>
+            <w:r>
+              <w:rPr>
+                <w:rFonts w:ascii="Arial" w:hAnsi="Arial" w:eastAsia="Arial" w:cs="Arial"/>
+                <w:i w:val="false"/>
+                <w:b w:val="false"/>
+                <w:u w:val="none"/>
+                <w:strike w:val="false"/>
+                <w:sz w:val="18"/>
+                <w:szCs w:val="18"/>
+                <w:color w:val="000000"/>
+              </w:rPr>
+              <w:t xml:space="preserve">Image regions linked to their page</w:t>
+            </w:r>
+          </w:p>
+        </w:tc>
+        <w:tc>
+          <w:tcPr>
+            <w:tcBorders>
+              <w:bottom w:val="none" w:sz="0" w:space="0" w:color="000000"/>
+              <w:top w:val="none" w:sz="0" w:space="0" w:color="000000"/>
+              <w:left w:val="none" w:sz="0" w:space="0" w:color="000000"/>
+              <w:right w:val="none" w:sz="0" w:space="0" w:color="000000"/>
+            </w:tcBorders>
+            <w:shd w:val="clear" w:color="auto" w:fill="FFFFFF"/>
+            <w:tcMar>
+              <w:top w:w="0" w:type="dxa"/>
+              <w:bottom w:w="0" w:type="dxa"/>
+              <w:left w:w="0" w:type="dxa"/>
+              <w:right w:w="0" w:type="dxa"/>
+            </w:tcMar>
+            <w:vAlign w:val="top"/>
+          </w:tcPr>
+          <w:p>
+            <w:pPr>
+              <w:pStyle w:val="Normal"/>
+              <w:jc w:val="left"/>
+              <w:pBdr>
+                <w:bottom w:val="none" w:sz="0" w:space="0" w:color="000000"/>
+                <w:top w:val="none" w:sz="0" w:space="0" w:color="000000"/>
+                <w:left w:val="none" w:sz="0" w:space="0" w:color="000000"/>
+                <w:right w:val="none" w:sz="0" w:space="0" w:color="000000"/>
+              </w:pBdr>
+              <w:spacing w:after="60" w:before="60" w:line="240"/>
+              <w:ind w:left="60" w:right="60" w:firstLine="0" w:firstLineChars="0"/>
+              <w:rPr>
+                <w:rFonts w:ascii="Arial" w:hAnsi="Arial" w:eastAsia="Arial" w:cs="Arial"/>
+                <w:i w:val="false"/>
+                <w:b w:val="false"/>
+                <w:u w:val="none"/>
+                <w:strike w:val="false"/>
+                <w:sz w:val="18"/>
+                <w:szCs w:val="18"/>
+                <w:color w:val="000000"/>
+              </w:rPr>
+            </w:pPr>
+            <w:r>
+              <w:rPr>
+                <w:rFonts w:ascii="Arial" w:hAnsi="Arial" w:eastAsia="Arial" w:cs="Arial"/>
+                <w:i w:val="false"/>
+                <w:b w:val="false"/>
+                <w:u w:val="none"/>
+                <w:strike w:val="false"/>
+                <w:sz w:val="18"/>
+                <w:szCs w:val="18"/>
+                <w:color w:val="000000"/>
+              </w:rPr>
+              <w:t xml:space="preserve">14/14 (100.0%)</w:t>
+            </w:r>
+          </w:p>
+        </w:tc>
+        <w:tc>
+          <w:tcPr>
+            <w:tcBorders>
+              <w:bottom w:val="none" w:sz="0" w:space="0" w:color="000000"/>
+              <w:top w:val="none" w:sz="0" w:space="0" w:color="000000"/>
+              <w:left w:val="none" w:sz="0" w:space="0" w:color="000000"/>
+              <w:right w:val="none" w:sz="0" w:space="0" w:color="000000"/>
+            </w:tcBorders>
+            <w:shd w:val="clear" w:color="auto" w:fill="FFFFFF"/>
+            <w:tcMar>
+              <w:top w:w="0" w:type="dxa"/>
+              <w:bottom w:w="0" w:type="dxa"/>
+              <w:left w:w="0" w:type="dxa"/>
+              <w:right w:w="0" w:type="dxa"/>
+            </w:tcMar>
+            <w:vAlign w:val="top"/>
+          </w:tcPr>
+          <w:p>
+            <w:pPr>
+              <w:pStyle w:val="Normal"/>
+              <w:jc w:val="left"/>
+              <w:pBdr>
+                <w:bottom w:val="none" w:sz="0" w:space="0" w:color="000000"/>
+                <w:top w:val="none" w:sz="0" w:space="0" w:color="000000"/>
+                <w:left w:val="none" w:sz="0" w:space="0" w:color="000000"/>
+                <w:right w:val="none" w:sz="0" w:space="0" w:color="000000"/>
+              </w:pBdr>
+              <w:spacing w:after="60" w:before="60" w:line="240"/>
+              <w:ind w:left="60" w:right="60" w:firstLine="0" w:firstLineChars="0"/>
+              <w:rPr>
+                <w:rFonts w:ascii="Arial" w:hAnsi="Arial" w:eastAsia="Arial" w:cs="Arial"/>
+                <w:i w:val="false"/>
+                <w:b w:val="false"/>
+                <w:u w:val="none"/>
+                <w:strike w:val="false"/>
+                <w:sz w:val="18"/>
+                <w:szCs w:val="18"/>
+                <w:color w:val="000000"/>
+              </w:rPr>
+            </w:pPr>
+            <w:r>
+              <w:rPr>
+                <w:rFonts w:ascii="Arial" w:hAnsi="Arial" w:eastAsia="Arial" w:cs="Arial"/>
+                <w:i w:val="false"/>
+                <w:b w:val="false"/>
+                <w:u w:val="none"/>
+                <w:strike w:val="false"/>
+                <w:sz w:val="18"/>
+                <w:szCs w:val="18"/>
+                <w:color w:val="000000"/>
+              </w:rPr>
+              <w:t xml:space="preserve">Not available</w:t>
+            </w:r>
+          </w:p>
+        </w:tc>
+        <w:tc>
+          <w:tcPr>
+            <w:tcBorders>
+              <w:bottom w:val="none" w:sz="0" w:space="0" w:color="000000"/>
+              <w:top w:val="none" w:sz="0" w:space="0" w:color="000000"/>
+              <w:left w:val="none" w:sz="0" w:space="0" w:color="000000"/>
+              <w:right w:val="none" w:sz="0" w:space="0" w:color="000000"/>
+            </w:tcBorders>
+            <w:shd w:val="clear" w:color="auto" w:fill="FFFFFF"/>
+            <w:tcMar>
+              <w:top w:w="0" w:type="dxa"/>
+              <w:bottom w:w="0" w:type="dxa"/>
+              <w:left w:w="0" w:type="dxa"/>
+              <w:right w:w="0" w:type="dxa"/>
+            </w:tcMar>
+            <w:vAlign w:val="top"/>
+          </w:tcPr>
+          <w:p>
+            <w:pPr>
+              <w:pStyle w:val="Normal"/>
+              <w:jc w:val="left"/>
+              <w:pBdr>
+                <w:bottom w:val="none" w:sz="0" w:space="0" w:color="000000"/>
+                <w:top w:val="none" w:sz="0" w:space="0" w:color="000000"/>
+                <w:left w:val="none" w:sz="0" w:space="0" w:color="000000"/>
+                <w:right w:val="none" w:sz="0" w:space="0" w:color="000000"/>
+              </w:pBdr>
+              <w:spacing w:after="60" w:before="60" w:line="240"/>
+              <w:ind w:left="60" w:right="60" w:firstLine="0" w:firstLineChars="0"/>
+              <w:rPr>
+                <w:rFonts w:ascii="Arial" w:hAnsi="Arial" w:eastAsia="Arial" w:cs="Arial"/>
+                <w:i w:val="false"/>
+                <w:b w:val="false"/>
+                <w:u w:val="none"/>
+                <w:strike w:val="false"/>
+                <w:sz w:val="18"/>
+                <w:szCs w:val="18"/>
+                <w:color w:val="000000"/>
+              </w:rPr>
+            </w:pPr>
+            <w:r>
+              <w:rPr>
+                <w:rFonts w:ascii="Arial" w:hAnsi="Arial" w:eastAsia="Arial" w:cs="Arial"/>
+                <w:i w:val="false"/>
+                <w:b w:val="false"/>
+                <w:u w:val="none"/>
+                <w:strike w:val="false"/>
+                <w:sz w:val="18"/>
+                <w:szCs w:val="18"/>
+                <w:color w:val="000000"/>
+              </w:rPr>
+              <w:t xml:space="preserve"/>
+            </w:r>
+          </w:p>
+        </w:tc>
+      </w:tr>
+      <w:tr>
+        <w:trPr>
+          <w:cantSplit/>
+          <w:trHeight w:val="480" w:hRule="auto"/>
+        </w:trPr>
+        <w:tc>
+          <w:tcPr>
+            <w:tcBorders>
+              <w:bottom w:val="none" w:sz="0" w:space="0" w:color="000000"/>
+              <w:top w:val="none" w:sz="0" w:space="0" w:color="000000"/>
+              <w:left w:val="none" w:sz="0" w:space="0" w:color="000000"/>
+              <w:right w:val="none" w:sz="0" w:space="0" w:color="000000"/>
+            </w:tcBorders>
+            <w:shd w:val="clear" w:color="auto" w:fill="FFFFFF"/>
+            <w:tcMar>
+              <w:top w:w="0" w:type="dxa"/>
+              <w:bottom w:w="0" w:type="dxa"/>
+              <w:left w:w="0" w:type="dxa"/>
+              <w:right w:w="0" w:type="dxa"/>
+            </w:tcMar>
+            <w:vAlign w:val="top"/>
+          </w:tcPr>
+          <w:p>
+            <w:pPr>
+              <w:pStyle w:val="Normal"/>
+              <w:jc w:val="left"/>
+              <w:pBdr>
+                <w:bottom w:val="none" w:sz="0" w:space="0" w:color="000000"/>
+                <w:top w:val="none" w:sz="0" w:space="0" w:color="000000"/>
+                <w:left w:val="none" w:sz="0" w:space="0" w:color="000000"/>
+                <w:right w:val="none" w:sz="0" w:space="0" w:color="000000"/>
+              </w:pBdr>
+              <w:spacing w:after="60" w:before="60" w:line="240"/>
+              <w:ind w:left="60" w:right="60" w:firstLine="0" w:firstLineChars="0"/>
+              <w:rPr>
+                <w:rFonts w:ascii="Arial" w:hAnsi="Arial" w:eastAsia="Arial" w:cs="Arial"/>
+                <w:i w:val="false"/>
+                <w:b w:val="false"/>
+                <w:u w:val="none"/>
+                <w:strike w:val="false"/>
+                <w:sz w:val="18"/>
+                <w:szCs w:val="18"/>
+                <w:color w:val="000000"/>
+              </w:rPr>
+            </w:pPr>
+            <w:r>
+              <w:rPr>
+                <w:rFonts w:ascii="Arial" w:hAnsi="Arial" w:eastAsia="Arial" w:cs="Arial"/>
+                <w:i w:val="false"/>
+                <w:b w:val="false"/>
+                <w:u w:val="none"/>
+                <w:strike w:val="false"/>
+                <w:sz w:val="18"/>
+                <w:szCs w:val="18"/>
+                <w:color w:val="000000"/>
+              </w:rPr>
+              <w:t xml:space="preserve">Audit file passes the independent verifier</w:t>
+            </w:r>
+          </w:p>
+        </w:tc>
+        <w:tc>
+          <w:tcPr>
+            <w:tcBorders>
+              <w:bottom w:val="none" w:sz="0" w:space="0" w:color="000000"/>
+              <w:top w:val="none" w:sz="0" w:space="0" w:color="000000"/>
+              <w:left w:val="none" w:sz="0" w:space="0" w:color="000000"/>
+              <w:right w:val="none" w:sz="0" w:space="0" w:color="000000"/>
+            </w:tcBorders>
+            <w:shd w:val="clear" w:color="auto" w:fill="FFFFFF"/>
+            <w:tcMar>
+              <w:top w:w="0" w:type="dxa"/>
+              <w:bottom w:w="0" w:type="dxa"/>
+              <w:left w:w="0" w:type="dxa"/>
+              <w:right w:w="0" w:type="dxa"/>
+            </w:tcMar>
+            <w:vAlign w:val="top"/>
+          </w:tcPr>
+          <w:p>
+            <w:pPr>
+              <w:pStyle w:val="Normal"/>
+              <w:jc w:val="left"/>
+              <w:pBdr>
+                <w:bottom w:val="none" w:sz="0" w:space="0" w:color="000000"/>
+                <w:top w:val="none" w:sz="0" w:space="0" w:color="000000"/>
+                <w:left w:val="none" w:sz="0" w:space="0" w:color="000000"/>
+                <w:right w:val="none" w:sz="0" w:space="0" w:color="000000"/>
+              </w:pBdr>
+              <w:spacing w:after="60" w:before="60" w:line="240"/>
+              <w:ind w:left="60" w:right="60" w:firstLine="0" w:firstLineChars="0"/>
+              <w:rPr>
+                <w:rFonts w:ascii="Arial" w:hAnsi="Arial" w:eastAsia="Arial" w:cs="Arial"/>
+                <w:i w:val="false"/>
+                <w:b w:val="false"/>
+                <w:u w:val="none"/>
+                <w:strike w:val="false"/>
+                <w:sz w:val="18"/>
+                <w:szCs w:val="18"/>
+                <w:color w:val="000000"/>
+              </w:rPr>
+            </w:pPr>
+            <w:r>
+              <w:rPr>
+                <w:rFonts w:ascii="Arial" w:hAnsi="Arial" w:eastAsia="Arial" w:cs="Arial"/>
+                <w:i w:val="false"/>
+                <w:b w:val="false"/>
+                <w:u w:val="none"/>
+                <w:strike w:val="false"/>
+                <w:sz w:val="18"/>
+                <w:szCs w:val="18"/>
+                <w:color w:val="000000"/>
+              </w:rPr>
+              <w:t xml:space="preserve">102/102 (100.0%)</w:t>
+            </w:r>
+          </w:p>
+        </w:tc>
+        <w:tc>
+          <w:tcPr>
+            <w:tcBorders>
+              <w:bottom w:val="none" w:sz="0" w:space="0" w:color="000000"/>
+              <w:top w:val="none" w:sz="0" w:space="0" w:color="000000"/>
+              <w:left w:val="none" w:sz="0" w:space="0" w:color="000000"/>
+              <w:right w:val="none" w:sz="0" w:space="0" w:color="000000"/>
+            </w:tcBorders>
+            <w:shd w:val="clear" w:color="auto" w:fill="FFFFFF"/>
+            <w:tcMar>
+              <w:top w:w="0" w:type="dxa"/>
+              <w:bottom w:w="0" w:type="dxa"/>
+              <w:left w:w="0" w:type="dxa"/>
+              <w:right w:w="0" w:type="dxa"/>
+            </w:tcMar>
+            <w:vAlign w:val="top"/>
+          </w:tcPr>
+          <w:p>
+            <w:pPr>
+              <w:pStyle w:val="Normal"/>
+              <w:jc w:val="left"/>
+              <w:pBdr>
+                <w:bottom w:val="none" w:sz="0" w:space="0" w:color="000000"/>
+                <w:top w:val="none" w:sz="0" w:space="0" w:color="000000"/>
+                <w:left w:val="none" w:sz="0" w:space="0" w:color="000000"/>
+                <w:right w:val="none" w:sz="0" w:space="0" w:color="000000"/>
+              </w:pBdr>
+              <w:spacing w:after="60" w:before="60" w:line="240"/>
+              <w:ind w:left="60" w:right="60" w:firstLine="0" w:firstLineChars="0"/>
+              <w:rPr>
+                <w:rFonts w:ascii="Arial" w:hAnsi="Arial" w:eastAsia="Arial" w:cs="Arial"/>
+                <w:i w:val="false"/>
+                <w:b w:val="false"/>
+                <w:u w:val="none"/>
+                <w:strike w:val="false"/>
+                <w:sz w:val="18"/>
+                <w:szCs w:val="18"/>
+                <w:color w:val="000000"/>
+              </w:rPr>
+            </w:pPr>
+            <w:r>
+              <w:rPr>
+                <w:rFonts w:ascii="Arial" w:hAnsi="Arial" w:eastAsia="Arial" w:cs="Arial"/>
+                <w:i w:val="false"/>
+                <w:b w:val="false"/>
+                <w:u w:val="none"/>
+                <w:strike w:val="false"/>
+                <w:sz w:val="18"/>
+                <w:szCs w:val="18"/>
+                <w:color w:val="000000"/>
+              </w:rPr>
+              <w:t xml:space="preserve">Not available</w:t>
+            </w:r>
+          </w:p>
+        </w:tc>
+        <w:tc>
+          <w:tcPr>
+            <w:tcBorders>
+              <w:bottom w:val="none" w:sz="0" w:space="0" w:color="000000"/>
+              <w:top w:val="none" w:sz="0" w:space="0" w:color="000000"/>
+              <w:left w:val="none" w:sz="0" w:space="0" w:color="000000"/>
+              <w:right w:val="none" w:sz="0" w:space="0" w:color="000000"/>
+            </w:tcBorders>
+            <w:shd w:val="clear" w:color="auto" w:fill="FFFFFF"/>
+            <w:tcMar>
+              <w:top w:w="0" w:type="dxa"/>
+              <w:bottom w:w="0" w:type="dxa"/>
+              <w:left w:w="0" w:type="dxa"/>
+              <w:right w:w="0" w:type="dxa"/>
+            </w:tcMar>
+            <w:vAlign w:val="top"/>
+          </w:tcPr>
+          <w:p>
+            <w:pPr>
+              <w:pStyle w:val="Normal"/>
+              <w:jc w:val="left"/>
+              <w:pBdr>
+                <w:bottom w:val="none" w:sz="0" w:space="0" w:color="000000"/>
+                <w:top w:val="none" w:sz="0" w:space="0" w:color="000000"/>
+                <w:left w:val="none" w:sz="0" w:space="0" w:color="000000"/>
+                <w:right w:val="none" w:sz="0" w:space="0" w:color="000000"/>
+              </w:pBdr>
+              <w:spacing w:after="60" w:before="60" w:line="240"/>
+              <w:ind w:left="60" w:right="60" w:firstLine="0" w:firstLineChars="0"/>
+              <w:rPr>
+                <w:rFonts w:ascii="Arial" w:hAnsi="Arial" w:eastAsia="Arial" w:cs="Arial"/>
+                <w:i w:val="false"/>
+                <w:b w:val="false"/>
+                <w:u w:val="none"/>
+                <w:strike w:val="false"/>
+                <w:sz w:val="18"/>
+                <w:szCs w:val="18"/>
+                <w:color w:val="000000"/>
+              </w:rPr>
+            </w:pPr>
+            <w:r>
+              <w:rPr>
+                <w:rFonts w:ascii="Arial" w:hAnsi="Arial" w:eastAsia="Arial" w:cs="Arial"/>
+                <w:i w:val="false"/>
+                <w:b w:val="false"/>
+                <w:u w:val="none"/>
+                <w:strike w:val="false"/>
+                <w:sz w:val="18"/>
+                <w:szCs w:val="18"/>
+                <w:color w:val="000000"/>
+              </w:rPr>
+              <w:t xml:space="preserve"/>
+            </w:r>
+          </w:p>
+        </w:tc>
+      </w:tr>
+      <w:tr>
+        <w:trPr>
+          <w:cantSplit/>
+          <w:trHeight w:val="696" w:hRule="auto"/>
+        </w:trPr>
+        <w:tc>
+          <w:tcPr>
+            <w:tcBorders>
+              <w:bottom w:val="none" w:sz="0" w:space="0" w:color="000000"/>
+              <w:top w:val="none" w:sz="0" w:space="0" w:color="000000"/>
+              <w:left w:val="none" w:sz="0" w:space="0" w:color="000000"/>
+              <w:right w:val="none" w:sz="0" w:space="0" w:color="000000"/>
+            </w:tcBorders>
+            <w:shd w:val="clear" w:color="auto" w:fill="FFFFFF"/>
+            <w:tcMar>
+              <w:top w:w="0" w:type="dxa"/>
+              <w:bottom w:w="0" w:type="dxa"/>
+              <w:left w:w="0" w:type="dxa"/>
+              <w:right w:w="0" w:type="dxa"/>
+            </w:tcMar>
+            <w:vAlign w:val="top"/>
+          </w:tcPr>
+          <w:p>
+            <w:pPr>
+              <w:pStyle w:val="Normal"/>
+              <w:jc w:val="left"/>
+              <w:pBdr>
+                <w:bottom w:val="none" w:sz="0" w:space="0" w:color="000000"/>
+                <w:top w:val="none" w:sz="0" w:space="0" w:color="000000"/>
+                <w:left w:val="none" w:sz="0" w:space="0" w:color="000000"/>
+                <w:right w:val="none" w:sz="0" w:space="0" w:color="000000"/>
+              </w:pBdr>
+              <w:spacing w:after="60" w:before="60" w:line="240"/>
+              <w:ind w:left="60" w:right="60" w:firstLine="0" w:firstLineChars="0"/>
+              <w:rPr>
+                <w:rFonts w:ascii="Arial" w:hAnsi="Arial" w:eastAsia="Arial" w:cs="Arial"/>
+                <w:i w:val="false"/>
+                <w:b w:val="false"/>
+                <w:u w:val="none"/>
+                <w:strike w:val="false"/>
+                <w:sz w:val="18"/>
+                <w:szCs w:val="18"/>
+                <w:color w:val="000000"/>
+              </w:rPr>
+            </w:pPr>
+            <w:r>
+              <w:rPr>
+                <w:rFonts w:ascii="Arial" w:hAnsi="Arial" w:eastAsia="Arial" w:cs="Arial"/>
+                <w:i w:val="false"/>
+                <w:b w:val="false"/>
+                <w:u w:val="none"/>
+                <w:strike w:val="false"/>
+                <w:sz w:val="18"/>
+                <w:szCs w:val="18"/>
+                <w:color w:val="000000"/>
+              </w:rPr>
+              <w:t xml:space="preserve">System runtime (min/trial)</w:t>
+            </w:r>
+          </w:p>
+        </w:tc>
+        <w:tc>
+          <w:tcPr>
+            <w:tcBorders>
+              <w:bottom w:val="none" w:sz="0" w:space="0" w:color="000000"/>
+              <w:top w:val="none" w:sz="0" w:space="0" w:color="000000"/>
+              <w:left w:val="none" w:sz="0" w:space="0" w:color="000000"/>
+              <w:right w:val="none" w:sz="0" w:space="0" w:color="000000"/>
+            </w:tcBorders>
+            <w:shd w:val="clear" w:color="auto" w:fill="FFFFFF"/>
+            <w:tcMar>
+              <w:top w:w="0" w:type="dxa"/>
+              <w:bottom w:w="0" w:type="dxa"/>
+              <w:left w:w="0" w:type="dxa"/>
+              <w:right w:w="0" w:type="dxa"/>
+            </w:tcMar>
+            <w:vAlign w:val="top"/>
+          </w:tcPr>
+          <w:p>
+            <w:pPr>
+              <w:pStyle w:val="Normal"/>
+              <w:jc w:val="left"/>
+              <w:pBdr>
+                <w:bottom w:val="none" w:sz="0" w:space="0" w:color="000000"/>
+                <w:top w:val="none" w:sz="0" w:space="0" w:color="000000"/>
+                <w:left w:val="none" w:sz="0" w:space="0" w:color="000000"/>
+                <w:right w:val="none" w:sz="0" w:space="0" w:color="000000"/>
+              </w:pBdr>
+              <w:spacing w:after="60" w:before="60" w:line="240"/>
+              <w:ind w:left="60" w:right="60" w:firstLine="0" w:firstLineChars="0"/>
+              <w:rPr>
+                <w:rFonts w:ascii="Arial" w:hAnsi="Arial" w:eastAsia="Arial" w:cs="Arial"/>
+                <w:i w:val="false"/>
+                <w:b w:val="false"/>
+                <w:u w:val="none"/>
+                <w:strike w:val="false"/>
+                <w:sz w:val="18"/>
+                <w:szCs w:val="18"/>
+                <w:color w:val="000000"/>
+              </w:rPr>
+            </w:pPr>
+            <w:r>
+              <w:rPr>
+                <w:rFonts w:ascii="Arial" w:hAnsi="Arial" w:eastAsia="Arial" w:cs="Arial"/>
+                <w:i w:val="false"/>
+                <w:b w:val="false"/>
+                <w:u w:val="none"/>
+                <w:strike w:val="false"/>
+                <w:sz w:val="18"/>
+                <w:szCs w:val="18"/>
+                <w:color w:val="000000"/>
+              </w:rPr>
+              <w:t xml:space="preserve">7.6</w:t>
+            </w:r>
+            <w:r>
+              <w:rPr>
+                <w:rFonts w:ascii="Arial" w:hAnsi="Arial" w:eastAsia="Arial" w:cs="Arial"/>
+                <w:i w:val="false"/>
+                <w:b w:val="false"/>
+                <w:u w:val="none"/>
+                <w:strike w:val="false"/>
+                <w:sz w:val="18"/>
+                <w:szCs w:val="18"/>
+                <w:color w:val="000000"/>
+              </w:rPr>
+              <w:br/>
+            </w:r>
+            <w:r>
+              <w:rPr>
+                <w:rFonts w:ascii="Arial" w:hAnsi="Arial" w:eastAsia="Arial" w:cs="Arial"/>
+                <w:i w:val="false"/>
+                <w:b w:val="false"/>
+                <w:u w:val="none"/>
+                <w:strike w:val="false"/>
+                <w:sz w:val="18"/>
+                <w:szCs w:val="18"/>
+                <w:color w:val="000000"/>
+              </w:rPr>
+              <w:t xml:space="preserve">[6.1–10.5]</w:t>
+            </w:r>
+          </w:p>
+        </w:tc>
+        <w:tc>
+          <w:tcPr>
+            <w:tcBorders>
+              <w:bottom w:val="none" w:sz="0" w:space="0" w:color="000000"/>
+              <w:top w:val="none" w:sz="0" w:space="0" w:color="000000"/>
+              <w:left w:val="none" w:sz="0" w:space="0" w:color="000000"/>
+              <w:right w:val="none" w:sz="0" w:space="0" w:color="000000"/>
+            </w:tcBorders>
+            <w:shd w:val="clear" w:color="auto" w:fill="FFFFFF"/>
+            <w:tcMar>
+              <w:top w:w="0" w:type="dxa"/>
+              <w:bottom w:w="0" w:type="dxa"/>
+              <w:left w:w="0" w:type="dxa"/>
+              <w:right w:w="0" w:type="dxa"/>
+            </w:tcMar>
+            <w:vAlign w:val="top"/>
+          </w:tcPr>
+          <w:p>
+            <w:pPr>
+              <w:pStyle w:val="Normal"/>
+              <w:jc w:val="left"/>
+              <w:pBdr>
+                <w:bottom w:val="none" w:sz="0" w:space="0" w:color="000000"/>
+                <w:top w:val="none" w:sz="0" w:space="0" w:color="000000"/>
+                <w:left w:val="none" w:sz="0" w:space="0" w:color="000000"/>
+                <w:right w:val="none" w:sz="0" w:space="0" w:color="000000"/>
+              </w:pBdr>
+              <w:spacing w:after="60" w:before="60" w:line="240"/>
+              <w:ind w:left="60" w:right="60" w:firstLine="0" w:firstLineChars="0"/>
+              <w:rPr>
+                <w:rFonts w:ascii="Arial" w:hAnsi="Arial" w:eastAsia="Arial" w:cs="Arial"/>
+                <w:i w:val="false"/>
+                <w:b w:val="false"/>
+                <w:u w:val="none"/>
+                <w:strike w:val="false"/>
+                <w:sz w:val="18"/>
+                <w:szCs w:val="18"/>
+                <w:color w:val="000000"/>
+              </w:rPr>
+            </w:pPr>
+            <w:r>
+              <w:rPr>
+                <w:rFonts w:ascii="Arial" w:hAnsi="Arial" w:eastAsia="Arial" w:cs="Arial"/>
+                <w:i w:val="false"/>
+                <w:b w:val="false"/>
+                <w:u w:val="none"/>
+                <w:strike w:val="false"/>
+                <w:sz w:val="18"/>
+                <w:szCs w:val="18"/>
+                <w:color w:val="000000"/>
+              </w:rPr>
+              <w:t xml:space="preserve">0.5</w:t>
+            </w:r>
+            <w:r>
+              <w:rPr>
+                <w:rFonts w:ascii="Arial" w:hAnsi="Arial" w:eastAsia="Arial" w:cs="Arial"/>
+                <w:i w:val="false"/>
+                <w:b w:val="false"/>
+                <w:u w:val="none"/>
+                <w:strike w:val="false"/>
+                <w:sz w:val="18"/>
+                <w:szCs w:val="18"/>
+                <w:color w:val="000000"/>
+              </w:rPr>
+              <w:br/>
+            </w:r>
+            <w:r>
+              <w:rPr>
+                <w:rFonts w:ascii="Arial" w:hAnsi="Arial" w:eastAsia="Arial" w:cs="Arial"/>
+                <w:i w:val="false"/>
+                <w:b w:val="false"/>
+                <w:u w:val="none"/>
+                <w:strike w:val="false"/>
+                <w:sz w:val="18"/>
+                <w:szCs w:val="18"/>
+                <w:color w:val="000000"/>
+              </w:rPr>
+              <w:t xml:space="preserve">[0.4–0.5]</w:t>
+            </w:r>
+          </w:p>
+        </w:tc>
+        <w:tc>
+          <w:tcPr>
+            <w:tcBorders>
+              <w:bottom w:val="none" w:sz="0" w:space="0" w:color="000000"/>
+              <w:top w:val="none" w:sz="0" w:space="0" w:color="000000"/>
+              <w:left w:val="none" w:sz="0" w:space="0" w:color="000000"/>
+              <w:right w:val="none" w:sz="0" w:space="0" w:color="000000"/>
+            </w:tcBorders>
+            <w:shd w:val="clear" w:color="auto" w:fill="FFFFFF"/>
+            <w:tcMar>
+              <w:top w:w="0" w:type="dxa"/>
+              <w:bottom w:w="0" w:type="dxa"/>
+              <w:left w:w="0" w:type="dxa"/>
+              <w:right w:w="0" w:type="dxa"/>
+            </w:tcMar>
+            <w:vAlign w:val="top"/>
+          </w:tcPr>
+          <w:p>
+            <w:pPr>
+              <w:pStyle w:val="Normal"/>
+              <w:jc w:val="left"/>
+              <w:pBdr>
+                <w:bottom w:val="none" w:sz="0" w:space="0" w:color="000000"/>
+                <w:top w:val="none" w:sz="0" w:space="0" w:color="000000"/>
+                <w:left w:val="none" w:sz="0" w:space="0" w:color="000000"/>
+                <w:right w:val="none" w:sz="0" w:space="0" w:color="000000"/>
+              </w:pBdr>
+              <w:spacing w:after="60" w:before="60" w:line="240"/>
+              <w:ind w:left="60" w:right="60" w:firstLine="0" w:firstLineChars="0"/>
+              <w:rPr>
+                <w:rFonts w:ascii="Arial" w:hAnsi="Arial" w:eastAsia="Arial" w:cs="Arial"/>
+                <w:i w:val="false"/>
+                <w:b w:val="false"/>
+                <w:u w:val="none"/>
+                <w:strike w:val="false"/>
+                <w:sz w:val="18"/>
+                <w:szCs w:val="18"/>
+                <w:color w:val="000000"/>
+              </w:rPr>
+            </w:pPr>
+            <w:r>
+              <w:rPr>
+                <w:rFonts w:ascii="Arial" w:hAnsi="Arial" w:eastAsia="Arial" w:cs="Arial"/>
+                <w:i w:val="false"/>
+                <w:b w:val="false"/>
+                <w:u w:val="none"/>
+                <w:strike w:val="false"/>
+                <w:sz w:val="18"/>
+                <w:szCs w:val="18"/>
+                <w:color w:val="000000"/>
+              </w:rPr>
+              <w:t xml:space="preserve">11.0</w:t>
+            </w:r>
+            <w:r>
+              <w:rPr>
+                <w:rFonts w:ascii="Arial" w:hAnsi="Arial" w:eastAsia="Arial" w:cs="Arial"/>
+                <w:i w:val="false"/>
+                <w:b w:val="false"/>
+                <w:u w:val="none"/>
+                <w:strike w:val="false"/>
+                <w:sz w:val="18"/>
+                <w:szCs w:val="18"/>
+                <w:color w:val="000000"/>
+              </w:rPr>
+              <w:br/>
+            </w:r>
+            <w:r>
+              <w:rPr>
+                <w:rFonts w:ascii="Arial" w:hAnsi="Arial" w:eastAsia="Arial" w:cs="Arial"/>
+                <w:i w:val="false"/>
+                <w:b w:val="false"/>
+                <w:u w:val="none"/>
+                <w:strike w:val="false"/>
+                <w:sz w:val="18"/>
+                <w:szCs w:val="18"/>
+                <w:color w:val="000000"/>
+              </w:rPr>
+              <w:t xml:space="preserve">(8.4–14.1)</w:t>
+            </w:r>
+          </w:p>
+        </w:tc>
+      </w:tr>
+      <w:tr>
+        <w:trPr>
+          <w:cantSplit/>
+          <w:trHeight w:val="706" w:hRule="auto"/>
+        </w:trPr>
+        <w:tc>
+          <w:tcPr>
+            <w:tcBorders>
               <w:bottom w:val="single" w:sz="8" w:space="0" w:color="000000"/>
               <w:top w:val="none" w:sz="0" w:space="0" w:color="000000"/>
               <w:left w:val="none" w:sz="0" w:space="0" w:color="000000"/>
@@ -2520,7 +3738,7 @@
                 <w:szCs w:val="18"/>
                 <w:color w:val="000000"/>
               </w:rPr>
-              <w:t xml:space="preserve">Published: Overall</w:t>
+              <w:t xml:space="preserve">API list-price equivalent (US$/trial)</w:t>
             </w:r>
           </w:p>
         </w:tc>
@@ -2576,7 +3794,33 @@
                 <w:szCs w:val="18"/>
                 <w:color w:val="000000"/>
               </w:rPr>
-              <w:t xml:space="preserve">0.02 (−0.11 to 0.16)</w:t>
+              <w:t xml:space="preserve">3.78</w:t>
+            </w:r>
+            <w:r>
+              <w:rPr>
+                <w:rFonts w:ascii="Arial" w:hAnsi="Arial" w:eastAsia="Arial" w:cs="Arial"/>
+                <w:i w:val="false"/>
+                <w:b w:val="false"/>
+                <w:u w:val="none"/>
+                <w:strike w:val="false"/>
+                <w:sz w:val="18"/>
+                <w:szCs w:val="18"/>
+                <w:color w:val="000000"/>
+              </w:rPr>
+              <w:br/>
+            </w:r>
+            <w:r>
+              <w:rPr>
+                <w:rFonts w:ascii="Arial" w:hAnsi="Arial" w:eastAsia="Arial" w:cs="Arial"/>
+                <w:i w:val="false"/>
+                <w:b w:val="false"/>
+                <w:u w:val="none"/>
+                <w:strike w:val="false"/>
+                <w:sz w:val="18"/>
+                <w:szCs w:val="18"/>
+                <w:color w:val="000000"/>
+              </w:rPr>
+              <w:t xml:space="preserve">[3.46–4.10]</w:t>
             </w:r>
           </w:p>
         </w:tc>
@@ -2632,7 +3876,33 @@
                 <w:szCs w:val="18"/>
                 <w:color w:val="000000"/>
               </w:rPr>
-              <w:t xml:space="preserve">−1.2 (−11.1 to 8.6)</w:t>
+              <w:t xml:space="preserve">0.09</w:t>
+            </w:r>
+            <w:r>
+              <w:rPr>
+                <w:rFonts w:ascii="Arial" w:hAnsi="Arial" w:eastAsia="Arial" w:cs="Arial"/>
+                <w:i w:val="false"/>
+                <w:b w:val="false"/>
+                <w:u w:val="none"/>
+                <w:strike w:val="false"/>
+                <w:sz w:val="18"/>
+                <w:szCs w:val="18"/>
+                <w:color w:val="000000"/>
+              </w:rPr>
+              <w:br/>
+            </w:r>
+            <w:r>
+              <w:rPr>
+                <w:rFonts w:ascii="Arial" w:hAnsi="Arial" w:eastAsia="Arial" w:cs="Arial"/>
+                <w:i w:val="false"/>
+                <w:b w:val="false"/>
+                <w:u w:val="none"/>
+                <w:strike w:val="false"/>
+                <w:sz w:val="18"/>
+                <w:szCs w:val="18"/>
+                <w:color w:val="000000"/>
+              </w:rPr>
+              <w:t xml:space="preserve">[0.07–0.13]</w:t>
             </w:r>
           </w:p>
         </w:tc>
@@ -2688,63 +3958,33 @@
                 <w:szCs w:val="18"/>
                 <w:color w:val="000000"/>
               </w:rPr>
-              <w:t xml:space="preserve">28.2 (16.1–40.5)</w:t>
-            </w:r>
-          </w:p>
-        </w:tc>
-        <w:tc>
-          <w:tcPr>
-            <w:tcBorders>
-              <w:bottom w:val="single" w:sz="8" w:space="0" w:color="000000"/>
-              <w:top w:val="none" w:sz="0" w:space="0" w:color="000000"/>
-              <w:left w:val="none" w:sz="0" w:space="0" w:color="000000"/>
-              <w:right w:val="none" w:sz="0" w:space="0" w:color="000000"/>
-            </w:tcBorders>
-            <w:shd w:val="clear" w:color="auto" w:fill="FFFFFF"/>
-            <w:tcMar>
-              <w:top w:w="0" w:type="dxa"/>
-              <w:bottom w:w="0" w:type="dxa"/>
-              <w:left w:w="0" w:type="dxa"/>
-              <w:right w:w="0" w:type="dxa"/>
-            </w:tcMar>
-            <w:vAlign w:val="top"/>
-          </w:tcPr>
-          <w:p>
-            <w:pPr>
-              <w:pStyle w:val="Normal"/>
-              <w:jc w:val="left"/>
-              <w:keepNext/>
-              <w:pBdr>
-                <w:bottom w:val="none" w:sz="0" w:space="0" w:color="000000"/>
-                <w:top w:val="none" w:sz="0" w:space="0" w:color="000000"/>
-                <w:left w:val="none" w:sz="0" w:space="0" w:color="000000"/>
-                <w:right w:val="none" w:sz="0" w:space="0" w:color="000000"/>
-              </w:pBdr>
-              <w:spacing w:after="60" w:before="60" w:line="240"/>
-              <w:ind w:left="60" w:right="60" w:firstLine="0" w:firstLineChars="0"/>
-              <w:rPr>
-                <w:rFonts w:ascii="Arial" w:hAnsi="Arial" w:eastAsia="Arial" w:cs="Arial"/>
-                <w:i w:val="false"/>
-                <w:b w:val="false"/>
-                <w:u w:val="none"/>
-                <w:strike w:val="false"/>
-                <w:sz w:val="18"/>
-                <w:szCs w:val="18"/>
-                <w:color w:val="000000"/>
-              </w:rPr>
-            </w:pPr>
-            <w:r>
-              <w:rPr>
-                <w:rFonts w:ascii="Arial" w:hAnsi="Arial" w:eastAsia="Arial" w:cs="Arial"/>
-                <w:i w:val="false"/>
-                <w:b w:val="false"/>
-                <w:u w:val="none"/>
-                <w:strike w:val="false"/>
-                <w:sz w:val="18"/>
-                <w:szCs w:val="18"/>
-                <w:color w:val="000000"/>
-              </w:rPr>
-              <w:t xml:space="preserve">−21.4 (−32.7 to −9.8)</w:t>
+              <w:t xml:space="preserve">3.68</w:t>
+            </w:r>
+            <w:r>
+              <w:rPr>
+                <w:rFonts w:ascii="Arial" w:hAnsi="Arial" w:eastAsia="Arial" w:cs="Arial"/>
+                <w:i w:val="false"/>
+                <w:b w:val="false"/>
+                <w:u w:val="none"/>
+                <w:strike w:val="false"/>
+                <w:sz w:val="18"/>
+                <w:szCs w:val="18"/>
+                <w:color w:val="000000"/>
+              </w:rPr>
+              <w:br/>
+            </w:r>
+            <w:r>
+              <w:rPr>
+                <w:rFonts w:ascii="Arial" w:hAnsi="Arial" w:eastAsia="Arial" w:cs="Arial"/>
+                <w:i w:val="false"/>
+                <w:b w:val="false"/>
+                <w:u w:val="none"/>
+                <w:strike w:val="false"/>
+                <w:sz w:val="18"/>
+                <w:szCs w:val="18"/>
+                <w:color w:val="000000"/>
+              </w:rPr>
+              <w:t xml:space="preserve">(3.61–3.75)</w:t>
             </w:r>
           </w:p>
         </w:tc>
@@ -2756,7 +3996,7 @@
         </w:trPr>
         <w:tc>
           <w:tcPr>
-            <w:gridSpan w:val="5"/>
+            <w:gridSpan w:val="4"/>
             <w:tcBorders>
               <w:bottom w:val="none" w:sz="0" w:space="0" w:color="FFFFFF"/>
               <w:top w:val="single" w:sz="8" w:space="0" w:color="000000"/>
@@ -2806,7 +4046,7 @@
                 <w:szCs w:val="18"/>
                 <w:color w:val="000000"/>
               </w:rPr>
-              <w:t xml:space="preserve">Published review labels are the reference. Exact agreement, sensitivity for Some concerns or High and specificity are percentages. Paired differences are percentage points or coefficients. All-Low predicts Low throughout. Undefined values are shown as —. CI, confidence interval; 10,000 percentile bootstrap replicates, trials resampled within meta-analysis; seed 20261018.</w:t>
+              <w:t xml:space="preserve">Domain rules use evaluable ratings (ARBITER 510; Unassisted 509); Overall uses 102 trials. Evidence denominators count active answers or distinct evidence records as indicated; verifier denominator is 102 bundles. ARBITER has no recorded domain overrides; one Overall escalation is permitted. Evidence checks establish quotation occurrence and structural binding, without assessing answer support. Runtime and API list-price equivalents use 102 paired trials; source summaries are median [IQR], contrasts are paired mean differences. Cost is a frozen-rate equivalent, not expenditure. CI, confidence interval; 10,000 percentile bootstrap replicates, trials resampled within meta-analysis; seed 20261018.</w:t>
             </w:r>
           </w:p>
         </w:tc>

--- a/analysis/output/manuscript/Table3.docx
+++ b/analysis/output/manuscript/Table3.docx
@@ -26,10 +26,10 @@
         <w:tblLayout w:type="fixed"/>
       </w:tblPr>
       <w:tblGrid>
-        <w:gridCol w:w="3817"/>
-        <w:gridCol w:w="1587"/>
-        <w:gridCol w:w="2098"/>
-        <w:gridCol w:w="2362"/>
+        <w:gridCol w:w="3794"/>
+        <w:gridCol w:w="1518"/>
+        <w:gridCol w:w="2181"/>
+        <w:gridCol w:w="2371"/>
       </w:tblGrid>
       <w:tr>
         <w:trPr>
@@ -38,7 +38,7 @@
         </w:trPr>
         <w:tc>
           <w:tcPr>
-            <w:tcW w:type="dxa" w:w="3817"/>
+            <w:tcW w:type="dxa" w:w="3794"/>
             <w:tcMar>
               <w:top w:type="dxa" w:w="35"/>
               <w:bottom w:type="dxa" w:w="35"/>
@@ -69,7 +69,7 @@
         </w:tc>
         <w:tc>
           <w:tcPr>
-            <w:tcW w:type="dxa" w:w="1587"/>
+            <w:tcW w:type="dxa" w:w="1518"/>
             <w:tcMar>
               <w:top w:type="dxa" w:w="35"/>
               <w:bottom w:type="dxa" w:w="35"/>
@@ -100,7 +100,7 @@
         </w:tc>
         <w:tc>
           <w:tcPr>
-            <w:tcW w:type="dxa" w:w="2098"/>
+            <w:tcW w:type="dxa" w:w="2181"/>
             <w:tcMar>
               <w:top w:type="dxa" w:w="35"/>
               <w:bottom w:type="dxa" w:w="35"/>
@@ -131,7 +131,7 @@
         </w:tc>
         <w:tc>
           <w:tcPr>
-            <w:tcW w:type="dxa" w:w="2362"/>
+            <w:tcW w:type="dxa" w:w="2371"/>
             <w:tcMar>
               <w:top w:type="dxa" w:w="35"/>
               <w:bottom w:type="dxa" w:w="35"/>
@@ -204,7 +204,7 @@
         </w:trPr>
         <w:tc>
           <w:tcPr>
-            <w:tcW w:type="dxa" w:w="3817"/>
+            <w:tcW w:type="dxa" w:w="3794"/>
             <w:tcMar>
               <w:top w:type="dxa" w:w="35"/>
               <w:bottom w:type="dxa" w:w="35"/>
@@ -234,7 +234,7 @@
         </w:tc>
         <w:tc>
           <w:tcPr>
-            <w:tcW w:type="dxa" w:w="1587"/>
+            <w:tcW w:type="dxa" w:w="1518"/>
             <w:tcMar>
               <w:top w:type="dxa" w:w="35"/>
               <w:bottom w:type="dxa" w:w="35"/>
@@ -264,7 +264,7 @@
         </w:tc>
         <w:tc>
           <w:tcPr>
-            <w:tcW w:type="dxa" w:w="2098"/>
+            <w:tcW w:type="dxa" w:w="2181"/>
             <w:tcMar>
               <w:top w:type="dxa" w:w="35"/>
               <w:bottom w:type="dxa" w:w="35"/>
@@ -294,7 +294,7 @@
         </w:tc>
         <w:tc>
           <w:tcPr>
-            <w:tcW w:type="dxa" w:w="2362"/>
+            <w:tcW w:type="dxa" w:w="2371"/>
             <w:tcMar>
               <w:top w:type="dxa" w:w="35"/>
               <w:bottom w:type="dxa" w:w="35"/>
@@ -329,7 +329,7 @@
         </w:trPr>
         <w:tc>
           <w:tcPr>
-            <w:tcW w:type="dxa" w:w="3817"/>
+            <w:tcW w:type="dxa" w:w="3794"/>
             <w:tcMar>
               <w:top w:type="dxa" w:w="35"/>
               <w:bottom w:type="dxa" w:w="35"/>
@@ -359,7 +359,7 @@
         </w:tc>
         <w:tc>
           <w:tcPr>
-            <w:tcW w:type="dxa" w:w="1587"/>
+            <w:tcW w:type="dxa" w:w="1518"/>
             <w:tcMar>
               <w:top w:type="dxa" w:w="35"/>
               <w:bottom w:type="dxa" w:w="35"/>
@@ -389,7 +389,7 @@
         </w:tc>
         <w:tc>
           <w:tcPr>
-            <w:tcW w:type="dxa" w:w="2098"/>
+            <w:tcW w:type="dxa" w:w="2181"/>
             <w:tcMar>
               <w:top w:type="dxa" w:w="35"/>
               <w:bottom w:type="dxa" w:w="35"/>
@@ -419,7 +419,7 @@
         </w:tc>
         <w:tc>
           <w:tcPr>
-            <w:tcW w:type="dxa" w:w="2362"/>
+            <w:tcW w:type="dxa" w:w="2371"/>
             <w:tcMar>
               <w:top w:type="dxa" w:w="35"/>
               <w:bottom w:type="dxa" w:w="35"/>
@@ -454,7 +454,7 @@
         </w:trPr>
         <w:tc>
           <w:tcPr>
-            <w:tcW w:type="dxa" w:w="3817"/>
+            <w:tcW w:type="dxa" w:w="3794"/>
             <w:tcMar>
               <w:top w:type="dxa" w:w="35"/>
               <w:bottom w:type="dxa" w:w="35"/>
@@ -484,7 +484,7 @@
         </w:tc>
         <w:tc>
           <w:tcPr>
-            <w:tcW w:type="dxa" w:w="1587"/>
+            <w:tcW w:type="dxa" w:w="1518"/>
             <w:tcMar>
               <w:top w:type="dxa" w:w="35"/>
               <w:bottom w:type="dxa" w:w="35"/>
@@ -514,7 +514,7 @@
         </w:tc>
         <w:tc>
           <w:tcPr>
-            <w:tcW w:type="dxa" w:w="2098"/>
+            <w:tcW w:type="dxa" w:w="2181"/>
             <w:tcMar>
               <w:top w:type="dxa" w:w="35"/>
               <w:bottom w:type="dxa" w:w="35"/>
@@ -544,7 +544,7 @@
         </w:tc>
         <w:tc>
           <w:tcPr>
-            <w:tcW w:type="dxa" w:w="2362"/>
+            <w:tcW w:type="dxa" w:w="2371"/>
             <w:tcMar>
               <w:top w:type="dxa" w:w="35"/>
               <w:bottom w:type="dxa" w:w="35"/>
@@ -579,7 +579,7 @@
         </w:trPr>
         <w:tc>
           <w:tcPr>
-            <w:tcW w:type="dxa" w:w="3817"/>
+            <w:tcW w:type="dxa" w:w="3794"/>
             <w:tcMar>
               <w:top w:type="dxa" w:w="35"/>
               <w:bottom w:type="dxa" w:w="35"/>
@@ -609,7 +609,7 @@
         </w:tc>
         <w:tc>
           <w:tcPr>
-            <w:tcW w:type="dxa" w:w="1587"/>
+            <w:tcW w:type="dxa" w:w="1518"/>
             <w:tcMar>
               <w:top w:type="dxa" w:w="35"/>
               <w:bottom w:type="dxa" w:w="35"/>
@@ -639,7 +639,7 @@
         </w:tc>
         <w:tc>
           <w:tcPr>
-            <w:tcW w:type="dxa" w:w="2098"/>
+            <w:tcW w:type="dxa" w:w="2181"/>
             <w:tcMar>
               <w:top w:type="dxa" w:w="35"/>
               <w:bottom w:type="dxa" w:w="35"/>
@@ -669,7 +669,7 @@
         </w:tc>
         <w:tc>
           <w:tcPr>
-            <w:tcW w:type="dxa" w:w="2362"/>
+            <w:tcW w:type="dxa" w:w="2371"/>
             <w:tcMar>
               <w:top w:type="dxa" w:w="35"/>
               <w:bottom w:type="dxa" w:w="35"/>
@@ -730,7 +730,7 @@
                 <w:sz w:val="20"/>
                 <w:b/>
               </w:rPr>
-              <w:t xml:space="default">B. Structural record checks</w:t>
+              <w:t xml:space="default">B. Computational resources</w:t>
             </w:r>
           </w:p>
         </w:tc>
@@ -741,7 +741,7 @@
         </w:trPr>
         <w:tc>
           <w:tcPr>
-            <w:tcW w:type="dxa" w:w="3817"/>
+            <w:tcW w:type="dxa" w:w="3794"/>
             <w:tcMar>
               <w:top w:type="dxa" w:w="35"/>
               <w:bottom w:type="dxa" w:w="35"/>
@@ -765,13 +765,13 @@
                 <w:rFonts w:ascii="Arial" w:hAnsi="Arial"/>
                 <w:sz w:val="20"/>
               </w:rPr>
-              <w:t xml:space="default">Answers citing ≥1 passage or image</w:t>
-            </w:r>
-          </w:p>
-        </w:tc>
-        <w:tc>
-          <w:tcPr>
-            <w:tcW w:type="dxa" w:w="1587"/>
+              <w:t xml:space="default">Runtime (minutes/trial), median (IQR)</w:t>
+            </w:r>
+          </w:p>
+        </w:tc>
+        <w:tc>
+          <w:tcPr>
+            <w:tcW w:type="dxa" w:w="1518"/>
             <w:tcMar>
               <w:top w:type="dxa" w:w="35"/>
               <w:bottom w:type="dxa" w:w="35"/>
@@ -795,13 +795,13 @@
                 <w:rFonts w:ascii="Arial" w:hAnsi="Arial"/>
                 <w:sz w:val="20"/>
               </w:rPr>
-              <w:t xml:space="default">1,538/1,538 (100.0%)</w:t>
-            </w:r>
-          </w:p>
-        </w:tc>
-        <w:tc>
-          <w:tcPr>
-            <w:tcW w:type="dxa" w:w="2098"/>
+              <w:t xml:space="default">7.6 (6.1–10.5)</w:t>
+            </w:r>
+          </w:p>
+        </w:tc>
+        <w:tc>
+          <w:tcPr>
+            <w:tcW w:type="dxa" w:w="2181"/>
             <w:tcMar>
               <w:top w:type="dxa" w:w="35"/>
               <w:bottom w:type="dxa" w:w="35"/>
@@ -825,13 +825,13 @@
                 <w:rFonts w:ascii="Arial" w:hAnsi="Arial"/>
                 <w:sz w:val="20"/>
               </w:rPr>
-              <w:t xml:space="default">Not available</w:t>
-            </w:r>
-          </w:p>
-        </w:tc>
-        <w:tc>
-          <w:tcPr>
-            <w:tcW w:type="dxa" w:w="2362"/>
+              <w:t xml:space="default">0.5 (0.4–0.5)</w:t>
+            </w:r>
+          </w:p>
+        </w:tc>
+        <w:tc>
+          <w:tcPr>
+            <w:tcW w:type="dxa" w:w="2371"/>
             <w:tcMar>
               <w:top w:type="dxa" w:w="35"/>
               <w:bottom w:type="dxa" w:w="35"/>
@@ -855,7 +855,7 @@
                 <w:rFonts w:ascii="Arial" w:hAnsi="Arial"/>
                 <w:sz w:val="20"/>
               </w:rPr>
-              <w:t xml:space="default">—</w:t>
+              <w:t xml:space="default">11.0 (8.4–14.1)</w:t>
             </w:r>
           </w:p>
         </w:tc>
@@ -866,7 +866,7 @@
         </w:trPr>
         <w:tc>
           <w:tcPr>
-            <w:tcW w:type="dxa" w:w="3817"/>
+            <w:tcW w:type="dxa" w:w="3794"/>
             <w:tcMar>
               <w:top w:type="dxa" w:w="35"/>
               <w:bottom w:type="dxa" w:w="35"/>
@@ -890,13 +890,13 @@
                 <w:rFonts w:ascii="Arial" w:hAnsi="Arial"/>
                 <w:sz w:val="20"/>
               </w:rPr>
-              <w:t xml:space="default">Quoted text linked to its source</w:t>
-            </w:r>
-          </w:p>
-        </w:tc>
-        <w:tc>
-          <w:tcPr>
-            <w:tcW w:type="dxa" w:w="1587"/>
+              <w:t xml:space="default">API list-price equivalent (US$/trial), median (IQR)</w:t>
+            </w:r>
+          </w:p>
+        </w:tc>
+        <w:tc>
+          <w:tcPr>
+            <w:tcW w:type="dxa" w:w="1518"/>
             <w:tcMar>
               <w:top w:type="dxa" w:w="35"/>
               <w:bottom w:type="dxa" w:w="35"/>
@@ -920,13 +920,13 @@
                 <w:rFonts w:ascii="Arial" w:hAnsi="Arial"/>
                 <w:sz w:val="20"/>
               </w:rPr>
-              <w:t xml:space="default">1,407/1,407 (100.0%)</w:t>
-            </w:r>
-          </w:p>
-        </w:tc>
-        <w:tc>
-          <w:tcPr>
-            <w:tcW w:type="dxa" w:w="2098"/>
+              <w:t xml:space="default">3.78 (3.46–4.10)</w:t>
+            </w:r>
+          </w:p>
+        </w:tc>
+        <w:tc>
+          <w:tcPr>
+            <w:tcW w:type="dxa" w:w="2181"/>
             <w:tcMar>
               <w:top w:type="dxa" w:w="35"/>
               <w:bottom w:type="dxa" w:w="35"/>
@@ -950,13 +950,13 @@
                 <w:rFonts w:ascii="Arial" w:hAnsi="Arial"/>
                 <w:sz w:val="20"/>
               </w:rPr>
-              <w:t xml:space="default">Not available</w:t>
-            </w:r>
-          </w:p>
-        </w:tc>
-        <w:tc>
-          <w:tcPr>
-            <w:tcW w:type="dxa" w:w="2362"/>
+              <w:t xml:space="default">0.09 (0.07–0.13)</w:t>
+            </w:r>
+          </w:p>
+        </w:tc>
+        <w:tc>
+          <w:tcPr>
+            <w:tcW w:type="dxa" w:w="2371"/>
             <w:tcMar>
               <w:top w:type="dxa" w:w="35"/>
               <w:bottom w:type="dxa" w:w="35"/>
@@ -980,7 +980,7 @@
                 <w:rFonts w:ascii="Arial" w:hAnsi="Arial"/>
                 <w:sz w:val="20"/>
               </w:rPr>
-              <w:t xml:space="default">—</w:t>
+              <w:t xml:space="default">3.68 (3.61–3.75)</w:t>
             </w:r>
           </w:p>
         </w:tc>
@@ -991,256 +991,6 @@
         </w:trPr>
         <w:tc>
           <w:tcPr>
-            <w:tcW w:type="dxa" w:w="3817"/>
-            <w:tcMar>
-              <w:top w:type="dxa" w:w="35"/>
-              <w:bottom w:type="dxa" w:w="35"/>
-              <w:start w:type="dxa" w:w="70"/>
-              <w:end w:type="dxa" w:w="70"/>
-            </w:tcMar>
-            <w:tcBorders>
-              <w:top w:val="nil" w:sz="0" w:color="666666"/>
-              <w:bottom w:val="nil" w:sz="0" w:color="666666"/>
-              <w:start w:val="nil" w:sz="0" w:color="666666"/>
-              <w:end w:val="nil" w:sz="0" w:color="666666"/>
-            </w:tcBorders>
-          </w:tcPr>
-          <w:p>
-            <w:pPr>
-              <w:spacing w:before="0" w:after="60"/>
-              <w:jc w:val="start"/>
-            </w:pPr>
-            <w:r>
-              <w:rPr>
-                <w:rFonts w:ascii="Arial" w:hAnsi="Arial"/>
-                <w:sz w:val="20"/>
-              </w:rPr>
-              <w:t xml:space="default">Image regions linked to their page</w:t>
-            </w:r>
-          </w:p>
-        </w:tc>
-        <w:tc>
-          <w:tcPr>
-            <w:tcW w:type="dxa" w:w="1587"/>
-            <w:tcMar>
-              <w:top w:type="dxa" w:w="35"/>
-              <w:bottom w:type="dxa" w:w="35"/>
-              <w:start w:type="dxa" w:w="70"/>
-              <w:end w:type="dxa" w:w="70"/>
-            </w:tcMar>
-            <w:tcBorders>
-              <w:top w:val="nil" w:sz="0" w:color="666666"/>
-              <w:bottom w:val="nil" w:sz="0" w:color="666666"/>
-              <w:start w:val="nil" w:sz="0" w:color="666666"/>
-              <w:end w:val="nil" w:sz="0" w:color="666666"/>
-            </w:tcBorders>
-          </w:tcPr>
-          <w:p>
-            <w:pPr>
-              <w:spacing w:before="0" w:after="60"/>
-              <w:jc w:val="end"/>
-            </w:pPr>
-            <w:r>
-              <w:rPr>
-                <w:rFonts w:ascii="Arial" w:hAnsi="Arial"/>
-                <w:sz w:val="20"/>
-              </w:rPr>
-              <w:t xml:space="default">14/14 (100%)</w:t>
-            </w:r>
-          </w:p>
-        </w:tc>
-        <w:tc>
-          <w:tcPr>
-            <w:tcW w:type="dxa" w:w="2098"/>
-            <w:tcMar>
-              <w:top w:type="dxa" w:w="35"/>
-              <w:bottom w:type="dxa" w:w="35"/>
-              <w:start w:type="dxa" w:w="70"/>
-              <w:end w:type="dxa" w:w="70"/>
-            </w:tcMar>
-            <w:tcBorders>
-              <w:top w:val="nil" w:sz="0" w:color="666666"/>
-              <w:bottom w:val="nil" w:sz="0" w:color="666666"/>
-              <w:start w:val="nil" w:sz="0" w:color="666666"/>
-              <w:end w:val="nil" w:sz="0" w:color="666666"/>
-            </w:tcBorders>
-          </w:tcPr>
-          <w:p>
-            <w:pPr>
-              <w:spacing w:before="0" w:after="60"/>
-              <w:jc w:val="end"/>
-            </w:pPr>
-            <w:r>
-              <w:rPr>
-                <w:rFonts w:ascii="Arial" w:hAnsi="Arial"/>
-                <w:sz w:val="20"/>
-              </w:rPr>
-              <w:t xml:space="default">Not available</w:t>
-            </w:r>
-          </w:p>
-        </w:tc>
-        <w:tc>
-          <w:tcPr>
-            <w:tcW w:type="dxa" w:w="2362"/>
-            <w:tcMar>
-              <w:top w:type="dxa" w:w="35"/>
-              <w:bottom w:type="dxa" w:w="35"/>
-              <w:start w:type="dxa" w:w="70"/>
-              <w:end w:type="dxa" w:w="70"/>
-            </w:tcMar>
-            <w:tcBorders>
-              <w:top w:val="nil" w:sz="0" w:color="666666"/>
-              <w:bottom w:val="nil" w:sz="0" w:color="666666"/>
-              <w:start w:val="nil" w:sz="0" w:color="666666"/>
-              <w:end w:val="nil" w:sz="0" w:color="666666"/>
-            </w:tcBorders>
-          </w:tcPr>
-          <w:p>
-            <w:pPr>
-              <w:spacing w:before="0" w:after="60"/>
-              <w:jc w:val="end"/>
-            </w:pPr>
-            <w:r>
-              <w:rPr>
-                <w:rFonts w:ascii="Arial" w:hAnsi="Arial"/>
-                <w:sz w:val="20"/>
-              </w:rPr>
-              <w:t xml:space="default">—</w:t>
-            </w:r>
-          </w:p>
-        </w:tc>
-      </w:tr>
-      <w:tr>
-        <w:trPr>
-          <w:cantSplit/>
-        </w:trPr>
-        <w:tc>
-          <w:tcPr>
-            <w:tcW w:type="dxa" w:w="3817"/>
-            <w:tcMar>
-              <w:top w:type="dxa" w:w="35"/>
-              <w:bottom w:type="dxa" w:w="35"/>
-              <w:start w:type="dxa" w:w="70"/>
-              <w:end w:type="dxa" w:w="70"/>
-            </w:tcMar>
-            <w:tcBorders>
-              <w:top w:val="nil" w:sz="0" w:color="666666"/>
-              <w:bottom w:val="nil" w:sz="0" w:color="666666"/>
-              <w:start w:val="nil" w:sz="0" w:color="666666"/>
-              <w:end w:val="nil" w:sz="0" w:color="666666"/>
-            </w:tcBorders>
-          </w:tcPr>
-          <w:p>
-            <w:pPr>
-              <w:spacing w:before="0" w:after="60"/>
-              <w:jc w:val="start"/>
-            </w:pPr>
-            <w:r>
-              <w:rPr>
-                <w:rFonts w:ascii="Arial" w:hAnsi="Arial"/>
-                <w:sz w:val="20"/>
-              </w:rPr>
-              <w:t xml:space="default">Audit file passes the independent verifier</w:t>
-            </w:r>
-          </w:p>
-        </w:tc>
-        <w:tc>
-          <w:tcPr>
-            <w:tcW w:type="dxa" w:w="1587"/>
-            <w:tcMar>
-              <w:top w:type="dxa" w:w="35"/>
-              <w:bottom w:type="dxa" w:w="35"/>
-              <w:start w:type="dxa" w:w="70"/>
-              <w:end w:type="dxa" w:w="70"/>
-            </w:tcMar>
-            <w:tcBorders>
-              <w:top w:val="nil" w:sz="0" w:color="666666"/>
-              <w:bottom w:val="nil" w:sz="0" w:color="666666"/>
-              <w:start w:val="nil" w:sz="0" w:color="666666"/>
-              <w:end w:val="nil" w:sz="0" w:color="666666"/>
-            </w:tcBorders>
-          </w:tcPr>
-          <w:p>
-            <w:pPr>
-              <w:spacing w:before="0" w:after="60"/>
-              <w:jc w:val="end"/>
-            </w:pPr>
-            <w:r>
-              <w:rPr>
-                <w:rFonts w:ascii="Arial" w:hAnsi="Arial"/>
-                <w:sz w:val="20"/>
-              </w:rPr>
-              <w:t xml:space="default">102/102 (100.0%)</w:t>
-            </w:r>
-          </w:p>
-        </w:tc>
-        <w:tc>
-          <w:tcPr>
-            <w:tcW w:type="dxa" w:w="2098"/>
-            <w:tcMar>
-              <w:top w:type="dxa" w:w="35"/>
-              <w:bottom w:type="dxa" w:w="35"/>
-              <w:start w:type="dxa" w:w="70"/>
-              <w:end w:type="dxa" w:w="70"/>
-            </w:tcMar>
-            <w:tcBorders>
-              <w:top w:val="nil" w:sz="0" w:color="666666"/>
-              <w:bottom w:val="nil" w:sz="0" w:color="666666"/>
-              <w:start w:val="nil" w:sz="0" w:color="666666"/>
-              <w:end w:val="nil" w:sz="0" w:color="666666"/>
-            </w:tcBorders>
-          </w:tcPr>
-          <w:p>
-            <w:pPr>
-              <w:spacing w:before="0" w:after="60"/>
-              <w:jc w:val="end"/>
-            </w:pPr>
-            <w:r>
-              <w:rPr>
-                <w:rFonts w:ascii="Arial" w:hAnsi="Arial"/>
-                <w:sz w:val="20"/>
-              </w:rPr>
-              <w:t xml:space="default">Not available</w:t>
-            </w:r>
-          </w:p>
-        </w:tc>
-        <w:tc>
-          <w:tcPr>
-            <w:tcW w:type="dxa" w:w="2362"/>
-            <w:tcMar>
-              <w:top w:type="dxa" w:w="35"/>
-              <w:bottom w:type="dxa" w:w="35"/>
-              <w:start w:type="dxa" w:w="70"/>
-              <w:end w:type="dxa" w:w="70"/>
-            </w:tcMar>
-            <w:tcBorders>
-              <w:top w:val="nil" w:sz="0" w:color="666666"/>
-              <w:bottom w:val="nil" w:sz="0" w:color="666666"/>
-              <w:start w:val="nil" w:sz="0" w:color="666666"/>
-              <w:end w:val="nil" w:sz="0" w:color="666666"/>
-            </w:tcBorders>
-          </w:tcPr>
-          <w:p>
-            <w:pPr>
-              <w:spacing w:before="0" w:after="60"/>
-              <w:jc w:val="end"/>
-            </w:pPr>
-            <w:r>
-              <w:rPr>
-                <w:rFonts w:ascii="Arial" w:hAnsi="Arial"/>
-                <w:sz w:val="20"/>
-              </w:rPr>
-              <w:t xml:space="default">—</w:t>
-            </w:r>
-          </w:p>
-        </w:tc>
-      </w:tr>
-      <w:tr>
-        <w:trPr>
-          <w:cantSplit/>
-        </w:trPr>
-        <w:tc>
-          <w:tcPr>
             <w:gridSpan w:val="4"/>
             <w:tcW w:type="dxa" w:w="9864"/>
             <w:tcMar>
@@ -1250,42 +1000,6 @@
               <w:end w:type="dxa" w:w="70"/>
             </w:tcMar>
             <w:tcBorders>
-              <w:top w:val="single" w:sz="6" w:color="666666"/>
-              <w:bottom w:val="nil" w:sz="0" w:color="666666"/>
-              <w:start w:val="nil" w:sz="0" w:color="666666"/>
-              <w:end w:val="nil" w:sz="0" w:color="666666"/>
-            </w:tcBorders>
-            <w:shd w:fill="F4F4F4"/>
-          </w:tcPr>
-          <w:p>
-            <w:pPr>
-              <w:spacing w:before="0" w:after="60"/>
-            </w:pPr>
-            <w:r>
-              <w:rPr>
-                <w:rFonts w:ascii="Arial" w:hAnsi="Arial"/>
-                <w:sz w:val="20"/>
-                <w:b/>
-              </w:rPr>
-              <w:t xml:space="default">C. Computational resources</w:t>
-            </w:r>
-          </w:p>
-        </w:tc>
-      </w:tr>
-      <w:tr>
-        <w:trPr>
-          <w:cantSplit/>
-        </w:trPr>
-        <w:tc>
-          <w:tcPr>
-            <w:tcW w:type="dxa" w:w="3817"/>
-            <w:tcMar>
-              <w:top w:type="dxa" w:w="35"/>
-              <w:bottom w:type="dxa" w:w="35"/>
-              <w:start w:type="dxa" w:w="70"/>
-              <w:end w:type="dxa" w:w="70"/>
-            </w:tcMar>
-            <w:tcBorders>
               <w:top w:val="nil" w:sz="0" w:color="666666"/>
               <w:bottom w:val="nil" w:sz="0" w:color="666666"/>
               <w:start w:val="nil" w:sz="0" w:color="666666"/>
@@ -1295,264 +1009,13 @@
           <w:p>
             <w:pPr>
               <w:spacing w:before="0" w:after="60"/>
-              <w:jc w:val="start"/>
-            </w:pPr>
-            <w:r>
-              <w:rPr>
-                <w:rFonts w:ascii="Arial" w:hAnsi="Arial"/>
-                <w:sz w:val="20"/>
-              </w:rPr>
-              <w:t xml:space="default">Runtime (minutes/trial), median (IQR)</w:t>
-            </w:r>
-          </w:p>
-        </w:tc>
-        <w:tc>
-          <w:tcPr>
-            <w:tcW w:type="dxa" w:w="1587"/>
-            <w:tcMar>
-              <w:top w:type="dxa" w:w="35"/>
-              <w:bottom w:type="dxa" w:w="35"/>
-              <w:start w:type="dxa" w:w="70"/>
-              <w:end w:type="dxa" w:w="70"/>
-            </w:tcMar>
-            <w:tcBorders>
-              <w:top w:val="nil" w:sz="0" w:color="666666"/>
-              <w:bottom w:val="nil" w:sz="0" w:color="666666"/>
-              <w:start w:val="nil" w:sz="0" w:color="666666"/>
-              <w:end w:val="nil" w:sz="0" w:color="666666"/>
-            </w:tcBorders>
-          </w:tcPr>
-          <w:p>
-            <w:pPr>
-              <w:spacing w:before="0" w:after="60"/>
-              <w:jc w:val="end"/>
-            </w:pPr>
-            <w:r>
-              <w:rPr>
-                <w:rFonts w:ascii="Arial" w:hAnsi="Arial"/>
-                <w:sz w:val="20"/>
-              </w:rPr>
-              <w:t xml:space="default">7.6 (6.1–10.5)</w:t>
-            </w:r>
-          </w:p>
-        </w:tc>
-        <w:tc>
-          <w:tcPr>
-            <w:tcW w:type="dxa" w:w="2098"/>
-            <w:tcMar>
-              <w:top w:type="dxa" w:w="35"/>
-              <w:bottom w:type="dxa" w:w="35"/>
-              <w:start w:type="dxa" w:w="70"/>
-              <w:end w:type="dxa" w:w="70"/>
-            </w:tcMar>
-            <w:tcBorders>
-              <w:top w:val="nil" w:sz="0" w:color="666666"/>
-              <w:bottom w:val="nil" w:sz="0" w:color="666666"/>
-              <w:start w:val="nil" w:sz="0" w:color="666666"/>
-              <w:end w:val="nil" w:sz="0" w:color="666666"/>
-            </w:tcBorders>
-          </w:tcPr>
-          <w:p>
-            <w:pPr>
-              <w:spacing w:before="0" w:after="60"/>
-              <w:jc w:val="end"/>
-            </w:pPr>
-            <w:r>
-              <w:rPr>
-                <w:rFonts w:ascii="Arial" w:hAnsi="Arial"/>
-                <w:sz w:val="20"/>
-              </w:rPr>
-              <w:t xml:space="default">0.5 (0.4–0.5)</w:t>
-            </w:r>
-          </w:p>
-        </w:tc>
-        <w:tc>
-          <w:tcPr>
-            <w:tcW w:type="dxa" w:w="2362"/>
-            <w:tcMar>
-              <w:top w:type="dxa" w:w="35"/>
-              <w:bottom w:type="dxa" w:w="35"/>
-              <w:start w:type="dxa" w:w="70"/>
-              <w:end w:type="dxa" w:w="70"/>
-            </w:tcMar>
-            <w:tcBorders>
-              <w:top w:val="nil" w:sz="0" w:color="666666"/>
-              <w:bottom w:val="nil" w:sz="0" w:color="666666"/>
-              <w:start w:val="nil" w:sz="0" w:color="666666"/>
-              <w:end w:val="nil" w:sz="0" w:color="666666"/>
-            </w:tcBorders>
-          </w:tcPr>
-          <w:p>
-            <w:pPr>
-              <w:spacing w:before="0" w:after="60"/>
-              <w:jc w:val="end"/>
-            </w:pPr>
-            <w:r>
-              <w:rPr>
-                <w:rFonts w:ascii="Arial" w:hAnsi="Arial"/>
-                <w:sz w:val="20"/>
-              </w:rPr>
-              <w:t xml:space="default">11.0 (8.4–14.1)</w:t>
-            </w:r>
-          </w:p>
-        </w:tc>
-      </w:tr>
-      <w:tr>
-        <w:trPr>
-          <w:cantSplit/>
-        </w:trPr>
-        <w:tc>
-          <w:tcPr>
-            <w:tcW w:type="dxa" w:w="3817"/>
-            <w:tcMar>
-              <w:top w:type="dxa" w:w="35"/>
-              <w:bottom w:type="dxa" w:w="35"/>
-              <w:start w:type="dxa" w:w="70"/>
-              <w:end w:type="dxa" w:w="70"/>
-            </w:tcMar>
-            <w:tcBorders>
-              <w:top w:val="nil" w:sz="0" w:color="666666"/>
-              <w:bottom w:val="nil" w:sz="0" w:color="666666"/>
-              <w:start w:val="nil" w:sz="0" w:color="666666"/>
-              <w:end w:val="nil" w:sz="0" w:color="666666"/>
-            </w:tcBorders>
-          </w:tcPr>
-          <w:p>
-            <w:pPr>
-              <w:spacing w:before="0" w:after="60"/>
-              <w:jc w:val="start"/>
-            </w:pPr>
-            <w:r>
-              <w:rPr>
-                <w:rFonts w:ascii="Arial" w:hAnsi="Arial"/>
-                <w:sz w:val="20"/>
-              </w:rPr>
-              <w:t xml:space="default">API list-price equivalent (US$/trial), median (IQR)</w:t>
-            </w:r>
-          </w:p>
-        </w:tc>
-        <w:tc>
-          <w:tcPr>
-            <w:tcW w:type="dxa" w:w="1587"/>
-            <w:tcMar>
-              <w:top w:type="dxa" w:w="35"/>
-              <w:bottom w:type="dxa" w:w="35"/>
-              <w:start w:type="dxa" w:w="70"/>
-              <w:end w:type="dxa" w:w="70"/>
-            </w:tcMar>
-            <w:tcBorders>
-              <w:top w:val="nil" w:sz="0" w:color="666666"/>
-              <w:bottom w:val="nil" w:sz="0" w:color="666666"/>
-              <w:start w:val="nil" w:sz="0" w:color="666666"/>
-              <w:end w:val="nil" w:sz="0" w:color="666666"/>
-            </w:tcBorders>
-          </w:tcPr>
-          <w:p>
-            <w:pPr>
-              <w:spacing w:before="0" w:after="60"/>
-              <w:jc w:val="end"/>
-            </w:pPr>
-            <w:r>
-              <w:rPr>
-                <w:rFonts w:ascii="Arial" w:hAnsi="Arial"/>
-                <w:sz w:val="20"/>
-              </w:rPr>
-              <w:t xml:space="default">3.78 (3.46–4.10)</w:t>
-            </w:r>
-          </w:p>
-        </w:tc>
-        <w:tc>
-          <w:tcPr>
-            <w:tcW w:type="dxa" w:w="2098"/>
-            <w:tcMar>
-              <w:top w:type="dxa" w:w="35"/>
-              <w:bottom w:type="dxa" w:w="35"/>
-              <w:start w:type="dxa" w:w="70"/>
-              <w:end w:type="dxa" w:w="70"/>
-            </w:tcMar>
-            <w:tcBorders>
-              <w:top w:val="nil" w:sz="0" w:color="666666"/>
-              <w:bottom w:val="nil" w:sz="0" w:color="666666"/>
-              <w:start w:val="nil" w:sz="0" w:color="666666"/>
-              <w:end w:val="nil" w:sz="0" w:color="666666"/>
-            </w:tcBorders>
-          </w:tcPr>
-          <w:p>
-            <w:pPr>
-              <w:spacing w:before="0" w:after="60"/>
-              <w:jc w:val="end"/>
-            </w:pPr>
-            <w:r>
-              <w:rPr>
-                <w:rFonts w:ascii="Arial" w:hAnsi="Arial"/>
-                <w:sz w:val="20"/>
-              </w:rPr>
-              <w:t xml:space="default">0.09 (0.07–0.13)</w:t>
-            </w:r>
-          </w:p>
-        </w:tc>
-        <w:tc>
-          <w:tcPr>
-            <w:tcW w:type="dxa" w:w="2362"/>
-            <w:tcMar>
-              <w:top w:type="dxa" w:w="35"/>
-              <w:bottom w:type="dxa" w:w="35"/>
-              <w:start w:type="dxa" w:w="70"/>
-              <w:end w:type="dxa" w:w="70"/>
-            </w:tcMar>
-            <w:tcBorders>
-              <w:top w:val="nil" w:sz="0" w:color="666666"/>
-              <w:bottom w:val="nil" w:sz="0" w:color="666666"/>
-              <w:start w:val="nil" w:sz="0" w:color="666666"/>
-              <w:end w:val="nil" w:sz="0" w:color="666666"/>
-            </w:tcBorders>
-          </w:tcPr>
-          <w:p>
-            <w:pPr>
-              <w:spacing w:before="0" w:after="60"/>
-              <w:jc w:val="end"/>
-            </w:pPr>
-            <w:r>
-              <w:rPr>
-                <w:rFonts w:ascii="Arial" w:hAnsi="Arial"/>
-                <w:sz w:val="20"/>
-              </w:rPr>
-              <w:t xml:space="default">3.68 (3.61–3.75)</w:t>
-            </w:r>
-          </w:p>
-        </w:tc>
-      </w:tr>
-      <w:tr>
-        <w:trPr>
-          <w:cantSplit/>
-        </w:trPr>
-        <w:tc>
-          <w:tcPr>
-            <w:gridSpan w:val="4"/>
-            <w:tcW w:type="dxa" w:w="9864"/>
-            <w:tcMar>
-              <w:top w:type="dxa" w:w="35"/>
-              <w:bottom w:type="dxa" w:w="35"/>
-              <w:start w:type="dxa" w:w="70"/>
-              <w:end w:type="dxa" w:w="70"/>
-            </w:tcMar>
-            <w:tcBorders>
-              <w:top w:val="nil" w:sz="0" w:color="666666"/>
-              <w:bottom w:val="nil" w:sz="0" w:color="666666"/>
-              <w:start w:val="nil" w:sz="0" w:color="666666"/>
-              <w:end w:val="nil" w:sz="0" w:color="666666"/>
-            </w:tcBorders>
-          </w:tcPr>
-          <w:p>
-            <w:pPr>
-              <w:spacing w:before="0" w:after="60"/>
-            </w:pPr>
-            <w:r>
-              <w:rPr>
-                <w:rFonts w:ascii="Arial" w:hAnsi="Arial"/>
-                <w:sz w:val="20"/>
-              </w:rPr>
-              <w:t xml:space="default">Unassisted rule-break cells show No./total (%; 95% CI); CI bounds are percentages. Domain rules use evaluable ratings (ARBITER 510; Unassisted 509); one Unassisted cell is unevaluable. Evidence denominators count active answers or distinct evidence records as indicated; verifier denominator is 102 bundles. ARBITER has no recorded domain overrides; one Overall escalation is permitted. Evidence checks establish quotation occurrence and structural binding, without assessing answer support. Runtime and API list-price equivalents use 102 paired trials; source summaries are median (IQR), contrasts are paired mean differences. Cost is a frozen-rate equivalent, not expenditure. — means not applicable; Not available means not measured. CI, 95% confidence interval; 10,000 percentile bootstrap replicates, trials resampled within meta-analysis; seed 20261018.</w:t>
+            </w:pPr>
+            <w:r>
+              <w:rPr>
+                <w:rFonts w:ascii="Arial" w:hAnsi="Arial"/>
+                <w:sz w:val="20"/>
+              </w:rPr>
+              <w:t xml:space="default">Unassisted rule-break cells show No./total (%; 95% CI); CI bounds are percentages. Domain rules use evaluable ratings (ARBITER 510; Unassisted 509); one Unassisted cell is unevaluable. ARBITER has no recorded domain overrides; one Overall escalation is permitted. Runtime and API list-price equivalents use 102 paired trials; source summaries are median (IQR), contrasts are paired mean differences. Cost is a frozen-rate equivalent, not expenditure. — means not applicable; Not available means not measured. CI, 95% confidence interval; 10,000 percentile bootstrap replicates, trials resampled within meta-analysis; seed 20261018.</w:t>
             </w:r>
           </w:p>
         </w:tc>
